--- a/backend/templates/contract_services.docx
+++ b/backend/templates/contract_services.docx
@@ -928,12 +928,20 @@
           <w:szCs w:val="24"/>
         </w:rPr>
       </w:pPr>
-      <w:r>
-        <w:rPr>
-          <w:sz w:val="24"/>
-          <w:szCs w:val="24"/>
-        </w:rPr>
-        <w:t xml:space="preserve">Точное время и место оказания Услуг определяются в соответствии с условиями, установленными в Техническом задании (Приложение № 1 к настоящему Договору).</w:t>
+      <w:commentRangeStart w:id="28"/>
+      <w:r>
+        <w:rPr>
+          <w:sz w:val="24"/>
+          <w:szCs w:val="24"/>
+        </w:rPr>
+        <w:t xml:space="preserve">Место оказания Услуг: {{ delivery_location }}. Точное время и место оказания Услуг определяются в соответствии с условиями, установленными в Техническом задании (Приложение № 1 к настоящему Договору).</w:t>
+      </w:r>
+      <w:commentRangeEnd w:id="28"/>
+      <w:r>
+        <w:rPr>
+          <w:rStyle w:val="CommentReference"/>
+        </w:rPr>
+        <w:commentReference w:id="28"/>
       </w:r>
     </w:p>
     <w:p>
@@ -971,15 +979,30 @@
           <w:szCs w:val="24"/>
         </w:rPr>
       </w:pPr>
-      <w:commentRangeStart w:id="28"/>
       <w:commentRangeStart w:id="29"/>
       <w:commentRangeStart w:id="30"/>
-      <w:r>
-        <w:rPr>
-          <w:sz w:val="24"/>
-          <w:szCs w:val="24"/>
-        </w:rPr>
-        <w:t xml:space="preserve">1.3. Настоящий Договор заключен в рамках реализации ВСКС Соглашения, заключенного с {{ subsidy_ministry_name }} № {{ subsidy_agreement_number }} от {{ subsidy_agreement_date }} г.</w:t>
+      <w:commentRangeStart w:id="31"/>
+      <w:commentRangeStart w:id="32"/>
+      <w:r>
+        <w:rPr>
+          <w:sz w:val="24"/>
+          <w:szCs w:val="24"/>
+        </w:rPr>
+        <w:t xml:space="preserve">1.3. Настоящий Договор заключен в рамках реализации {{ customer_short_name }} Соглашения, заключенного с {{ subsidy_ministry_name or '____________________' }} № {{ subsidy_agreement_number }} от {{ subsidy_agreement_date }} г.</w:t>
+      </w:r>
+      <w:commentRangeEnd w:id="32"/>
+      <w:r>
+        <w:rPr>
+          <w:rStyle w:val="CommentReference"/>
+        </w:rPr>
+        <w:commentReference w:id="32"/>
+      </w:r>
+      <w:commentRangeEnd w:id="31"/>
+      <w:r>
+        <w:rPr>
+          <w:rStyle w:val="CommentReference"/>
+        </w:rPr>
+        <w:commentReference w:id="31"/>
       </w:r>
       <w:commentRangeEnd w:id="30"/>
       <w:r>
@@ -994,13 +1017,6 @@
           <w:rStyle w:val="CommentReference"/>
         </w:rPr>
         <w:commentReference w:id="29"/>
-      </w:r>
-      <w:commentRangeEnd w:id="28"/>
-      <w:r>
-        <w:rPr>
-          <w:rStyle w:val="CommentReference"/>
-        </w:rPr>
-        <w:commentReference w:id="28"/>
       </w:r>
       <w:r>
         <w:rPr>
@@ -1061,9 +1077,9 @@
         </w:rPr>
         <w:t xml:space="preserve">1.4. </w:t>
       </w:r>
-      <w:commentRangeStart w:id="31"/>
-      <w:commentRangeStart w:id="32"/>
       <w:commentRangeStart w:id="33"/>
+      <w:commentRangeStart w:id="34"/>
+      <w:commentRangeStart w:id="35"/>
       <w:r>
         <w:rPr>
           <w:i/>
@@ -1075,26 +1091,26 @@
         <w:t xml:space="preserve">Услуги по настоящему Договору оказываются Исполнителем своими силами 
 и средствами {%- if third_party_involved %}или с привлечением третьих лиц{%- else %}без привлечения третьих лиц{%- endif %}.</w:t>
       </w:r>
+      <w:commentRangeEnd w:id="35"/>
+      <w:r>
+        <w:rPr>
+          <w:rStyle w:val="CommentReference"/>
+        </w:rPr>
+        <w:commentReference w:id="35"/>
+      </w:r>
+      <w:commentRangeEnd w:id="34"/>
+      <w:r>
+        <w:rPr>
+          <w:rStyle w:val="CommentReference"/>
+        </w:rPr>
+        <w:commentReference w:id="34"/>
+      </w:r>
       <w:commentRangeEnd w:id="33"/>
       <w:r>
         <w:rPr>
           <w:rStyle w:val="CommentReference"/>
         </w:rPr>
         <w:commentReference w:id="33"/>
-      </w:r>
-      <w:commentRangeEnd w:id="32"/>
-      <w:r>
-        <w:rPr>
-          <w:rStyle w:val="CommentReference"/>
-        </w:rPr>
-        <w:commentReference w:id="32"/>
-      </w:r>
-      <w:commentRangeEnd w:id="31"/>
-      <w:r>
-        <w:rPr>
-          <w:rStyle w:val="CommentReference"/>
-        </w:rPr>
-        <w:commentReference w:id="31"/>
       </w:r>
       <w:r>
         <w:rPr>
@@ -1129,16 +1145,16 @@
           <w:szCs w:val="24"/>
         </w:rPr>
       </w:pPr>
-      <w:commentRangeStart w:id="34"/>
+      <w:commentRangeStart w:id="36"/>
       <w:r>
         <w:t>{%p if third_party_involved %}</w:t>
       </w:r>
-      <w:commentRangeEnd w:id="34"/>
-      <w:r>
-        <w:rPr>
-          <w:rStyle w:val="CommentReference"/>
-        </w:rPr>
-        <w:commentReference w:id="34"/>
+      <w:commentRangeEnd w:id="36"/>
+      <w:r>
+        <w:rPr>
+          <w:rStyle w:val="CommentReference"/>
+        </w:rPr>
+        <w:commentReference w:id="36"/>
       </w:r>
     </w:p>
     <w:p>
@@ -1236,16 +1252,16 @@
           <w:szCs w:val="24"/>
         </w:rPr>
       </w:pPr>
-      <w:commentRangeStart w:id="35"/>
+      <w:commentRangeStart w:id="37"/>
       <w:r>
         <w:t>{%p endif %}</w:t>
       </w:r>
-      <w:commentRangeEnd w:id="35"/>
-      <w:r>
-        <w:rPr>
-          <w:rStyle w:val="CommentReference"/>
-        </w:rPr>
-        <w:commentReference w:id="35"/>
+      <w:commentRangeEnd w:id="37"/>
+      <w:r>
+        <w:rPr>
+          <w:rStyle w:val="CommentReference"/>
+        </w:rPr>
+        <w:commentReference w:id="37"/>
       </w:r>
     </w:p>
     <w:p>
@@ -2865,8 +2881,6 @@
         </w:rPr>
         <w:br/>
       </w:r>
-      <w:commentRangeStart w:id="36"/>
-      <w:commentRangeStart w:id="37"/>
       <w:commentRangeStart w:id="38"/>
       <w:commentRangeStart w:id="39"/>
       <w:commentRangeStart w:id="40"/>
@@ -2874,6 +2888,8 @@
       <w:commentRangeStart w:id="42"/>
       <w:commentRangeStart w:id="43"/>
       <w:commentRangeStart w:id="44"/>
+      <w:commentRangeStart w:id="45"/>
+      <w:commentRangeStart w:id="46"/>
       <w:r>
         <w:rPr>
           <w:sz w:val="24"/>
@@ -2881,6 +2897,20 @@
         </w:rPr>
         <w:t xml:space="preserve">с оказанием Услуг по настоящему Договору (в т.ч. выполнение всех сопутствующих работ и всех сопутствующих услуг, оказываемых в соответствии с Техническим заданием (Приложение №1)), налоги, сборы и другие обязательные платежи и составляет {{ contract_price_num }} ({{ contract_price_words }}) рублей 00 копеек, {%- if vat_applicable %} в том числе НДС {{ vat_rate }}% - {{ vat_amount_num }} ({{ vat_amount_words }}) рублей 00 копеек{%- else %} НДС не облагается на основании {{ vat_exemption_article }}{%- endif %}.</w:t>
       </w:r>
+      <w:commentRangeEnd w:id="46"/>
+      <w:r>
+        <w:rPr>
+          <w:rStyle w:val="CommentReference"/>
+        </w:rPr>
+        <w:commentReference w:id="46"/>
+      </w:r>
+      <w:commentRangeEnd w:id="45"/>
+      <w:r>
+        <w:rPr>
+          <w:rStyle w:val="CommentReference"/>
+        </w:rPr>
+        <w:commentReference w:id="45"/>
+      </w:r>
       <w:commentRangeEnd w:id="44"/>
       <w:r>
         <w:rPr>
@@ -2929,20 +2959,6 @@
           <w:rStyle w:val="CommentReference"/>
         </w:rPr>
         <w:commentReference w:id="38"/>
-      </w:r>
-      <w:commentRangeEnd w:id="37"/>
-      <w:r>
-        <w:rPr>
-          <w:rStyle w:val="CommentReference"/>
-        </w:rPr>
-        <w:commentReference w:id="37"/>
-      </w:r>
-      <w:commentRangeEnd w:id="36"/>
-      <w:r>
-        <w:rPr>
-          <w:rStyle w:val="CommentReference"/>
-        </w:rPr>
-        <w:commentReference w:id="36"/>
       </w:r>
       <w:r>
         <w:rPr>
@@ -3009,16 +3025,16 @@
           <w:szCs w:val="24"/>
         </w:rPr>
       </w:pPr>
-      <w:commentRangeStart w:id="45"/>
+      <w:commentRangeStart w:id="47"/>
       <w:r>
         <w:t>{%p if not vat_applicable %}</w:t>
       </w:r>
-      <w:commentRangeEnd w:id="45"/>
-      <w:r>
-        <w:rPr>
-          <w:rStyle w:val="CommentReference"/>
-        </w:rPr>
-        <w:commentReference w:id="45"/>
+      <w:commentRangeEnd w:id="47"/>
+      <w:r>
+        <w:rPr>
+          <w:rStyle w:val="CommentReference"/>
+        </w:rPr>
+        <w:commentReference w:id="47"/>
       </w:r>
     </w:p>
     <w:p>
@@ -3056,16 +3072,16 @@
           <w:szCs w:val="24"/>
         </w:rPr>
       </w:pPr>
-      <w:commentRangeStart w:id="46"/>
+      <w:commentRangeStart w:id="48"/>
       <w:r>
         <w:t>{%p endif %}</w:t>
       </w:r>
-      <w:commentRangeEnd w:id="46"/>
-      <w:r>
-        <w:rPr>
-          <w:rStyle w:val="CommentReference"/>
-        </w:rPr>
-        <w:commentReference w:id="46"/>
+      <w:commentRangeEnd w:id="48"/>
+      <w:r>
+        <w:rPr>
+          <w:rStyle w:val="CommentReference"/>
+        </w:rPr>
+        <w:commentReference w:id="48"/>
       </w:r>
     </w:p>
     <w:p>
@@ -3091,16 +3107,16 @@
           <w:szCs w:val="24"/>
         </w:rPr>
       </w:pPr>
-      <w:commentRangeStart w:id="47"/>
+      <w:commentRangeStart w:id="49"/>
       <w:r>
         <w:t>{%p if vat_applicable %}</w:t>
       </w:r>
-      <w:commentRangeEnd w:id="47"/>
-      <w:r>
-        <w:rPr>
-          <w:rStyle w:val="CommentReference"/>
-        </w:rPr>
-        <w:commentReference w:id="47"/>
+      <w:commentRangeEnd w:id="49"/>
+      <w:r>
+        <w:rPr>
+          <w:rStyle w:val="CommentReference"/>
+        </w:rPr>
+        <w:commentReference w:id="49"/>
       </w:r>
     </w:p>
     <w:p>
@@ -3138,16 +3154,16 @@
           <w:szCs w:val="24"/>
         </w:rPr>
       </w:pPr>
-      <w:commentRangeStart w:id="48"/>
+      <w:commentRangeStart w:id="50"/>
       <w:r>
         <w:t>{%p endif %}</w:t>
       </w:r>
-      <w:commentRangeEnd w:id="48"/>
-      <w:r>
-        <w:rPr>
-          <w:rStyle w:val="CommentReference"/>
-        </w:rPr>
-        <w:commentReference w:id="48"/>
+      <w:commentRangeEnd w:id="50"/>
+      <w:r>
+        <w:rPr>
+          <w:rStyle w:val="CommentReference"/>
+        </w:rPr>
+        <w:commentReference w:id="50"/>
       </w:r>
     </w:p>
     <w:p>
@@ -3175,179 +3191,9 @@
           <w:szCs w:val="24"/>
         </w:rPr>
       </w:pPr>
-      <w:r>
-        <w:rPr>
-          <w:sz w:val="24"/>
-          <w:szCs w:val="24"/>
-        </w:rPr>
-        <w:tab/>
-        <w:t xml:space="preserve">4.2. Расчеты </w:t>
-      </w:r>
-      <w:r>
-        <w:rPr>
-          <w:sz w:val="24"/>
-          <w:szCs w:val="24"/>
-        </w:rPr>
-        <w:t xml:space="preserve">осуществляются без авансирования в безналичной форме путем перечисления денежных средств на расчетный счет Исполнителя за фактически оказанные Услуги течение </w:t>
-      </w:r>
-      <w:r>
-        <w:rPr>
-          <w:i/>
-          <w:iCs/>
-          <w:sz w:val="24"/>
-          <w:szCs w:val="24"/>
-          <w:highlight w:val="yellow"/>
-        </w:rPr>
-        <w:t xml:space="preserve">15 (пятнадцати) рабочих дней</w:t>
-      </w:r>
-      <w:r>
-        <w:rPr>
-          <w:sz w:val="24"/>
-          <w:szCs w:val="24"/>
-        </w:rPr>
-        <w:t xml:space="preserve"> с даты подписания Заказчиком Акта </w:t>
-      </w:r>
-      <w:r>
-        <w:rPr>
-          <w:sz w:val="24"/>
-          <w:szCs w:val="24"/>
-        </w:rPr>
-        <w:br/>
-      </w:r>
-      <w:r>
-        <w:rPr>
-          <w:sz w:val="24"/>
-          <w:szCs w:val="24"/>
-        </w:rPr>
-        <w:t xml:space="preserve">или УПД, на основании предоставленных Исполнителем счета и счета-фактуры </w:t>
-      </w:r>
-      <w:r>
-        <w:rPr>
-          <w:sz w:val="24"/>
-          <w:szCs w:val="24"/>
-        </w:rPr>
-        <w:br/>
-      </w:r>
-      <w:r>
-        <w:rPr>
-          <w:sz w:val="24"/>
-          <w:szCs w:val="24"/>
-        </w:rPr>
-        <w:t xml:space="preserve">(если применимо). Платеж считается осуществленным с момента списания денежных средств со счета Заказчика.</w:t>
-      </w:r>
-    </w:p>
-    <w:p>
-      <w:pPr>
-        <w:spacing w:after="0"/>
-        <w:jc w:val="both"/>
-        <w:rPr>
-          <w:sz w:val="24"/>
-          <w:szCs w:val="24"/>
-        </w:rPr>
-      </w:pPr>
-      <w:r>
-        <w:rPr>
-          <w:sz w:val="24"/>
-          <w:szCs w:val="24"/>
-        </w:rPr>
-        <w:tab/>
-        <w:t>4.3. Цена, указанная в п. 4.1. Договора является твердой и изменению не подлежит.</w:t>
-      </w:r>
-    </w:p>
-    <w:p>
-      <w:pPr>
-        <w:spacing w:after="0"/>
-        <w:jc w:val="both"/>
-        <w:rPr>
-          <w:sz w:val="24"/>
-          <w:szCs w:val="24"/>
-        </w:rPr>
-      </w:pPr>
-      <w:r>
-        <w:rPr>
-          <w:sz w:val="24"/>
-          <w:szCs w:val="24"/>
-        </w:rPr>
-        <w:tab/>
-        <w:t xml:space="preserve">4.4. В </w:t>
-      </w:r>
-      <w:r>
-        <w:rPr>
-          <w:sz w:val="24"/>
-          <w:szCs w:val="24"/>
-        </w:rPr>
-        <w:t xml:space="preserve">случае неисполнения или ненадлежащего выполнения Исполнителем своих обязательств, предусмотренных Договором, Заказчик вправе произвести оплату </w:t>
-      </w:r>
-      <w:r>
-        <w:rPr>
-          <w:sz w:val="24"/>
-          <w:szCs w:val="24"/>
-        </w:rPr>
-        <w:br/>
-      </w:r>
-      <w:r>
-        <w:rPr>
-          <w:sz w:val="24"/>
-          <w:szCs w:val="24"/>
-        </w:rPr>
-        <w:t>по Договору за вычетом соответствующего размера неустойки (штрафа, пени).</w:t>
-      </w:r>
-    </w:p>
-    <w:p>
-      <w:pPr>
-        <w:spacing w:after="0"/>
-        <w:jc w:val="both"/>
-        <w:rPr>
-          <w:i/>
-          <w:iCs/>
-          <w:sz w:val="24"/>
-          <w:szCs w:val="24"/>
-        </w:rPr>
-      </w:pPr>
-      <w:r>
-        <w:rPr>
-          <w:sz w:val="24"/>
-          <w:szCs w:val="24"/>
-        </w:rPr>
-        <w:tab/>
-        <w:t xml:space="preserve">4.5. </w:t>
-      </w:r>
-      <w:r>
-        <w:rPr>
-          <w:sz w:val="24"/>
-          <w:szCs w:val="24"/>
-        </w:rPr>
-        <w:t xml:space="preserve">Финансирование </w:t>
-      </w:r>
-      <w:r>
-        <w:rPr>
-          <w:rFonts w:eastAsia="Times New Roman" w:cs="Times New Roman"/>
-          <w:color w:val="000000"/>
-          <w:sz w:val="24"/>
-          <w:szCs w:val="24"/>
-        </w:rPr>
-        <w:t xml:space="preserve">договора осуществляется в рамках соглашения </w:t>
-      </w:r>
-      <w:r>
-        <w:rPr>
-          <w:rFonts w:eastAsia="Times New Roman" w:cs="Times New Roman"/>
-          <w:color w:val="000000"/>
-          <w:sz w:val="24"/>
-          <w:szCs w:val="24"/>
-        </w:rPr>
-        <w:br/>
-      </w:r>
-      <w:commentRangeStart w:id="49"/>
-      <w:commentRangeStart w:id="50"/>
       <w:commentRangeStart w:id="51"/>
       <w:r>
-        <w:rPr>
-          <w:rFonts w:eastAsia="Times New Roman" w:cs="Times New Roman"/>
-          <w:color w:val="000000"/>
-          <w:sz w:val="24"/>
-          <w:szCs w:val="24"/>
-        </w:rPr>
-        <w:t xml:space="preserve">о предоставлении субсидии, заключенного между ВСКС и {{ subsidy_ministry_name }} № {{ subsidy_agreement_number }} от {{ subsidy_agreement_date }} г.</w:t>
+        <w:t>{%p if is_prepayment %}</w:t>
       </w:r>
       <w:commentRangeEnd w:id="51"/>
       <w:r>
@@ -3356,1333 +3202,72 @@
         </w:rPr>
         <w:commentReference w:id="51"/>
       </w:r>
-      <w:commentRangeEnd w:id="50"/>
-      <w:r>
-        <w:rPr>
-          <w:rStyle w:val="CommentReference"/>
-        </w:rPr>
-        <w:commentReference w:id="50"/>
-      </w:r>
-      <w:commentRangeEnd w:id="49"/>
-      <w:r>
-        <w:rPr>
-          <w:rStyle w:val="CommentReference"/>
-        </w:rPr>
-        <w:commentReference w:id="49"/>
-      </w:r>
-      <w:r>
-        <w:rPr>
-          <w:rFonts w:eastAsia="Times New Roman" w:cs="Times New Roman"/>
-          <w:color w:val="000000"/>
-          <w:sz w:val="24"/>
-          <w:szCs w:val="24"/>
-        </w:rPr>
-        <w:br/>
-      </w:r>
-      <w:r>
-        <w:rPr>
-          <w:rFonts w:eastAsia="Times New Roman" w:cs="Times New Roman"/>
-          <w:color w:val="000000"/>
-          <w:sz w:val="24"/>
-          <w:szCs w:val="24"/>
-        </w:rPr>
-        <w:t xml:space="preserve"> В связи </w:t>
-      </w:r>
-      <w:r>
-        <w:rPr>
-          <w:rFonts w:eastAsia="Times New Roman" w:cs="Times New Roman"/>
-          <w:color w:val="000000"/>
-          <w:sz w:val="24"/>
-          <w:szCs w:val="24"/>
-        </w:rPr>
-        <w:br/>
-      </w:r>
+    </w:p>
+    <w:p>
+      <w:pPr>
+        <w:spacing w:after="0"/>
+        <w:jc w:val="both"/>
+        <w:rPr>
+          <w:sz w:val="24"/>
+          <w:szCs w:val="24"/>
+        </w:rPr>
+      </w:pPr>
       <w:commentRangeStart w:id="52"/>
-      <w:r>
-        <w:rPr>
-          <w:rFonts w:eastAsia="Times New Roman" w:cs="Times New Roman"/>
-          <w:color w:val="000000"/>
-          <w:sz w:val="24"/>
-          <w:szCs w:val="24"/>
-        </w:rPr>
-        <w:t xml:space="preserve">с оплатой стоимости настоящего договора за счет средств федеральной субсидии, подрядчик (Исполнитель) дает свое согласие на осуществление главным распорядителем бюджетных средств, предоставившим субсидию ({{ subsidy_ministry_name }}), и органами государственного (муниципального) финансового контроля проверок (в т.ч. в соответствии со статьями 268.1 и 269.2 Бюджетного кодекса Российской Федерации) соблюдения Заказчиком условий, целей </w:t>
-      </w:r>
-      <w:commentRangeEnd w:id="52"/>
-      <w:r>
-        <w:rPr>
-          <w:rStyle w:val="CommentReference"/>
-        </w:rPr>
-        <w:commentReference w:id="52"/>
-      </w:r>
-      <w:r>
-        <w:rPr>
-          <w:rFonts w:eastAsia="Times New Roman" w:cs="Times New Roman"/>
-          <w:color w:val="000000"/>
-          <w:sz w:val="24"/>
-          <w:szCs w:val="24"/>
-        </w:rPr>
-        <w:br/>
-      </w:r>
-      <w:r>
-        <w:rPr>
-          <w:rFonts w:eastAsia="Times New Roman" w:cs="Times New Roman"/>
-          <w:color w:val="000000"/>
-          <w:sz w:val="24"/>
-          <w:szCs w:val="24"/>
-        </w:rPr>
-        <w:t>и порядка предоставления субсидии</w:t>
-      </w:r>
-      <w:r>
-        <w:rPr>
-          <w:sz w:val="24"/>
-          <w:szCs w:val="24"/>
-        </w:rPr>
-        <w:t>.</w:t>
-      </w:r>
-    </w:p>
-    <w:p>
-      <w:pPr>
-        <w:spacing w:after="0"/>
-        <w:jc w:val="both"/>
-        <w:rPr>
-          <w:sz w:val="24"/>
-          <w:szCs w:val="24"/>
-        </w:rPr>
-      </w:pPr>
-      <w:r>
-        <w:rPr>
-          <w:i/>
-          <w:iCs/>
-          <w:sz w:val="24"/>
-          <w:szCs w:val="24"/>
-        </w:rPr>
-        <w:tab/>
-      </w:r>
-      <w:r>
-        <w:rPr>
-          <w:sz w:val="24"/>
-          <w:szCs w:val="24"/>
-        </w:rPr>
-        <w:t xml:space="preserve">4.5.1. В связи с финансированием Договора за счет средств субсидии, установленной п. 4.5. Договора, Подрядчик (Исполнитель) обязуется вести раздельный учет расходов, </w:t>
-      </w:r>
-      <w:r>
-        <w:rPr>
-          <w:sz w:val="24"/>
-          <w:szCs w:val="24"/>
-        </w:rPr>
-        <w:br/>
-      </w:r>
-      <w:r>
-        <w:rPr>
-          <w:sz w:val="24"/>
-          <w:szCs w:val="24"/>
-        </w:rPr>
-        <w:t xml:space="preserve">а также предоставлять по требованию Заказчика и органов финансового контроля </w:t>
-      </w:r>
-      <w:r>
-        <w:rPr>
-          <w:sz w:val="24"/>
-          <w:szCs w:val="24"/>
-        </w:rPr>
-        <w:br/>
-      </w:r>
-      <w:r>
-        <w:rPr>
-          <w:sz w:val="24"/>
-          <w:szCs w:val="24"/>
-        </w:rPr>
-        <w:t xml:space="preserve">(в т.ч. указанных в п. 4.5. Договора) первичные документы, подтверждающие фактически понесенные затраты. Обязательства, установленные настоящим пунктом, распространяются также на субподрядчиков (привлеченных Подрядчиком Исполнителем)), вплоть до последнего уровня.</w:t>
-      </w:r>
-    </w:p>
-    <w:p>
-      <w:pPr>
-        <w:spacing w:after="0"/>
-        <w:jc w:val="both"/>
-        <w:rPr>
-          <w:sz w:val="24"/>
-          <w:szCs w:val="24"/>
-        </w:rPr>
-      </w:pPr>
-      <w:r>
-        <w:rPr>
-          <w:sz w:val="24"/>
-          <w:szCs w:val="24"/>
-        </w:rPr>
-        <w:tab/>
-      </w:r>
       <w:commentRangeStart w:id="53"/>
-      <w:r>
-        <w:rPr>
-          <w:sz w:val="24"/>
-          <w:szCs w:val="24"/>
-        </w:rPr>
-        <w:t xml:space="preserve">4.6. В случае уменьшения {{ subsidy_ministry_name }} как получателю</w:t>
-      </w:r>
-      <w:commentRangeEnd w:id="53"/>
-      <w:r>
-        <w:rPr>
-          <w:rStyle w:val="CommentReference"/>
-        </w:rPr>
-        <w:commentReference w:id="53"/>
-      </w:r>
-      <w:r>
-        <w:rPr>
-          <w:rFonts w:eastAsia="Times New Roman" w:cs="Times New Roman"/>
-          <w:color w:val="000000"/>
-          <w:sz w:val="24"/>
-          <w:szCs w:val="24"/>
-        </w:rPr>
-        <w:t xml:space="preserve"/>
-      </w:r>
-      <w:r>
-        <w:rPr>
-          <w:rFonts w:eastAsia="Times New Roman" w:cs="Times New Roman"/>
-          <w:color w:val="000000"/>
-          <w:sz w:val="24"/>
-          <w:szCs w:val="24"/>
-        </w:rPr>
-        <w:br/>
-      </w:r>
-      <w:r>
-        <w:rPr>
-          <w:rFonts w:eastAsia="Times New Roman" w:cs="Times New Roman"/>
-          <w:color w:val="000000"/>
-          <w:sz w:val="24"/>
-          <w:szCs w:val="24"/>
-        </w:rPr>
-        <w:t xml:space="preserve"/>
-      </w:r>
-      <w:r>
-        <w:rPr>
-          <w:sz w:val="24"/>
-          <w:szCs w:val="24"/>
-        </w:rPr>
-        <w:t xml:space="preserve"> средств федерального бюджета ранее доведенных лимитов бюджетных обязательств, приводящего к невозможности предоставления Субсидии для ВСКС в размере, определенным соглашением, указанным в п. 4.5. настоящего Договора, Стороны проводят переговоры по согласованию новых условий настоящего Договора и заключают соответствующее дополнительное соглашение </w:t>
-      </w:r>
-      <w:r>
-        <w:rPr>
-          <w:sz w:val="24"/>
-          <w:szCs w:val="24"/>
-        </w:rPr>
-        <w:br/>
-      </w:r>
-      <w:r>
-        <w:rPr>
-          <w:sz w:val="24"/>
-          <w:szCs w:val="24"/>
-        </w:rPr>
-        <w:t>к настоящему Договору, а в случае недостижения Сторонами настоящего Договора таких новых условий, расторгают настоящий Договор.</w:t>
-      </w:r>
-    </w:p>
-    <w:p>
-      <w:pPr>
-        <w:spacing w:after="0"/>
-        <w:jc w:val="center"/>
-        <w:rPr>
-          <w:b/>
-          <w:bCs/>
-          <w:sz w:val="24"/>
-          <w:szCs w:val="24"/>
-        </w:rPr>
-      </w:pPr>
-      <w:r>
-        <w:rPr>
-          <w:b/>
-          <w:bCs/>
-          <w:sz w:val="24"/>
-          <w:szCs w:val="24"/>
-        </w:rPr>
-        <w:t>5. Ответственность Сторон</w:t>
-      </w:r>
-    </w:p>
-    <w:p>
-      <w:pPr>
-        <w:spacing w:after="0"/>
-        <w:ind w:firstLine="708"/>
-        <w:jc w:val="both"/>
-        <w:rPr>
-          <w:sz w:val="24"/>
-          <w:szCs w:val="24"/>
-        </w:rPr>
-      </w:pPr>
-      <w:r>
-        <w:rPr>
-          <w:sz w:val="24"/>
-          <w:szCs w:val="24"/>
-        </w:rPr>
-        <w:t xml:space="preserve">5.1. За невыполнение или ненадлежащее выполнение обязательств, предусмотренных настоящим Договором, Стороны несут ответственность в соответствии </w:t>
-      </w:r>
-      <w:r>
-        <w:rPr>
-          <w:sz w:val="24"/>
-          <w:szCs w:val="24"/>
-        </w:rPr>
-        <w:br/>
-      </w:r>
-      <w:r>
-        <w:rPr>
-          <w:sz w:val="24"/>
-          <w:szCs w:val="24"/>
-        </w:rPr>
-        <w:t xml:space="preserve">с действующим законодательством и Договором.</w:t>
-      </w:r>
-    </w:p>
-    <w:p>
-      <w:pPr>
-        <w:spacing w:after="0"/>
-        <w:ind w:firstLine="708"/>
-        <w:jc w:val="both"/>
-        <w:rPr>
-          <w:sz w:val="24"/>
-          <w:szCs w:val="24"/>
-        </w:rPr>
-      </w:pPr>
-      <w:r>
-        <w:rPr>
-          <w:sz w:val="24"/>
-          <w:szCs w:val="24"/>
-        </w:rPr>
-        <w:t xml:space="preserve">5.2. В случае просрочки исполнения Заказчиком обязательств по оплате оказанных и принятых Услуг, предусмотренных Договором, Исполнитель вправе потребовать уплаты пени. Пеня начисляется за каждый день просрочки платежа, начиная со дня, следующего после дня истечения срока оплаты, в размере одной трехсотой ключевой ставки Центрального банка Российской Федерации, действующей на дату уплаты пеней, </w:t>
-      </w:r>
-      <w:r>
-        <w:rPr>
-          <w:sz w:val="24"/>
-          <w:szCs w:val="24"/>
-        </w:rPr>
-        <w:br/>
-      </w:r>
-      <w:r>
-        <w:rPr>
-          <w:sz w:val="24"/>
-          <w:szCs w:val="24"/>
-        </w:rPr>
-        <w:t xml:space="preserve">от невыплаченной в срок суммы, но не более 1% от невыплаченной в срок суммы. Заказчик освобождается от уплаты неустойки, если докажет, что просрочка исполнения указанного </w:t>
-      </w:r>
-      <w:r>
-        <w:rPr>
-          <w:sz w:val="24"/>
-          <w:szCs w:val="24"/>
-        </w:rPr>
-        <w:lastRenderedPageBreak/>
-        <w:t xml:space="preserve">обязательства произошла </w:t>
-      </w:r>
-      <w:r>
-        <w:rPr>
-          <w:sz w:val="24"/>
-          <w:szCs w:val="24"/>
-        </w:rPr>
-        <w:t xml:space="preserve">не по вине Заказчика, вследствие непреодолимой силы </w:t>
-      </w:r>
-      <w:r>
-        <w:rPr>
-          <w:sz w:val="24"/>
-          <w:szCs w:val="24"/>
-        </w:rPr>
-        <w:br/>
-      </w:r>
-      <w:r>
-        <w:rPr>
-          <w:sz w:val="24"/>
-          <w:szCs w:val="24"/>
-        </w:rPr>
-        <w:t xml:space="preserve">или по вине Исполнителя.</w:t>
-      </w:r>
-    </w:p>
-    <w:p>
-      <w:pPr>
-        <w:spacing w:after="0"/>
-        <w:ind w:firstLine="708"/>
-        <w:jc w:val="both"/>
-        <w:rPr>
-          <w:sz w:val="24"/>
-          <w:szCs w:val="24"/>
-        </w:rPr>
-      </w:pPr>
-      <w:r>
-        <w:rPr>
-          <w:sz w:val="24"/>
-          <w:szCs w:val="24"/>
-        </w:rPr>
-        <w:t xml:space="preserve">5.3. В случае просрочки Исполнителем исполнения своих обязательств </w:t>
-      </w:r>
-      <w:r>
-        <w:rPr>
-          <w:sz w:val="24"/>
-          <w:szCs w:val="24"/>
-        </w:rPr>
-        <w:br/>
-      </w:r>
-      <w:r>
-        <w:rPr>
-          <w:sz w:val="24"/>
-          <w:szCs w:val="24"/>
-        </w:rPr>
-        <w:t xml:space="preserve">по настоящему Договору, Заказчик вправе потребовать от Исполнителя выплаты пени.</w:t>
-      </w:r>
-    </w:p>
-    <w:p>
-      <w:pPr>
-        <w:spacing w:after="0"/>
-        <w:ind w:firstLine="708"/>
-        <w:jc w:val="both"/>
-        <w:rPr>
-          <w:sz w:val="24"/>
-          <w:szCs w:val="24"/>
-        </w:rPr>
-      </w:pPr>
-      <w:r>
-        <w:rPr>
-          <w:sz w:val="24"/>
-          <w:szCs w:val="24"/>
-        </w:rPr>
-        <w:t xml:space="preserve">Пеня начисляется за каждый день просрочки исполнения обязательства, начиная </w:t>
-      </w:r>
-      <w:r>
-        <w:rPr>
-          <w:sz w:val="24"/>
-          <w:szCs w:val="24"/>
-        </w:rPr>
-        <w:br/>
-      </w:r>
-      <w:r>
-        <w:rPr>
-          <w:sz w:val="24"/>
-          <w:szCs w:val="24"/>
-        </w:rPr>
-        <w:t xml:space="preserve">со дня, следующего после дня истечения срока исполнения, в размере одной трехсотой ключевой ставки Центрального банка Российской Федерации, действующей на дату уплаты пеней, от Цены Договора. Исполнитель освобождается от уплаты неустойки, если докажет, что просрочка исполнения указанного обязательства произошла вследствие непреодолимой силы или по вине Заказчика.</w:t>
-      </w:r>
-    </w:p>
-    <w:p>
-      <w:pPr>
-        <w:spacing w:after="0"/>
-        <w:ind w:firstLine="708"/>
-        <w:jc w:val="both"/>
-        <w:rPr>
-          <w:sz w:val="24"/>
-          <w:szCs w:val="24"/>
-        </w:rPr>
-      </w:pPr>
-      <w:r>
-        <w:rPr>
-          <w:sz w:val="24"/>
-          <w:szCs w:val="24"/>
-        </w:rPr>
-        <w:t xml:space="preserve">5.4. В случае оказания Исполнителем Услуг ненадлежащего качества </w:t>
-      </w:r>
-      <w:r>
-        <w:rPr>
-          <w:sz w:val="24"/>
-          <w:szCs w:val="24"/>
-        </w:rPr>
-        <w:br/>
-      </w:r>
-      <w:r>
-        <w:rPr>
-          <w:sz w:val="24"/>
-          <w:szCs w:val="24"/>
-        </w:rPr>
-        <w:t>или неисполнения иных обязанностей, предусмотренных настоящим Договором, Заказчик имеет право по своему усмотрению потребовать:</w:t>
-      </w:r>
-    </w:p>
-    <w:p>
-      <w:pPr>
-        <w:spacing w:after="0"/>
-        <w:ind w:firstLine="708"/>
-        <w:jc w:val="both"/>
-        <w:rPr>
-          <w:sz w:val="24"/>
-          <w:szCs w:val="24"/>
-        </w:rPr>
-      </w:pPr>
-      <w:r>
-        <w:rPr>
-          <w:sz w:val="24"/>
-          <w:szCs w:val="24"/>
-        </w:rPr>
-        <w:t xml:space="preserve">— соразмерного уменьшения, установленной за Услуги цены;</w:t>
-      </w:r>
-    </w:p>
-    <w:p>
-      <w:pPr>
-        <w:spacing w:after="0"/>
-        <w:ind w:firstLine="708"/>
-        <w:jc w:val="both"/>
-        <w:rPr>
-          <w:sz w:val="24"/>
-          <w:szCs w:val="24"/>
-        </w:rPr>
-      </w:pPr>
-      <w:r>
-        <w:rPr>
-          <w:sz w:val="24"/>
-          <w:szCs w:val="24"/>
-        </w:rPr>
-        <w:t>— безвозмездного устранения недостатков в разумный срок;</w:t>
-      </w:r>
-    </w:p>
-    <w:p>
-      <w:pPr>
-        <w:spacing w:after="0"/>
-        <w:ind w:firstLine="708"/>
-        <w:jc w:val="both"/>
-        <w:rPr>
-          <w:sz w:val="24"/>
-          <w:szCs w:val="24"/>
-        </w:rPr>
-      </w:pPr>
-      <w:r>
-        <w:rPr>
-          <w:sz w:val="24"/>
-          <w:szCs w:val="24"/>
-        </w:rPr>
-        <w:t xml:space="preserve">— возмещения своих расходов на устранение недостатков как своими силами, </w:t>
-      </w:r>
-      <w:r>
-        <w:rPr>
-          <w:sz w:val="24"/>
-          <w:szCs w:val="24"/>
-        </w:rPr>
-        <w:br/>
-      </w:r>
-      <w:r>
-        <w:rPr>
-          <w:sz w:val="24"/>
-          <w:szCs w:val="24"/>
-        </w:rPr>
-        <w:t xml:space="preserve">так и путем привлечения третьих лиц.</w:t>
-      </w:r>
-    </w:p>
-    <w:p>
-      <w:pPr>
-        <w:spacing w:after="0"/>
-        <w:ind w:firstLine="708"/>
-        <w:jc w:val="both"/>
-        <w:rPr>
-          <w:sz w:val="24"/>
-          <w:szCs w:val="24"/>
-        </w:rPr>
-      </w:pPr>
-      <w:r>
-        <w:rPr>
-          <w:sz w:val="24"/>
-          <w:szCs w:val="24"/>
-        </w:rPr>
-        <w:t xml:space="preserve">5.5. Сторона освобождается от уплаты неустойки (штрафа, пени), если докажет, </w:t>
-      </w:r>
-      <w:r>
-        <w:rPr>
-          <w:sz w:val="24"/>
-          <w:szCs w:val="24"/>
-        </w:rPr>
-        <w:br/>
-      </w:r>
-      <w:r>
-        <w:rPr>
-          <w:sz w:val="24"/>
-          <w:szCs w:val="24"/>
-        </w:rPr>
-        <w:t xml:space="preserve">что неисполнение или ненадлежащее исполнение обязательства, предусмотренного Договором, произошло вследствие непреодолимой силы или по вине другой Стороны.</w:t>
-      </w:r>
-    </w:p>
-    <w:p>
-      <w:pPr>
-        <w:spacing w:after="0"/>
-        <w:ind w:firstLine="708"/>
-        <w:jc w:val="both"/>
-        <w:rPr>
-          <w:sz w:val="24"/>
-          <w:szCs w:val="24"/>
-        </w:rPr>
-      </w:pPr>
-      <w:r>
-        <w:rPr>
-          <w:sz w:val="24"/>
-          <w:szCs w:val="24"/>
-        </w:rPr>
-        <w:t xml:space="preserve">5.6. Заказчик вправе удержать из стоимости Услуг, подлежащей выплате Исполнителю, суммы штрафов и пеней, подлежащих уплате Исполнителем в соответствии с условиями настоящего Договора.</w:t>
-      </w:r>
-    </w:p>
-    <w:p>
-      <w:pPr>
-        <w:spacing w:after="0"/>
-        <w:ind w:firstLine="708"/>
-        <w:jc w:val="both"/>
-        <w:rPr>
-          <w:sz w:val="24"/>
-          <w:szCs w:val="24"/>
-        </w:rPr>
-      </w:pPr>
-      <w:r>
-        <w:rPr>
-          <w:sz w:val="24"/>
-          <w:szCs w:val="24"/>
-        </w:rPr>
-        <w:t xml:space="preserve">5.7. В случае если в результате некачественного и/или несвоевременного оказания Исполнителем Услуг по настоящему Договору к Заказчику будут предъявлены обоснованные претензии третьими лицами, Исполнитель обязуется самостоятельно </w:t>
-      </w:r>
-      <w:r>
-        <w:rPr>
-          <w:sz w:val="24"/>
-          <w:szCs w:val="24"/>
-        </w:rPr>
-        <w:br/>
-      </w:r>
-      <w:r>
-        <w:rPr>
-          <w:sz w:val="24"/>
-          <w:szCs w:val="24"/>
-        </w:rPr>
-        <w:t xml:space="preserve">и за свой счет урегулировать данные претензии, а в случае возникновения у Заказчика </w:t>
-      </w:r>
-      <w:r>
-        <w:rPr>
-          <w:sz w:val="24"/>
-          <w:szCs w:val="24"/>
-        </w:rPr>
-        <w:br/>
-      </w:r>
-      <w:r>
-        <w:rPr>
-          <w:sz w:val="24"/>
-          <w:szCs w:val="24"/>
-        </w:rPr>
-        <w:t xml:space="preserve">в связи с предъявлением таких претензий каких-либо убытков - возместить все понесенные последним убытки в полном объеме.</w:t>
-      </w:r>
-    </w:p>
-    <w:p>
-      <w:pPr>
-        <w:spacing w:after="0"/>
-        <w:ind w:firstLine="708"/>
-        <w:jc w:val="both"/>
-        <w:rPr>
-          <w:sz w:val="24"/>
-          <w:szCs w:val="24"/>
-        </w:rPr>
-      </w:pPr>
-      <w:r>
-        <w:rPr>
-          <w:sz w:val="24"/>
-          <w:szCs w:val="24"/>
-        </w:rPr>
-        <w:t xml:space="preserve">5.8. Исполнитель несет перед Заказчиком ответственность за неисполнение </w:t>
-      </w:r>
-      <w:r>
-        <w:rPr>
-          <w:sz w:val="24"/>
-          <w:szCs w:val="24"/>
-        </w:rPr>
-        <w:br/>
-      </w:r>
-      <w:r>
-        <w:rPr>
-          <w:sz w:val="24"/>
-          <w:szCs w:val="24"/>
-        </w:rPr>
-        <w:t xml:space="preserve">или ненадлежащее исполнение обязательств по настоящему Договору, в том числе </w:t>
-      </w:r>
-      <w:r>
-        <w:rPr>
-          <w:sz w:val="24"/>
-          <w:szCs w:val="24"/>
-        </w:rPr>
-        <w:br/>
-      </w:r>
-      <w:r>
-        <w:rPr>
-          <w:sz w:val="24"/>
-          <w:szCs w:val="24"/>
-        </w:rPr>
-        <w:t xml:space="preserve">за действия третьих лиц, привлеченных Исполнителем к исполнению настоящего Договора.</w:t>
-      </w:r>
-    </w:p>
-    <w:p>
-      <w:pPr>
-        <w:spacing w:after="0"/>
-        <w:ind w:firstLine="708"/>
-        <w:jc w:val="both"/>
-        <w:rPr>
-          <w:sz w:val="24"/>
-          <w:szCs w:val="24"/>
-        </w:rPr>
-      </w:pPr>
-      <w:r>
-        <w:rPr>
-          <w:sz w:val="24"/>
-          <w:szCs w:val="24"/>
-        </w:rPr>
-        <w:t xml:space="preserve">5.9. Уплата неустойки (пени, штрафа), а также возмещение убытков не освобождает Стороны от исполнения обязательств, предусмотренных Договором.</w:t>
-      </w:r>
-    </w:p>
-    <w:p>
-      <w:pPr>
-        <w:spacing w:after="0"/>
-        <w:jc w:val="center"/>
-        <w:rPr>
-          <w:b/>
-          <w:bCs/>
-          <w:sz w:val="24"/>
-          <w:szCs w:val="24"/>
-        </w:rPr>
-      </w:pPr>
-      <w:r>
-        <w:rPr>
-          <w:b/>
-          <w:bCs/>
-          <w:sz w:val="24"/>
-          <w:szCs w:val="24"/>
-        </w:rPr>
-        <w:t>6. Гарантии и заверения</w:t>
-      </w:r>
-    </w:p>
-    <w:p>
-      <w:pPr>
-        <w:spacing w:after="0"/>
-        <w:jc w:val="both"/>
-        <w:rPr>
-          <w:sz w:val="24"/>
-          <w:szCs w:val="24"/>
-        </w:rPr>
-      </w:pPr>
-      <w:r>
-        <w:rPr>
-          <w:sz w:val="24"/>
-          <w:szCs w:val="24"/>
-        </w:rPr>
-        <w:tab/>
-        <w:t xml:space="preserve">6.1. Настоящим </w:t>
-      </w:r>
-      <w:r>
-        <w:rPr>
-          <w:sz w:val="24"/>
-          <w:szCs w:val="24"/>
-        </w:rPr>
-        <w:t xml:space="preserve">Исполнитель в порядке ст. 431.2 ГК РФ заверяет Заказчика:</w:t>
-      </w:r>
-    </w:p>
-    <w:p>
-      <w:pPr>
-        <w:spacing w:after="0"/>
-        <w:ind w:firstLine="708"/>
-        <w:jc w:val="both"/>
-        <w:rPr>
-          <w:sz w:val="24"/>
-          <w:szCs w:val="24"/>
-        </w:rPr>
-      </w:pPr>
-      <w:r>
-        <w:rPr>
-          <w:sz w:val="24"/>
-          <w:szCs w:val="24"/>
-        </w:rPr>
-        <w:t xml:space="preserve">6.1.1. При заключении и исполнении настоящего Договора не преследует цель неуплаты (неполной   уплаты) и (или) зачета (возврата) суммы налога, обязательства </w:t>
-      </w:r>
-      <w:r>
-        <w:rPr>
-          <w:sz w:val="24"/>
-          <w:szCs w:val="24"/>
-        </w:rPr>
-        <w:br/>
-      </w:r>
-      <w:r>
-        <w:rPr>
-          <w:sz w:val="24"/>
-          <w:szCs w:val="24"/>
-        </w:rPr>
-        <w:t>по настоящему Договору исполняются и будут исполняться лицом, являющимся стороной настоящего Договора и (или) лицом, которому обязательство по исполнению Договора передано в соответствии с условиями настоящего Договора или закона и гарантирует достоверность следующих обстоятельств:</w:t>
-      </w:r>
-    </w:p>
-    <w:p>
-      <w:pPr>
-        <w:spacing w:after="0"/>
-        <w:ind w:firstLine="708"/>
-        <w:jc w:val="both"/>
-        <w:rPr>
-          <w:sz w:val="24"/>
-          <w:szCs w:val="24"/>
-        </w:rPr>
-      </w:pPr>
-      <w:r>
-        <w:rPr>
-          <w:sz w:val="24"/>
-          <w:szCs w:val="24"/>
-        </w:rPr>
-        <w:t>-</w:t>
-      </w:r>
-      <w:r>
-        <w:rPr>
-          <w:sz w:val="24"/>
-          <w:szCs w:val="24"/>
-        </w:rPr>
-        <w:tab/>
-        <w:t xml:space="preserve">Исполнитель не осуществляет и не будет осуществлять в ходе исполнения настоящего Договора уменьшение налоговой базы и (или) суммы подлежащего уплате налога в результате искажения сведений о фактах хозяйственной жизни (совокупности таких фактов), об объектах налогообложения, подлежащих отражению в налоговом </w:t>
-      </w:r>
-      <w:r>
-        <w:rPr>
-          <w:sz w:val="24"/>
-          <w:szCs w:val="24"/>
-        </w:rPr>
-        <w:br/>
-      </w:r>
-      <w:r>
-        <w:rPr>
-          <w:sz w:val="24"/>
-          <w:szCs w:val="24"/>
-        </w:rPr>
-        <w:t>и (или) бухгалтерском учете/ налоговой отчетности, любыми способами;</w:t>
-      </w:r>
-    </w:p>
-    <w:p>
-      <w:pPr>
-        <w:spacing w:after="0"/>
-        <w:ind w:firstLine="708"/>
-        <w:jc w:val="both"/>
-        <w:rPr>
-          <w:sz w:val="24"/>
-          <w:szCs w:val="24"/>
-        </w:rPr>
-      </w:pPr>
-      <w:r>
-        <w:rPr>
-          <w:sz w:val="24"/>
-          <w:szCs w:val="24"/>
-        </w:rPr>
-        <w:t>-</w:t>
-      </w:r>
-      <w:r>
-        <w:rPr>
-          <w:sz w:val="24"/>
-          <w:szCs w:val="24"/>
-        </w:rPr>
-        <w:tab/>
-        <w:t>документы, подлежащие подписанию со стороны Исполнителя в ходе исполнения настоящего Договора (</w:t>
-      </w:r>
-      <w:r>
-        <w:rPr>
-          <w:sz w:val="24"/>
-          <w:szCs w:val="24"/>
-        </w:rPr>
-        <w:t xml:space="preserve">Акты, УПД, и любые иные финансовые и/или первичные бухгалтерские документы), собственноручно подписываются уполномоченными лицами.</w:t>
-      </w:r>
-    </w:p>
-    <w:p>
-      <w:pPr>
-        <w:spacing w:after="0"/>
-        <w:ind w:firstLine="708"/>
-        <w:jc w:val="both"/>
-        <w:rPr>
-          <w:sz w:val="24"/>
-          <w:szCs w:val="24"/>
-        </w:rPr>
-      </w:pPr>
-      <w:r>
-        <w:rPr>
-          <w:sz w:val="24"/>
-          <w:szCs w:val="24"/>
-        </w:rPr>
-        <w:t xml:space="preserve">6.1.2. При заключении и исполнении настоящего Договора Исполнитель не является взаимозависимым (аффилированным) и/или не имеет заинтересованности с другими субъектами предпринимательское деятельности, которые оказывают услуги/поставляют товары Заказчику.</w:t>
-      </w:r>
-    </w:p>
-    <w:p>
-      <w:pPr>
-        <w:spacing w:after="0"/>
-        <w:ind w:firstLine="708"/>
-        <w:jc w:val="both"/>
-        <w:rPr>
-          <w:sz w:val="24"/>
-          <w:szCs w:val="24"/>
-        </w:rPr>
-      </w:pPr>
-      <w:r>
-        <w:rPr>
-          <w:sz w:val="24"/>
-          <w:szCs w:val="24"/>
-        </w:rPr>
-        <w:lastRenderedPageBreak/>
-        <w:t xml:space="preserve">6.2. </w:t>
-      </w:r>
-      <w:r>
-        <w:rPr>
-          <w:sz w:val="24"/>
-          <w:szCs w:val="24"/>
-        </w:rPr>
-        <w:t xml:space="preserve">Все предусмотренные настоящим Договором заверения об обстоятельствах Исполнителя имеют существенное значение для Заказчика. При недостоверности данных заверений об обстоятельствах, а равно при ненадлежащем исполнении Исполнителем требований действующего законодательства Российской Федерации, в том числе в части своевременного декларирования и уплаты налогов, предоставления достоверной налоговой отчетности, совершения иных предусмотренных налоговым законодательством обязанностей, Исполнитель обязан в полном объеме возместить Заказчику причиненные убытки, в том числе возникшие в результате отказа налоговыми органами Заказчику </w:t>
-      </w:r>
-      <w:r>
-        <w:rPr>
-          <w:sz w:val="24"/>
-          <w:szCs w:val="24"/>
-        </w:rPr>
-        <w:br/>
-      </w:r>
-      <w:r>
-        <w:rPr>
-          <w:sz w:val="24"/>
-          <w:szCs w:val="24"/>
-        </w:rPr>
-        <w:t>в возмещению причитающихся ему сумм налогов, доначисления налоговыми органами налогов, начисления пеней, наложения штрафов, включая, но не ограничиваясь:</w:t>
-      </w:r>
-    </w:p>
-    <w:p>
-      <w:pPr>
-        <w:spacing w:after="0"/>
-        <w:jc w:val="both"/>
-        <w:rPr>
-          <w:sz w:val="24"/>
-          <w:szCs w:val="24"/>
-        </w:rPr>
-      </w:pPr>
-      <w:r>
-        <w:rPr>
-          <w:sz w:val="24"/>
-          <w:szCs w:val="24"/>
-        </w:rPr>
-        <w:t>-</w:t>
-      </w:r>
-      <w:r>
-        <w:rPr>
-          <w:sz w:val="24"/>
-          <w:szCs w:val="24"/>
-        </w:rPr>
-        <w:tab/>
-        <w:t xml:space="preserve">суммы налогов, пеней и штрафов, подлежащие уплате Заказчиком в бюджетную систему РФ на основании вступивших в силу решений налоговых органов;   </w:t>
-      </w:r>
-    </w:p>
-    <w:p>
-      <w:pPr>
-        <w:spacing w:after="0"/>
-        <w:jc w:val="both"/>
-        <w:rPr>
-          <w:sz w:val="24"/>
-          <w:szCs w:val="24"/>
-        </w:rPr>
-      </w:pPr>
-      <w:r>
-        <w:rPr>
-          <w:sz w:val="24"/>
-          <w:szCs w:val="24"/>
-        </w:rPr>
-        <w:t>-</w:t>
-      </w:r>
-      <w:r>
-        <w:rPr>
-          <w:sz w:val="24"/>
-          <w:szCs w:val="24"/>
-        </w:rPr>
-        <w:tab/>
-      </w:r>
-      <w:r>
-        <w:rPr>
-          <w:sz w:val="24"/>
-          <w:szCs w:val="24"/>
-        </w:rPr>
-        <w:t>суммы НДС, неполученные Заказчиком на основании вступивших в силу решений налоговых органов об отказе в возмещении НДС из бюджета;</w:t>
-      </w:r>
-    </w:p>
-    <w:p>
-      <w:pPr>
-        <w:spacing w:after="0"/>
-        <w:jc w:val="both"/>
-        <w:rPr>
-          <w:sz w:val="24"/>
-          <w:szCs w:val="24"/>
-        </w:rPr>
-      </w:pPr>
-      <w:r>
-        <w:rPr>
-          <w:sz w:val="24"/>
-          <w:szCs w:val="24"/>
-        </w:rPr>
-        <w:t>-</w:t>
-      </w:r>
-      <w:r>
-        <w:rPr>
-          <w:sz w:val="24"/>
-          <w:szCs w:val="24"/>
-        </w:rPr>
-        <w:tab/>
-        <w:t>суммы налогов, пеней и штрафов по требованиям, предъявленным налоговым органом Заказчику в судебном порядке, при условии наличия вступившего в законную силу судебного акта, на основании которого на Заказчика возлагается обязанность уплаты соответствующих сумм</w:t>
-      </w:r>
-      <w:r>
-        <w:rPr>
-          <w:sz w:val="24"/>
-          <w:szCs w:val="24"/>
-        </w:rPr>
-        <w:t>.</w:t>
-      </w:r>
-    </w:p>
-    <w:p>
-      <w:pPr>
-        <w:spacing w:after="0"/>
-        <w:jc w:val="both"/>
-        <w:rPr>
-          <w:sz w:val="24"/>
-          <w:szCs w:val="24"/>
-        </w:rPr>
-      </w:pPr>
-      <w:r>
-        <w:rPr>
-          <w:sz w:val="24"/>
-          <w:szCs w:val="24"/>
-        </w:rPr>
-        <w:tab/>
-        <w:t xml:space="preserve">6.3. Исполнитель также заверяет Заказчика, что обладает всеми </w:t>
-      </w:r>
-      <w:r>
-        <w:rPr>
-          <w:sz w:val="24"/>
-          <w:szCs w:val="24"/>
-        </w:rPr>
-        <w:t xml:space="preserve">необходимыми согласиями (разрешениями) третьих лиц (при их наличии) на использование </w:t>
-      </w:r>
-      <w:r>
-        <w:rPr>
-          <w:sz w:val="24"/>
-          <w:szCs w:val="24"/>
-        </w:rPr>
-        <w:br/>
-      </w:r>
-      <w:r>
-        <w:rPr>
-          <w:sz w:val="24"/>
-          <w:szCs w:val="24"/>
-        </w:rPr>
-        <w:t xml:space="preserve">(и/или распоряжение), а также передачу Заказчику (при наличии такого требования </w:t>
-      </w:r>
-      <w:r>
-        <w:rPr>
-          <w:sz w:val="24"/>
-          <w:szCs w:val="24"/>
-        </w:rPr>
-        <w:br/>
-      </w:r>
-      <w:r>
-        <w:rPr>
-          <w:sz w:val="24"/>
-          <w:szCs w:val="24"/>
-        </w:rPr>
-        <w:t xml:space="preserve">в Техническом задании (Приложение №1) результатов интеллектуальной деятельности, используемых или создаваемых при исполнении настоящего Договора. В случае предъявления к Заказчику требований, претензий и исков со стороны третьих лиц Исполнитель обязуется разрешить их требования, претензии и иски самостоятельно </w:t>
-      </w:r>
-      <w:r>
-        <w:rPr>
-          <w:sz w:val="24"/>
-          <w:szCs w:val="24"/>
-        </w:rPr>
-        <w:br/>
-      </w:r>
-      <w:r>
-        <w:rPr>
-          <w:sz w:val="24"/>
-          <w:szCs w:val="24"/>
-        </w:rPr>
-        <w:t xml:space="preserve">и за свой счет, в том числе в суде, либо компенсировать Заказчику все штрафные санкции, судебные расходы и убытки, связанные с восстановлением нарушенных прав третьих лиц.</w:t>
-      </w:r>
-    </w:p>
-    <w:p>
-      <w:pPr>
-        <w:spacing w:after="0"/>
-        <w:jc w:val="both"/>
-        <w:rPr>
-          <w:sz w:val="24"/>
-          <w:szCs w:val="24"/>
-        </w:rPr>
-      </w:pPr>
-      <w:r>
-        <w:rPr>
-          <w:sz w:val="24"/>
-          <w:szCs w:val="24"/>
-        </w:rPr>
-        <w:tab/>
-        <w:t xml:space="preserve">6.4. </w:t>
-      </w:r>
-      <w:r>
-        <w:rPr>
-          <w:sz w:val="24"/>
-          <w:szCs w:val="24"/>
-        </w:rPr>
-        <w:t xml:space="preserve">В случае использования и/или создания Исполнителем при оказании Услуг </w:t>
-      </w:r>
-      <w:r>
-        <w:rPr>
-          <w:sz w:val="24"/>
-          <w:szCs w:val="24"/>
-        </w:rPr>
-        <w:br/>
-      </w:r>
-      <w:r>
-        <w:rPr>
-          <w:sz w:val="24"/>
-          <w:szCs w:val="24"/>
-        </w:rPr>
-        <w:t xml:space="preserve">по настоящему Договору результатов интеллектуальной деятельности, Заказчик вправе передавать третьим лицам в части или в целом результаты оказания Услуг, полученные </w:t>
-      </w:r>
-      <w:r>
-        <w:rPr>
-          <w:sz w:val="24"/>
-          <w:szCs w:val="24"/>
-        </w:rPr>
-        <w:br/>
-      </w:r>
-      <w:r>
-        <w:rPr>
-          <w:sz w:val="24"/>
-          <w:szCs w:val="24"/>
-        </w:rPr>
-        <w:t xml:space="preserve">от Исполнителя при реализации настоящего Договора (в т.ч. копии результата Услуг) </w:t>
-      </w:r>
-      <w:r>
-        <w:rPr>
-          <w:sz w:val="24"/>
-          <w:szCs w:val="24"/>
-        </w:rPr>
-        <w:br/>
-      </w:r>
-      <w:r>
-        <w:rPr>
-          <w:sz w:val="24"/>
-          <w:szCs w:val="24"/>
-        </w:rPr>
-        <w:t xml:space="preserve">и права на их использование (в т.ч. распространение, уничтожение и иное) (частично </w:t>
-      </w:r>
-      <w:r>
-        <w:rPr>
-          <w:sz w:val="24"/>
-          <w:szCs w:val="24"/>
-        </w:rPr>
-        <w:br/>
-      </w:r>
-      <w:r>
-        <w:rPr>
-          <w:sz w:val="24"/>
-          <w:szCs w:val="24"/>
-        </w:rPr>
-        <w:t xml:space="preserve">или в полном объеме) без разрешения Исполнителя.</w:t>
-      </w:r>
-    </w:p>
-    <w:p>
-      <w:pPr>
-        <w:spacing w:after="0"/>
-        <w:jc w:val="center"/>
-        <w:rPr>
-          <w:b/>
-          <w:bCs/>
-          <w:sz w:val="24"/>
-          <w:szCs w:val="24"/>
-        </w:rPr>
-      </w:pPr>
-      <w:r>
-        <w:rPr>
-          <w:b/>
-          <w:bCs/>
-          <w:sz w:val="24"/>
-          <w:szCs w:val="24"/>
-        </w:rPr>
-        <w:t>7. Обстоятельства непреодолимой силы</w:t>
-      </w:r>
-    </w:p>
-    <w:p>
-      <w:pPr>
-        <w:spacing w:after="0"/>
-        <w:jc w:val="both"/>
-        <w:rPr>
-          <w:sz w:val="24"/>
-          <w:szCs w:val="24"/>
-        </w:rPr>
-      </w:pPr>
-      <w:r>
-        <w:rPr>
-          <w:sz w:val="24"/>
-          <w:szCs w:val="24"/>
-        </w:rPr>
-        <w:tab/>
-        <w:t xml:space="preserve">7.1. Стороны </w:t>
-      </w:r>
-      <w:r>
-        <w:rPr>
-          <w:sz w:val="24"/>
-          <w:szCs w:val="24"/>
-        </w:rPr>
-        <w:t xml:space="preserve">освобождаются от ответственности за неисполнение </w:t>
-      </w:r>
-      <w:r>
-        <w:rPr>
-          <w:sz w:val="24"/>
-          <w:szCs w:val="24"/>
-        </w:rPr>
-        <w:br/>
-      </w:r>
-      <w:r>
-        <w:rPr>
-          <w:sz w:val="24"/>
-          <w:szCs w:val="24"/>
-        </w:rPr>
-        <w:t xml:space="preserve">или ненадлежащее исполнение обязательств по настоящему Договору, если надлежащее исполнение оказалось невозможным вследствие действия непреодолимой силы, то есть чрезвычайных и непредотвратимых при данных условиях обстоятельств, как то стихийные бедствия, пожары, наводнения, землетрясения, военные действия или введение чрезвычайного положения, забастовки, гражданские беспорядки, принятие обязательных для любой из Сторон нормативных правовых актов, изменения в законодательстве Российской Федерации, препятствующие исполнению обязательств по настоящему Договору и не зависящие от воли Сторон.</w:t>
-      </w:r>
-    </w:p>
-    <w:p>
-      <w:pPr>
-        <w:spacing w:after="0"/>
-        <w:jc w:val="both"/>
-        <w:rPr>
-          <w:sz w:val="24"/>
-          <w:szCs w:val="24"/>
-        </w:rPr>
-      </w:pPr>
-      <w:r>
-        <w:rPr>
-          <w:sz w:val="24"/>
-          <w:szCs w:val="24"/>
-        </w:rPr>
-        <w:tab/>
-        <w:t xml:space="preserve">7.2. Сторона, </w:t>
-      </w:r>
-      <w:r>
-        <w:rPr>
-          <w:sz w:val="24"/>
-          <w:szCs w:val="24"/>
-        </w:rPr>
-        <w:t xml:space="preserve">для которой создалась невозможность исполнения обязательств </w:t>
-      </w:r>
-      <w:r>
-        <w:rPr>
-          <w:sz w:val="24"/>
-          <w:szCs w:val="24"/>
-        </w:rPr>
-        <w:br/>
-      </w:r>
-      <w:r>
-        <w:rPr>
-          <w:sz w:val="24"/>
-          <w:szCs w:val="24"/>
-        </w:rPr>
-        <w:t xml:space="preserve">по настоящему Договору вследствие обстоятельств непреодолимой силы, должна известить другую Сторону в письменной форме без промедления о наступлении этих обстоятельств, но не позднее 5 (Пяти) календарных дней с момента их наступления. Извещение должно содержать данные о наступлении и характере обстоятельств и о возможных </w:t>
-      </w:r>
-      <w:r>
-        <w:rPr>
-          <w:sz w:val="24"/>
-          <w:szCs w:val="24"/>
-        </w:rPr>
-        <w:br/>
-      </w:r>
-      <w:r>
-        <w:rPr>
-          <w:sz w:val="24"/>
-          <w:szCs w:val="24"/>
-        </w:rPr>
-        <w:t xml:space="preserve">их последствиях. Сторона должна также без промедления, не позднее 5 (Пяти) календарных дней, известить другую Сторону в письменной форме о прекращении этих обстоятельств.</w:t>
-      </w:r>
-    </w:p>
-    <w:p>
-      <w:pPr>
-        <w:spacing w:after="0"/>
-        <w:jc w:val="both"/>
-        <w:rPr>
-          <w:sz w:val="24"/>
-          <w:szCs w:val="24"/>
-        </w:rPr>
-      </w:pPr>
-      <w:r>
-        <w:rPr>
-          <w:sz w:val="24"/>
-          <w:szCs w:val="24"/>
-        </w:rPr>
-        <w:tab/>
-        <w:t xml:space="preserve">7.3. Обстоятельства, </w:t>
-      </w:r>
-      <w:r>
-        <w:rPr>
-          <w:sz w:val="24"/>
-          <w:szCs w:val="24"/>
-        </w:rPr>
-        <w:t xml:space="preserve">освобождающие Стороны от ответственности, должны быть удостоверены компетентными органами.</w:t>
-      </w:r>
-    </w:p>
-    <w:p>
-      <w:pPr>
-        <w:spacing w:after="0"/>
-        <w:jc w:val="both"/>
-        <w:rPr>
-          <w:sz w:val="24"/>
-          <w:szCs w:val="24"/>
-        </w:rPr>
-      </w:pPr>
-      <w:r>
-        <w:rPr>
-          <w:sz w:val="24"/>
-          <w:szCs w:val="24"/>
-        </w:rPr>
-        <w:tab/>
-        <w:t xml:space="preserve">7.4. Сторона </w:t>
-      </w:r>
-      <w:r>
-        <w:rPr>
-          <w:sz w:val="24"/>
-          <w:szCs w:val="24"/>
-        </w:rPr>
-        <w:t xml:space="preserve">вправе потребовать досрочного расторжения Договора по соглашению Сторон в случае, если обстоятельства непреодолимой силы действуют на протяжении более </w:t>
-      </w:r>
-      <w:r>
-        <w:rPr>
-          <w:sz w:val="24"/>
-          <w:szCs w:val="24"/>
-        </w:rPr>
-        <w:lastRenderedPageBreak/>
-        <w:t xml:space="preserve">чем 2 (двух) месяцев подряд. При этом в случае такого расторжения Стороны не вправе требовать возмещения убытков (упущенной выгоды и реального ущерба), причиненного таким расторжением, за исключением оплаты фактически оказанных Исполнителем </w:t>
-      </w:r>
-      <w:r>
-        <w:rPr>
-          <w:sz w:val="24"/>
-          <w:szCs w:val="24"/>
-        </w:rPr>
-        <w:br/>
-      </w:r>
-      <w:r>
-        <w:rPr>
-          <w:sz w:val="24"/>
-          <w:szCs w:val="24"/>
-        </w:rPr>
-        <w:t xml:space="preserve">и принятых Заказчиком на момент расторжения Услуг.</w:t>
-      </w:r>
-    </w:p>
-    <w:p>
-      <w:pPr>
-        <w:spacing w:after="0"/>
-        <w:jc w:val="center"/>
-        <w:rPr>
-          <w:b/>
-          <w:bCs/>
-          <w:sz w:val="24"/>
-          <w:szCs w:val="24"/>
-        </w:rPr>
-      </w:pPr>
-      <w:r>
-        <w:rPr>
-          <w:b/>
-          <w:bCs/>
-          <w:sz w:val="24"/>
-          <w:szCs w:val="24"/>
-        </w:rPr>
-        <w:t>8. Срок действия Договора</w:t>
-      </w:r>
-    </w:p>
-    <w:p>
-      <w:pPr>
-        <w:spacing w:after="0"/>
-        <w:ind w:firstLine="708"/>
-        <w:jc w:val="both"/>
-        <w:rPr>
-          <w:sz w:val="24"/>
-          <w:szCs w:val="24"/>
-        </w:rPr>
-      </w:pPr>
       <w:commentRangeStart w:id="54"/>
       <w:commentRangeStart w:id="55"/>
       <w:commentRangeStart w:id="56"/>
+      <w:r>
+        <w:t>4.2. Расчеты осуществляются с предоплатой в безналичной форме путем перечисления денежных средств на расчетный счет Исполнителя в течение {{ payment_term_days or '____' }} ({{ payment_term_days_words or '____' }}) рабочих дней с момента заключения настоящего Договора{% if advance_amount %} в размере аванса {{ advance_amount }} руб.{% endif %}, при условии получения Исполнителем от Заказчика счета на оплату. Платеж считается осуществленным с момента списания денежных средств со счета Заказчика.</w:t>
+      </w:r>
+      <w:commentRangeEnd w:id="56"/>
+      <w:r>
+        <w:rPr>
+          <w:rStyle w:val="CommentReference"/>
+        </w:rPr>
+        <w:commentReference w:id="56"/>
+      </w:r>
+      <w:commentRangeEnd w:id="55"/>
+      <w:r>
+        <w:rPr>
+          <w:rStyle w:val="CommentReference"/>
+        </w:rPr>
+        <w:commentReference w:id="55"/>
+      </w:r>
+      <w:commentRangeEnd w:id="54"/>
+      <w:r>
+        <w:rPr>
+          <w:rStyle w:val="CommentReference"/>
+        </w:rPr>
+        <w:commentReference w:id="54"/>
+      </w:r>
+      <w:commentRangeEnd w:id="53"/>
+      <w:r>
+        <w:rPr>
+          <w:rStyle w:val="CommentReference"/>
+        </w:rPr>
+        <w:commentReference w:id="53"/>
+      </w:r>
+      <w:commentRangeEnd w:id="52"/>
+      <w:r>
+        <w:rPr>
+          <w:rStyle w:val="CommentReference"/>
+        </w:rPr>
+        <w:commentReference w:id="52"/>
+      </w:r>
+    </w:p>
+    <w:p>
+      <w:pPr>
+        <w:spacing w:after="0"/>
+        <w:jc w:val="both"/>
+        <w:rPr>
+          <w:sz w:val="24"/>
+          <w:szCs w:val="24"/>
+        </w:rPr>
+      </w:pPr>
       <w:commentRangeStart w:id="57"/>
       <w:r>
-        <w:rPr>
-          <w:sz w:val="24"/>
-          <w:szCs w:val="24"/>
-        </w:rPr>
-        <w:t xml:space="preserve">8.1. Настоящий Договор вступает в силу с момента заключения и действует {%- if contract_end_date %} по «{{ contract_end_date }}» (включительно){%- else %} до полного исполнения Сторонами принятых на себя обязательств{%- endif %}.</w:t>
+        <w:t>{%p else %}</w:t>
       </w:r>
       <w:commentRangeEnd w:id="57"/>
       <w:r>
@@ -4691,26 +3276,46 @@
         </w:rPr>
         <w:commentReference w:id="57"/>
       </w:r>
-      <w:commentRangeEnd w:id="56"/>
-      <w:r>
-        <w:rPr>
-          <w:rStyle w:val="CommentReference"/>
-        </w:rPr>
-        <w:commentReference w:id="56"/>
-      </w:r>
-      <w:commentRangeEnd w:id="55"/>
-      <w:r>
-        <w:rPr>
-          <w:rStyle w:val="CommentReference"/>
-        </w:rPr>
-        <w:commentReference w:id="55"/>
-      </w:r>
-      <w:commentRangeEnd w:id="54"/>
-      <w:r>
-        <w:rPr>
-          <w:rStyle w:val="CommentReference"/>
-        </w:rPr>
-        <w:commentReference w:id="54"/>
+    </w:p>
+    <w:p>
+      <w:pPr>
+        <w:spacing w:after="0"/>
+        <w:jc w:val="both"/>
+        <w:rPr>
+          <w:sz w:val="24"/>
+          <w:szCs w:val="24"/>
+        </w:rPr>
+      </w:pPr>
+      <w:r>
+        <w:rPr>
+          <w:sz w:val="24"/>
+          <w:szCs w:val="24"/>
+        </w:rPr>
+        <w:tab/>
+        <w:t xml:space="preserve">4.2. Расчеты </w:t>
+      </w:r>
+      <w:commentRangeStart w:id="58"/>
+      <w:commentRangeStart w:id="59"/>
+      <w:r>
+        <w:rPr>
+          <w:sz w:val="24"/>
+          <w:szCs w:val="24"/>
+        </w:rPr>
+        <w:t xml:space="preserve">осуществляются без авансирования в безналичной форме путем перечисления денежных средств на расчетный счет Исполнителя за фактически оказанные Услуги в течение {{ payment_term_days or '____' }} ({{ payment_term_days_words or '____' }}) рабочих дней</w:t>
+      </w:r>
+      <w:commentRangeEnd w:id="59"/>
+      <w:r>
+        <w:rPr>
+          <w:rStyle w:val="CommentReference"/>
+        </w:rPr>
+        <w:commentReference w:id="59"/>
+      </w:r>
+      <w:commentRangeEnd w:id="58"/>
+      <w:r>
+        <w:rPr>
+          <w:rStyle w:val="CommentReference"/>
+        </w:rPr>
+        <w:commentReference w:id="58"/>
       </w:r>
       <w:r>
         <w:rPr>
@@ -4726,15 +3331,119 @@
         <w:rPr>
           <w:sz w:val="24"/>
           <w:szCs w:val="24"/>
-          <w:highlight w:val="yellow"/>
-        </w:rPr>
-        <w:t xml:space="preserve"/>
-      </w:r>
-    </w:p>
-    <w:p>
-      <w:pPr>
-        <w:spacing w:after="0"/>
-        <w:ind w:firstLine="708"/>
+        </w:rPr>
+        <w:t xml:space="preserve"> с даты подписания Заказчиком Акта </w:t>
+      </w:r>
+      <w:r>
+        <w:rPr>
+          <w:sz w:val="24"/>
+          <w:szCs w:val="24"/>
+        </w:rPr>
+        <w:br/>
+      </w:r>
+      <w:r>
+        <w:rPr>
+          <w:sz w:val="24"/>
+          <w:szCs w:val="24"/>
+        </w:rPr>
+        <w:t xml:space="preserve">или УПД, на основании предоставленных Исполнителем счета и счета-фактуры </w:t>
+      </w:r>
+      <w:r>
+        <w:rPr>
+          <w:sz w:val="24"/>
+          <w:szCs w:val="24"/>
+        </w:rPr>
+        <w:br/>
+      </w:r>
+      <w:r>
+        <w:rPr>
+          <w:sz w:val="24"/>
+          <w:szCs w:val="24"/>
+        </w:rPr>
+        <w:t xml:space="preserve">(если применимо). Платеж считается осуществленным с момента списания денежных средств со счета Заказчика.</w:t>
+      </w:r>
+    </w:p>
+    <w:p>
+      <w:pPr>
+        <w:spacing w:after="0"/>
+        <w:jc w:val="both"/>
+        <w:rPr>
+          <w:sz w:val="24"/>
+          <w:szCs w:val="24"/>
+        </w:rPr>
+      </w:pPr>
+      <w:commentRangeStart w:id="60"/>
+      <w:r>
+        <w:t>{%p endif %}</w:t>
+      </w:r>
+      <w:commentRangeEnd w:id="60"/>
+      <w:r>
+        <w:rPr>
+          <w:rStyle w:val="CommentReference"/>
+        </w:rPr>
+        <w:commentReference w:id="60"/>
+      </w:r>
+    </w:p>
+    <w:p>
+      <w:pPr>
+        <w:spacing w:after="0"/>
+        <w:jc w:val="both"/>
+        <w:rPr>
+          <w:sz w:val="24"/>
+          <w:szCs w:val="24"/>
+        </w:rPr>
+      </w:pPr>
+      <w:r>
+        <w:rPr>
+          <w:sz w:val="24"/>
+          <w:szCs w:val="24"/>
+        </w:rPr>
+        <w:tab/>
+        <w:t>4.3. Цена, указанная в п. 4.1. Договора является твердой и изменению не подлежит.</w:t>
+      </w:r>
+    </w:p>
+    <w:p>
+      <w:pPr>
+        <w:spacing w:after="0"/>
+        <w:jc w:val="both"/>
+        <w:rPr>
+          <w:sz w:val="24"/>
+          <w:szCs w:val="24"/>
+        </w:rPr>
+      </w:pPr>
+      <w:r>
+        <w:rPr>
+          <w:sz w:val="24"/>
+          <w:szCs w:val="24"/>
+        </w:rPr>
+        <w:tab/>
+        <w:t xml:space="preserve">4.4. В </w:t>
+      </w:r>
+      <w:r>
+        <w:rPr>
+          <w:sz w:val="24"/>
+          <w:szCs w:val="24"/>
+        </w:rPr>
+        <w:t xml:space="preserve">случае неисполнения или ненадлежащего выполнения Исполнителем своих обязательств, предусмотренных Договором, Заказчик вправе произвести оплату </w:t>
+      </w:r>
+      <w:r>
+        <w:rPr>
+          <w:sz w:val="24"/>
+          <w:szCs w:val="24"/>
+        </w:rPr>
+        <w:br/>
+      </w:r>
+      <w:r>
+        <w:rPr>
+          <w:sz w:val="24"/>
+          <w:szCs w:val="24"/>
+        </w:rPr>
+        <w:t>по Договору за вычетом соответствующего размера неустойки (штрафа, пени).</w:t>
+      </w:r>
+    </w:p>
+    <w:p>
+      <w:pPr>
+        <w:spacing w:after="0"/>
         <w:jc w:val="both"/>
         <w:rPr>
           <w:i/>
@@ -4743,30 +3452,1430 @@
           <w:szCs w:val="24"/>
         </w:rPr>
       </w:pPr>
-      <w:commentRangeStart w:id="58"/>
-      <w:r>
-        <w:t>{%p if is_retroactive %}</w:t>
-      </w:r>
-      <w:commentRangeEnd w:id="58"/>
-      <w:r>
-        <w:rPr>
-          <w:rStyle w:val="CommentReference"/>
-        </w:rPr>
-        <w:commentReference w:id="58"/>
-      </w:r>
-    </w:p>
-    <w:p>
-      <w:pPr>
-        <w:spacing w:after="0"/>
-        <w:ind w:firstLine="708"/>
-        <w:jc w:val="both"/>
+      <w:r>
+        <w:rPr>
+          <w:sz w:val="24"/>
+          <w:szCs w:val="24"/>
+        </w:rPr>
+        <w:tab/>
+        <w:t xml:space="preserve">4.5. </w:t>
+      </w:r>
+      <w:r>
+        <w:rPr>
+          <w:sz w:val="24"/>
+          <w:szCs w:val="24"/>
+        </w:rPr>
+        <w:t xml:space="preserve">Финансирование </w:t>
+      </w:r>
+      <w:r>
+        <w:rPr>
+          <w:rFonts w:eastAsia="Times New Roman" w:cs="Times New Roman"/>
+          <w:color w:val="000000"/>
+          <w:sz w:val="24"/>
+          <w:szCs w:val="24"/>
+        </w:rPr>
+        <w:t xml:space="preserve">договора осуществляется в рамках соглашения </w:t>
+      </w:r>
+      <w:r>
+        <w:rPr>
+          <w:rFonts w:eastAsia="Times New Roman" w:cs="Times New Roman"/>
+          <w:color w:val="000000"/>
+          <w:sz w:val="24"/>
+          <w:szCs w:val="24"/>
+        </w:rPr>
+        <w:br/>
+      </w:r>
+      <w:commentRangeStart w:id="61"/>
+      <w:commentRangeStart w:id="62"/>
+      <w:commentRangeStart w:id="63"/>
+      <w:commentRangeStart w:id="64"/>
+      <w:r>
+        <w:rPr>
+          <w:rFonts w:eastAsia="Times New Roman" w:cs="Times New Roman"/>
+          <w:color w:val="000000"/>
+          <w:sz w:val="24"/>
+          <w:szCs w:val="24"/>
+        </w:rPr>
+        <w:t xml:space="preserve">о предоставлении субсидии, заключенного между {{ customer_short_name }} и {{ subsidy_ministry_name or '____________________' }} № {{ subsidy_agreement_number }} от {{ subsidy_agreement_date }} г.</w:t>
+      </w:r>
+      <w:commentRangeEnd w:id="64"/>
+      <w:r>
+        <w:rPr>
+          <w:rStyle w:val="CommentReference"/>
+        </w:rPr>
+        <w:commentReference w:id="64"/>
+      </w:r>
+      <w:commentRangeEnd w:id="63"/>
+      <w:r>
+        <w:rPr>
+          <w:rStyle w:val="CommentReference"/>
+        </w:rPr>
+        <w:commentReference w:id="63"/>
+      </w:r>
+      <w:commentRangeEnd w:id="62"/>
+      <w:r>
+        <w:rPr>
+          <w:rStyle w:val="CommentReference"/>
+        </w:rPr>
+        <w:commentReference w:id="62"/>
+      </w:r>
+      <w:commentRangeEnd w:id="61"/>
+      <w:r>
+        <w:rPr>
+          <w:rStyle w:val="CommentReference"/>
+        </w:rPr>
+        <w:commentReference w:id="61"/>
+      </w:r>
+      <w:r>
+        <w:rPr>
+          <w:rFonts w:eastAsia="Times New Roman" w:cs="Times New Roman"/>
+          <w:color w:val="000000"/>
+          <w:sz w:val="24"/>
+          <w:szCs w:val="24"/>
+        </w:rPr>
+        <w:br/>
+      </w:r>
+      <w:r>
+        <w:rPr>
+          <w:rFonts w:eastAsia="Times New Roman" w:cs="Times New Roman"/>
+          <w:color w:val="000000"/>
+          <w:sz w:val="24"/>
+          <w:szCs w:val="24"/>
+        </w:rPr>
+        <w:t xml:space="preserve"> В связи </w:t>
+      </w:r>
+      <w:r>
+        <w:rPr>
+          <w:rFonts w:eastAsia="Times New Roman" w:cs="Times New Roman"/>
+          <w:color w:val="000000"/>
+          <w:sz w:val="24"/>
+          <w:szCs w:val="24"/>
+        </w:rPr>
+        <w:br/>
+      </w:r>
+      <w:commentRangeStart w:id="65"/>
+      <w:r>
+        <w:rPr>
+          <w:rFonts w:eastAsia="Times New Roman" w:cs="Times New Roman"/>
+          <w:color w:val="000000"/>
+          <w:sz w:val="24"/>
+          <w:szCs w:val="24"/>
+        </w:rPr>
+        <w:t xml:space="preserve">с оплатой стоимости настоящего договора за счет средств федеральной субсидии, подрядчик (Исполнитель) дает свое согласие на осуществление главным распорядителем бюджетных средств, предоставившим субсидию ({{ subsidy_ministry_name or '____________________' }}), и органами государственного (муниципального) финансового контроля проверок (в т.ч. в соответствии со статьями 268.1 и 269.2 Бюджетного кодекса Российской Федерации) соблюдения Заказчиком условий, целей </w:t>
+      </w:r>
+      <w:commentRangeEnd w:id="65"/>
+      <w:r>
+        <w:rPr>
+          <w:rStyle w:val="CommentReference"/>
+        </w:rPr>
+        <w:commentReference w:id="65"/>
+      </w:r>
+      <w:r>
+        <w:rPr>
+          <w:rFonts w:eastAsia="Times New Roman" w:cs="Times New Roman"/>
+          <w:color w:val="000000"/>
+          <w:sz w:val="24"/>
+          <w:szCs w:val="24"/>
+        </w:rPr>
+        <w:br/>
+      </w:r>
+      <w:r>
+        <w:rPr>
+          <w:rFonts w:eastAsia="Times New Roman" w:cs="Times New Roman"/>
+          <w:color w:val="000000"/>
+          <w:sz w:val="24"/>
+          <w:szCs w:val="24"/>
+        </w:rPr>
+        <w:t>и порядка предоставления субсидии</w:t>
+      </w:r>
+      <w:r>
+        <w:rPr>
+          <w:sz w:val="24"/>
+          <w:szCs w:val="24"/>
+        </w:rPr>
+        <w:t>.</w:t>
+      </w:r>
+    </w:p>
+    <w:p>
+      <w:pPr>
+        <w:spacing w:after="0"/>
+        <w:jc w:val="both"/>
+        <w:rPr>
+          <w:sz w:val="24"/>
+          <w:szCs w:val="24"/>
+        </w:rPr>
+      </w:pPr>
+      <w:r>
         <w:rPr>
           <w:i/>
           <w:iCs/>
           <w:sz w:val="24"/>
           <w:szCs w:val="24"/>
         </w:rPr>
-      </w:pPr>
+        <w:tab/>
+      </w:r>
+      <w:r>
+        <w:rPr>
+          <w:sz w:val="24"/>
+          <w:szCs w:val="24"/>
+        </w:rPr>
+        <w:t xml:space="preserve">4.5.1. В связи с финансированием Договора за счет средств субсидии, установленной п. 4.5. Договора, Подрядчик (Исполнитель) обязуется вести раздельный учет расходов, </w:t>
+      </w:r>
+      <w:r>
+        <w:rPr>
+          <w:sz w:val="24"/>
+          <w:szCs w:val="24"/>
+        </w:rPr>
+        <w:br/>
+      </w:r>
+      <w:r>
+        <w:rPr>
+          <w:sz w:val="24"/>
+          <w:szCs w:val="24"/>
+        </w:rPr>
+        <w:t xml:space="preserve">а также предоставлять по требованию Заказчика и органов финансового контроля </w:t>
+      </w:r>
+      <w:r>
+        <w:rPr>
+          <w:sz w:val="24"/>
+          <w:szCs w:val="24"/>
+        </w:rPr>
+        <w:br/>
+      </w:r>
+      <w:r>
+        <w:rPr>
+          <w:sz w:val="24"/>
+          <w:szCs w:val="24"/>
+        </w:rPr>
+        <w:t xml:space="preserve">(в т.ч. указанных в п. 4.5. Договора) первичные документы, подтверждающие фактически понесенные затраты. Обязательства, установленные настоящим пунктом, распространяются также на субподрядчиков (привлеченных Подрядчиком Исполнителем)), вплоть до последнего уровня.</w:t>
+      </w:r>
+    </w:p>
+    <w:p>
+      <w:pPr>
+        <w:spacing w:after="0"/>
+        <w:jc w:val="both"/>
+        <w:rPr>
+          <w:sz w:val="24"/>
+          <w:szCs w:val="24"/>
+        </w:rPr>
+      </w:pPr>
+      <w:r>
+        <w:rPr>
+          <w:sz w:val="24"/>
+          <w:szCs w:val="24"/>
+        </w:rPr>
+        <w:tab/>
+      </w:r>
+      <w:commentRangeStart w:id="66"/>
+      <w:r>
+        <w:rPr>
+          <w:sz w:val="24"/>
+          <w:szCs w:val="24"/>
+        </w:rPr>
+        <w:t xml:space="preserve">4.6. В случае уменьшения {{ subsidy_ministry_name or '____________________' }} как получателю</w:t>
+      </w:r>
+      <w:commentRangeEnd w:id="66"/>
+      <w:r>
+        <w:rPr>
+          <w:rStyle w:val="CommentReference"/>
+        </w:rPr>
+        <w:commentReference w:id="66"/>
+      </w:r>
+      <w:r>
+        <w:rPr>
+          <w:rFonts w:eastAsia="Times New Roman" w:cs="Times New Roman"/>
+          <w:color w:val="000000"/>
+          <w:sz w:val="24"/>
+          <w:szCs w:val="24"/>
+        </w:rPr>
+        <w:t xml:space="preserve"/>
+      </w:r>
+      <w:r>
+        <w:rPr>
+          <w:rFonts w:eastAsia="Times New Roman" w:cs="Times New Roman"/>
+          <w:color w:val="000000"/>
+          <w:sz w:val="24"/>
+          <w:szCs w:val="24"/>
+        </w:rPr>
+        <w:br/>
+      </w:r>
+      <w:r>
+        <w:rPr>
+          <w:rFonts w:eastAsia="Times New Roman" w:cs="Times New Roman"/>
+          <w:color w:val="000000"/>
+          <w:sz w:val="24"/>
+          <w:szCs w:val="24"/>
+        </w:rPr>
+        <w:t xml:space="preserve"/>
+      </w:r>
+      <w:commentRangeStart w:id="67"/>
+      <w:r>
+        <w:rPr>
+          <w:sz w:val="24"/>
+          <w:szCs w:val="24"/>
+        </w:rPr>
+        <w:t xml:space="preserve"> средств федерального бюджета ранее доведенных лимитов бюджетных обязательств, приводящего к невозможности предоставления Субсидии для {{ customer_short_name }} в размере, определенным соглашением, указанным в п. 4.5. настоящего Договора, Стороны проводят переговоры по согласованию новых условий настоящего Договора и заключают соответствующее дополнительное соглашение </w:t>
+      </w:r>
+      <w:commentRangeEnd w:id="67"/>
+      <w:r>
+        <w:rPr>
+          <w:rStyle w:val="CommentReference"/>
+        </w:rPr>
+        <w:commentReference w:id="67"/>
+      </w:r>
+      <w:r>
+        <w:rPr>
+          <w:sz w:val="24"/>
+          <w:szCs w:val="24"/>
+        </w:rPr>
+        <w:br/>
+      </w:r>
+      <w:r>
+        <w:rPr>
+          <w:sz w:val="24"/>
+          <w:szCs w:val="24"/>
+        </w:rPr>
+        <w:t>к настоящему Договору, а в случае недостижения Сторонами настоящего Договора таких новых условий, расторгают настоящий Договор.</w:t>
+      </w:r>
+    </w:p>
+    <w:p>
+      <w:pPr>
+        <w:spacing w:after="0"/>
+        <w:jc w:val="center"/>
+        <w:rPr>
+          <w:b/>
+          <w:bCs/>
+          <w:sz w:val="24"/>
+          <w:szCs w:val="24"/>
+        </w:rPr>
+      </w:pPr>
+      <w:r>
+        <w:rPr>
+          <w:b/>
+          <w:bCs/>
+          <w:sz w:val="24"/>
+          <w:szCs w:val="24"/>
+        </w:rPr>
+        <w:t>5. Ответственность Сторон</w:t>
+      </w:r>
+    </w:p>
+    <w:p>
+      <w:pPr>
+        <w:spacing w:after="0"/>
+        <w:ind w:firstLine="708"/>
+        <w:jc w:val="both"/>
+        <w:rPr>
+          <w:sz w:val="24"/>
+          <w:szCs w:val="24"/>
+        </w:rPr>
+      </w:pPr>
+      <w:r>
+        <w:rPr>
+          <w:sz w:val="24"/>
+          <w:szCs w:val="24"/>
+        </w:rPr>
+        <w:t xml:space="preserve">5.1. За невыполнение или ненадлежащее выполнение обязательств, предусмотренных настоящим Договором, Стороны несут ответственность в соответствии </w:t>
+      </w:r>
+      <w:r>
+        <w:rPr>
+          <w:sz w:val="24"/>
+          <w:szCs w:val="24"/>
+        </w:rPr>
+        <w:br/>
+      </w:r>
+      <w:r>
+        <w:rPr>
+          <w:sz w:val="24"/>
+          <w:szCs w:val="24"/>
+        </w:rPr>
+        <w:t xml:space="preserve">с действующим законодательством и Договором.</w:t>
+      </w:r>
+    </w:p>
+    <w:p>
+      <w:pPr>
+        <w:spacing w:after="0"/>
+        <w:ind w:firstLine="708"/>
+        <w:jc w:val="both"/>
+        <w:rPr>
+          <w:sz w:val="24"/>
+          <w:szCs w:val="24"/>
+        </w:rPr>
+      </w:pPr>
+      <w:r>
+        <w:rPr>
+          <w:sz w:val="24"/>
+          <w:szCs w:val="24"/>
+        </w:rPr>
+        <w:t xml:space="preserve">5.2. В случае просрочки исполнения Заказчиком обязательств по оплате оказанных и принятых Услуг, предусмотренных Договором, Исполнитель вправе потребовать уплаты пени. Пеня начисляется за каждый день просрочки платежа, начиная со дня, следующего после дня истечения срока оплаты, в размере одной трехсотой ключевой ставки Центрального банка Российской Федерации, действующей на дату уплаты пеней, </w:t>
+      </w:r>
+      <w:r>
+        <w:rPr>
+          <w:sz w:val="24"/>
+          <w:szCs w:val="24"/>
+        </w:rPr>
+        <w:br/>
+      </w:r>
+      <w:r>
+        <w:rPr>
+          <w:sz w:val="24"/>
+          <w:szCs w:val="24"/>
+        </w:rPr>
+        <w:t xml:space="preserve">от невыплаченной в срок суммы, но не более 1% от невыплаченной в срок суммы. Заказчик освобождается от уплаты неустойки, если докажет, что просрочка исполнения указанного </w:t>
+      </w:r>
+      <w:r>
+        <w:rPr>
+          <w:sz w:val="24"/>
+          <w:szCs w:val="24"/>
+        </w:rPr>
+        <w:lastRenderedPageBreak/>
+        <w:t xml:space="preserve">обязательства произошла </w:t>
+      </w:r>
+      <w:r>
+        <w:rPr>
+          <w:sz w:val="24"/>
+          <w:szCs w:val="24"/>
+        </w:rPr>
+        <w:t xml:space="preserve">не по вине Заказчика, вследствие непреодолимой силы </w:t>
+      </w:r>
+      <w:r>
+        <w:rPr>
+          <w:sz w:val="24"/>
+          <w:szCs w:val="24"/>
+        </w:rPr>
+        <w:br/>
+      </w:r>
+      <w:r>
+        <w:rPr>
+          <w:sz w:val="24"/>
+          <w:szCs w:val="24"/>
+        </w:rPr>
+        <w:t xml:space="preserve">или по вине Исполнителя.</w:t>
+      </w:r>
+    </w:p>
+    <w:p>
+      <w:pPr>
+        <w:spacing w:after="0"/>
+        <w:ind w:firstLine="708"/>
+        <w:jc w:val="both"/>
+        <w:rPr>
+          <w:sz w:val="24"/>
+          <w:szCs w:val="24"/>
+        </w:rPr>
+      </w:pPr>
+      <w:r>
+        <w:rPr>
+          <w:sz w:val="24"/>
+          <w:szCs w:val="24"/>
+        </w:rPr>
+        <w:t xml:space="preserve">5.3. В случае просрочки Исполнителем исполнения своих обязательств </w:t>
+      </w:r>
+      <w:r>
+        <w:rPr>
+          <w:sz w:val="24"/>
+          <w:szCs w:val="24"/>
+        </w:rPr>
+        <w:br/>
+      </w:r>
+      <w:r>
+        <w:rPr>
+          <w:sz w:val="24"/>
+          <w:szCs w:val="24"/>
+        </w:rPr>
+        <w:t xml:space="preserve">по настоящему Договору, Заказчик вправе потребовать от Исполнителя выплаты пени.</w:t>
+      </w:r>
+    </w:p>
+    <w:p>
+      <w:pPr>
+        <w:spacing w:after="0"/>
+        <w:ind w:firstLine="708"/>
+        <w:jc w:val="both"/>
+        <w:rPr>
+          <w:sz w:val="24"/>
+          <w:szCs w:val="24"/>
+        </w:rPr>
+      </w:pPr>
+      <w:r>
+        <w:rPr>
+          <w:sz w:val="24"/>
+          <w:szCs w:val="24"/>
+        </w:rPr>
+        <w:t xml:space="preserve">Пеня начисляется за каждый день просрочки исполнения обязательства, начиная </w:t>
+      </w:r>
+      <w:r>
+        <w:rPr>
+          <w:sz w:val="24"/>
+          <w:szCs w:val="24"/>
+        </w:rPr>
+        <w:br/>
+      </w:r>
+      <w:r>
+        <w:rPr>
+          <w:sz w:val="24"/>
+          <w:szCs w:val="24"/>
+        </w:rPr>
+        <w:t xml:space="preserve">со дня, следующего после дня истечения срока исполнения, в размере одной трехсотой ключевой ставки Центрального банка Российской Федерации, действующей на дату уплаты пеней, от Цены Договора. Исполнитель освобождается от уплаты неустойки, если докажет, что просрочка исполнения указанного обязательства произошла вследствие непреодолимой силы или по вине Заказчика.</w:t>
+      </w:r>
+    </w:p>
+    <w:p>
+      <w:pPr>
+        <w:spacing w:after="0"/>
+        <w:ind w:firstLine="708"/>
+        <w:jc w:val="both"/>
+        <w:rPr>
+          <w:sz w:val="24"/>
+          <w:szCs w:val="24"/>
+        </w:rPr>
+      </w:pPr>
+      <w:r>
+        <w:rPr>
+          <w:sz w:val="24"/>
+          <w:szCs w:val="24"/>
+        </w:rPr>
+        <w:t xml:space="preserve">5.4. В случае оказания Исполнителем Услуг ненадлежащего качества </w:t>
+      </w:r>
+      <w:r>
+        <w:rPr>
+          <w:sz w:val="24"/>
+          <w:szCs w:val="24"/>
+        </w:rPr>
+        <w:br/>
+      </w:r>
+      <w:r>
+        <w:rPr>
+          <w:sz w:val="24"/>
+          <w:szCs w:val="24"/>
+        </w:rPr>
+        <w:t>или неисполнения иных обязанностей, предусмотренных настоящим Договором, Заказчик имеет право по своему усмотрению потребовать:</w:t>
+      </w:r>
+    </w:p>
+    <w:p>
+      <w:pPr>
+        <w:spacing w:after="0"/>
+        <w:ind w:firstLine="708"/>
+        <w:jc w:val="both"/>
+        <w:rPr>
+          <w:sz w:val="24"/>
+          <w:szCs w:val="24"/>
+        </w:rPr>
+      </w:pPr>
+      <w:r>
+        <w:rPr>
+          <w:sz w:val="24"/>
+          <w:szCs w:val="24"/>
+        </w:rPr>
+        <w:t xml:space="preserve">— соразмерного уменьшения, установленной за Услуги цены;</w:t>
+      </w:r>
+    </w:p>
+    <w:p>
+      <w:pPr>
+        <w:spacing w:after="0"/>
+        <w:ind w:firstLine="708"/>
+        <w:jc w:val="both"/>
+        <w:rPr>
+          <w:sz w:val="24"/>
+          <w:szCs w:val="24"/>
+        </w:rPr>
+      </w:pPr>
+      <w:r>
+        <w:rPr>
+          <w:sz w:val="24"/>
+          <w:szCs w:val="24"/>
+        </w:rPr>
+        <w:t>— безвозмездного устранения недостатков в разумный срок;</w:t>
+      </w:r>
+    </w:p>
+    <w:p>
+      <w:pPr>
+        <w:spacing w:after="0"/>
+        <w:ind w:firstLine="708"/>
+        <w:jc w:val="both"/>
+        <w:rPr>
+          <w:sz w:val="24"/>
+          <w:szCs w:val="24"/>
+        </w:rPr>
+      </w:pPr>
+      <w:r>
+        <w:rPr>
+          <w:sz w:val="24"/>
+          <w:szCs w:val="24"/>
+        </w:rPr>
+        <w:t xml:space="preserve">— возмещения своих расходов на устранение недостатков как своими силами, </w:t>
+      </w:r>
+      <w:r>
+        <w:rPr>
+          <w:sz w:val="24"/>
+          <w:szCs w:val="24"/>
+        </w:rPr>
+        <w:br/>
+      </w:r>
+      <w:r>
+        <w:rPr>
+          <w:sz w:val="24"/>
+          <w:szCs w:val="24"/>
+        </w:rPr>
+        <w:t xml:space="preserve">так и путем привлечения третьих лиц.</w:t>
+      </w:r>
+    </w:p>
+    <w:p>
+      <w:pPr>
+        <w:spacing w:after="0"/>
+        <w:ind w:firstLine="708"/>
+        <w:jc w:val="both"/>
+        <w:rPr>
+          <w:sz w:val="24"/>
+          <w:szCs w:val="24"/>
+        </w:rPr>
+      </w:pPr>
+      <w:r>
+        <w:rPr>
+          <w:sz w:val="24"/>
+          <w:szCs w:val="24"/>
+        </w:rPr>
+        <w:t xml:space="preserve">5.5. Сторона освобождается от уплаты неустойки (штрафа, пени), если докажет, </w:t>
+      </w:r>
+      <w:r>
+        <w:rPr>
+          <w:sz w:val="24"/>
+          <w:szCs w:val="24"/>
+        </w:rPr>
+        <w:br/>
+      </w:r>
+      <w:r>
+        <w:rPr>
+          <w:sz w:val="24"/>
+          <w:szCs w:val="24"/>
+        </w:rPr>
+        <w:t xml:space="preserve">что неисполнение или ненадлежащее исполнение обязательства, предусмотренного Договором, произошло вследствие непреодолимой силы или по вине другой Стороны.</w:t>
+      </w:r>
+    </w:p>
+    <w:p>
+      <w:pPr>
+        <w:spacing w:after="0"/>
+        <w:ind w:firstLine="708"/>
+        <w:jc w:val="both"/>
+        <w:rPr>
+          <w:sz w:val="24"/>
+          <w:szCs w:val="24"/>
+        </w:rPr>
+      </w:pPr>
+      <w:r>
+        <w:rPr>
+          <w:sz w:val="24"/>
+          <w:szCs w:val="24"/>
+        </w:rPr>
+        <w:t xml:space="preserve">5.6. Заказчик вправе удержать из стоимости Услуг, подлежащей выплате Исполнителю, суммы штрафов и пеней, подлежащих уплате Исполнителем в соответствии с условиями настоящего Договора.</w:t>
+      </w:r>
+    </w:p>
+    <w:p>
+      <w:pPr>
+        <w:spacing w:after="0"/>
+        <w:ind w:firstLine="708"/>
+        <w:jc w:val="both"/>
+        <w:rPr>
+          <w:sz w:val="24"/>
+          <w:szCs w:val="24"/>
+        </w:rPr>
+      </w:pPr>
+      <w:r>
+        <w:rPr>
+          <w:sz w:val="24"/>
+          <w:szCs w:val="24"/>
+        </w:rPr>
+        <w:t xml:space="preserve">5.7. В случае если в результате некачественного и/или несвоевременного оказания Исполнителем Услуг по настоящему Договору к Заказчику будут предъявлены обоснованные претензии третьими лицами, Исполнитель обязуется самостоятельно </w:t>
+      </w:r>
+      <w:r>
+        <w:rPr>
+          <w:sz w:val="24"/>
+          <w:szCs w:val="24"/>
+        </w:rPr>
+        <w:br/>
+      </w:r>
+      <w:r>
+        <w:rPr>
+          <w:sz w:val="24"/>
+          <w:szCs w:val="24"/>
+        </w:rPr>
+        <w:t xml:space="preserve">и за свой счет урегулировать данные претензии, а в случае возникновения у Заказчика </w:t>
+      </w:r>
+      <w:r>
+        <w:rPr>
+          <w:sz w:val="24"/>
+          <w:szCs w:val="24"/>
+        </w:rPr>
+        <w:br/>
+      </w:r>
+      <w:r>
+        <w:rPr>
+          <w:sz w:val="24"/>
+          <w:szCs w:val="24"/>
+        </w:rPr>
+        <w:t xml:space="preserve">в связи с предъявлением таких претензий каких-либо убытков - возместить все понесенные последним убытки в полном объеме.</w:t>
+      </w:r>
+    </w:p>
+    <w:p>
+      <w:pPr>
+        <w:spacing w:after="0"/>
+        <w:ind w:firstLine="708"/>
+        <w:jc w:val="both"/>
+        <w:rPr>
+          <w:sz w:val="24"/>
+          <w:szCs w:val="24"/>
+        </w:rPr>
+      </w:pPr>
+      <w:r>
+        <w:rPr>
+          <w:sz w:val="24"/>
+          <w:szCs w:val="24"/>
+        </w:rPr>
+        <w:t xml:space="preserve">5.8. Исполнитель несет перед Заказчиком ответственность за неисполнение </w:t>
+      </w:r>
+      <w:r>
+        <w:rPr>
+          <w:sz w:val="24"/>
+          <w:szCs w:val="24"/>
+        </w:rPr>
+        <w:br/>
+      </w:r>
+      <w:r>
+        <w:rPr>
+          <w:sz w:val="24"/>
+          <w:szCs w:val="24"/>
+        </w:rPr>
+        <w:t xml:space="preserve">или ненадлежащее исполнение обязательств по настоящему Договору, в том числе </w:t>
+      </w:r>
+      <w:r>
+        <w:rPr>
+          <w:sz w:val="24"/>
+          <w:szCs w:val="24"/>
+        </w:rPr>
+        <w:br/>
+      </w:r>
+      <w:r>
+        <w:rPr>
+          <w:sz w:val="24"/>
+          <w:szCs w:val="24"/>
+        </w:rPr>
+        <w:t xml:space="preserve">за действия третьих лиц, привлеченных Исполнителем к исполнению настоящего Договора.</w:t>
+      </w:r>
+    </w:p>
+    <w:p>
+      <w:pPr>
+        <w:spacing w:after="0"/>
+        <w:ind w:firstLine="708"/>
+        <w:jc w:val="both"/>
+        <w:rPr>
+          <w:sz w:val="24"/>
+          <w:szCs w:val="24"/>
+        </w:rPr>
+      </w:pPr>
+      <w:r>
+        <w:rPr>
+          <w:sz w:val="24"/>
+          <w:szCs w:val="24"/>
+        </w:rPr>
+        <w:t xml:space="preserve">5.9. Уплата неустойки (пени, штрафа), а также возмещение убытков не освобождает Стороны от исполнения обязательств, предусмотренных Договором.</w:t>
+      </w:r>
+    </w:p>
+    <w:p>
+      <w:pPr>
+        <w:spacing w:after="0"/>
+        <w:jc w:val="center"/>
+        <w:rPr>
+          <w:b/>
+          <w:bCs/>
+          <w:sz w:val="24"/>
+          <w:szCs w:val="24"/>
+        </w:rPr>
+      </w:pPr>
+      <w:r>
+        <w:rPr>
+          <w:b/>
+          <w:bCs/>
+          <w:sz w:val="24"/>
+          <w:szCs w:val="24"/>
+        </w:rPr>
+        <w:t>6. Гарантии и заверения</w:t>
+      </w:r>
+    </w:p>
+    <w:p>
+      <w:pPr>
+        <w:spacing w:after="0"/>
+        <w:jc w:val="both"/>
+        <w:rPr>
+          <w:sz w:val="24"/>
+          <w:szCs w:val="24"/>
+        </w:rPr>
+      </w:pPr>
+      <w:r>
+        <w:rPr>
+          <w:sz w:val="24"/>
+          <w:szCs w:val="24"/>
+        </w:rPr>
+        <w:tab/>
+        <w:t xml:space="preserve">6.1. Настоящим </w:t>
+      </w:r>
+      <w:r>
+        <w:rPr>
+          <w:sz w:val="24"/>
+          <w:szCs w:val="24"/>
+        </w:rPr>
+        <w:t xml:space="preserve">Исполнитель в порядке ст. 431.2 ГК РФ заверяет Заказчика:</w:t>
+      </w:r>
+    </w:p>
+    <w:p>
+      <w:pPr>
+        <w:spacing w:after="0"/>
+        <w:ind w:firstLine="708"/>
+        <w:jc w:val="both"/>
+        <w:rPr>
+          <w:sz w:val="24"/>
+          <w:szCs w:val="24"/>
+        </w:rPr>
+      </w:pPr>
+      <w:r>
+        <w:rPr>
+          <w:sz w:val="24"/>
+          <w:szCs w:val="24"/>
+        </w:rPr>
+        <w:t xml:space="preserve">6.1.1. При заключении и исполнении настоящего Договора не преследует цель неуплаты (неполной   уплаты) и (или) зачета (возврата) суммы налога, обязательства </w:t>
+      </w:r>
+      <w:r>
+        <w:rPr>
+          <w:sz w:val="24"/>
+          <w:szCs w:val="24"/>
+        </w:rPr>
+        <w:br/>
+      </w:r>
+      <w:r>
+        <w:rPr>
+          <w:sz w:val="24"/>
+          <w:szCs w:val="24"/>
+        </w:rPr>
+        <w:t>по настоящему Договору исполняются и будут исполняться лицом, являющимся стороной настоящего Договора и (или) лицом, которому обязательство по исполнению Договора передано в соответствии с условиями настоящего Договора или закона и гарантирует достоверность следующих обстоятельств:</w:t>
+      </w:r>
+    </w:p>
+    <w:p>
+      <w:pPr>
+        <w:spacing w:after="0"/>
+        <w:ind w:firstLine="708"/>
+        <w:jc w:val="both"/>
+        <w:rPr>
+          <w:sz w:val="24"/>
+          <w:szCs w:val="24"/>
+        </w:rPr>
+      </w:pPr>
+      <w:r>
+        <w:rPr>
+          <w:sz w:val="24"/>
+          <w:szCs w:val="24"/>
+        </w:rPr>
+        <w:t>-</w:t>
+      </w:r>
+      <w:r>
+        <w:rPr>
+          <w:sz w:val="24"/>
+          <w:szCs w:val="24"/>
+        </w:rPr>
+        <w:tab/>
+        <w:t xml:space="preserve">Исполнитель не осуществляет и не будет осуществлять в ходе исполнения настоящего Договора уменьшение налоговой базы и (или) суммы подлежащего уплате налога в результате искажения сведений о фактах хозяйственной жизни (совокупности таких фактов), об объектах налогообложения, подлежащих отражению в налоговом </w:t>
+      </w:r>
+      <w:r>
+        <w:rPr>
+          <w:sz w:val="24"/>
+          <w:szCs w:val="24"/>
+        </w:rPr>
+        <w:br/>
+      </w:r>
+      <w:r>
+        <w:rPr>
+          <w:sz w:val="24"/>
+          <w:szCs w:val="24"/>
+        </w:rPr>
+        <w:t>и (или) бухгалтерском учете/ налоговой отчетности, любыми способами;</w:t>
+      </w:r>
+    </w:p>
+    <w:p>
+      <w:pPr>
+        <w:spacing w:after="0"/>
+        <w:ind w:firstLine="708"/>
+        <w:jc w:val="both"/>
+        <w:rPr>
+          <w:sz w:val="24"/>
+          <w:szCs w:val="24"/>
+        </w:rPr>
+      </w:pPr>
+      <w:r>
+        <w:rPr>
+          <w:sz w:val="24"/>
+          <w:szCs w:val="24"/>
+        </w:rPr>
+        <w:t>-</w:t>
+      </w:r>
+      <w:r>
+        <w:rPr>
+          <w:sz w:val="24"/>
+          <w:szCs w:val="24"/>
+        </w:rPr>
+        <w:tab/>
+        <w:t>документы, подлежащие подписанию со стороны Исполнителя в ходе исполнения настоящего Договора (</w:t>
+      </w:r>
+      <w:r>
+        <w:rPr>
+          <w:sz w:val="24"/>
+          <w:szCs w:val="24"/>
+        </w:rPr>
+        <w:t xml:space="preserve">Акты, УПД, и любые иные финансовые и/или первичные бухгалтерские документы), собственноручно подписываются уполномоченными лицами.</w:t>
+      </w:r>
+    </w:p>
+    <w:p>
+      <w:pPr>
+        <w:spacing w:after="0"/>
+        <w:ind w:firstLine="708"/>
+        <w:jc w:val="both"/>
+        <w:rPr>
+          <w:sz w:val="24"/>
+          <w:szCs w:val="24"/>
+        </w:rPr>
+      </w:pPr>
+      <w:r>
+        <w:rPr>
+          <w:sz w:val="24"/>
+          <w:szCs w:val="24"/>
+        </w:rPr>
+        <w:t xml:space="preserve">6.1.2. При заключении и исполнении настоящего Договора Исполнитель не является взаимозависимым (аффилированным) и/или не имеет заинтересованности с другими субъектами предпринимательское деятельности, которые оказывают услуги/поставляют товары Заказчику.</w:t>
+      </w:r>
+    </w:p>
+    <w:p>
+      <w:pPr>
+        <w:spacing w:after="0"/>
+        <w:ind w:firstLine="708"/>
+        <w:jc w:val="both"/>
+        <w:rPr>
+          <w:sz w:val="24"/>
+          <w:szCs w:val="24"/>
+        </w:rPr>
+      </w:pPr>
+      <w:r>
+        <w:rPr>
+          <w:sz w:val="24"/>
+          <w:szCs w:val="24"/>
+        </w:rPr>
+        <w:lastRenderedPageBreak/>
+        <w:t xml:space="preserve">6.2. </w:t>
+      </w:r>
+      <w:r>
+        <w:rPr>
+          <w:sz w:val="24"/>
+          <w:szCs w:val="24"/>
+        </w:rPr>
+        <w:t xml:space="preserve">Все предусмотренные настоящим Договором заверения об обстоятельствах Исполнителя имеют существенное значение для Заказчика. При недостоверности данных заверений об обстоятельствах, а равно при ненадлежащем исполнении Исполнителем требований действующего законодательства Российской Федерации, в том числе в части своевременного декларирования и уплаты налогов, предоставления достоверной налоговой отчетности, совершения иных предусмотренных налоговым законодательством обязанностей, Исполнитель обязан в полном объеме возместить Заказчику причиненные убытки, в том числе возникшие в результате отказа налоговыми органами Заказчику </w:t>
+      </w:r>
+      <w:r>
+        <w:rPr>
+          <w:sz w:val="24"/>
+          <w:szCs w:val="24"/>
+        </w:rPr>
+        <w:br/>
+      </w:r>
+      <w:r>
+        <w:rPr>
+          <w:sz w:val="24"/>
+          <w:szCs w:val="24"/>
+        </w:rPr>
+        <w:t>в возмещению причитающихся ему сумм налогов, доначисления налоговыми органами налогов, начисления пеней, наложения штрафов, включая, но не ограничиваясь:</w:t>
+      </w:r>
+    </w:p>
+    <w:p>
+      <w:pPr>
+        <w:spacing w:after="0"/>
+        <w:jc w:val="both"/>
+        <w:rPr>
+          <w:sz w:val="24"/>
+          <w:szCs w:val="24"/>
+        </w:rPr>
+      </w:pPr>
+      <w:r>
+        <w:rPr>
+          <w:sz w:val="24"/>
+          <w:szCs w:val="24"/>
+        </w:rPr>
+        <w:t>-</w:t>
+      </w:r>
+      <w:r>
+        <w:rPr>
+          <w:sz w:val="24"/>
+          <w:szCs w:val="24"/>
+        </w:rPr>
+        <w:tab/>
+        <w:t xml:space="preserve">суммы налогов, пеней и штрафов, подлежащие уплате Заказчиком в бюджетную систему РФ на основании вступивших в силу решений налоговых органов;   </w:t>
+      </w:r>
+    </w:p>
+    <w:p>
+      <w:pPr>
+        <w:spacing w:after="0"/>
+        <w:jc w:val="both"/>
+        <w:rPr>
+          <w:sz w:val="24"/>
+          <w:szCs w:val="24"/>
+        </w:rPr>
+      </w:pPr>
+      <w:r>
+        <w:rPr>
+          <w:sz w:val="24"/>
+          <w:szCs w:val="24"/>
+        </w:rPr>
+        <w:t>-</w:t>
+      </w:r>
+      <w:r>
+        <w:rPr>
+          <w:sz w:val="24"/>
+          <w:szCs w:val="24"/>
+        </w:rPr>
+        <w:tab/>
+      </w:r>
+      <w:r>
+        <w:rPr>
+          <w:sz w:val="24"/>
+          <w:szCs w:val="24"/>
+        </w:rPr>
+        <w:t>суммы НДС, неполученные Заказчиком на основании вступивших в силу решений налоговых органов об отказе в возмещении НДС из бюджета;</w:t>
+      </w:r>
+    </w:p>
+    <w:p>
+      <w:pPr>
+        <w:spacing w:after="0"/>
+        <w:jc w:val="both"/>
+        <w:rPr>
+          <w:sz w:val="24"/>
+          <w:szCs w:val="24"/>
+        </w:rPr>
+      </w:pPr>
+      <w:r>
+        <w:rPr>
+          <w:sz w:val="24"/>
+          <w:szCs w:val="24"/>
+        </w:rPr>
+        <w:t>-</w:t>
+      </w:r>
+      <w:r>
+        <w:rPr>
+          <w:sz w:val="24"/>
+          <w:szCs w:val="24"/>
+        </w:rPr>
+        <w:tab/>
+        <w:t>суммы налогов, пеней и штрафов по требованиям, предъявленным налоговым органом Заказчику в судебном порядке, при условии наличия вступившего в законную силу судебного акта, на основании которого на Заказчика возлагается обязанность уплаты соответствующих сумм</w:t>
+      </w:r>
+      <w:r>
+        <w:rPr>
+          <w:sz w:val="24"/>
+          <w:szCs w:val="24"/>
+        </w:rPr>
+        <w:t>.</w:t>
+      </w:r>
+    </w:p>
+    <w:p>
+      <w:pPr>
+        <w:spacing w:after="0"/>
+        <w:jc w:val="both"/>
+        <w:rPr>
+          <w:sz w:val="24"/>
+          <w:szCs w:val="24"/>
+        </w:rPr>
+      </w:pPr>
+      <w:r>
+        <w:rPr>
+          <w:sz w:val="24"/>
+          <w:szCs w:val="24"/>
+        </w:rPr>
+        <w:tab/>
+        <w:t xml:space="preserve">6.3. Исполнитель также заверяет Заказчика, что обладает всеми </w:t>
+      </w:r>
+      <w:r>
+        <w:rPr>
+          <w:sz w:val="24"/>
+          <w:szCs w:val="24"/>
+        </w:rPr>
+        <w:t xml:space="preserve">необходимыми согласиями (разрешениями) третьих лиц (при их наличии) на использование </w:t>
+      </w:r>
+      <w:r>
+        <w:rPr>
+          <w:sz w:val="24"/>
+          <w:szCs w:val="24"/>
+        </w:rPr>
+        <w:br/>
+      </w:r>
+      <w:r>
+        <w:rPr>
+          <w:sz w:val="24"/>
+          <w:szCs w:val="24"/>
+        </w:rPr>
+        <w:t xml:space="preserve">(и/или распоряжение), а также передачу Заказчику (при наличии такого требования </w:t>
+      </w:r>
+      <w:r>
+        <w:rPr>
+          <w:sz w:val="24"/>
+          <w:szCs w:val="24"/>
+        </w:rPr>
+        <w:br/>
+      </w:r>
+      <w:r>
+        <w:rPr>
+          <w:sz w:val="24"/>
+          <w:szCs w:val="24"/>
+        </w:rPr>
+        <w:t xml:space="preserve">в Техническом задании (Приложение №1) результатов интеллектуальной деятельности, используемых или создаваемых при исполнении настоящего Договора. В случае предъявления к Заказчику требований, претензий и исков со стороны третьих лиц Исполнитель обязуется разрешить их требования, претензии и иски самостоятельно </w:t>
+      </w:r>
+      <w:r>
+        <w:rPr>
+          <w:sz w:val="24"/>
+          <w:szCs w:val="24"/>
+        </w:rPr>
+        <w:br/>
+      </w:r>
+      <w:r>
+        <w:rPr>
+          <w:sz w:val="24"/>
+          <w:szCs w:val="24"/>
+        </w:rPr>
+        <w:t xml:space="preserve">и за свой счет, в том числе в суде, либо компенсировать Заказчику все штрафные санкции, судебные расходы и убытки, связанные с восстановлением нарушенных прав третьих лиц.</w:t>
+      </w:r>
+    </w:p>
+    <w:p>
+      <w:pPr>
+        <w:spacing w:after="0"/>
+        <w:jc w:val="both"/>
+        <w:rPr>
+          <w:sz w:val="24"/>
+          <w:szCs w:val="24"/>
+        </w:rPr>
+      </w:pPr>
+      <w:r>
+        <w:rPr>
+          <w:sz w:val="24"/>
+          <w:szCs w:val="24"/>
+        </w:rPr>
+        <w:tab/>
+        <w:t xml:space="preserve">6.4. </w:t>
+      </w:r>
+      <w:r>
+        <w:rPr>
+          <w:sz w:val="24"/>
+          <w:szCs w:val="24"/>
+        </w:rPr>
+        <w:t xml:space="preserve">В случае использования и/или создания Исполнителем при оказании Услуг </w:t>
+      </w:r>
+      <w:r>
+        <w:rPr>
+          <w:sz w:val="24"/>
+          <w:szCs w:val="24"/>
+        </w:rPr>
+        <w:br/>
+      </w:r>
+      <w:r>
+        <w:rPr>
+          <w:sz w:val="24"/>
+          <w:szCs w:val="24"/>
+        </w:rPr>
+        <w:t xml:space="preserve">по настоящему Договору результатов интеллектуальной деятельности, Заказчик вправе передавать третьим лицам в части или в целом результаты оказания Услуг, полученные </w:t>
+      </w:r>
+      <w:r>
+        <w:rPr>
+          <w:sz w:val="24"/>
+          <w:szCs w:val="24"/>
+        </w:rPr>
+        <w:br/>
+      </w:r>
+      <w:r>
+        <w:rPr>
+          <w:sz w:val="24"/>
+          <w:szCs w:val="24"/>
+        </w:rPr>
+        <w:t xml:space="preserve">от Исполнителя при реализации настоящего Договора (в т.ч. копии результата Услуг) </w:t>
+      </w:r>
+      <w:r>
+        <w:rPr>
+          <w:sz w:val="24"/>
+          <w:szCs w:val="24"/>
+        </w:rPr>
+        <w:br/>
+      </w:r>
+      <w:r>
+        <w:rPr>
+          <w:sz w:val="24"/>
+          <w:szCs w:val="24"/>
+        </w:rPr>
+        <w:t xml:space="preserve">и права на их использование (в т.ч. распространение, уничтожение и иное) (частично </w:t>
+      </w:r>
+      <w:r>
+        <w:rPr>
+          <w:sz w:val="24"/>
+          <w:szCs w:val="24"/>
+        </w:rPr>
+        <w:br/>
+      </w:r>
+      <w:r>
+        <w:rPr>
+          <w:sz w:val="24"/>
+          <w:szCs w:val="24"/>
+        </w:rPr>
+        <w:t xml:space="preserve">или в полном объеме) без разрешения Исполнителя.</w:t>
+      </w:r>
+    </w:p>
+    <w:p>
+      <w:pPr>
+        <w:spacing w:after="0"/>
+        <w:jc w:val="center"/>
+        <w:rPr>
+          <w:b/>
+          <w:bCs/>
+          <w:sz w:val="24"/>
+          <w:szCs w:val="24"/>
+        </w:rPr>
+      </w:pPr>
+      <w:r>
+        <w:rPr>
+          <w:b/>
+          <w:bCs/>
+          <w:sz w:val="24"/>
+          <w:szCs w:val="24"/>
+        </w:rPr>
+        <w:t>7. Обстоятельства непреодолимой силы</w:t>
+      </w:r>
+    </w:p>
+    <w:p>
+      <w:pPr>
+        <w:spacing w:after="0"/>
+        <w:jc w:val="both"/>
+        <w:rPr>
+          <w:sz w:val="24"/>
+          <w:szCs w:val="24"/>
+        </w:rPr>
+      </w:pPr>
+      <w:r>
+        <w:rPr>
+          <w:sz w:val="24"/>
+          <w:szCs w:val="24"/>
+        </w:rPr>
+        <w:tab/>
+        <w:t xml:space="preserve">7.1. Стороны </w:t>
+      </w:r>
+      <w:r>
+        <w:rPr>
+          <w:sz w:val="24"/>
+          <w:szCs w:val="24"/>
+        </w:rPr>
+        <w:t xml:space="preserve">освобождаются от ответственности за неисполнение </w:t>
+      </w:r>
+      <w:r>
+        <w:rPr>
+          <w:sz w:val="24"/>
+          <w:szCs w:val="24"/>
+        </w:rPr>
+        <w:br/>
+      </w:r>
+      <w:r>
+        <w:rPr>
+          <w:sz w:val="24"/>
+          <w:szCs w:val="24"/>
+        </w:rPr>
+        <w:t xml:space="preserve">или ненадлежащее исполнение обязательств по настоящему Договору, если надлежащее исполнение оказалось невозможным вследствие действия непреодолимой силы, то есть чрезвычайных и непредотвратимых при данных условиях обстоятельств, как то стихийные бедствия, пожары, наводнения, землетрясения, военные действия или введение чрезвычайного положения, забастовки, гражданские беспорядки, принятие обязательных для любой из Сторон нормативных правовых актов, изменения в законодательстве Российской Федерации, препятствующие исполнению обязательств по настоящему Договору и не зависящие от воли Сторон.</w:t>
+      </w:r>
+    </w:p>
+    <w:p>
+      <w:pPr>
+        <w:spacing w:after="0"/>
+        <w:jc w:val="both"/>
+        <w:rPr>
+          <w:sz w:val="24"/>
+          <w:szCs w:val="24"/>
+        </w:rPr>
+      </w:pPr>
+      <w:r>
+        <w:rPr>
+          <w:sz w:val="24"/>
+          <w:szCs w:val="24"/>
+        </w:rPr>
+        <w:tab/>
+        <w:t xml:space="preserve">7.2. Сторона, </w:t>
+      </w:r>
+      <w:r>
+        <w:rPr>
+          <w:sz w:val="24"/>
+          <w:szCs w:val="24"/>
+        </w:rPr>
+        <w:t xml:space="preserve">для которой создалась невозможность исполнения обязательств </w:t>
+      </w:r>
+      <w:r>
+        <w:rPr>
+          <w:sz w:val="24"/>
+          <w:szCs w:val="24"/>
+        </w:rPr>
+        <w:br/>
+      </w:r>
+      <w:r>
+        <w:rPr>
+          <w:sz w:val="24"/>
+          <w:szCs w:val="24"/>
+        </w:rPr>
+        <w:t xml:space="preserve">по настоящему Договору вследствие обстоятельств непреодолимой силы, должна известить другую Сторону в письменной форме без промедления о наступлении этих обстоятельств, но не позднее 5 (Пяти) календарных дней с момента их наступления. Извещение должно содержать данные о наступлении и характере обстоятельств и о возможных </w:t>
+      </w:r>
+      <w:r>
+        <w:rPr>
+          <w:sz w:val="24"/>
+          <w:szCs w:val="24"/>
+        </w:rPr>
+        <w:br/>
+      </w:r>
+      <w:r>
+        <w:rPr>
+          <w:sz w:val="24"/>
+          <w:szCs w:val="24"/>
+        </w:rPr>
+        <w:t xml:space="preserve">их последствиях. Сторона должна также без промедления, не позднее 5 (Пяти) календарных дней, известить другую Сторону в письменной форме о прекращении этих обстоятельств.</w:t>
+      </w:r>
+    </w:p>
+    <w:p>
+      <w:pPr>
+        <w:spacing w:after="0"/>
+        <w:jc w:val="both"/>
+        <w:rPr>
+          <w:sz w:val="24"/>
+          <w:szCs w:val="24"/>
+        </w:rPr>
+      </w:pPr>
+      <w:r>
+        <w:rPr>
+          <w:sz w:val="24"/>
+          <w:szCs w:val="24"/>
+        </w:rPr>
+        <w:tab/>
+        <w:t xml:space="preserve">7.3. Обстоятельства, </w:t>
+      </w:r>
+      <w:r>
+        <w:rPr>
+          <w:sz w:val="24"/>
+          <w:szCs w:val="24"/>
+        </w:rPr>
+        <w:t xml:space="preserve">освобождающие Стороны от ответственности, должны быть удостоверены компетентными органами.</w:t>
+      </w:r>
+    </w:p>
+    <w:p>
+      <w:pPr>
+        <w:spacing w:after="0"/>
+        <w:jc w:val="both"/>
+        <w:rPr>
+          <w:sz w:val="24"/>
+          <w:szCs w:val="24"/>
+        </w:rPr>
+      </w:pPr>
+      <w:r>
+        <w:rPr>
+          <w:sz w:val="24"/>
+          <w:szCs w:val="24"/>
+        </w:rPr>
+        <w:tab/>
+        <w:t xml:space="preserve">7.4. Сторона </w:t>
+      </w:r>
+      <w:r>
+        <w:rPr>
+          <w:sz w:val="24"/>
+          <w:szCs w:val="24"/>
+        </w:rPr>
+        <w:t xml:space="preserve">вправе потребовать досрочного расторжения Договора по соглашению Сторон в случае, если обстоятельства непреодолимой силы действуют на протяжении более </w:t>
+      </w:r>
+      <w:r>
+        <w:rPr>
+          <w:sz w:val="24"/>
+          <w:szCs w:val="24"/>
+        </w:rPr>
+        <w:lastRenderedPageBreak/>
+        <w:t xml:space="preserve">чем 2 (двух) месяцев подряд. При этом в случае такого расторжения Стороны не вправе требовать возмещения убытков (упущенной выгоды и реального ущерба), причиненного таким расторжением, за исключением оплаты фактически оказанных Исполнителем </w:t>
+      </w:r>
+      <w:r>
+        <w:rPr>
+          <w:sz w:val="24"/>
+          <w:szCs w:val="24"/>
+        </w:rPr>
+        <w:br/>
+      </w:r>
+      <w:r>
+        <w:rPr>
+          <w:sz w:val="24"/>
+          <w:szCs w:val="24"/>
+        </w:rPr>
+        <w:t xml:space="preserve">и принятых Заказчиком на момент расторжения Услуг.</w:t>
+      </w:r>
+    </w:p>
+    <w:p>
+      <w:pPr>
+        <w:spacing w:after="0"/>
+        <w:jc w:val="center"/>
+        <w:rPr>
+          <w:b/>
+          <w:bCs/>
+          <w:sz w:val="24"/>
+          <w:szCs w:val="24"/>
+        </w:rPr>
+      </w:pPr>
+      <w:r>
+        <w:rPr>
+          <w:b/>
+          <w:bCs/>
+          <w:sz w:val="24"/>
+          <w:szCs w:val="24"/>
+        </w:rPr>
+        <w:t>8. Срок действия Договора</w:t>
+      </w:r>
+    </w:p>
+    <w:p>
+      <w:pPr>
+        <w:spacing w:after="0"/>
+        <w:ind w:firstLine="708"/>
+        <w:jc w:val="both"/>
+        <w:rPr>
+          <w:sz w:val="24"/>
+          <w:szCs w:val="24"/>
+        </w:rPr>
+      </w:pPr>
+      <w:commentRangeStart w:id="68"/>
+      <w:commentRangeStart w:id="69"/>
+      <w:commentRangeStart w:id="70"/>
+      <w:commentRangeStart w:id="71"/>
+      <w:r>
+        <w:rPr>
+          <w:sz w:val="24"/>
+          <w:szCs w:val="24"/>
+        </w:rPr>
+        <w:t xml:space="preserve">8.1. Настоящий Договор вступает в силу с момента заключения и действует {%- if contract_end_date %} по «{{ contract_end_date }}» (включительно){%- else %} до полного исполнения Сторонами принятых на себя обязательств{%- endif %}.</w:t>
+      </w:r>
+      <w:commentRangeEnd w:id="71"/>
+      <w:r>
+        <w:rPr>
+          <w:rStyle w:val="CommentReference"/>
+        </w:rPr>
+        <w:commentReference w:id="71"/>
+      </w:r>
+      <w:commentRangeEnd w:id="70"/>
+      <w:r>
+        <w:rPr>
+          <w:rStyle w:val="CommentReference"/>
+        </w:rPr>
+        <w:commentReference w:id="70"/>
+      </w:r>
+      <w:commentRangeEnd w:id="69"/>
+      <w:r>
+        <w:rPr>
+          <w:rStyle w:val="CommentReference"/>
+        </w:rPr>
+        <w:commentReference w:id="69"/>
+      </w:r>
+      <w:commentRangeEnd w:id="68"/>
+      <w:r>
+        <w:rPr>
+          <w:rStyle w:val="CommentReference"/>
+        </w:rPr>
+        <w:commentReference w:id="68"/>
+      </w:r>
       <w:r>
         <w:rPr>
           <w:i/>
@@ -4775,16 +4884,39 @@
           <w:szCs w:val="24"/>
           <w:highlight w:val="yellow"/>
         </w:rPr>
-        <w:t xml:space="preserve">Стороны, в порядке п. 2 ст. 425 ГК РФ договорились, что условия настоящего Договора применяются к отношениям Сторон, возникшим с даты начала оказания Услуг, указанной в п. 1.2 настоящего Договора</w:t>
-      </w:r>
-      <w:r>
+        <w:t xml:space="preserve"/>
+      </w:r>
+      <w:r>
+        <w:rPr>
+          <w:sz w:val="24"/>
+          <w:szCs w:val="24"/>
+          <w:highlight w:val="yellow"/>
+        </w:rPr>
+        <w:t xml:space="preserve"/>
+      </w:r>
+    </w:p>
+    <w:p>
+      <w:pPr>
+        <w:spacing w:after="0"/>
+        <w:ind w:firstLine="708"/>
+        <w:jc w:val="both"/>
         <w:rPr>
           <w:i/>
           <w:iCs/>
           <w:sz w:val="24"/>
           <w:szCs w:val="24"/>
         </w:rPr>
-        <w:t>.</w:t>
+      </w:pPr>
+      <w:commentRangeStart w:id="72"/>
+      <w:r>
+        <w:t>{%p if is_retroactive %}</w:t>
+      </w:r>
+      <w:commentRangeEnd w:id="72"/>
+      <w:r>
+        <w:rPr>
+          <w:rStyle w:val="CommentReference"/>
+        </w:rPr>
+        <w:commentReference w:id="72"/>
       </w:r>
     </w:p>
     <w:p>
@@ -4799,16 +4931,48 @@
           <w:szCs w:val="24"/>
         </w:rPr>
       </w:pPr>
-      <w:commentRangeStart w:id="59"/>
+      <w:r>
+        <w:rPr>
+          <w:i/>
+          <w:iCs/>
+          <w:sz w:val="24"/>
+          <w:szCs w:val="24"/>
+          <w:highlight w:val="yellow"/>
+        </w:rPr>
+        <w:t xml:space="preserve">Стороны, в порядке п. 2 ст. 425 ГК РФ договорились, что условия настоящего Договора применяются к отношениям Сторон, возникшим с даты начала оказания Услуг, указанной в п. 1.2 настоящего Договора</w:t>
+      </w:r>
+      <w:r>
+        <w:rPr>
+          <w:i/>
+          <w:iCs/>
+          <w:sz w:val="24"/>
+          <w:szCs w:val="24"/>
+        </w:rPr>
+        <w:t>.</w:t>
+      </w:r>
+    </w:p>
+    <w:p>
+      <w:pPr>
+        <w:spacing w:after="0"/>
+        <w:ind w:firstLine="708"/>
+        <w:jc w:val="both"/>
+        <w:rPr>
+          <w:i/>
+          <w:iCs/>
+          <w:sz w:val="24"/>
+          <w:szCs w:val="24"/>
+        </w:rPr>
+      </w:pPr>
+      <w:commentRangeStart w:id="73"/>
       <w:r>
         <w:t>{%p endif %}</w:t>
       </w:r>
-      <w:commentRangeEnd w:id="59"/>
-      <w:r>
-        <w:rPr>
-          <w:rStyle w:val="CommentReference"/>
-        </w:rPr>
-        <w:commentReference w:id="59"/>
+      <w:commentRangeEnd w:id="73"/>
+      <w:r>
+        <w:rPr>
+          <w:rStyle w:val="CommentReference"/>
+        </w:rPr>
+        <w:commentReference w:id="73"/>
       </w:r>
     </w:p>
     <w:p>
@@ -5832,12 +5996,20 @@
         </w:rPr>
         <w:br/>
       </w:r>
-      <w:r>
-        <w:rPr>
-          <w:sz w:val="24"/>
-          <w:szCs w:val="24"/>
-        </w:rPr>
-        <w:t xml:space="preserve">для ВСКС).</w:t>
+      <w:commentRangeStart w:id="74"/>
+      <w:r>
+        <w:rPr>
+          <w:sz w:val="24"/>
+          <w:szCs w:val="24"/>
+        </w:rPr>
+        <w:t xml:space="preserve">для {{ customer_short_name }}).</w:t>
+      </w:r>
+      <w:commentRangeEnd w:id="74"/>
+      <w:r>
+        <w:rPr>
+          <w:rStyle w:val="CommentReference"/>
+        </w:rPr>
+        <w:commentReference w:id="74"/>
       </w:r>
     </w:p>
     <w:p>
@@ -5903,12 +6075,20 @@
                 <w:szCs w:val="24"/>
               </w:rPr>
             </w:pPr>
+            <w:commentRangeStart w:id="83"/>
             <w:r>
               <w:rPr>
                 <w:sz w:val="24"/>
                 <w:szCs w:val="24"/>
               </w:rPr>
-              <w:t xml:space="preserve">Наименование: ВСКС </w:t>
+              <w:t xml:space="preserve">Наименование: {{ customer_short_name }} </w:t>
+            </w:r>
+            <w:commentRangeEnd w:id="83"/>
+            <w:r>
+              <w:rPr>
+                <w:rStyle w:val="CommentReference"/>
+              </w:rPr>
+              <w:commentReference w:id="83"/>
             </w:r>
           </w:p>
           <w:p>
@@ -5918,7 +6098,7 @@
                 <w:szCs w:val="24"/>
               </w:rPr>
             </w:pPr>
-            <w:commentRangeStart w:id="68"/>
+            <w:commentRangeStart w:id="84"/>
             <w:r>
               <w:rPr>
                 <w:sz w:val="24"/>
@@ -5926,12 +6106,12 @@
               </w:rPr>
               <w:t xml:space="preserve">Адрес местонахождения: {{ customer_address }}</w:t>
             </w:r>
-            <w:commentRangeEnd w:id="68"/>
+            <w:commentRangeEnd w:id="84"/>
             <w:r>
               <w:rPr>
                 <w:rStyle w:val="CommentReference"/>
               </w:rPr>
-              <w:commentReference w:id="68"/>
+              <w:commentReference w:id="84"/>
             </w:r>
           </w:p>
           <w:p>
@@ -5941,7 +6121,7 @@
                 <w:szCs w:val="24"/>
               </w:rPr>
             </w:pPr>
-            <w:commentRangeStart w:id="69"/>
+            <w:commentRangeStart w:id="85"/>
             <w:r>
               <w:rPr>
                 <w:sz w:val="24"/>
@@ -5949,12 +6129,12 @@
               </w:rPr>
               <w:t xml:space="preserve">Почтовый адрес: {{ customer_address }}</w:t>
             </w:r>
-            <w:commentRangeEnd w:id="69"/>
+            <w:commentRangeEnd w:id="85"/>
             <w:r>
               <w:rPr>
                 <w:rStyle w:val="CommentReference"/>
               </w:rPr>
-              <w:commentReference w:id="69"/>
+              <w:commentReference w:id="85"/>
             </w:r>
           </w:p>
           <w:p>
@@ -5964,8 +6144,8 @@
                 <w:szCs w:val="24"/>
               </w:rPr>
             </w:pPr>
-            <w:commentRangeStart w:id="70"/>
-            <w:commentRangeStart w:id="71"/>
+            <w:commentRangeStart w:id="86"/>
+            <w:commentRangeStart w:id="87"/>
             <w:r>
               <w:rPr>
                 <w:sz w:val="24"/>
@@ -5973,19 +6153,19 @@
               </w:rPr>
               <w:t xml:space="preserve">ИНН/КПП {{ customer_inn }}/{{ customer_kpp }}</w:t>
             </w:r>
-            <w:commentRangeEnd w:id="71"/>
+            <w:commentRangeEnd w:id="87"/>
             <w:r>
               <w:rPr>
                 <w:rStyle w:val="CommentReference"/>
               </w:rPr>
-              <w:commentReference w:id="71"/>
+              <w:commentReference w:id="87"/>
             </w:r>
-            <w:commentRangeEnd w:id="70"/>
+            <w:commentRangeEnd w:id="86"/>
             <w:r>
               <w:rPr>
                 <w:rStyle w:val="CommentReference"/>
               </w:rPr>
-              <w:commentReference w:id="70"/>
+              <w:commentReference w:id="86"/>
             </w:r>
           </w:p>
           <w:p>
@@ -5995,7 +6175,7 @@
                 <w:szCs w:val="24"/>
               </w:rPr>
             </w:pPr>
-            <w:commentRangeStart w:id="72"/>
+            <w:commentRangeStart w:id="88"/>
             <w:r>
               <w:rPr>
                 <w:sz w:val="24"/>
@@ -6003,12 +6183,12 @@
               </w:rPr>
               <w:t xml:space="preserve">ОГРН {{ customer_ogrn }}</w:t>
             </w:r>
-            <w:commentRangeEnd w:id="72"/>
+            <w:commentRangeEnd w:id="88"/>
             <w:r>
               <w:rPr>
                 <w:rStyle w:val="CommentReference"/>
               </w:rPr>
-              <w:commentReference w:id="72"/>
+              <w:commentReference w:id="88"/>
             </w:r>
           </w:p>
           <w:p>
@@ -6033,7 +6213,7 @@
                 <w:szCs w:val="24"/>
               </w:rPr>
             </w:pPr>
-            <w:commentRangeStart w:id="73"/>
+            <w:commentRangeStart w:id="89"/>
             <w:r>
               <w:rPr>
                 <w:sz w:val="24"/>
@@ -6041,12 +6221,12 @@
               </w:rPr>
               <w:t xml:space="preserve">Лицевой счет {{ customer_personal_account }}</w:t>
             </w:r>
-            <w:commentRangeEnd w:id="73"/>
+            <w:commentRangeEnd w:id="89"/>
             <w:r>
               <w:rPr>
                 <w:rStyle w:val="CommentReference"/>
               </w:rPr>
-              <w:commentReference w:id="73"/>
+              <w:commentReference w:id="89"/>
             </w:r>
           </w:p>
           <w:p>
@@ -6056,7 +6236,7 @@
                 <w:szCs w:val="24"/>
               </w:rPr>
             </w:pPr>
-            <w:commentRangeStart w:id="74"/>
+            <w:commentRangeStart w:id="90"/>
             <w:r>
               <w:rPr>
                 <w:sz w:val="24"/>
@@ -6064,12 +6244,12 @@
               </w:rPr>
               <w:t xml:space="preserve">Казначейский счет: {{ customer_settlement_account }}</w:t>
             </w:r>
-            <w:commentRangeEnd w:id="74"/>
+            <w:commentRangeEnd w:id="90"/>
             <w:r>
               <w:rPr>
                 <w:rStyle w:val="CommentReference"/>
               </w:rPr>
-              <w:commentReference w:id="74"/>
+              <w:commentReference w:id="90"/>
             </w:r>
           </w:p>
           <w:p>
@@ -6079,7 +6259,7 @@
                 <w:szCs w:val="24"/>
               </w:rPr>
             </w:pPr>
-            <w:commentRangeStart w:id="75"/>
+            <w:commentRangeStart w:id="91"/>
             <w:r>
               <w:rPr>
                 <w:sz w:val="24"/>
@@ -6087,12 +6267,12 @@
               </w:rPr>
               <w:t xml:space="preserve">{{ customer_bank_name }}</w:t>
             </w:r>
-            <w:commentRangeEnd w:id="75"/>
+            <w:commentRangeEnd w:id="91"/>
             <w:r>
               <w:rPr>
                 <w:rStyle w:val="CommentReference"/>
               </w:rPr>
-              <w:commentReference w:id="75"/>
+              <w:commentReference w:id="91"/>
             </w:r>
           </w:p>
           <w:p>
@@ -6102,7 +6282,7 @@
                 <w:szCs w:val="24"/>
               </w:rPr>
             </w:pPr>
-            <w:commentRangeStart w:id="76"/>
+            <w:commentRangeStart w:id="92"/>
             <w:r>
               <w:rPr>
                 <w:sz w:val="24"/>
@@ -6110,12 +6290,12 @@
               </w:rPr>
               <w:t xml:space="preserve">БИК ТОФК: {{ customer_bik }}</w:t>
             </w:r>
-            <w:commentRangeEnd w:id="76"/>
+            <w:commentRangeEnd w:id="92"/>
             <w:r>
               <w:rPr>
                 <w:rStyle w:val="CommentReference"/>
               </w:rPr>
-              <w:commentReference w:id="76"/>
+              <w:commentReference w:id="92"/>
             </w:r>
           </w:p>
           <w:p>
@@ -6125,12 +6305,20 @@
                 <w:szCs w:val="24"/>
               </w:rPr>
             </w:pPr>
+            <w:commentRangeStart w:id="93"/>
             <w:r>
               <w:rPr>
                 <w:sz w:val="24"/>
                 <w:szCs w:val="24"/>
               </w:rPr>
-              <w:t>Единый казначейский счет: 40102810545370000003</w:t>
+              <w:t xml:space="preserve">Единый казначейский счет: {{ customer_correspondent_account }}</w:t>
+            </w:r>
+            <w:commentRangeEnd w:id="93"/>
+            <w:r>
+              <w:rPr>
+                <w:rStyle w:val="CommentReference"/>
+              </w:rPr>
+              <w:commentReference w:id="93"/>
             </w:r>
           </w:p>
           <w:p>
@@ -6140,12 +6328,20 @@
                 <w:szCs w:val="24"/>
               </w:rPr>
             </w:pPr>
+            <w:commentRangeStart w:id="94"/>
             <w:r>
               <w:rPr>
                 <w:sz w:val="24"/>
                 <w:szCs w:val="24"/>
               </w:rPr>
-              <w:t>ОКПО 17777419</w:t>
+              <w:t xml:space="preserve">ОКПО __________</w:t>
+            </w:r>
+            <w:commentRangeEnd w:id="94"/>
+            <w:r>
+              <w:rPr>
+                <w:rStyle w:val="CommentReference"/>
+              </w:rPr>
+              <w:commentReference w:id="94"/>
             </w:r>
           </w:p>
           <w:p>
@@ -6155,7 +6351,7 @@
                 <w:szCs w:val="24"/>
               </w:rPr>
             </w:pPr>
-            <w:commentRangeStart w:id="77"/>
+            <w:commentRangeStart w:id="95"/>
             <w:r>
               <w:rPr>
                 <w:sz w:val="24"/>
@@ -6163,12 +6359,12 @@
               </w:rPr>
               <w:t xml:space="preserve">Тел.: {{ customer_phone }}</w:t>
             </w:r>
-            <w:commentRangeEnd w:id="77"/>
+            <w:commentRangeEnd w:id="95"/>
             <w:r>
               <w:rPr>
                 <w:rStyle w:val="CommentReference"/>
               </w:rPr>
-              <w:commentReference w:id="77"/>
+              <w:commentReference w:id="95"/>
             </w:r>
           </w:p>
           <w:p>
@@ -6178,7 +6374,7 @@
                 <w:szCs w:val="24"/>
               </w:rPr>
             </w:pPr>
-            <w:commentRangeStart w:id="78"/>
+            <w:commentRangeStart w:id="96"/>
             <w:r>
               <w:rPr>
                 <w:sz w:val="24"/>
@@ -6186,12 +6382,12 @@
               </w:rPr>
               <w:t xml:space="preserve">Эл.почта: {{ customer_email }}</w:t>
             </w:r>
-            <w:commentRangeEnd w:id="78"/>
+            <w:commentRangeEnd w:id="96"/>
             <w:r>
               <w:rPr>
                 <w:rStyle w:val="CommentReference"/>
               </w:rPr>
-              <w:commentReference w:id="78"/>
+              <w:commentReference w:id="96"/>
             </w:r>
           </w:p>
           <w:p>
@@ -6209,7 +6405,7 @@
                 <w:szCs w:val="24"/>
               </w:rPr>
             </w:pPr>
-            <w:commentRangeStart w:id="79"/>
+            <w:commentRangeStart w:id="97"/>
             <w:r>
               <w:rPr>
                 <w:sz w:val="24"/>
@@ -6217,12 +6413,12 @@
               </w:rPr>
               <w:t xml:space="preserve">{{ customer_signatory_position }}</w:t>
             </w:r>
-            <w:commentRangeEnd w:id="79"/>
+            <w:commentRangeEnd w:id="97"/>
             <w:r>
               <w:rPr>
                 <w:rStyle w:val="CommentReference"/>
               </w:rPr>
-              <w:commentReference w:id="79"/>
+              <w:commentReference w:id="97"/>
             </w:r>
           </w:p>
           <w:p>
@@ -6240,7 +6436,7 @@
                 <w:szCs w:val="24"/>
               </w:rPr>
             </w:pPr>
-            <w:commentRangeStart w:id="80"/>
+            <w:commentRangeStart w:id="98"/>
             <w:r>
               <w:rPr>
                 <w:sz w:val="24"/>
@@ -6248,12 +6444,12 @@
               </w:rPr>
               <w:t xml:space="preserve">_________________ / {{ customer_signatory_name_initials }}</w:t>
             </w:r>
-            <w:commentRangeEnd w:id="80"/>
+            <w:commentRangeEnd w:id="98"/>
             <w:r>
               <w:rPr>
                 <w:rStyle w:val="CommentReference"/>
               </w:rPr>
-              <w:commentReference w:id="80"/>
+              <w:commentReference w:id="98"/>
             </w:r>
           </w:p>
           <w:p>
@@ -6302,12 +6498,20 @@
                 <w:szCs w:val="24"/>
               </w:rPr>
             </w:pPr>
+            <w:commentRangeStart w:id="99"/>
             <w:r>
               <w:rPr>
                 <w:sz w:val="24"/>
                 <w:szCs w:val="24"/>
               </w:rPr>
-              <w:t>Наименование:</w:t>
+              <w:t xml:space="preserve">Наименование: {{ contractor_full_name }}</w:t>
+            </w:r>
+            <w:commentRangeEnd w:id="99"/>
+            <w:r>
+              <w:rPr>
+                <w:rStyle w:val="CommentReference"/>
+              </w:rPr>
+              <w:commentReference w:id="99"/>
             </w:r>
           </w:p>
           <w:p>
@@ -6317,12 +6521,20 @@
                 <w:szCs w:val="24"/>
               </w:rPr>
             </w:pPr>
+            <w:commentRangeStart w:id="100"/>
             <w:r>
               <w:rPr>
                 <w:sz w:val="24"/>
                 <w:szCs w:val="24"/>
               </w:rPr>
-              <w:t>Адрес местонахождения:</w:t>
+              <w:t xml:space="preserve">Адрес местонахождения: {{ contractor_address }}</w:t>
+            </w:r>
+            <w:commentRangeEnd w:id="100"/>
+            <w:r>
+              <w:rPr>
+                <w:rStyle w:val="CommentReference"/>
+              </w:rPr>
+              <w:commentReference w:id="100"/>
             </w:r>
           </w:p>
           <w:p>
@@ -6332,12 +6544,20 @@
                 <w:szCs w:val="24"/>
               </w:rPr>
             </w:pPr>
+            <w:commentRangeStart w:id="101"/>
             <w:r>
               <w:rPr>
                 <w:sz w:val="24"/>
                 <w:szCs w:val="24"/>
               </w:rPr>
-              <w:t>Почтовый адрес:</w:t>
+              <w:t xml:space="preserve">Почтовый адрес: {{ contractor_postal_address }}</w:t>
+            </w:r>
+            <w:commentRangeEnd w:id="101"/>
+            <w:r>
+              <w:rPr>
+                <w:rStyle w:val="CommentReference"/>
+              </w:rPr>
+              <w:commentReference w:id="101"/>
             </w:r>
           </w:p>
           <w:p>
@@ -6350,7 +6570,20 @@
                 <w:highlight w:val="yellow"/>
               </w:rPr>
             </w:pPr>
+            <w:commentRangeStart w:id="102"/>
             <w:r>
+              <w:t>{%p if contractor_org_type != 'ИП' %}</w:t>
+            </w:r>
+            <w:commentRangeEnd w:id="102"/>
+            <w:r>
+              <w:rPr>
+                <w:rStyle w:val="CommentReference"/>
+              </w:rPr>
+              <w:commentReference w:id="102"/>
+            </w:r>
+          </w:p>
+          <w:p>
+            <w:pPr>
               <w:rPr>
                 <w:i/>
                 <w:iCs/>
@@ -6358,18 +6591,9 @@
                 <w:szCs w:val="24"/>
                 <w:highlight w:val="yellow"/>
               </w:rPr>
-              <w:t>ИНН/КПП</w:t>
-            </w:r>
-          </w:p>
-          <w:p>
-            <w:pPr>
-              <w:rPr>
-                <w:i/>
-                <w:iCs/>
-                <w:sz w:val="24"/>
-                <w:szCs w:val="24"/>
-              </w:rPr>
             </w:pPr>
+            <w:commentRangeStart w:id="103"/>
+            <w:commentRangeStart w:id="104"/>
             <w:r>
               <w:rPr>
                 <w:i/>
@@ -6378,19 +6602,34 @@
                 <w:szCs w:val="24"/>
                 <w:highlight w:val="yellow"/>
               </w:rPr>
-              <w:t>ОГРН</w:t>
+              <w:t xml:space="preserve">ИНН/КПП {{ contractor_inn or '__________' }}/{{ contractor_kpp or '__________' }}</w:t>
+            </w:r>
+            <w:commentRangeEnd w:id="104"/>
+            <w:r>
+              <w:rPr>
+                <w:rStyle w:val="CommentReference"/>
+              </w:rPr>
+              <w:commentReference w:id="104"/>
+            </w:r>
+            <w:commentRangeEnd w:id="103"/>
+            <w:r>
+              <w:rPr>
+                <w:rStyle w:val="CommentReference"/>
+              </w:rPr>
+              <w:commentReference w:id="103"/>
             </w:r>
           </w:p>
           <w:p>
             <w:pPr>
               <w:rPr>
+                <w:i/>
+                <w:iCs/>
                 <w:sz w:val="24"/>
                 <w:szCs w:val="24"/>
               </w:rPr>
             </w:pPr>
-          </w:p>
-          <w:p>
-            <w:pPr>
+            <w:commentRangeStart w:id="105"/>
+            <w:r>
               <w:rPr>
                 <w:i/>
                 <w:iCs/>
@@ -6398,8 +6637,47 @@
                 <w:szCs w:val="24"/>
                 <w:highlight w:val="yellow"/>
               </w:rPr>
+              <w:t xml:space="preserve">ОГРН {{ contractor_ogrn or '__________' }}</w:t>
+            </w:r>
+            <w:commentRangeEnd w:id="105"/>
+            <w:r>
+              <w:rPr>
+                <w:rStyle w:val="CommentReference"/>
+              </w:rPr>
+              <w:commentReference w:id="105"/>
+            </w:r>
+          </w:p>
+          <w:p>
+            <w:pPr>
+              <w:rPr>
+                <w:i/>
+                <w:iCs/>
+                <w:sz w:val="24"/>
+                <w:szCs w:val="24"/>
+              </w:rPr>
             </w:pPr>
+            <w:commentRangeStart w:id="106"/>
             <w:r>
+              <w:t>{%p else %}</w:t>
+            </w:r>
+            <w:commentRangeEnd w:id="106"/>
+            <w:r>
+              <w:rPr>
+                <w:rStyle w:val="CommentReference"/>
+              </w:rPr>
+              <w:commentReference w:id="106"/>
+            </w:r>
+          </w:p>
+          <w:p>
+            <w:pPr>
+              <w:rPr>
+                <w:sz w:val="24"/>
+                <w:szCs w:val="24"/>
+              </w:rPr>
+            </w:pPr>
+          </w:p>
+          <w:p>
+            <w:pPr>
               <w:rPr>
                 <w:i/>
                 <w:iCs/>
@@ -6407,18 +6685,8 @@
                 <w:szCs w:val="24"/>
                 <w:highlight w:val="yellow"/>
               </w:rPr>
-              <w:t>ИНН</w:t>
-            </w:r>
-          </w:p>
-          <w:p>
-            <w:pPr>
-              <w:rPr>
-                <w:i/>
-                <w:iCs/>
-                <w:sz w:val="24"/>
-                <w:szCs w:val="24"/>
-              </w:rPr>
             </w:pPr>
+            <w:commentRangeStart w:id="107"/>
             <w:r>
               <w:rPr>
                 <w:i/>
@@ -6427,7 +6695,63 @@
                 <w:szCs w:val="24"/>
                 <w:highlight w:val="yellow"/>
               </w:rPr>
-              <w:t>ОГРНИП</w:t>
+              <w:t xml:space="preserve">ИНН {{ contractor_inn or '__________' }}</w:t>
+            </w:r>
+            <w:commentRangeEnd w:id="107"/>
+            <w:r>
+              <w:rPr>
+                <w:rStyle w:val="CommentReference"/>
+              </w:rPr>
+              <w:commentReference w:id="107"/>
+            </w:r>
+          </w:p>
+          <w:p>
+            <w:pPr>
+              <w:rPr>
+                <w:i/>
+                <w:iCs/>
+                <w:sz w:val="24"/>
+                <w:szCs w:val="24"/>
+              </w:rPr>
+            </w:pPr>
+            <w:commentRangeStart w:id="108"/>
+            <w:r>
+              <w:rPr>
+                <w:i/>
+                <w:iCs/>
+                <w:sz w:val="24"/>
+                <w:szCs w:val="24"/>
+                <w:highlight w:val="yellow"/>
+              </w:rPr>
+              <w:t xml:space="preserve">ОГРНИП {{ contractor_ogrnip or '__________' }}</w:t>
+            </w:r>
+            <w:commentRangeEnd w:id="108"/>
+            <w:r>
+              <w:rPr>
+                <w:rStyle w:val="CommentReference"/>
+              </w:rPr>
+              <w:commentReference w:id="108"/>
+            </w:r>
+          </w:p>
+          <w:p>
+            <w:pPr>
+              <w:rPr>
+                <w:i/>
+                <w:iCs/>
+                <w:sz w:val="24"/>
+                <w:szCs w:val="24"/>
+              </w:rPr>
+            </w:pPr>
+            <w:commentRangeStart w:id="109"/>
+            <w:r>
+              <w:t>{%p endif %}</w:t>
+            </w:r>
+            <w:commentRangeEnd w:id="109"/>
+            <w:r>
+              <w:rPr>
+                <w:rStyle w:val="CommentReference"/>
+              </w:rPr>
+              <w:commentReference w:id="109"/>
             </w:r>
           </w:p>
           <w:p>
@@ -6460,12 +6784,20 @@
                 <w:szCs w:val="24"/>
               </w:rPr>
             </w:pPr>
+            <w:commentRangeStart w:id="110"/>
             <w:r>
               <w:rPr>
                 <w:sz w:val="24"/>
                 <w:szCs w:val="24"/>
               </w:rPr>
-              <w:t>р/с:</w:t>
+              <w:t xml:space="preserve">р/с: {{ contractor_settlement_account or '__________' }}</w:t>
+            </w:r>
+            <w:commentRangeEnd w:id="110"/>
+            <w:r>
+              <w:rPr>
+                <w:rStyle w:val="CommentReference"/>
+              </w:rPr>
+              <w:commentReference w:id="110"/>
             </w:r>
           </w:p>
           <w:p>
@@ -6475,12 +6807,20 @@
                 <w:szCs w:val="24"/>
               </w:rPr>
             </w:pPr>
+            <w:commentRangeStart w:id="111"/>
             <w:r>
               <w:rPr>
                 <w:sz w:val="24"/>
                 <w:szCs w:val="24"/>
               </w:rPr>
-              <w:t>в</w:t>
+              <w:t xml:space="preserve">в {{ contractor_bank_name or '__________' }}</w:t>
+            </w:r>
+            <w:commentRangeEnd w:id="111"/>
+            <w:r>
+              <w:rPr>
+                <w:rStyle w:val="CommentReference"/>
+              </w:rPr>
+              <w:commentReference w:id="111"/>
             </w:r>
           </w:p>
           <w:p>
@@ -6490,12 +6830,20 @@
                 <w:szCs w:val="24"/>
               </w:rPr>
             </w:pPr>
+            <w:commentRangeStart w:id="112"/>
             <w:r>
               <w:rPr>
                 <w:sz w:val="24"/>
                 <w:szCs w:val="24"/>
               </w:rPr>
-              <w:t>БИК:</w:t>
+              <w:t xml:space="preserve">БИК: {{ contractor_bik or '__________' }}</w:t>
+            </w:r>
+            <w:commentRangeEnd w:id="112"/>
+            <w:r>
+              <w:rPr>
+                <w:rStyle w:val="CommentReference"/>
+              </w:rPr>
+              <w:commentReference w:id="112"/>
             </w:r>
           </w:p>
           <w:p>
@@ -6505,12 +6853,20 @@
                 <w:szCs w:val="24"/>
               </w:rPr>
             </w:pPr>
+            <w:commentRangeStart w:id="113"/>
             <w:r>
               <w:rPr>
                 <w:sz w:val="24"/>
                 <w:szCs w:val="24"/>
               </w:rPr>
-              <w:t>к/с:</w:t>
+              <w:t xml:space="preserve">к/с: {{ contractor_correspondent_account or '__________' }}</w:t>
+            </w:r>
+            <w:commentRangeEnd w:id="113"/>
+            <w:r>
+              <w:rPr>
+                <w:rStyle w:val="CommentReference"/>
+              </w:rPr>
+              <w:commentReference w:id="113"/>
             </w:r>
           </w:p>
           <w:p>
@@ -6528,12 +6884,20 @@
                 <w:szCs w:val="24"/>
               </w:rPr>
             </w:pPr>
+            <w:commentRangeStart w:id="114"/>
             <w:r>
               <w:rPr>
                 <w:sz w:val="24"/>
                 <w:szCs w:val="24"/>
               </w:rPr>
-              <w:t>Тел.:</w:t>
+              <w:t xml:space="preserve">Тел.: {{ contractor_phone }}</w:t>
+            </w:r>
+            <w:commentRangeEnd w:id="114"/>
+            <w:r>
+              <w:rPr>
+                <w:rStyle w:val="CommentReference"/>
+              </w:rPr>
+              <w:commentReference w:id="114"/>
             </w:r>
           </w:p>
           <w:p>
@@ -6543,7 +6907,7 @@
                 <w:szCs w:val="24"/>
               </w:rPr>
             </w:pPr>
-            <w:commentRangeStart w:id="81"/>
+            <w:commentRangeStart w:id="115"/>
             <w:r>
               <w:rPr>
                 <w:sz w:val="24"/>
@@ -6551,12 +6915,12 @@
               </w:rPr>
               <w:t xml:space="preserve">Эл.почта: {{ contractor_email }}</w:t>
             </w:r>
-            <w:commentRangeEnd w:id="81"/>
+            <w:commentRangeEnd w:id="115"/>
             <w:r>
               <w:rPr>
                 <w:rStyle w:val="CommentReference"/>
               </w:rPr>
-              <w:commentReference w:id="81"/>
+              <w:commentReference w:id="115"/>
             </w:r>
           </w:p>
           <w:p>
@@ -6594,12 +6958,20 @@
                 <w:szCs w:val="24"/>
               </w:rPr>
             </w:pPr>
+            <w:commentRangeStart w:id="116"/>
             <w:r>
               <w:rPr>
                 <w:sz w:val="24"/>
                 <w:szCs w:val="24"/>
               </w:rPr>
-              <w:t>____________________ / ФИО</w:t>
+              <w:t xml:space="preserve">____________________ / {{ contractor_signatory_initials }}</w:t>
+            </w:r>
+            <w:commentRangeEnd w:id="116"/>
+            <w:r>
+              <w:rPr>
+                <w:rStyle w:val="CommentReference"/>
+              </w:rPr>
+              <w:commentReference w:id="116"/>
             </w:r>
           </w:p>
           <w:p>
@@ -6667,10 +7039,10 @@
           <w:szCs w:val="24"/>
         </w:rPr>
       </w:pPr>
-      <w:commentRangeStart w:id="60"/>
-      <w:commentRangeStart w:id="61"/>
-      <w:commentRangeStart w:id="62"/>
-      <w:commentRangeStart w:id="63"/>
+      <w:commentRangeStart w:id="75"/>
+      <w:commentRangeStart w:id="76"/>
+      <w:commentRangeStart w:id="77"/>
+      <w:commentRangeStart w:id="78"/>
       <w:r>
         <w:rPr>
           <w:sz w:val="24"/>
@@ -6678,33 +7050,33 @@
         </w:rPr>
         <w:t xml:space="preserve">от «{{ contract_date_day }}» {{ contract_date_month }} {{ contract_date_year }} г. № {{ contract_number }}</w:t>
       </w:r>
-      <w:commentRangeEnd w:id="63"/>
-      <w:r>
-        <w:rPr>
-          <w:rStyle w:val="CommentReference"/>
-        </w:rPr>
-        <w:commentReference w:id="63"/>
-      </w:r>
-      <w:commentRangeEnd w:id="62"/>
-      <w:r>
-        <w:rPr>
-          <w:rStyle w:val="CommentReference"/>
-        </w:rPr>
-        <w:commentReference w:id="62"/>
-      </w:r>
-      <w:commentRangeEnd w:id="61"/>
-      <w:r>
-        <w:rPr>
-          <w:rStyle w:val="CommentReference"/>
-        </w:rPr>
-        <w:commentReference w:id="61"/>
-      </w:r>
-      <w:commentRangeEnd w:id="60"/>
-      <w:r>
-        <w:rPr>
-          <w:rStyle w:val="CommentReference"/>
-        </w:rPr>
-        <w:commentReference w:id="60"/>
+      <w:commentRangeEnd w:id="78"/>
+      <w:r>
+        <w:rPr>
+          <w:rStyle w:val="CommentReference"/>
+        </w:rPr>
+        <w:commentReference w:id="78"/>
+      </w:r>
+      <w:commentRangeEnd w:id="77"/>
+      <w:r>
+        <w:rPr>
+          <w:rStyle w:val="CommentReference"/>
+        </w:rPr>
+        <w:commentReference w:id="77"/>
+      </w:r>
+      <w:commentRangeEnd w:id="76"/>
+      <w:r>
+        <w:rPr>
+          <w:rStyle w:val="CommentReference"/>
+        </w:rPr>
+        <w:commentReference w:id="76"/>
+      </w:r>
+      <w:commentRangeEnd w:id="75"/>
+      <w:r>
+        <w:rPr>
+          <w:rStyle w:val="CommentReference"/>
+        </w:rPr>
+        <w:commentReference w:id="75"/>
       </w:r>
     </w:p>
     <w:p>
@@ -7193,12 +7565,20 @@
                 <w:szCs w:val="24"/>
               </w:rPr>
             </w:pPr>
+            <w:commentRangeStart w:id="117"/>
             <w:r>
               <w:rPr>
                 <w:sz w:val="24"/>
                 <w:szCs w:val="24"/>
               </w:rPr>
-              <w:t>ВСКС</w:t>
+              <w:t xml:space="preserve">{{ customer_short_name }}</w:t>
+            </w:r>
+            <w:commentRangeEnd w:id="117"/>
+            <w:r>
+              <w:rPr>
+                <w:rStyle w:val="CommentReference"/>
+              </w:rPr>
+              <w:commentReference w:id="117"/>
             </w:r>
           </w:p>
           <w:p>
@@ -7216,7 +7596,7 @@
                 <w:szCs w:val="24"/>
               </w:rPr>
             </w:pPr>
-            <w:commentRangeStart w:id="82"/>
+            <w:commentRangeStart w:id="118"/>
             <w:r>
               <w:rPr>
                 <w:sz w:val="24"/>
@@ -7224,12 +7604,12 @@
               </w:rPr>
               <w:t xml:space="preserve">{{ customer_signatory_position }}</w:t>
             </w:r>
-            <w:commentRangeEnd w:id="82"/>
+            <w:commentRangeEnd w:id="118"/>
             <w:r>
               <w:rPr>
                 <w:rStyle w:val="CommentReference"/>
               </w:rPr>
-              <w:commentReference w:id="82"/>
+              <w:commentReference w:id="118"/>
             </w:r>
           </w:p>
           <w:p>
@@ -7255,7 +7635,7 @@
                 <w:szCs w:val="24"/>
               </w:rPr>
             </w:pPr>
-            <w:commentRangeStart w:id="83"/>
+            <w:commentRangeStart w:id="119"/>
             <w:r>
               <w:rPr>
                 <w:sz w:val="24"/>
@@ -7263,12 +7643,12 @@
               </w:rPr>
               <w:t xml:space="preserve">_________________ / {{ customer_signatory_name_initials }}</w:t>
             </w:r>
-            <w:commentRangeEnd w:id="83"/>
+            <w:commentRangeEnd w:id="119"/>
             <w:r>
               <w:rPr>
                 <w:rStyle w:val="CommentReference"/>
               </w:rPr>
-              <w:commentReference w:id="83"/>
+              <w:commentReference w:id="119"/>
             </w:r>
           </w:p>
           <w:p>
@@ -7313,12 +7693,20 @@
                 <w:szCs w:val="24"/>
               </w:rPr>
             </w:pPr>
+            <w:commentRangeStart w:id="120"/>
             <w:r>
               <w:rPr>
                 <w:sz w:val="24"/>
                 <w:szCs w:val="24"/>
               </w:rPr>
-              <w:t>Наименование</w:t>
+              <w:t xml:space="preserve">Наименование {{ contractor_full_name }}</w:t>
+            </w:r>
+            <w:commentRangeEnd w:id="120"/>
+            <w:r>
+              <w:rPr>
+                <w:rStyle w:val="CommentReference"/>
+              </w:rPr>
+              <w:commentReference w:id="120"/>
             </w:r>
           </w:p>
           <w:p>
@@ -7364,12 +7752,20 @@
                 <w:szCs w:val="24"/>
               </w:rPr>
             </w:pPr>
+            <w:commentRangeStart w:id="121"/>
             <w:r>
               <w:rPr>
                 <w:sz w:val="24"/>
                 <w:szCs w:val="24"/>
               </w:rPr>
-              <w:t>_________________ / ФИО</w:t>
+              <w:t xml:space="preserve">_________________ / {{ contractor_signatory_initials }}</w:t>
+            </w:r>
+            <w:commentRangeEnd w:id="121"/>
+            <w:r>
+              <w:rPr>
+                <w:rStyle w:val="CommentReference"/>
+              </w:rPr>
+              <w:commentReference w:id="121"/>
             </w:r>
           </w:p>
           <w:p>
@@ -7492,10 +7888,10 @@
           <w:szCs w:val="24"/>
         </w:rPr>
       </w:pPr>
-      <w:commentRangeStart w:id="64"/>
-      <w:commentRangeStart w:id="65"/>
-      <w:commentRangeStart w:id="66"/>
-      <w:commentRangeStart w:id="67"/>
+      <w:commentRangeStart w:id="79"/>
+      <w:commentRangeStart w:id="80"/>
+      <w:commentRangeStart w:id="81"/>
+      <w:commentRangeStart w:id="82"/>
       <w:r>
         <w:rPr>
           <w:sz w:val="24"/>
@@ -7503,33 +7899,33 @@
         </w:rPr>
         <w:t xml:space="preserve">от «{{ contract_date_day }}» {{ contract_date_month }} {{ contract_date_year }} г. № {{ contract_number }}</w:t>
       </w:r>
-      <w:commentRangeEnd w:id="67"/>
-      <w:r>
-        <w:rPr>
-          <w:rStyle w:val="CommentReference"/>
-        </w:rPr>
-        <w:commentReference w:id="67"/>
-      </w:r>
-      <w:commentRangeEnd w:id="66"/>
-      <w:r>
-        <w:rPr>
-          <w:rStyle w:val="CommentReference"/>
-        </w:rPr>
-        <w:commentReference w:id="66"/>
-      </w:r>
-      <w:commentRangeEnd w:id="65"/>
-      <w:r>
-        <w:rPr>
-          <w:rStyle w:val="CommentReference"/>
-        </w:rPr>
-        <w:commentReference w:id="65"/>
-      </w:r>
-      <w:commentRangeEnd w:id="64"/>
-      <w:r>
-        <w:rPr>
-          <w:rStyle w:val="CommentReference"/>
-        </w:rPr>
-        <w:commentReference w:id="64"/>
+      <w:commentRangeEnd w:id="82"/>
+      <w:r>
+        <w:rPr>
+          <w:rStyle w:val="CommentReference"/>
+        </w:rPr>
+        <w:commentReference w:id="82"/>
+      </w:r>
+      <w:commentRangeEnd w:id="81"/>
+      <w:r>
+        <w:rPr>
+          <w:rStyle w:val="CommentReference"/>
+        </w:rPr>
+        <w:commentReference w:id="81"/>
+      </w:r>
+      <w:commentRangeEnd w:id="80"/>
+      <w:r>
+        <w:rPr>
+          <w:rStyle w:val="CommentReference"/>
+        </w:rPr>
+        <w:commentReference w:id="80"/>
+      </w:r>
+      <w:commentRangeEnd w:id="79"/>
+      <w:r>
+        <w:rPr>
+          <w:rStyle w:val="CommentReference"/>
+        </w:rPr>
+        <w:commentReference w:id="79"/>
       </w:r>
     </w:p>
     <w:p>
@@ -7706,7 +8102,7 @@
         <w:annotationRef/>
       </w:r>
       <w:r>
-        <w:t>Полное наименование. Пример: Автономная некоммерческая организация «ВСКС»</w:t>
+        <w:t>Полное наименование. Пример: Автономная некоммерческая организация «Пример»</w:t>
       </w:r>
     </w:p>
   </w:comment>
@@ -7722,7 +8118,7 @@
         <w:annotationRef/>
       </w:r>
       <w:r>
-        <w:t>Краткое наименование Заказчика (из карточки организации). Пример: АНО «ВСКС»</w:t>
+        <w:t>Краткое наименование Заказчика (из карточки организации). Пример: АНО «Пример»</w:t>
       </w:r>
     </w:p>
   </w:comment>
@@ -7754,7 +8150,7 @@
         <w:annotationRef/>
       </w:r>
       <w:r>
-        <w:t>ФИО подписанта (им.падеж). Пример: Козеев Евгений Викторович</w:t>
+        <w:t>ФИО подписанта (им.падеж). Пример: Петров Пётр Петрович</w:t>
       </w:r>
     </w:p>
   </w:comment>
@@ -7834,7 +8230,7 @@
         <w:annotationRef/>
       </w:r>
       <w:r>
-        <w:t>Должность подписанта. Пример: Генеральный директор</w:t>
+        <w:t>Должность подписанта. Пример: Директор</w:t>
       </w:r>
     </w:p>
   </w:comment>
@@ -7850,7 +8246,7 @@
         <w:annotationRef/>
       </w:r>
       <w:r>
-        <w:t>ФИО в им.падеже. Пример: Петров Пётр Петрович</w:t>
+        <w:t>ФИО в им.падеже. Пример: Иванов Иван Иванович</w:t>
       </w:r>
     </w:p>
   </w:comment>
@@ -8074,11 +8470,43 @@
         <w:annotationRef/>
       </w:r>
       <w:r>
+        <w:t>Место оказания услуг / доставки. Пример: г. Москва, ул. Ленина, д. 1</w:t>
+      </w:r>
+    </w:p>
+  </w:comment>
+  <w:comment w:id="29" w:author="Подсказка" w:initials="П" w:date="2026-01-01T00:00:00Z">
+    <w:p>
+      <w:pPr>
+        <w:pStyle w:val="CommentText"/>
+      </w:pPr>
+      <w:r>
+        <w:rPr>
+          <w:rStyle w:val="CommentReference"/>
+        </w:rPr>
+        <w:annotationRef/>
+      </w:r>
+      <w:r>
+        <w:t>Краткое наименование Заказчика (из карточки организации). Пример: АНО «Пример»</w:t>
+      </w:r>
+    </w:p>
+  </w:comment>
+  <w:comment w:id="30" w:author="Подсказка" w:initials="П" w:date="2026-01-01T00:00:00Z">
+    <w:p>
+      <w:pPr>
+        <w:pStyle w:val="CommentText"/>
+      </w:pPr>
+      <w:r>
+        <w:rPr>
+          <w:rStyle w:val="CommentReference"/>
+        </w:rPr>
+        <w:annotationRef/>
+      </w:r>
+      <w:r>
         <w:t>Наименование министерства, предоставившего субсидию. Пример: Министерство труда и социальной защиты Российской Федерации</w:t>
       </w:r>
     </w:p>
   </w:comment>
-  <w:comment w:id="29" w:author="Подсказка" w:initials="П" w:date="2026-01-01T00:00:00Z">
+  <w:comment w:id="31" w:author="Подсказка" w:initials="П" w:date="2026-01-01T00:00:00Z">
     <w:p>
       <w:pPr>
         <w:pStyle w:val="CommentText"/>
@@ -8094,7 +8522,7 @@
       </w:r>
     </w:p>
   </w:comment>
-  <w:comment w:id="30" w:author="Подсказка" w:initials="П" w:date="2026-01-01T00:00:00Z">
+  <w:comment w:id="32" w:author="Подсказка" w:initials="П" w:date="2026-01-01T00:00:00Z">
     <w:p>
       <w:pPr>
         <w:pStyle w:val="CommentText"/>
@@ -8110,7 +8538,7 @@
       </w:r>
     </w:p>
   </w:comment>
-  <w:comment w:id="31" w:author="Подсказка" w:initials="П" w:date="2026-01-01T00:00:00Z">
+  <w:comment w:id="33" w:author="Подсказка" w:initials="П" w:date="2026-01-01T00:00:00Z">
     <w:p>
       <w:pPr>
         <w:pStyle w:val="CommentText"/>
@@ -8126,7 +8554,7 @@
       </w:r>
     </w:p>
   </w:comment>
-  <w:comment w:id="32" w:author="Подсказка" w:initials="П" w:date="2026-01-01T00:00:00Z">
+  <w:comment w:id="34" w:author="Подсказка" w:initials="П" w:date="2026-01-01T00:00:00Z">
     <w:p>
       <w:pPr>
         <w:pStyle w:val="CommentText"/>
@@ -8142,7 +8570,7 @@
       </w:r>
     </w:p>
   </w:comment>
-  <w:comment w:id="33" w:author="Подсказка" w:initials="П" w:date="2026-01-01T00:00:00Z">
+  <w:comment w:id="35" w:author="Подсказка" w:initials="П" w:date="2026-01-01T00:00:00Z">
     <w:p>
       <w:pPr>
         <w:pStyle w:val="CommentText"/>
@@ -8158,7 +8586,7 @@
       </w:r>
     </w:p>
   </w:comment>
-  <w:comment w:id="34" w:author="Подсказка" w:initials="П" w:date="2026-01-01T00:00:00Z">
+  <w:comment w:id="36" w:author="Подсказка" w:initials="П" w:date="2026-01-01T00:00:00Z">
     <w:p>
       <w:pPr>
         <w:pStyle w:val="CommentText"/>
@@ -8174,7 +8602,7 @@
       </w:r>
     </w:p>
   </w:comment>
-  <w:comment w:id="35" w:author="Подсказка" w:initials="П" w:date="2026-01-01T00:00:00Z">
+  <w:comment w:id="37" w:author="Подсказка" w:initials="П" w:date="2026-01-01T00:00:00Z">
     <w:p>
       <w:pPr>
         <w:pStyle w:val="CommentText"/>
@@ -8190,7 +8618,7 @@
       </w:r>
     </w:p>
   </w:comment>
-  <w:comment w:id="36" w:author="Подсказка" w:initials="П" w:date="2026-01-01T00:00:00Z">
+  <w:comment w:id="38" w:author="Подсказка" w:initials="П" w:date="2026-01-01T00:00:00Z">
     <w:p>
       <w:pPr>
         <w:pStyle w:val="CommentText"/>
@@ -8206,7 +8634,7 @@
       </w:r>
     </w:p>
   </w:comment>
-  <w:comment w:id="37" w:author="Подсказка" w:initials="П" w:date="2026-01-01T00:00:00Z">
+  <w:comment w:id="39" w:author="Подсказка" w:initials="П" w:date="2026-01-01T00:00:00Z">
     <w:p>
       <w:pPr>
         <w:pStyle w:val="CommentText"/>
@@ -8222,7 +8650,7 @@
       </w:r>
     </w:p>
   </w:comment>
-  <w:comment w:id="38" w:author="Подсказка" w:initials="П" w:date="2026-01-01T00:00:00Z">
+  <w:comment w:id="40" w:author="Подсказка" w:initials="П" w:date="2026-01-01T00:00:00Z">
     <w:p>
       <w:pPr>
         <w:pStyle w:val="CommentText"/>
@@ -8238,7 +8666,7 @@
       </w:r>
     </w:p>
   </w:comment>
-  <w:comment w:id="39" w:author="Подсказка" w:initials="П" w:date="2026-01-01T00:00:00Z">
+  <w:comment w:id="41" w:author="Подсказка" w:initials="П" w:date="2026-01-01T00:00:00Z">
     <w:p>
       <w:pPr>
         <w:pStyle w:val="CommentText"/>
@@ -8254,7 +8682,7 @@
       </w:r>
     </w:p>
   </w:comment>
-  <w:comment w:id="40" w:author="Подсказка" w:initials="П" w:date="2026-01-01T00:00:00Z">
+  <w:comment w:id="42" w:author="Подсказка" w:initials="П" w:date="2026-01-01T00:00:00Z">
     <w:p>
       <w:pPr>
         <w:pStyle w:val="CommentText"/>
@@ -8270,7 +8698,7 @@
       </w:r>
     </w:p>
   </w:comment>
-  <w:comment w:id="41" w:author="Подсказка" w:initials="П" w:date="2026-01-01T00:00:00Z">
+  <w:comment w:id="43" w:author="Подсказка" w:initials="П" w:date="2026-01-01T00:00:00Z">
     <w:p>
       <w:pPr>
         <w:pStyle w:val="CommentText"/>
@@ -8286,7 +8714,7 @@
       </w:r>
     </w:p>
   </w:comment>
-  <w:comment w:id="42" w:author="Подсказка" w:initials="П" w:date="2026-01-01T00:00:00Z">
+  <w:comment w:id="44" w:author="Подсказка" w:initials="П" w:date="2026-01-01T00:00:00Z">
     <w:p>
       <w:pPr>
         <w:pStyle w:val="CommentText"/>
@@ -8302,7 +8730,7 @@
       </w:r>
     </w:p>
   </w:comment>
-  <w:comment w:id="43" w:author="Подсказка" w:initials="П" w:date="2026-01-01T00:00:00Z">
+  <w:comment w:id="45" w:author="Подсказка" w:initials="П" w:date="2026-01-01T00:00:00Z">
     <w:p>
       <w:pPr>
         <w:pStyle w:val="CommentText"/>
@@ -8318,7 +8746,7 @@
       </w:r>
     </w:p>
   </w:comment>
-  <w:comment w:id="44" w:author="Подсказка" w:initials="П" w:date="2026-01-01T00:00:00Z">
+  <w:comment w:id="46" w:author="Подсказка" w:initials="П" w:date="2026-01-01T00:00:00Z">
     <w:p>
       <w:pPr>
         <w:pStyle w:val="CommentText"/>
@@ -8334,7 +8762,7 @@
       </w:r>
     </w:p>
   </w:comment>
-  <w:comment w:id="45" w:author="Подсказка" w:initials="П" w:date="2026-01-01T00:00:00Z">
+  <w:comment w:id="47" w:author="Подсказка" w:initials="П" w:date="2026-01-01T00:00:00Z">
     <w:p>
       <w:pPr>
         <w:pStyle w:val="CommentText"/>
@@ -8350,7 +8778,7 @@
       </w:r>
     </w:p>
   </w:comment>
-  <w:comment w:id="46" w:author="Подсказка" w:initials="П" w:date="2026-01-01T00:00:00Z">
+  <w:comment w:id="48" w:author="Подсказка" w:initials="П" w:date="2026-01-01T00:00:00Z">
     <w:p>
       <w:pPr>
         <w:pStyle w:val="CommentText"/>
@@ -8366,7 +8794,7 @@
       </w:r>
     </w:p>
   </w:comment>
-  <w:comment w:id="47" w:author="Подсказка" w:initials="П" w:date="2026-01-01T00:00:00Z">
+  <w:comment w:id="49" w:author="Подсказка" w:initials="П" w:date="2026-01-01T00:00:00Z">
     <w:p>
       <w:pPr>
         <w:pStyle w:val="CommentText"/>
@@ -8382,7 +8810,7 @@
       </w:r>
     </w:p>
   </w:comment>
-  <w:comment w:id="48" w:author="Подсказка" w:initials="П" w:date="2026-01-01T00:00:00Z">
+  <w:comment w:id="50" w:author="Подсказка" w:initials="П" w:date="2026-01-01T00:00:00Z">
     <w:p>
       <w:pPr>
         <w:pStyle w:val="CommentText"/>
@@ -8398,7 +8826,183 @@
       </w:r>
     </w:p>
   </w:comment>
-  <w:comment w:id="49" w:author="Подсказка" w:initials="П" w:date="2026-01-01T00:00:00Z">
+  <w:comment w:id="51" w:author="Подсказка" w:initials="П" w:date="2026-01-01T00:00:00Z">
+    <w:p>
+      <w:pPr>
+        <w:pStyle w:val="CommentText"/>
+      </w:pPr>
+      <w:r>
+        <w:rPr>
+          <w:rStyle w:val="CommentReference"/>
+        </w:rPr>
+        <w:annotationRef/>
+      </w:r>
+      <w:r>
+        <w:t>Печатается, если в закупке выбрана предоплата. Иначе печатается вариант постоплаты (после заключения/исполнения)</w:t>
+      </w:r>
+    </w:p>
+  </w:comment>
+  <w:comment w:id="52" w:author="Подсказка" w:initials="П" w:date="2026-01-01T00:00:00Z">
+    <w:p>
+      <w:pPr>
+        <w:pStyle w:val="CommentText"/>
+      </w:pPr>
+      <w:r>
+        <w:rPr>
+          <w:rStyle w:val="CommentReference"/>
+        </w:rPr>
+        <w:annotationRef/>
+      </w:r>
+      <w:r>
+        <w:t>Срок оплаты в календарных днях. Пример: 10</w:t>
+      </w:r>
+    </w:p>
+  </w:comment>
+  <w:comment w:id="53" w:author="Подсказка" w:initials="П" w:date="2026-01-01T00:00:00Z">
+    <w:p>
+      <w:pPr>
+        <w:pStyle w:val="CommentText"/>
+      </w:pPr>
+      <w:r>
+        <w:rPr>
+          <w:rStyle w:val="CommentReference"/>
+        </w:rPr>
+        <w:annotationRef/>
+      </w:r>
+      <w:r>
+        <w:t>Срок оплаты прописью (число в скобках). Пример: семь</w:t>
+      </w:r>
+    </w:p>
+  </w:comment>
+  <w:comment w:id="54" w:author="Подсказка" w:initials="П" w:date="2026-01-01T00:00:00Z">
+    <w:p>
+      <w:pPr>
+        <w:pStyle w:val="CommentText"/>
+      </w:pPr>
+      <w:r>
+        <w:rPr>
+          <w:rStyle w:val="CommentReference"/>
+        </w:rPr>
+        <w:annotationRef/>
+      </w:r>
+      <w:r>
+        <w:t>Печатается, если по закупке задана сумма аванса</w:t>
+      </w:r>
+    </w:p>
+  </w:comment>
+  <w:comment w:id="55" w:author="Подсказка" w:initials="П" w:date="2026-01-01T00:00:00Z">
+    <w:p>
+      <w:pPr>
+        <w:pStyle w:val="CommentText"/>
+      </w:pPr>
+      <w:r>
+        <w:rPr>
+          <w:rStyle w:val="CommentReference"/>
+        </w:rPr>
+        <w:annotationRef/>
+      </w:r>
+      <w:r>
+        <w:t>Сумма аванса (если в закупке выбрана предоплата). Пример: 50 000,00</w:t>
+      </w:r>
+    </w:p>
+  </w:comment>
+  <w:comment w:id="56" w:author="Подсказка" w:initials="П" w:date="2026-01-01T00:00:00Z">
+    <w:p>
+      <w:pPr>
+        <w:pStyle w:val="CommentText"/>
+      </w:pPr>
+      <w:r>
+        <w:rPr>
+          <w:rStyle w:val="CommentReference"/>
+        </w:rPr>
+        <w:annotationRef/>
+      </w:r>
+      <w:r>
+        <w:t>Конец условия</w:t>
+      </w:r>
+    </w:p>
+  </w:comment>
+  <w:comment w:id="57" w:author="Подсказка" w:initials="П" w:date="2026-01-01T00:00:00Z">
+    <w:p>
+      <w:pPr>
+        <w:pStyle w:val="CommentText"/>
+      </w:pPr>
+      <w:r>
+        <w:rPr>
+          <w:rStyle w:val="CommentReference"/>
+        </w:rPr>
+        <w:annotationRef/>
+      </w:r>
+      <w:r>
+        <w:t>Иначе — противоположный случай к условию выше</w:t>
+      </w:r>
+    </w:p>
+  </w:comment>
+  <w:comment w:id="58" w:author="Подсказка" w:initials="П" w:date="2026-01-01T00:00:00Z">
+    <w:p>
+      <w:pPr>
+        <w:pStyle w:val="CommentText"/>
+      </w:pPr>
+      <w:r>
+        <w:rPr>
+          <w:rStyle w:val="CommentReference"/>
+        </w:rPr>
+        <w:annotationRef/>
+      </w:r>
+      <w:r>
+        <w:t>Срок оплаты в календарных днях. Пример: 10</w:t>
+      </w:r>
+    </w:p>
+  </w:comment>
+  <w:comment w:id="59" w:author="Подсказка" w:initials="П" w:date="2026-01-01T00:00:00Z">
+    <w:p>
+      <w:pPr>
+        <w:pStyle w:val="CommentText"/>
+      </w:pPr>
+      <w:r>
+        <w:rPr>
+          <w:rStyle w:val="CommentReference"/>
+        </w:rPr>
+        <w:annotationRef/>
+      </w:r>
+      <w:r>
+        <w:t>Срок оплаты прописью (число в скобках). Пример: семь</w:t>
+      </w:r>
+    </w:p>
+  </w:comment>
+  <w:comment w:id="60" w:author="Подсказка" w:initials="П" w:date="2026-01-01T00:00:00Z">
+    <w:p>
+      <w:pPr>
+        <w:pStyle w:val="CommentText"/>
+      </w:pPr>
+      <w:r>
+        <w:rPr>
+          <w:rStyle w:val="CommentReference"/>
+        </w:rPr>
+        <w:annotationRef/>
+      </w:r>
+      <w:r>
+        <w:t>Конец условия</w:t>
+      </w:r>
+    </w:p>
+  </w:comment>
+  <w:comment w:id="61" w:author="Подсказка" w:initials="П" w:date="2026-01-01T00:00:00Z">
+    <w:p>
+      <w:pPr>
+        <w:pStyle w:val="CommentText"/>
+      </w:pPr>
+      <w:r>
+        <w:rPr>
+          <w:rStyle w:val="CommentReference"/>
+        </w:rPr>
+        <w:annotationRef/>
+      </w:r>
+      <w:r>
+        <w:t>Краткое наименование Заказчика (из карточки организации). Пример: АНО «Пример»</w:t>
+      </w:r>
+    </w:p>
+  </w:comment>
+  <w:comment w:id="62" w:author="Подсказка" w:initials="П" w:date="2026-01-01T00:00:00Z">
     <w:p>
       <w:pPr>
         <w:pStyle w:val="CommentText"/>
@@ -8414,7 +9018,7 @@
       </w:r>
     </w:p>
   </w:comment>
-  <w:comment w:id="50" w:author="Подсказка" w:initials="П" w:date="2026-01-01T00:00:00Z">
+  <w:comment w:id="63" w:author="Подсказка" w:initials="П" w:date="2026-01-01T00:00:00Z">
     <w:p>
       <w:pPr>
         <w:pStyle w:val="CommentText"/>
@@ -8430,7 +9034,7 @@
       </w:r>
     </w:p>
   </w:comment>
-  <w:comment w:id="51" w:author="Подсказка" w:initials="П" w:date="2026-01-01T00:00:00Z">
+  <w:comment w:id="64" w:author="Подсказка" w:initials="П" w:date="2026-01-01T00:00:00Z">
     <w:p>
       <w:pPr>
         <w:pStyle w:val="CommentText"/>
@@ -8446,7 +9050,7 @@
       </w:r>
     </w:p>
   </w:comment>
-  <w:comment w:id="52" w:author="Подсказка" w:initials="П" w:date="2026-01-01T00:00:00Z">
+  <w:comment w:id="65" w:author="Подсказка" w:initials="П" w:date="2026-01-01T00:00:00Z">
     <w:p>
       <w:pPr>
         <w:pStyle w:val="CommentText"/>
@@ -8462,7 +9066,7 @@
       </w:r>
     </w:p>
   </w:comment>
-  <w:comment w:id="53" w:author="Подсказка" w:initials="П" w:date="2026-01-01T00:00:00Z">
+  <w:comment w:id="66" w:author="Подсказка" w:initials="П" w:date="2026-01-01T00:00:00Z">
     <w:p>
       <w:pPr>
         <w:pStyle w:val="CommentText"/>
@@ -8478,7 +9082,23 @@
       </w:r>
     </w:p>
   </w:comment>
-  <w:comment w:id="54" w:author="Подсказка" w:initials="П" w:date="2026-01-01T00:00:00Z">
+  <w:comment w:id="67" w:author="Подсказка" w:initials="П" w:date="2026-01-01T00:00:00Z">
+    <w:p>
+      <w:pPr>
+        <w:pStyle w:val="CommentText"/>
+      </w:pPr>
+      <w:r>
+        <w:rPr>
+          <w:rStyle w:val="CommentReference"/>
+        </w:rPr>
+        <w:annotationRef/>
+      </w:r>
+      <w:r>
+        <w:t>Краткое наименование Заказчика (из карточки организации). Пример: АНО «Пример»</w:t>
+      </w:r>
+    </w:p>
+  </w:comment>
+  <w:comment w:id="68" w:author="Подсказка" w:initials="П" w:date="2026-01-01T00:00:00Z">
     <w:p>
       <w:pPr>
         <w:pStyle w:val="CommentText"/>
@@ -8494,7 +9114,7 @@
       </w:r>
     </w:p>
   </w:comment>
-  <w:comment w:id="55" w:author="Подсказка" w:initials="П" w:date="2026-01-01T00:00:00Z">
+  <w:comment w:id="69" w:author="Подсказка" w:initials="П" w:date="2026-01-01T00:00:00Z">
     <w:p>
       <w:pPr>
         <w:pStyle w:val="CommentText"/>
@@ -8510,7 +9130,7 @@
       </w:r>
     </w:p>
   </w:comment>
-  <w:comment w:id="56" w:author="Подсказка" w:initials="П" w:date="2026-01-01T00:00:00Z">
+  <w:comment w:id="70" w:author="Подсказка" w:initials="П" w:date="2026-01-01T00:00:00Z">
     <w:p>
       <w:pPr>
         <w:pStyle w:val="CommentText"/>
@@ -8526,7 +9146,7 @@
       </w:r>
     </w:p>
   </w:comment>
-  <w:comment w:id="57" w:author="Подсказка" w:initials="П" w:date="2026-01-01T00:00:00Z">
+  <w:comment w:id="71" w:author="Подсказка" w:initials="П" w:date="2026-01-01T00:00:00Z">
     <w:p>
       <w:pPr>
         <w:pStyle w:val="CommentText"/>
@@ -8542,7 +9162,7 @@
       </w:r>
     </w:p>
   </w:comment>
-  <w:comment w:id="58" w:author="Подсказка" w:initials="П" w:date="2026-01-01T00:00:00Z">
+  <w:comment w:id="72" w:author="Подсказка" w:initials="П" w:date="2026-01-01T00:00:00Z">
     <w:p>
       <w:pPr>
         <w:pStyle w:val="CommentText"/>
@@ -8558,7 +9178,7 @@
       </w:r>
     </w:p>
   </w:comment>
-  <w:comment w:id="59" w:author="Подсказка" w:initials="П" w:date="2026-01-01T00:00:00Z">
+  <w:comment w:id="73" w:author="Подсказка" w:initials="П" w:date="2026-01-01T00:00:00Z">
     <w:p>
       <w:pPr>
         <w:pStyle w:val="CommentText"/>
@@ -8574,7 +9194,23 @@
       </w:r>
     </w:p>
   </w:comment>
-  <w:comment w:id="60" w:author="Подсказка" w:initials="П" w:date="2026-01-01T00:00:00Z">
+  <w:comment w:id="74" w:author="Подсказка" w:initials="П" w:date="2026-01-01T00:00:00Z">
+    <w:p>
+      <w:pPr>
+        <w:pStyle w:val="CommentText"/>
+      </w:pPr>
+      <w:r>
+        <w:rPr>
+          <w:rStyle w:val="CommentReference"/>
+        </w:rPr>
+        <w:annotationRef/>
+      </w:r>
+      <w:r>
+        <w:t>Краткое наименование Заказчика (из карточки организации). Пример: АНО «Пример»</w:t>
+      </w:r>
+    </w:p>
+  </w:comment>
+  <w:comment w:id="75" w:author="Подсказка" w:initials="П" w:date="2026-01-01T00:00:00Z">
     <w:p>
       <w:pPr>
         <w:pStyle w:val="CommentText"/>
@@ -8590,7 +9226,7 @@
       </w:r>
     </w:p>
   </w:comment>
-  <w:comment w:id="61" w:author="Подсказка" w:initials="П" w:date="2026-01-01T00:00:00Z">
+  <w:comment w:id="76" w:author="Подсказка" w:initials="П" w:date="2026-01-01T00:00:00Z">
     <w:p>
       <w:pPr>
         <w:pStyle w:val="CommentText"/>
@@ -8606,7 +9242,7 @@
       </w:r>
     </w:p>
   </w:comment>
-  <w:comment w:id="62" w:author="Подсказка" w:initials="П" w:date="2026-01-01T00:00:00Z">
+  <w:comment w:id="77" w:author="Подсказка" w:initials="П" w:date="2026-01-01T00:00:00Z">
     <w:p>
       <w:pPr>
         <w:pStyle w:val="CommentText"/>
@@ -8622,7 +9258,7 @@
       </w:r>
     </w:p>
   </w:comment>
-  <w:comment w:id="63" w:author="Подсказка" w:initials="П" w:date="2026-01-01T00:00:00Z">
+  <w:comment w:id="78" w:author="Подсказка" w:initials="П" w:date="2026-01-01T00:00:00Z">
     <w:p>
       <w:pPr>
         <w:pStyle w:val="CommentText"/>
@@ -8638,7 +9274,7 @@
       </w:r>
     </w:p>
   </w:comment>
-  <w:comment w:id="64" w:author="Подсказка" w:initials="П" w:date="2026-01-01T00:00:00Z">
+  <w:comment w:id="79" w:author="Подсказка" w:initials="П" w:date="2026-01-01T00:00:00Z">
     <w:p>
       <w:pPr>
         <w:pStyle w:val="CommentText"/>
@@ -8654,7 +9290,7 @@
       </w:r>
     </w:p>
   </w:comment>
-  <w:comment w:id="65" w:author="Подсказка" w:initials="П" w:date="2026-01-01T00:00:00Z">
+  <w:comment w:id="80" w:author="Подсказка" w:initials="П" w:date="2026-01-01T00:00:00Z">
     <w:p>
       <w:pPr>
         <w:pStyle w:val="CommentText"/>
@@ -8670,7 +9306,7 @@
       </w:r>
     </w:p>
   </w:comment>
-  <w:comment w:id="66" w:author="Подсказка" w:initials="П" w:date="2026-01-01T00:00:00Z">
+  <w:comment w:id="81" w:author="Подсказка" w:initials="П" w:date="2026-01-01T00:00:00Z">
     <w:p>
       <w:pPr>
         <w:pStyle w:val="CommentText"/>
@@ -8686,7 +9322,7 @@
       </w:r>
     </w:p>
   </w:comment>
-  <w:comment w:id="67" w:author="Подсказка" w:initials="П" w:date="2026-01-01T00:00:00Z">
+  <w:comment w:id="82" w:author="Подсказка" w:initials="П" w:date="2026-01-01T00:00:00Z">
     <w:p>
       <w:pPr>
         <w:pStyle w:val="CommentText"/>
@@ -8702,7 +9338,23 @@
       </w:r>
     </w:p>
   </w:comment>
-  <w:comment w:id="68" w:author="Подсказка" w:initials="П" w:date="2026-01-01T00:00:00Z">
+  <w:comment w:id="83" w:author="Подсказка" w:initials="П" w:date="2026-01-01T00:00:00Z">
+    <w:p>
+      <w:pPr>
+        <w:pStyle w:val="CommentText"/>
+      </w:pPr>
+      <w:r>
+        <w:rPr>
+          <w:rStyle w:val="CommentReference"/>
+        </w:rPr>
+        <w:annotationRef/>
+      </w:r>
+      <w:r>
+        <w:t>Краткое наименование Заказчика (из карточки организации). Пример: АНО «Пример»</w:t>
+      </w:r>
+    </w:p>
+  </w:comment>
+  <w:comment w:id="84" w:author="Подсказка" w:initials="П" w:date="2026-01-01T00:00:00Z">
     <w:p>
       <w:pPr>
         <w:pStyle w:val="CommentText"/>
@@ -8718,7 +9370,7 @@
       </w:r>
     </w:p>
   </w:comment>
-  <w:comment w:id="69" w:author="Подсказка" w:initials="П" w:date="2026-01-01T00:00:00Z">
+  <w:comment w:id="85" w:author="Подсказка" w:initials="П" w:date="2026-01-01T00:00:00Z">
     <w:p>
       <w:pPr>
         <w:pStyle w:val="CommentText"/>
@@ -8734,7 +9386,7 @@
       </w:r>
     </w:p>
   </w:comment>
-  <w:comment w:id="70" w:author="Подсказка" w:initials="П" w:date="2026-01-01T00:00:00Z">
+  <w:comment w:id="86" w:author="Подсказка" w:initials="П" w:date="2026-01-01T00:00:00Z">
     <w:p>
       <w:pPr>
         <w:pStyle w:val="CommentText"/>
@@ -8750,7 +9402,7 @@
       </w:r>
     </w:p>
   </w:comment>
-  <w:comment w:id="71" w:author="Подсказка" w:initials="П" w:date="2026-01-01T00:00:00Z">
+  <w:comment w:id="87" w:author="Подсказка" w:initials="П" w:date="2026-01-01T00:00:00Z">
     <w:p>
       <w:pPr>
         <w:pStyle w:val="CommentText"/>
@@ -8766,7 +9418,7 @@
       </w:r>
     </w:p>
   </w:comment>
-  <w:comment w:id="72" w:author="Подсказка" w:initials="П" w:date="2026-01-01T00:00:00Z">
+  <w:comment w:id="88" w:author="Подсказка" w:initials="П" w:date="2026-01-01T00:00:00Z">
     <w:p>
       <w:pPr>
         <w:pStyle w:val="CommentText"/>
@@ -8782,7 +9434,7 @@
       </w:r>
     </w:p>
   </w:comment>
-  <w:comment w:id="73" w:author="Подсказка" w:initials="П" w:date="2026-01-01T00:00:00Z">
+  <w:comment w:id="89" w:author="Подсказка" w:initials="П" w:date="2026-01-01T00:00:00Z">
     <w:p>
       <w:pPr>
         <w:pStyle w:val="CommentText"/>
@@ -8798,87 +9450,119 @@
       </w:r>
     </w:p>
   </w:comment>
-  <w:comment w:id="74" w:author="Подсказка" w:initials="П" w:date="2026-01-01T00:00:00Z">
-    <w:p>
-      <w:pPr>
-        <w:pStyle w:val="CommentText"/>
-      </w:pPr>
-      <w:r>
-        <w:rPr>
-          <w:rStyle w:val="CommentReference"/>
-        </w:rPr>
-        <w:annotationRef/>
-      </w:r>
-      <w:r>
-        <w:t>Расчётный счёт Заказчика. Пример: 40703810400000000001</w:t>
-      </w:r>
-    </w:p>
-  </w:comment>
-  <w:comment w:id="75" w:author="Подсказка" w:initials="П" w:date="2026-01-01T00:00:00Z">
-    <w:p>
-      <w:pPr>
-        <w:pStyle w:val="CommentText"/>
-      </w:pPr>
-      <w:r>
-        <w:rPr>
-          <w:rStyle w:val="CommentReference"/>
-        </w:rPr>
-        <w:annotationRef/>
-      </w:r>
-      <w:r>
-        <w:t>Банк Заказчика. Пример: ПАО «Сбербанк»</w:t>
-      </w:r>
-    </w:p>
-  </w:comment>
-  <w:comment w:id="76" w:author="Подсказка" w:initials="П" w:date="2026-01-01T00:00:00Z">
-    <w:p>
-      <w:pPr>
-        <w:pStyle w:val="CommentText"/>
-      </w:pPr>
-      <w:r>
-        <w:rPr>
-          <w:rStyle w:val="CommentReference"/>
-        </w:rPr>
-        <w:annotationRef/>
-      </w:r>
-      <w:r>
-        <w:t>БИК банка Заказчика. Пример: 044525225</w:t>
-      </w:r>
-    </w:p>
-  </w:comment>
-  <w:comment w:id="77" w:author="Подсказка" w:initials="П" w:date="2026-01-01T00:00:00Z">
-    <w:p>
-      <w:pPr>
-        <w:pStyle w:val="CommentText"/>
-      </w:pPr>
-      <w:r>
-        <w:rPr>
-          <w:rStyle w:val="CommentReference"/>
-        </w:rPr>
-        <w:annotationRef/>
-      </w:r>
-      <w:r>
-        <w:t>Телефон. Пример: +7 (495) 000-00-01</w:t>
-      </w:r>
-    </w:p>
-  </w:comment>
-  <w:comment w:id="78" w:author="Подсказка" w:initials="П" w:date="2026-01-01T00:00:00Z">
-    <w:p>
-      <w:pPr>
-        <w:pStyle w:val="CommentText"/>
-      </w:pPr>
-      <w:r>
-        <w:rPr>
-          <w:rStyle w:val="CommentReference"/>
-        </w:rPr>
-        <w:annotationRef/>
-      </w:r>
-      <w:r>
-        <w:t>Email. Пример: info@vsks.ru</w:t>
-      </w:r>
-    </w:p>
-  </w:comment>
-  <w:comment w:id="79" w:author="Подсказка" w:initials="П" w:date="2026-01-01T00:00:00Z">
+  <w:comment w:id="90" w:author="Подсказка" w:initials="П" w:date="2026-01-01T00:00:00Z">
+    <w:p>
+      <w:pPr>
+        <w:pStyle w:val="CommentText"/>
+      </w:pPr>
+      <w:r>
+        <w:rPr>
+          <w:rStyle w:val="CommentReference"/>
+        </w:rPr>
+        <w:annotationRef/>
+      </w:r>
+      <w:r>
+        <w:t>Расчётный счёт Заказчика. Пример: 40703810000000000000</w:t>
+      </w:r>
+    </w:p>
+  </w:comment>
+  <w:comment w:id="91" w:author="Подсказка" w:initials="П" w:date="2026-01-01T00:00:00Z">
+    <w:p>
+      <w:pPr>
+        <w:pStyle w:val="CommentText"/>
+      </w:pPr>
+      <w:r>
+        <w:rPr>
+          <w:rStyle w:val="CommentReference"/>
+        </w:rPr>
+        <w:annotationRef/>
+      </w:r>
+      <w:r>
+        <w:t>Банк Заказчика. Пример: ПАО «Банк Пример»</w:t>
+      </w:r>
+    </w:p>
+  </w:comment>
+  <w:comment w:id="92" w:author="Подсказка" w:initials="П" w:date="2026-01-01T00:00:00Z">
+    <w:p>
+      <w:pPr>
+        <w:pStyle w:val="CommentText"/>
+      </w:pPr>
+      <w:r>
+        <w:rPr>
+          <w:rStyle w:val="CommentReference"/>
+        </w:rPr>
+        <w:annotationRef/>
+      </w:r>
+      <w:r>
+        <w:t>БИК банка Заказчика. Пример: 044500000</w:t>
+      </w:r>
+    </w:p>
+  </w:comment>
+  <w:comment w:id="93" w:author="Подсказка" w:initials="П" w:date="2026-01-01T00:00:00Z">
+    <w:p>
+      <w:pPr>
+        <w:pStyle w:val="CommentText"/>
+      </w:pPr>
+      <w:r>
+        <w:rPr>
+          <w:rStyle w:val="CommentReference"/>
+        </w:rPr>
+        <w:annotationRef/>
+      </w:r>
+      <w:r>
+        <w:t>Корр. счёт Заказчика. Пример: 30101810000000000000</w:t>
+      </w:r>
+    </w:p>
+  </w:comment>
+  <w:comment w:id="94" w:author="Подсказка" w:initials="П" w:date="2026-01-01T00:00:00Z">
+    <w:p>
+      <w:pPr>
+        <w:pStyle w:val="CommentText"/>
+      </w:pPr>
+      <w:r>
+        <w:rPr>
+          <w:rStyle w:val="CommentReference"/>
+        </w:rPr>
+        <w:annotationRef/>
+      </w:r>
+      <w:r>
+        <w:t>ОКПО вашей организации, 8 цифр. Пример: 12345678</w:t>
+      </w:r>
+    </w:p>
+  </w:comment>
+  <w:comment w:id="95" w:author="Подсказка" w:initials="П" w:date="2026-01-01T00:00:00Z">
+    <w:p>
+      <w:pPr>
+        <w:pStyle w:val="CommentText"/>
+      </w:pPr>
+      <w:r>
+        <w:rPr>
+          <w:rStyle w:val="CommentReference"/>
+        </w:rPr>
+        <w:annotationRef/>
+      </w:r>
+      <w:r>
+        <w:t>Телефон. Пример: +7 (900) 000-00-00</w:t>
+      </w:r>
+    </w:p>
+  </w:comment>
+  <w:comment w:id="96" w:author="Подсказка" w:initials="П" w:date="2026-01-01T00:00:00Z">
+    <w:p>
+      <w:pPr>
+        <w:pStyle w:val="CommentText"/>
+      </w:pPr>
+      <w:r>
+        <w:rPr>
+          <w:rStyle w:val="CommentReference"/>
+        </w:rPr>
+        <w:annotationRef/>
+      </w:r>
+      <w:r>
+        <w:t>Email. Пример: info@example.ru</w:t>
+      </w:r>
+    </w:p>
+  </w:comment>
+  <w:comment w:id="97" w:author="Подсказка" w:initials="П" w:date="2026-01-01T00:00:00Z">
     <w:p>
       <w:pPr>
         <w:pStyle w:val="CommentText"/>
@@ -8894,23 +9578,279 @@
       </w:r>
     </w:p>
   </w:comment>
-  <w:comment w:id="80" w:author="Подсказка" w:initials="П" w:date="2026-01-01T00:00:00Z">
-    <w:p>
-      <w:pPr>
-        <w:pStyle w:val="CommentText"/>
-      </w:pPr>
-      <w:r>
-        <w:rPr>
-          <w:rStyle w:val="CommentReference"/>
-        </w:rPr>
-        <w:annotationRef/>
-      </w:r>
-      <w:r>
-        <w:t>Подписант заказчика в формате «И.О. Фамилия». Пример: И.И. Иванов</w:t>
-      </w:r>
-    </w:p>
-  </w:comment>
-  <w:comment w:id="81" w:author="Подсказка" w:initials="П" w:date="2026-01-01T00:00:00Z">
+  <w:comment w:id="98" w:author="Подсказка" w:initials="П" w:date="2026-01-01T00:00:00Z">
+    <w:p>
+      <w:pPr>
+        <w:pStyle w:val="CommentText"/>
+      </w:pPr>
+      <w:r>
+        <w:rPr>
+          <w:rStyle w:val="CommentReference"/>
+        </w:rPr>
+        <w:annotationRef/>
+      </w:r>
+      <w:r>
+        <w:t>Подписант заказчика в формате «И.О. Фамилия». Пример: П.П. Петров</w:t>
+      </w:r>
+    </w:p>
+  </w:comment>
+  <w:comment w:id="99" w:author="Подсказка" w:initials="П" w:date="2026-01-01T00:00:00Z">
+    <w:p>
+      <w:pPr>
+        <w:pStyle w:val="CommentText"/>
+      </w:pPr>
+      <w:r>
+        <w:rPr>
+          <w:rStyle w:val="CommentReference"/>
+        </w:rPr>
+        <w:annotationRef/>
+      </w:r>
+      <w:r>
+        <w:t>Полное наименование контрагента. Пример: Общество с ограниченной ответственностью «Ромашка»</w:t>
+      </w:r>
+    </w:p>
+  </w:comment>
+  <w:comment w:id="100" w:author="Подсказка" w:initials="П" w:date="2026-01-01T00:00:00Z">
+    <w:p>
+      <w:pPr>
+        <w:pStyle w:val="CommentText"/>
+      </w:pPr>
+      <w:r>
+        <w:rPr>
+          <w:rStyle w:val="CommentReference"/>
+        </w:rPr>
+        <w:annotationRef/>
+      </w:r>
+      <w:r>
+        <w:t>Юридический адрес. Пример: 101000, г. Москва, ул. Цветочная, д. 1, оф. 5</w:t>
+      </w:r>
+    </w:p>
+  </w:comment>
+  <w:comment w:id="101" w:author="Подсказка" w:initials="П" w:date="2026-01-01T00:00:00Z">
+    <w:p>
+      <w:pPr>
+        <w:pStyle w:val="CommentText"/>
+      </w:pPr>
+      <w:r>
+        <w:rPr>
+          <w:rStyle w:val="CommentReference"/>
+        </w:rPr>
+        <w:annotationRef/>
+      </w:r>
+      <w:r>
+        <w:t>Почтовый адрес. Пример: г. Москва, ул. Садовая, д. 5</w:t>
+      </w:r>
+    </w:p>
+  </w:comment>
+  <w:comment w:id="102" w:author="Подсказка" w:initials="П" w:date="2026-01-01T00:00:00Z">
+    <w:p>
+      <w:pPr>
+        <w:pStyle w:val="CommentText"/>
+      </w:pPr>
+      <w:r>
+        <w:rPr>
+          <w:rStyle w:val="CommentReference"/>
+        </w:rPr>
+        <w:annotationRef/>
+      </w:r>
+      <w:r>
+        <w:t>Печатается, если контрагент НЕ индивидуальный предприниматель</w:t>
+      </w:r>
+    </w:p>
+  </w:comment>
+  <w:comment w:id="103" w:author="Подсказка" w:initials="П" w:date="2026-01-01T00:00:00Z">
+    <w:p>
+      <w:pPr>
+        <w:pStyle w:val="CommentText"/>
+      </w:pPr>
+      <w:r>
+        <w:rPr>
+          <w:rStyle w:val="CommentReference"/>
+        </w:rPr>
+        <w:annotationRef/>
+      </w:r>
+      <w:r>
+        <w:t>ИНН контрагента. Пример: 7700000000</w:t>
+      </w:r>
+    </w:p>
+  </w:comment>
+  <w:comment w:id="104" w:author="Подсказка" w:initials="П" w:date="2026-01-01T00:00:00Z">
+    <w:p>
+      <w:pPr>
+        <w:pStyle w:val="CommentText"/>
+      </w:pPr>
+      <w:r>
+        <w:rPr>
+          <w:rStyle w:val="CommentReference"/>
+        </w:rPr>
+        <w:annotationRef/>
+      </w:r>
+      <w:r>
+        <w:t>КПП контрагента. Пример: 770101001</w:t>
+      </w:r>
+    </w:p>
+  </w:comment>
+  <w:comment w:id="105" w:author="Подсказка" w:initials="П" w:date="2026-01-01T00:00:00Z">
+    <w:p>
+      <w:pPr>
+        <w:pStyle w:val="CommentText"/>
+      </w:pPr>
+      <w:r>
+        <w:rPr>
+          <w:rStyle w:val="CommentReference"/>
+        </w:rPr>
+        <w:annotationRef/>
+      </w:r>
+      <w:r>
+        <w:t>ОГРН / ОГРНИП. Пример: 1157746000000</w:t>
+      </w:r>
+    </w:p>
+  </w:comment>
+  <w:comment w:id="106" w:author="Подсказка" w:initials="П" w:date="2026-01-01T00:00:00Z">
+    <w:p>
+      <w:pPr>
+        <w:pStyle w:val="CommentText"/>
+      </w:pPr>
+      <w:r>
+        <w:rPr>
+          <w:rStyle w:val="CommentReference"/>
+        </w:rPr>
+        <w:annotationRef/>
+      </w:r>
+      <w:r>
+        <w:t>Иначе — противоположный случай к условию выше</w:t>
+      </w:r>
+    </w:p>
+  </w:comment>
+  <w:comment w:id="107" w:author="Подсказка" w:initials="П" w:date="2026-01-01T00:00:00Z">
+    <w:p>
+      <w:pPr>
+        <w:pStyle w:val="CommentText"/>
+      </w:pPr>
+      <w:r>
+        <w:rPr>
+          <w:rStyle w:val="CommentReference"/>
+        </w:rPr>
+        <w:annotationRef/>
+      </w:r>
+      <w:r>
+        <w:t>ИНН контрагента. Пример: 7700000000</w:t>
+      </w:r>
+    </w:p>
+  </w:comment>
+  <w:comment w:id="108" w:author="Подсказка" w:initials="П" w:date="2026-01-01T00:00:00Z">
+    <w:p>
+      <w:pPr>
+        <w:pStyle w:val="CommentText"/>
+      </w:pPr>
+      <w:r>
+        <w:rPr>
+          <w:rStyle w:val="CommentReference"/>
+        </w:rPr>
+        <w:annotationRef/>
+      </w:r>
+      <w:r>
+        <w:t>ОГРНИП (только для ИП). Пример: 304770000000001</w:t>
+      </w:r>
+    </w:p>
+  </w:comment>
+  <w:comment w:id="109" w:author="Подсказка" w:initials="П" w:date="2026-01-01T00:00:00Z">
+    <w:p>
+      <w:pPr>
+        <w:pStyle w:val="CommentText"/>
+      </w:pPr>
+      <w:r>
+        <w:rPr>
+          <w:rStyle w:val="CommentReference"/>
+        </w:rPr>
+        <w:annotationRef/>
+      </w:r>
+      <w:r>
+        <w:t>Конец условия</w:t>
+      </w:r>
+    </w:p>
+  </w:comment>
+  <w:comment w:id="110" w:author="Подсказка" w:initials="П" w:date="2026-01-01T00:00:00Z">
+    <w:p>
+      <w:pPr>
+        <w:pStyle w:val="CommentText"/>
+      </w:pPr>
+      <w:r>
+        <w:rPr>
+          <w:rStyle w:val="CommentReference"/>
+        </w:rPr>
+        <w:annotationRef/>
+      </w:r>
+      <w:r>
+        <w:t>Расчётный счёт. Пример: 40702810000000000000</w:t>
+      </w:r>
+    </w:p>
+  </w:comment>
+  <w:comment w:id="111" w:author="Подсказка" w:initials="П" w:date="2026-01-01T00:00:00Z">
+    <w:p>
+      <w:pPr>
+        <w:pStyle w:val="CommentText"/>
+      </w:pPr>
+      <w:r>
+        <w:rPr>
+          <w:rStyle w:val="CommentReference"/>
+        </w:rPr>
+        <w:annotationRef/>
+      </w:r>
+      <w:r>
+        <w:t>Наименование банка. Пример: ПАО «Банк Пример»</w:t>
+      </w:r>
+    </w:p>
+  </w:comment>
+  <w:comment w:id="112" w:author="Подсказка" w:initials="П" w:date="2026-01-01T00:00:00Z">
+    <w:p>
+      <w:pPr>
+        <w:pStyle w:val="CommentText"/>
+      </w:pPr>
+      <w:r>
+        <w:rPr>
+          <w:rStyle w:val="CommentReference"/>
+        </w:rPr>
+        <w:annotationRef/>
+      </w:r>
+      <w:r>
+        <w:t>БИК банка. Пример: 044500000</w:t>
+      </w:r>
+    </w:p>
+  </w:comment>
+  <w:comment w:id="113" w:author="Подсказка" w:initials="П" w:date="2026-01-01T00:00:00Z">
+    <w:p>
+      <w:pPr>
+        <w:pStyle w:val="CommentText"/>
+      </w:pPr>
+      <w:r>
+        <w:rPr>
+          <w:rStyle w:val="CommentReference"/>
+        </w:rPr>
+        <w:annotationRef/>
+      </w:r>
+      <w:r>
+        <w:t>Корреспондентский счёт. Пример: 30101810000000000000</w:t>
+      </w:r>
+    </w:p>
+  </w:comment>
+  <w:comment w:id="114" w:author="Подсказка" w:initials="П" w:date="2026-01-01T00:00:00Z">
+    <w:p>
+      <w:pPr>
+        <w:pStyle w:val="CommentText"/>
+      </w:pPr>
+      <w:r>
+        <w:rPr>
+          <w:rStyle w:val="CommentReference"/>
+        </w:rPr>
+        <w:annotationRef/>
+      </w:r>
+      <w:r>
+        <w:t>Телефон. Пример: +7 (495) 123-45-67</w:t>
+      </w:r>
+    </w:p>
+  </w:comment>
+  <w:comment w:id="115" w:author="Подсказка" w:initials="П" w:date="2026-01-01T00:00:00Z">
     <w:p>
       <w:pPr>
         <w:pStyle w:val="CommentText"/>
@@ -8926,7 +9866,39 @@
       </w:r>
     </w:p>
   </w:comment>
-  <w:comment w:id="82" w:author="Подсказка" w:initials="П" w:date="2026-01-01T00:00:00Z">
+  <w:comment w:id="116" w:author="Подсказка" w:initials="П" w:date="2026-01-01T00:00:00Z">
+    <w:p>
+      <w:pPr>
+        <w:pStyle w:val="CommentText"/>
+      </w:pPr>
+      <w:r>
+        <w:rPr>
+          <w:rStyle w:val="CommentReference"/>
+        </w:rPr>
+        <w:annotationRef/>
+      </w:r>
+      <w:r>
+        <w:t>Фамилия + инициалы («Фамилия И.О.») — печатается в строке подписи. Пример: Иванов И.И.</w:t>
+      </w:r>
+    </w:p>
+  </w:comment>
+  <w:comment w:id="117" w:author="Подсказка" w:initials="П" w:date="2026-01-01T00:00:00Z">
+    <w:p>
+      <w:pPr>
+        <w:pStyle w:val="CommentText"/>
+      </w:pPr>
+      <w:r>
+        <w:rPr>
+          <w:rStyle w:val="CommentReference"/>
+        </w:rPr>
+        <w:annotationRef/>
+      </w:r>
+      <w:r>
+        <w:t>Краткое наименование Заказчика (из карточки организации). Пример: АНО «Пример»</w:t>
+      </w:r>
+    </w:p>
+  </w:comment>
+  <w:comment w:id="118" w:author="Подсказка" w:initials="П" w:date="2026-01-01T00:00:00Z">
     <w:p>
       <w:pPr>
         <w:pStyle w:val="CommentText"/>
@@ -8942,19 +9914,51 @@
       </w:r>
     </w:p>
   </w:comment>
-  <w:comment w:id="83" w:author="Подсказка" w:initials="П" w:date="2026-01-01T00:00:00Z">
-    <w:p>
-      <w:pPr>
-        <w:pStyle w:val="CommentText"/>
-      </w:pPr>
-      <w:r>
-        <w:rPr>
-          <w:rStyle w:val="CommentReference"/>
-        </w:rPr>
-        <w:annotationRef/>
-      </w:r>
-      <w:r>
-        <w:t>Подписант заказчика в формате «И.О. Фамилия». Пример: И.И. Иванов</w:t>
+  <w:comment w:id="119" w:author="Подсказка" w:initials="П" w:date="2026-01-01T00:00:00Z">
+    <w:p>
+      <w:pPr>
+        <w:pStyle w:val="CommentText"/>
+      </w:pPr>
+      <w:r>
+        <w:rPr>
+          <w:rStyle w:val="CommentReference"/>
+        </w:rPr>
+        <w:annotationRef/>
+      </w:r>
+      <w:r>
+        <w:t>Подписант заказчика в формате «И.О. Фамилия». Пример: П.П. Петров</w:t>
+      </w:r>
+    </w:p>
+  </w:comment>
+  <w:comment w:id="120" w:author="Подсказка" w:initials="П" w:date="2026-01-01T00:00:00Z">
+    <w:p>
+      <w:pPr>
+        <w:pStyle w:val="CommentText"/>
+      </w:pPr>
+      <w:r>
+        <w:rPr>
+          <w:rStyle w:val="CommentReference"/>
+        </w:rPr>
+        <w:annotationRef/>
+      </w:r>
+      <w:r>
+        <w:t>Полное наименование контрагента. Пример: Общество с ограниченной ответственностью «Ромашка»</w:t>
+      </w:r>
+    </w:p>
+  </w:comment>
+  <w:comment w:id="121" w:author="Подсказка" w:initials="П" w:date="2026-01-01T00:00:00Z">
+    <w:p>
+      <w:pPr>
+        <w:pStyle w:val="CommentText"/>
+      </w:pPr>
+      <w:r>
+        <w:rPr>
+          <w:rStyle w:val="CommentReference"/>
+        </w:rPr>
+        <w:annotationRef/>
+      </w:r>
+      <w:r>
+        <w:t>Фамилия + инициалы («Фамилия И.О.») — печатается в строке подписи. Пример: Иванов И.И.</w:t>
       </w:r>
     </w:p>
   </w:comment>

--- a/backend/templates/contract_services.docx
+++ b/backend/templates/contract_services.docx
@@ -228,7 +228,7 @@
           <w:sz w:val="24"/>
           <w:szCs w:val="24"/>
         </w:rPr>
-        <w:t xml:space="preserve">, в лице {{ customer_signatory_position }} {{ customer_signatory_name }}, действующего на основании {{ customer_signatory_basis }}, с одной стороны, и </w:t>
+        <w:t xml:space="preserve">, в лице {{ customer_signatory_position_genitive }} {{ customer_signatory_name_genitive }}, действующего на основании {{ customer_signatory_basis }}, с одной стороны, и </w:t>
       </w:r>
       <w:commentRangeEnd w:id="9"/>
       <w:r>
@@ -313,7 +313,7 @@
           <w:szCs w:val="24"/>
           <w:highlight w:val="yellow"/>
         </w:rPr>
-        <w:t xml:space="preserve">{{ contractor_full_name }} ({{ contractor_short_name }}), именуемое/ая в дальнейшем «Исполнитель», в лице {{ contractor_signatory_position }} {{ contractor_signatory_name }}, действующего на основании {{ contractor_signatory_basis }}, </w:t>
+        <w:t xml:space="preserve">{{ contractor_full_name }} ({{ contractor_short_name }}), именуемое/ая в дальнейшем «Исполнитель», в лице {{ contractor_signatory_position_genitive }} {{ contractor_signatory_name_genitive }}, действующего на основании {{ contractor_signatory_basis }}, </w:t>
       </w:r>
       <w:commentRangeEnd w:id="15"/>
       <w:r>
@@ -8134,7 +8134,7 @@
         <w:annotationRef/>
       </w:r>
       <w:r>
-        <w:t>Должность подписанта. Пример: Президент</w:t>
+        <w:t>Должность подписанта Заказчика в род.падеже. Пример: Президента</w:t>
       </w:r>
     </w:p>
   </w:comment>
@@ -8150,7 +8150,7 @@
         <w:annotationRef/>
       </w:r>
       <w:r>
-        <w:t>ФИО подписанта (им.падеж). Пример: Петров Пётр Петрович</w:t>
+        <w:t>ФИО в род.падеже. Пример: Петрова Петра Петровича</w:t>
       </w:r>
     </w:p>
   </w:comment>
@@ -8230,7 +8230,7 @@
         <w:annotationRef/>
       </w:r>
       <w:r>
-        <w:t>Должность подписанта. Пример: Директор</w:t>
+        <w:t>Должность подписанта Исполнителя в род.падеже. Пример: Генерального директора</w:t>
       </w:r>
     </w:p>
   </w:comment>
@@ -8246,7 +8246,7 @@
         <w:annotationRef/>
       </w:r>
       <w:r>
-        <w:t>ФИО в им.падеже. Пример: Иванов Иван Иванович</w:t>
+        <w:t>ФИО в род.падеже. Пример: Иванова Ивана Ивановича</w:t>
       </w:r>
     </w:p>
   </w:comment>

--- a/backend/templates/contract_services.docx
+++ b/backend/templates/contract_services.docx
@@ -983,134 +983,166 @@
       <w:commentRangeStart w:id="30"/>
       <w:commentRangeStart w:id="31"/>
       <w:commentRangeStart w:id="32"/>
-      <w:r>
-        <w:rPr>
-          <w:sz w:val="24"/>
-          <w:szCs w:val="24"/>
-        </w:rPr>
-        <w:t xml:space="preserve">1.3. Настоящий Договор заключен в рамках реализации {{ customer_short_name }} Соглашения, заключенного с {{ subsidy_ministry_name or '____________________' }} № {{ subsidy_agreement_number }} от {{ subsidy_agreement_date }} г.</w:t>
-      </w:r>
-      <w:commentRangeEnd w:id="32"/>
-      <w:r>
-        <w:rPr>
-          <w:rStyle w:val="CommentReference"/>
-        </w:rPr>
-        <w:commentReference w:id="32"/>
-      </w:r>
-      <w:commentRangeEnd w:id="31"/>
-      <w:r>
-        <w:rPr>
-          <w:rStyle w:val="CommentReference"/>
-        </w:rPr>
-        <w:commentReference w:id="31"/>
-      </w:r>
-      <w:commentRangeEnd w:id="30"/>
-      <w:r>
-        <w:rPr>
-          <w:rStyle w:val="CommentReference"/>
-        </w:rPr>
-        <w:commentReference w:id="30"/>
-      </w:r>
-      <w:commentRangeEnd w:id="29"/>
-      <w:r>
-        <w:rPr>
-          <w:rStyle w:val="CommentReference"/>
-        </w:rPr>
-        <w:commentReference w:id="29"/>
-      </w:r>
-      <w:r>
-        <w:rPr>
-          <w:sz w:val="24"/>
-          <w:szCs w:val="24"/>
-        </w:rPr>
-        <w:br/>
-      </w:r>
-      <w:r>
-        <w:rPr>
-          <w:sz w:val="24"/>
-          <w:szCs w:val="24"/>
-        </w:rPr>
-        <w:t xml:space="preserve"/>
-      </w:r>
-      <w:r>
-        <w:rPr>
-          <w:rFonts w:eastAsia="Times New Roman" w:cs="Times New Roman"/>
-          <w:color w:val="000000"/>
-          <w:sz w:val="24"/>
-          <w:szCs w:val="24"/>
-        </w:rPr>
-        <w:t xml:space="preserve"/>
-      </w:r>
-      <w:r>
-        <w:rPr>
-          <w:sz w:val="24"/>
-          <w:szCs w:val="24"/>
-        </w:rPr>
-        <w:t xml:space="preserve"/>
-      </w:r>
-      <w:r>
-        <w:rPr>
-          <w:rFonts w:eastAsia="Times New Roman" w:cs="Times New Roman"/>
-          <w:color w:val="000000"/>
-          <w:sz w:val="24"/>
-          <w:szCs w:val="24"/>
-        </w:rPr>
-        <w:t xml:space="preserve"/>
-      </w:r>
-    </w:p>
-    <w:p>
-      <w:pPr>
-        <w:spacing w:after="0"/>
-        <w:ind w:firstLine="708"/>
-        <w:jc w:val="both"/>
-        <w:rPr>
-          <w:i/>
-          <w:iCs/>
-          <w:sz w:val="24"/>
-          <w:szCs w:val="24"/>
-        </w:rPr>
-      </w:pPr>
-      <w:r>
-        <w:rPr>
-          <w:sz w:val="24"/>
-          <w:szCs w:val="24"/>
-        </w:rPr>
-        <w:t xml:space="preserve">1.4. </w:t>
-      </w:r>
       <w:commentRangeStart w:id="33"/>
       <w:commentRangeStart w:id="34"/>
       <w:commentRangeStart w:id="35"/>
-      <w:r>
+      <w:commentRangeStart w:id="36"/>
+      <w:r>
+        <w:rPr>
+          <w:sz w:val="24"/>
+          <w:szCs w:val="24"/>
+        </w:rPr>
+        <w:t xml:space="preserve">1.3. {% if subsidy_agreement_text %}Настоящий Договор заключен в рамках реализации {{subsidy_agreement_text}}.{% else %}Настоящий Договор заключен в рамках реализации {{ customer_short_name }} Соглашения, заключенного с {{ subsidy_ministry_name or '____________________' }} № {{ subsidy_agreement_number }} от {{ subsidy_agreement_date }} г.{% endif %}</w:t>
+      </w:r>
+      <w:commentRangeEnd w:id="36"/>
+      <w:r>
+        <w:rPr>
+          <w:rStyle w:val="CommentReference"/>
+        </w:rPr>
+        <w:commentReference w:id="36"/>
+      </w:r>
+      <w:commentRangeEnd w:id="35"/>
+      <w:r>
+        <w:rPr>
+          <w:rStyle w:val="CommentReference"/>
+        </w:rPr>
+        <w:commentReference w:id="35"/>
+      </w:r>
+      <w:commentRangeEnd w:id="34"/>
+      <w:r>
+        <w:rPr>
+          <w:rStyle w:val="CommentReference"/>
+        </w:rPr>
+        <w:commentReference w:id="34"/>
+      </w:r>
+      <w:commentRangeEnd w:id="33"/>
+      <w:r>
+        <w:rPr>
+          <w:rStyle w:val="CommentReference"/>
+        </w:rPr>
+        <w:commentReference w:id="33"/>
+      </w:r>
+      <w:commentRangeEnd w:id="32"/>
+      <w:r>
+        <w:rPr>
+          <w:rStyle w:val="CommentReference"/>
+        </w:rPr>
+        <w:commentReference w:id="32"/>
+      </w:r>
+      <w:commentRangeEnd w:id="31"/>
+      <w:r>
+        <w:rPr>
+          <w:rStyle w:val="CommentReference"/>
+        </w:rPr>
+        <w:commentReference w:id="31"/>
+      </w:r>
+      <w:commentRangeEnd w:id="30"/>
+      <w:r>
+        <w:rPr>
+          <w:rStyle w:val="CommentReference"/>
+        </w:rPr>
+        <w:commentReference w:id="30"/>
+      </w:r>
+      <w:commentRangeEnd w:id="29"/>
+      <w:r>
+        <w:rPr>
+          <w:rStyle w:val="CommentReference"/>
+        </w:rPr>
+        <w:commentReference w:id="29"/>
+      </w:r>
+      <w:r>
+        <w:rPr>
+          <w:sz w:val="24"/>
+          <w:szCs w:val="24"/>
+        </w:rPr>
+        <w:br/>
+      </w:r>
+      <w:r>
+        <w:rPr>
+          <w:sz w:val="24"/>
+          <w:szCs w:val="24"/>
+        </w:rPr>
+        <w:t xml:space="preserve"/>
+      </w:r>
+      <w:r>
+        <w:rPr>
+          <w:rFonts w:eastAsia="Times New Roman" w:cs="Times New Roman"/>
+          <w:color w:val="000000"/>
+          <w:sz w:val="24"/>
+          <w:szCs w:val="24"/>
+        </w:rPr>
+        <w:t xml:space="preserve"/>
+      </w:r>
+      <w:r>
+        <w:rPr>
+          <w:sz w:val="24"/>
+          <w:szCs w:val="24"/>
+        </w:rPr>
+        <w:t xml:space="preserve"/>
+      </w:r>
+      <w:r>
+        <w:rPr>
+          <w:rFonts w:eastAsia="Times New Roman" w:cs="Times New Roman"/>
+          <w:color w:val="000000"/>
+          <w:sz w:val="24"/>
+          <w:szCs w:val="24"/>
+        </w:rPr>
+        <w:t xml:space="preserve"/>
+      </w:r>
+    </w:p>
+    <w:p>
+      <w:pPr>
+        <w:spacing w:after="0"/>
+        <w:ind w:firstLine="708"/>
+        <w:jc w:val="both"/>
         <w:rPr>
           <w:i/>
           <w:iCs/>
           <w:sz w:val="24"/>
           <w:szCs w:val="24"/>
+        </w:rPr>
+      </w:pPr>
+      <w:r>
+        <w:rPr>
+          <w:sz w:val="24"/>
+          <w:szCs w:val="24"/>
+        </w:rPr>
+        <w:t xml:space="preserve">1.4. </w:t>
+      </w:r>
+      <w:commentRangeStart w:id="37"/>
+      <w:commentRangeStart w:id="38"/>
+      <w:commentRangeStart w:id="39"/>
+      <w:r>
+        <w:rPr>
+          <w:i/>
+          <w:iCs/>
+          <w:sz w:val="24"/>
+          <w:szCs w:val="24"/>
           <w:highlight w:val="yellow"/>
         </w:rPr>
         <w:t xml:space="preserve">Услуги по настоящему Договору оказываются Исполнителем своими силами 
 и средствами {%- if third_party_involved %}или с привлечением третьих лиц{%- else %}без привлечения третьих лиц{%- endif %}.</w:t>
       </w:r>
-      <w:commentRangeEnd w:id="35"/>
-      <w:r>
-        <w:rPr>
-          <w:rStyle w:val="CommentReference"/>
-        </w:rPr>
-        <w:commentReference w:id="35"/>
-      </w:r>
-      <w:commentRangeEnd w:id="34"/>
-      <w:r>
-        <w:rPr>
-          <w:rStyle w:val="CommentReference"/>
-        </w:rPr>
-        <w:commentReference w:id="34"/>
-      </w:r>
-      <w:commentRangeEnd w:id="33"/>
-      <w:r>
-        <w:rPr>
-          <w:rStyle w:val="CommentReference"/>
-        </w:rPr>
-        <w:commentReference w:id="33"/>
+      <w:commentRangeEnd w:id="39"/>
+      <w:r>
+        <w:rPr>
+          <w:rStyle w:val="CommentReference"/>
+        </w:rPr>
+        <w:commentReference w:id="39"/>
+      </w:r>
+      <w:commentRangeEnd w:id="38"/>
+      <w:r>
+        <w:rPr>
+          <w:rStyle w:val="CommentReference"/>
+        </w:rPr>
+        <w:commentReference w:id="38"/>
+      </w:r>
+      <w:commentRangeEnd w:id="37"/>
+      <w:r>
+        <w:rPr>
+          <w:rStyle w:val="CommentReference"/>
+        </w:rPr>
+        <w:commentReference w:id="37"/>
       </w:r>
       <w:r>
         <w:rPr>
@@ -1145,16 +1177,16 @@
           <w:szCs w:val="24"/>
         </w:rPr>
       </w:pPr>
-      <w:commentRangeStart w:id="36"/>
+      <w:commentRangeStart w:id="40"/>
       <w:r>
         <w:t>{%p if third_party_involved %}</w:t>
       </w:r>
-      <w:commentRangeEnd w:id="36"/>
-      <w:r>
-        <w:rPr>
-          <w:rStyle w:val="CommentReference"/>
-        </w:rPr>
-        <w:commentReference w:id="36"/>
+      <w:commentRangeEnd w:id="40"/>
+      <w:r>
+        <w:rPr>
+          <w:rStyle w:val="CommentReference"/>
+        </w:rPr>
+        <w:commentReference w:id="40"/>
       </w:r>
     </w:p>
     <w:p>
@@ -1252,16 +1284,16 @@
           <w:szCs w:val="24"/>
         </w:rPr>
       </w:pPr>
-      <w:commentRangeStart w:id="37"/>
+      <w:commentRangeStart w:id="41"/>
       <w:r>
         <w:t>{%p endif %}</w:t>
       </w:r>
-      <w:commentRangeEnd w:id="37"/>
-      <w:r>
-        <w:rPr>
-          <w:rStyle w:val="CommentReference"/>
-        </w:rPr>
-        <w:commentReference w:id="37"/>
+      <w:commentRangeEnd w:id="41"/>
+      <w:r>
+        <w:rPr>
+          <w:rStyle w:val="CommentReference"/>
+        </w:rPr>
+        <w:commentReference w:id="41"/>
       </w:r>
     </w:p>
     <w:p>
@@ -2881,15 +2913,15 @@
         </w:rPr>
         <w:br/>
       </w:r>
-      <w:commentRangeStart w:id="38"/>
-      <w:commentRangeStart w:id="39"/>
-      <w:commentRangeStart w:id="40"/>
-      <w:commentRangeStart w:id="41"/>
       <w:commentRangeStart w:id="42"/>
       <w:commentRangeStart w:id="43"/>
       <w:commentRangeStart w:id="44"/>
       <w:commentRangeStart w:id="45"/>
       <w:commentRangeStart w:id="46"/>
+      <w:commentRangeStart w:id="47"/>
+      <w:commentRangeStart w:id="48"/>
+      <w:commentRangeStart w:id="49"/>
+      <w:commentRangeStart w:id="50"/>
       <w:r>
         <w:rPr>
           <w:sz w:val="24"/>
@@ -2897,6 +2929,34 @@
         </w:rPr>
         <w:t xml:space="preserve">с оказанием Услуг по настоящему Договору (в т.ч. выполнение всех сопутствующих работ и всех сопутствующих услуг, оказываемых в соответствии с Техническим заданием (Приложение №1)), налоги, сборы и другие обязательные платежи и составляет {{ contract_price_num }} ({{ contract_price_words }}) рублей 00 копеек, {%- if vat_applicable %} в том числе НДС {{ vat_rate }}% - {{ vat_amount_num }} ({{ vat_amount_words }}) рублей 00 копеек{%- else %} НДС не облагается на основании {{ vat_exemption_article }}{%- endif %}.</w:t>
       </w:r>
+      <w:commentRangeEnd w:id="50"/>
+      <w:r>
+        <w:rPr>
+          <w:rStyle w:val="CommentReference"/>
+        </w:rPr>
+        <w:commentReference w:id="50"/>
+      </w:r>
+      <w:commentRangeEnd w:id="49"/>
+      <w:r>
+        <w:rPr>
+          <w:rStyle w:val="CommentReference"/>
+        </w:rPr>
+        <w:commentReference w:id="49"/>
+      </w:r>
+      <w:commentRangeEnd w:id="48"/>
+      <w:r>
+        <w:rPr>
+          <w:rStyle w:val="CommentReference"/>
+        </w:rPr>
+        <w:commentReference w:id="48"/>
+      </w:r>
+      <w:commentRangeEnd w:id="47"/>
+      <w:r>
+        <w:rPr>
+          <w:rStyle w:val="CommentReference"/>
+        </w:rPr>
+        <w:commentReference w:id="47"/>
+      </w:r>
       <w:commentRangeEnd w:id="46"/>
       <w:r>
         <w:rPr>
@@ -2931,34 +2991,6 @@
           <w:rStyle w:val="CommentReference"/>
         </w:rPr>
         <w:commentReference w:id="42"/>
-      </w:r>
-      <w:commentRangeEnd w:id="41"/>
-      <w:r>
-        <w:rPr>
-          <w:rStyle w:val="CommentReference"/>
-        </w:rPr>
-        <w:commentReference w:id="41"/>
-      </w:r>
-      <w:commentRangeEnd w:id="40"/>
-      <w:r>
-        <w:rPr>
-          <w:rStyle w:val="CommentReference"/>
-        </w:rPr>
-        <w:commentReference w:id="40"/>
-      </w:r>
-      <w:commentRangeEnd w:id="39"/>
-      <w:r>
-        <w:rPr>
-          <w:rStyle w:val="CommentReference"/>
-        </w:rPr>
-        <w:commentReference w:id="39"/>
-      </w:r>
-      <w:commentRangeEnd w:id="38"/>
-      <w:r>
-        <w:rPr>
-          <w:rStyle w:val="CommentReference"/>
-        </w:rPr>
-        <w:commentReference w:id="38"/>
       </w:r>
       <w:r>
         <w:rPr>
@@ -3025,16 +3057,16 @@
           <w:szCs w:val="24"/>
         </w:rPr>
       </w:pPr>
-      <w:commentRangeStart w:id="47"/>
+      <w:commentRangeStart w:id="51"/>
       <w:r>
         <w:t>{%p if not vat_applicable %}</w:t>
       </w:r>
-      <w:commentRangeEnd w:id="47"/>
-      <w:r>
-        <w:rPr>
-          <w:rStyle w:val="CommentReference"/>
-        </w:rPr>
-        <w:commentReference w:id="47"/>
+      <w:commentRangeEnd w:id="51"/>
+      <w:r>
+        <w:rPr>
+          <w:rStyle w:val="CommentReference"/>
+        </w:rPr>
+        <w:commentReference w:id="51"/>
       </w:r>
     </w:p>
     <w:p>
@@ -3072,16 +3104,16 @@
           <w:szCs w:val="24"/>
         </w:rPr>
       </w:pPr>
-      <w:commentRangeStart w:id="48"/>
+      <w:commentRangeStart w:id="52"/>
       <w:r>
         <w:t>{%p endif %}</w:t>
       </w:r>
-      <w:commentRangeEnd w:id="48"/>
-      <w:r>
-        <w:rPr>
-          <w:rStyle w:val="CommentReference"/>
-        </w:rPr>
-        <w:commentReference w:id="48"/>
+      <w:commentRangeEnd w:id="52"/>
+      <w:r>
+        <w:rPr>
+          <w:rStyle w:val="CommentReference"/>
+        </w:rPr>
+        <w:commentReference w:id="52"/>
       </w:r>
     </w:p>
     <w:p>
@@ -3107,16 +3139,16 @@
           <w:szCs w:val="24"/>
         </w:rPr>
       </w:pPr>
-      <w:commentRangeStart w:id="49"/>
+      <w:commentRangeStart w:id="53"/>
       <w:r>
         <w:t>{%p if vat_applicable %}</w:t>
       </w:r>
-      <w:commentRangeEnd w:id="49"/>
-      <w:r>
-        <w:rPr>
-          <w:rStyle w:val="CommentReference"/>
-        </w:rPr>
-        <w:commentReference w:id="49"/>
+      <w:commentRangeEnd w:id="53"/>
+      <w:r>
+        <w:rPr>
+          <w:rStyle w:val="CommentReference"/>
+        </w:rPr>
+        <w:commentReference w:id="53"/>
       </w:r>
     </w:p>
     <w:p>
@@ -3154,16 +3186,16 @@
           <w:szCs w:val="24"/>
         </w:rPr>
       </w:pPr>
-      <w:commentRangeStart w:id="50"/>
+      <w:commentRangeStart w:id="54"/>
       <w:r>
         <w:t>{%p endif %}</w:t>
       </w:r>
-      <w:commentRangeEnd w:id="50"/>
-      <w:r>
-        <w:rPr>
-          <w:rStyle w:val="CommentReference"/>
-        </w:rPr>
-        <w:commentReference w:id="50"/>
+      <w:commentRangeEnd w:id="54"/>
+      <w:r>
+        <w:rPr>
+          <w:rStyle w:val="CommentReference"/>
+        </w:rPr>
+        <w:commentReference w:id="54"/>
       </w:r>
     </w:p>
     <w:p>
@@ -3191,35 +3223,63 @@
           <w:szCs w:val="24"/>
         </w:rPr>
       </w:pPr>
-      <w:commentRangeStart w:id="51"/>
+      <w:commentRangeStart w:id="55"/>
       <w:r>
         <w:t>{%p if is_prepayment %}</w:t>
       </w:r>
-      <w:commentRangeEnd w:id="51"/>
-      <w:r>
-        <w:rPr>
-          <w:rStyle w:val="CommentReference"/>
-        </w:rPr>
-        <w:commentReference w:id="51"/>
-      </w:r>
-    </w:p>
-    <w:p>
-      <w:pPr>
-        <w:spacing w:after="0"/>
-        <w:jc w:val="both"/>
-        <w:rPr>
-          <w:sz w:val="24"/>
-          <w:szCs w:val="24"/>
-        </w:rPr>
-      </w:pPr>
-      <w:commentRangeStart w:id="52"/>
-      <w:commentRangeStart w:id="53"/>
-      <w:commentRangeStart w:id="54"/>
-      <w:commentRangeStart w:id="55"/>
+      <w:commentRangeEnd w:id="55"/>
+      <w:r>
+        <w:rPr>
+          <w:rStyle w:val="CommentReference"/>
+        </w:rPr>
+        <w:commentReference w:id="55"/>
+      </w:r>
+    </w:p>
+    <w:p>
+      <w:pPr>
+        <w:spacing w:after="0"/>
+        <w:jc w:val="both"/>
+        <w:rPr>
+          <w:sz w:val="24"/>
+          <w:szCs w:val="24"/>
+        </w:rPr>
+      </w:pPr>
       <w:commentRangeStart w:id="56"/>
+      <w:commentRangeStart w:id="57"/>
+      <w:commentRangeStart w:id="58"/>
+      <w:commentRangeStart w:id="59"/>
+      <w:commentRangeStart w:id="60"/>
       <w:r>
         <w:t>4.2. Расчеты осуществляются с предоплатой в безналичной форме путем перечисления денежных средств на расчетный счет Исполнителя в течение {{ payment_term_days or '____' }} ({{ payment_term_days_words or '____' }}) рабочих дней с момента заключения настоящего Договора{% if advance_amount %} в размере аванса {{ advance_amount }} руб.{% endif %}, при условии получения Исполнителем от Заказчика счета на оплату. Платеж считается осуществленным с момента списания денежных средств со счета Заказчика.</w:t>
       </w:r>
+      <w:commentRangeEnd w:id="60"/>
+      <w:r>
+        <w:rPr>
+          <w:rStyle w:val="CommentReference"/>
+        </w:rPr>
+        <w:commentReference w:id="60"/>
+      </w:r>
+      <w:commentRangeEnd w:id="59"/>
+      <w:r>
+        <w:rPr>
+          <w:rStyle w:val="CommentReference"/>
+        </w:rPr>
+        <w:commentReference w:id="59"/>
+      </w:r>
+      <w:commentRangeEnd w:id="58"/>
+      <w:r>
+        <w:rPr>
+          <w:rStyle w:val="CommentReference"/>
+        </w:rPr>
+        <w:commentReference w:id="58"/>
+      </w:r>
+      <w:commentRangeEnd w:id="57"/>
+      <w:r>
+        <w:rPr>
+          <w:rStyle w:val="CommentReference"/>
+        </w:rPr>
+        <w:commentReference w:id="57"/>
+      </w:r>
       <w:commentRangeEnd w:id="56"/>
       <w:r>
         <w:rPr>
@@ -3227,54 +3287,26 @@
         </w:rPr>
         <w:commentReference w:id="56"/>
       </w:r>
-      <w:commentRangeEnd w:id="55"/>
-      <w:r>
-        <w:rPr>
-          <w:rStyle w:val="CommentReference"/>
-        </w:rPr>
-        <w:commentReference w:id="55"/>
-      </w:r>
-      <w:commentRangeEnd w:id="54"/>
-      <w:r>
-        <w:rPr>
-          <w:rStyle w:val="CommentReference"/>
-        </w:rPr>
-        <w:commentReference w:id="54"/>
-      </w:r>
-      <w:commentRangeEnd w:id="53"/>
-      <w:r>
-        <w:rPr>
-          <w:rStyle w:val="CommentReference"/>
-        </w:rPr>
-        <w:commentReference w:id="53"/>
-      </w:r>
-      <w:commentRangeEnd w:id="52"/>
-      <w:r>
-        <w:rPr>
-          <w:rStyle w:val="CommentReference"/>
-        </w:rPr>
-        <w:commentReference w:id="52"/>
-      </w:r>
-    </w:p>
-    <w:p>
-      <w:pPr>
-        <w:spacing w:after="0"/>
-        <w:jc w:val="both"/>
-        <w:rPr>
-          <w:sz w:val="24"/>
-          <w:szCs w:val="24"/>
-        </w:rPr>
-      </w:pPr>
-      <w:commentRangeStart w:id="57"/>
+    </w:p>
+    <w:p>
+      <w:pPr>
+        <w:spacing w:after="0"/>
+        <w:jc w:val="both"/>
+        <w:rPr>
+          <w:sz w:val="24"/>
+          <w:szCs w:val="24"/>
+        </w:rPr>
+      </w:pPr>
+      <w:commentRangeStart w:id="61"/>
       <w:r>
         <w:t>{%p else %}</w:t>
       </w:r>
-      <w:commentRangeEnd w:id="57"/>
-      <w:r>
-        <w:rPr>
-          <w:rStyle w:val="CommentReference"/>
-        </w:rPr>
-        <w:commentReference w:id="57"/>
+      <w:commentRangeEnd w:id="61"/>
+      <w:r>
+        <w:rPr>
+          <w:rStyle w:val="CommentReference"/>
+        </w:rPr>
+        <w:commentReference w:id="61"/>
       </w:r>
     </w:p>
     <w:p>
@@ -3294,8 +3326,8 @@
         <w:tab/>
         <w:t xml:space="preserve">4.2. Расчеты </w:t>
       </w:r>
-      <w:commentRangeStart w:id="58"/>
-      <w:commentRangeStart w:id="59"/>
+      <w:commentRangeStart w:id="62"/>
+      <w:commentRangeStart w:id="63"/>
       <w:r>
         <w:rPr>
           <w:sz w:val="24"/>
@@ -3303,19 +3335,19 @@
         </w:rPr>
         <w:t xml:space="preserve">осуществляются без авансирования в безналичной форме путем перечисления денежных средств на расчетный счет Исполнителя за фактически оказанные Услуги в течение {{ payment_term_days or '____' }} ({{ payment_term_days_words or '____' }}) рабочих дней</w:t>
       </w:r>
-      <w:commentRangeEnd w:id="59"/>
-      <w:r>
-        <w:rPr>
-          <w:rStyle w:val="CommentReference"/>
-        </w:rPr>
-        <w:commentReference w:id="59"/>
-      </w:r>
-      <w:commentRangeEnd w:id="58"/>
-      <w:r>
-        <w:rPr>
-          <w:rStyle w:val="CommentReference"/>
-        </w:rPr>
-        <w:commentReference w:id="58"/>
+      <w:commentRangeEnd w:id="63"/>
+      <w:r>
+        <w:rPr>
+          <w:rStyle w:val="CommentReference"/>
+        </w:rPr>
+        <w:commentReference w:id="63"/>
+      </w:r>
+      <w:commentRangeEnd w:id="62"/>
+      <w:r>
+        <w:rPr>
+          <w:rStyle w:val="CommentReference"/>
+        </w:rPr>
+        <w:commentReference w:id="62"/>
       </w:r>
       <w:r>
         <w:rPr>
@@ -3372,16 +3404,16 @@
           <w:szCs w:val="24"/>
         </w:rPr>
       </w:pPr>
-      <w:commentRangeStart w:id="60"/>
+      <w:commentRangeStart w:id="64"/>
       <w:r>
         <w:t>{%p endif %}</w:t>
       </w:r>
-      <w:commentRangeEnd w:id="60"/>
-      <w:r>
-        <w:rPr>
-          <w:rStyle w:val="CommentReference"/>
-        </w:rPr>
-        <w:commentReference w:id="60"/>
+      <w:commentRangeEnd w:id="64"/>
+      <w:r>
+        <w:rPr>
+          <w:rStyle w:val="CommentReference"/>
+        </w:rPr>
+        <w:commentReference w:id="64"/>
       </w:r>
     </w:p>
     <w:p>
@@ -3485,10 +3517,10 @@
         </w:rPr>
         <w:br/>
       </w:r>
-      <w:commentRangeStart w:id="61"/>
-      <w:commentRangeStart w:id="62"/>
-      <w:commentRangeStart w:id="63"/>
-      <w:commentRangeStart w:id="64"/>
+      <w:commentRangeStart w:id="65"/>
+      <w:commentRangeStart w:id="66"/>
+      <w:commentRangeStart w:id="67"/>
+      <w:commentRangeStart w:id="68"/>
       <w:r>
         <w:rPr>
           <w:rFonts w:eastAsia="Times New Roman" w:cs="Times New Roman"/>
@@ -3498,33 +3530,33 @@
         </w:rPr>
         <w:t xml:space="preserve">о предоставлении субсидии, заключенного между {{ customer_short_name }} и {{ subsidy_ministry_name or '____________________' }} № {{ subsidy_agreement_number }} от {{ subsidy_agreement_date }} г.</w:t>
       </w:r>
-      <w:commentRangeEnd w:id="64"/>
-      <w:r>
-        <w:rPr>
-          <w:rStyle w:val="CommentReference"/>
-        </w:rPr>
-        <w:commentReference w:id="64"/>
-      </w:r>
-      <w:commentRangeEnd w:id="63"/>
-      <w:r>
-        <w:rPr>
-          <w:rStyle w:val="CommentReference"/>
-        </w:rPr>
-        <w:commentReference w:id="63"/>
-      </w:r>
-      <w:commentRangeEnd w:id="62"/>
-      <w:r>
-        <w:rPr>
-          <w:rStyle w:val="CommentReference"/>
-        </w:rPr>
-        <w:commentReference w:id="62"/>
-      </w:r>
-      <w:commentRangeEnd w:id="61"/>
-      <w:r>
-        <w:rPr>
-          <w:rStyle w:val="CommentReference"/>
-        </w:rPr>
-        <w:commentReference w:id="61"/>
+      <w:commentRangeEnd w:id="68"/>
+      <w:r>
+        <w:rPr>
+          <w:rStyle w:val="CommentReference"/>
+        </w:rPr>
+        <w:commentReference w:id="68"/>
+      </w:r>
+      <w:commentRangeEnd w:id="67"/>
+      <w:r>
+        <w:rPr>
+          <w:rStyle w:val="CommentReference"/>
+        </w:rPr>
+        <w:commentReference w:id="67"/>
+      </w:r>
+      <w:commentRangeEnd w:id="66"/>
+      <w:r>
+        <w:rPr>
+          <w:rStyle w:val="CommentReference"/>
+        </w:rPr>
+        <w:commentReference w:id="66"/>
+      </w:r>
+      <w:commentRangeEnd w:id="65"/>
+      <w:r>
+        <w:rPr>
+          <w:rStyle w:val="CommentReference"/>
+        </w:rPr>
+        <w:commentReference w:id="65"/>
       </w:r>
       <w:r>
         <w:rPr>
@@ -3553,7 +3585,7 @@
         </w:rPr>
         <w:br/>
       </w:r>
-      <w:commentRangeStart w:id="65"/>
+      <w:commentRangeStart w:id="69"/>
       <w:r>
         <w:rPr>
           <w:rFonts w:eastAsia="Times New Roman" w:cs="Times New Roman"/>
@@ -3563,12 +3595,12 @@
         </w:rPr>
         <w:t xml:space="preserve">с оплатой стоимости настоящего договора за счет средств федеральной субсидии, подрядчик (Исполнитель) дает свое согласие на осуществление главным распорядителем бюджетных средств, предоставившим субсидию ({{ subsidy_ministry_name or '____________________' }}), и органами государственного (муниципального) финансового контроля проверок (в т.ч. в соответствии со статьями 268.1 и 269.2 Бюджетного кодекса Российской Федерации) соблюдения Заказчиком условий, целей </w:t>
       </w:r>
-      <w:commentRangeEnd w:id="65"/>
-      <w:r>
-        <w:rPr>
-          <w:rStyle w:val="CommentReference"/>
-        </w:rPr>
-        <w:commentReference w:id="65"/>
+      <w:commentRangeEnd w:id="69"/>
+      <w:r>
+        <w:rPr>
+          <w:rStyle w:val="CommentReference"/>
+        </w:rPr>
+        <w:commentReference w:id="69"/>
       </w:r>
       <w:r>
         <w:rPr>
@@ -3666,7 +3698,7 @@
         </w:rPr>
         <w:tab/>
       </w:r>
-      <w:commentRangeStart w:id="66"/>
+      <w:commentRangeStart w:id="70"/>
       <w:r>
         <w:rPr>
           <w:sz w:val="24"/>
@@ -3674,12 +3706,12 @@
         </w:rPr>
         <w:t xml:space="preserve">4.6. В случае уменьшения {{ subsidy_ministry_name or '____________________' }} как получателю</w:t>
       </w:r>
-      <w:commentRangeEnd w:id="66"/>
-      <w:r>
-        <w:rPr>
-          <w:rStyle w:val="CommentReference"/>
-        </w:rPr>
-        <w:commentReference w:id="66"/>
+      <w:commentRangeEnd w:id="70"/>
+      <w:r>
+        <w:rPr>
+          <w:rStyle w:val="CommentReference"/>
+        </w:rPr>
+        <w:commentReference w:id="70"/>
       </w:r>
       <w:r>
         <w:rPr>
@@ -3708,7 +3740,7 @@
         </w:rPr>
         <w:t xml:space="preserve"/>
       </w:r>
-      <w:commentRangeStart w:id="67"/>
+      <w:commentRangeStart w:id="71"/>
       <w:r>
         <w:rPr>
           <w:sz w:val="24"/>
@@ -3716,12 +3748,12 @@
         </w:rPr>
         <w:t xml:space="preserve"> средств федерального бюджета ранее доведенных лимитов бюджетных обязательств, приводящего к невозможности предоставления Субсидии для {{ customer_short_name }} в размере, определенным соглашением, указанным в п. 4.5. настоящего Договора, Стороны проводят переговоры по согласованию новых условий настоящего Договора и заключают соответствующее дополнительное соглашение </w:t>
       </w:r>
-      <w:commentRangeEnd w:id="67"/>
-      <w:r>
-        <w:rPr>
-          <w:rStyle w:val="CommentReference"/>
-        </w:rPr>
-        <w:commentReference w:id="67"/>
+      <w:commentRangeEnd w:id="71"/>
+      <w:r>
+        <w:rPr>
+          <w:rStyle w:val="CommentReference"/>
+        </w:rPr>
+        <w:commentReference w:id="71"/>
       </w:r>
       <w:r>
         <w:rPr>
@@ -4837,10 +4869,10 @@
           <w:szCs w:val="24"/>
         </w:rPr>
       </w:pPr>
-      <w:commentRangeStart w:id="68"/>
-      <w:commentRangeStart w:id="69"/>
-      <w:commentRangeStart w:id="70"/>
-      <w:commentRangeStart w:id="71"/>
+      <w:commentRangeStart w:id="72"/>
+      <w:commentRangeStart w:id="73"/>
+      <w:commentRangeStart w:id="74"/>
+      <w:commentRangeStart w:id="75"/>
       <w:r>
         <w:rPr>
           <w:sz w:val="24"/>
@@ -4848,33 +4880,33 @@
         </w:rPr>
         <w:t xml:space="preserve">8.1. Настоящий Договор вступает в силу с момента заключения и действует {%- if contract_end_date %} по «{{ contract_end_date }}» (включительно){%- else %} до полного исполнения Сторонами принятых на себя обязательств{%- endif %}.</w:t>
       </w:r>
-      <w:commentRangeEnd w:id="71"/>
-      <w:r>
-        <w:rPr>
-          <w:rStyle w:val="CommentReference"/>
-        </w:rPr>
-        <w:commentReference w:id="71"/>
-      </w:r>
-      <w:commentRangeEnd w:id="70"/>
-      <w:r>
-        <w:rPr>
-          <w:rStyle w:val="CommentReference"/>
-        </w:rPr>
-        <w:commentReference w:id="70"/>
-      </w:r>
-      <w:commentRangeEnd w:id="69"/>
-      <w:r>
-        <w:rPr>
-          <w:rStyle w:val="CommentReference"/>
-        </w:rPr>
-        <w:commentReference w:id="69"/>
-      </w:r>
-      <w:commentRangeEnd w:id="68"/>
-      <w:r>
-        <w:rPr>
-          <w:rStyle w:val="CommentReference"/>
-        </w:rPr>
-        <w:commentReference w:id="68"/>
+      <w:commentRangeEnd w:id="75"/>
+      <w:r>
+        <w:rPr>
+          <w:rStyle w:val="CommentReference"/>
+        </w:rPr>
+        <w:commentReference w:id="75"/>
+      </w:r>
+      <w:commentRangeEnd w:id="74"/>
+      <w:r>
+        <w:rPr>
+          <w:rStyle w:val="CommentReference"/>
+        </w:rPr>
+        <w:commentReference w:id="74"/>
+      </w:r>
+      <w:commentRangeEnd w:id="73"/>
+      <w:r>
+        <w:rPr>
+          <w:rStyle w:val="CommentReference"/>
+        </w:rPr>
+        <w:commentReference w:id="73"/>
+      </w:r>
+      <w:commentRangeEnd w:id="72"/>
+      <w:r>
+        <w:rPr>
+          <w:rStyle w:val="CommentReference"/>
+        </w:rPr>
+        <w:commentReference w:id="72"/>
       </w:r>
       <w:r>
         <w:rPr>
@@ -4907,16 +4939,16 @@
           <w:szCs w:val="24"/>
         </w:rPr>
       </w:pPr>
-      <w:commentRangeStart w:id="72"/>
+      <w:commentRangeStart w:id="76"/>
       <w:r>
         <w:t>{%p if is_retroactive %}</w:t>
       </w:r>
-      <w:commentRangeEnd w:id="72"/>
-      <w:r>
-        <w:rPr>
-          <w:rStyle w:val="CommentReference"/>
-        </w:rPr>
-        <w:commentReference w:id="72"/>
+      <w:commentRangeEnd w:id="76"/>
+      <w:r>
+        <w:rPr>
+          <w:rStyle w:val="CommentReference"/>
+        </w:rPr>
+        <w:commentReference w:id="76"/>
       </w:r>
     </w:p>
     <w:p>
@@ -4963,16 +4995,16 @@
           <w:szCs w:val="24"/>
         </w:rPr>
       </w:pPr>
-      <w:commentRangeStart w:id="73"/>
+      <w:commentRangeStart w:id="77"/>
       <w:r>
         <w:t>{%p endif %}</w:t>
       </w:r>
-      <w:commentRangeEnd w:id="73"/>
-      <w:r>
-        <w:rPr>
-          <w:rStyle w:val="CommentReference"/>
-        </w:rPr>
-        <w:commentReference w:id="73"/>
+      <w:commentRangeEnd w:id="77"/>
+      <w:r>
+        <w:rPr>
+          <w:rStyle w:val="CommentReference"/>
+        </w:rPr>
+        <w:commentReference w:id="77"/>
       </w:r>
     </w:p>
     <w:p>
@@ -5964,12 +5996,176 @@
           <w:szCs w:val="24"/>
         </w:rPr>
       </w:pPr>
-      <w:r>
-        <w:rPr>
-          <w:sz w:val="24"/>
-          <w:szCs w:val="24"/>
-        </w:rPr>
-        <w:t xml:space="preserve">10.12. Приложения:</w:t>
+      <w:commentRangeStart w:id="78"/>
+      <w:r>
+        <w:t>{%p if subsidy_extra_clause_1 %}</w:t>
+      </w:r>
+      <w:commentRangeEnd w:id="78"/>
+      <w:r>
+        <w:rPr>
+          <w:rStyle w:val="CommentReference"/>
+        </w:rPr>
+        <w:commentReference w:id="78"/>
+      </w:r>
+    </w:p>
+    <w:p>
+      <w:pPr>
+        <w:spacing w:after="0"/>
+        <w:ind w:firstLine="708"/>
+        <w:jc w:val="both"/>
+        <w:rPr>
+          <w:sz w:val="24"/>
+          <w:szCs w:val="24"/>
+        </w:rPr>
+      </w:pPr>
+      <w:commentRangeStart w:id="79"/>
+      <w:r>
+        <w:rPr>
+          <w:sz w:val="24"/>
+          <w:szCs w:val="24"/>
+        </w:rPr>
+        <w:t xml:space="preserve">10.12. {{subsidy_extra_clause_1}}</w:t>
+      </w:r>
+      <w:commentRangeEnd w:id="79"/>
+      <w:r>
+        <w:rPr>
+          <w:rStyle w:val="CommentReference"/>
+        </w:rPr>
+        <w:commentReference w:id="79"/>
+      </w:r>
+    </w:p>
+    <w:p>
+      <w:pPr>
+        <w:spacing w:after="0"/>
+        <w:ind w:firstLine="708"/>
+        <w:jc w:val="both"/>
+        <w:rPr>
+          <w:sz w:val="24"/>
+          <w:szCs w:val="24"/>
+        </w:rPr>
+      </w:pPr>
+      <w:commentRangeStart w:id="80"/>
+      <w:r>
+        <w:t>{%p endif %}</w:t>
+      </w:r>
+      <w:commentRangeEnd w:id="80"/>
+      <w:r>
+        <w:rPr>
+          <w:rStyle w:val="CommentReference"/>
+        </w:rPr>
+        <w:commentReference w:id="80"/>
+      </w:r>
+    </w:p>
+    <w:p>
+      <w:pPr>
+        <w:spacing w:after="0"/>
+        <w:ind w:firstLine="708"/>
+        <w:jc w:val="both"/>
+        <w:rPr>
+          <w:sz w:val="24"/>
+          <w:szCs w:val="24"/>
+        </w:rPr>
+      </w:pPr>
+      <w:commentRangeStart w:id="81"/>
+      <w:r>
+        <w:t>{%p if subsidy_extra_clause_2 %}</w:t>
+      </w:r>
+      <w:commentRangeEnd w:id="81"/>
+      <w:r>
+        <w:rPr>
+          <w:rStyle w:val="CommentReference"/>
+        </w:rPr>
+        <w:commentReference w:id="81"/>
+      </w:r>
+    </w:p>
+    <w:p>
+      <w:pPr>
+        <w:spacing w:after="0"/>
+        <w:ind w:firstLine="708"/>
+        <w:jc w:val="both"/>
+        <w:rPr>
+          <w:sz w:val="24"/>
+          <w:szCs w:val="24"/>
+        </w:rPr>
+      </w:pPr>
+      <w:commentRangeStart w:id="82"/>
+      <w:commentRangeStart w:id="83"/>
+      <w:commentRangeStart w:id="84"/>
+      <w:commentRangeStart w:id="85"/>
+      <w:r>
+        <w:rPr>
+          <w:sz w:val="24"/>
+          <w:szCs w:val="24"/>
+        </w:rPr>
+        <w:t xml:space="preserve">{% if subsidy_extra_clause_1 %}10.13{% else %}10.12{% endif %}. {{subsidy_extra_clause_2}}</w:t>
+      </w:r>
+      <w:commentRangeEnd w:id="85"/>
+      <w:r>
+        <w:rPr>
+          <w:rStyle w:val="CommentReference"/>
+        </w:rPr>
+        <w:commentReference w:id="85"/>
+      </w:r>
+      <w:commentRangeEnd w:id="84"/>
+      <w:r>
+        <w:rPr>
+          <w:rStyle w:val="CommentReference"/>
+        </w:rPr>
+        <w:commentReference w:id="84"/>
+      </w:r>
+      <w:commentRangeEnd w:id="83"/>
+      <w:r>
+        <w:rPr>
+          <w:rStyle w:val="CommentReference"/>
+        </w:rPr>
+        <w:commentReference w:id="83"/>
+      </w:r>
+      <w:commentRangeEnd w:id="82"/>
+      <w:r>
+        <w:rPr>
+          <w:rStyle w:val="CommentReference"/>
+        </w:rPr>
+        <w:commentReference w:id="82"/>
+      </w:r>
+    </w:p>
+    <w:p>
+      <w:pPr>
+        <w:spacing w:after="0"/>
+        <w:ind w:firstLine="708"/>
+        <w:jc w:val="both"/>
+        <w:rPr>
+          <w:sz w:val="24"/>
+          <w:szCs w:val="24"/>
+        </w:rPr>
+      </w:pPr>
+      <w:commentRangeStart w:id="86"/>
+      <w:r>
+        <w:t>{%p endif %}</w:t>
+      </w:r>
+      <w:commentRangeEnd w:id="86"/>
+      <w:r>
+        <w:rPr>
+          <w:rStyle w:val="CommentReference"/>
+        </w:rPr>
+        <w:commentReference w:id="86"/>
+      </w:r>
+    </w:p>
+    <w:p>
+      <w:pPr>
+        <w:spacing w:after="0"/>
+        <w:ind w:firstLine="708"/>
+        <w:jc w:val="both"/>
+        <w:rPr>
+          <w:sz w:val="24"/>
+          <w:szCs w:val="24"/>
+        </w:rPr>
+      </w:pPr>
+      <w:r>
+        <w:rPr>
+          <w:sz w:val="24"/>
+          <w:szCs w:val="24"/>
+        </w:rPr>
+        <w:t xml:space="preserve">10.{{ 12 + (1 if subsidy_extra_clause_1 else 0) + (1 if subsidy_extra_clause_2 else 0) }}. Приложения:</w:t>
       </w:r>
     </w:p>
     <w:p>
@@ -5996,7 +6192,7 @@
         </w:rPr>
         <w:br/>
       </w:r>
-      <w:commentRangeStart w:id="74"/>
+      <w:commentRangeStart w:id="87"/>
       <w:r>
         <w:rPr>
           <w:sz w:val="24"/>
@@ -6004,12 +6200,12 @@
         </w:rPr>
         <w:t xml:space="preserve">для {{ customer_short_name }}).</w:t>
       </w:r>
-      <w:commentRangeEnd w:id="74"/>
-      <w:r>
-        <w:rPr>
-          <w:rStyle w:val="CommentReference"/>
-        </w:rPr>
-        <w:commentReference w:id="74"/>
+      <w:commentRangeEnd w:id="87"/>
+      <w:r>
+        <w:rPr>
+          <w:rStyle w:val="CommentReference"/>
+        </w:rPr>
+        <w:commentReference w:id="87"/>
       </w:r>
     </w:p>
     <w:p>
@@ -6075,7 +6271,7 @@
                 <w:szCs w:val="24"/>
               </w:rPr>
             </w:pPr>
-            <w:commentRangeStart w:id="83"/>
+            <w:commentRangeStart w:id="96"/>
             <w:r>
               <w:rPr>
                 <w:sz w:val="24"/>
@@ -6083,12 +6279,12 @@
               </w:rPr>
               <w:t xml:space="preserve">Наименование: {{ customer_short_name }} </w:t>
             </w:r>
-            <w:commentRangeEnd w:id="83"/>
+            <w:commentRangeEnd w:id="96"/>
             <w:r>
               <w:rPr>
                 <w:rStyle w:val="CommentReference"/>
               </w:rPr>
-              <w:commentReference w:id="83"/>
+              <w:commentReference w:id="96"/>
             </w:r>
           </w:p>
           <w:p>
@@ -6098,7 +6294,7 @@
                 <w:szCs w:val="24"/>
               </w:rPr>
             </w:pPr>
-            <w:commentRangeStart w:id="84"/>
+            <w:commentRangeStart w:id="97"/>
             <w:r>
               <w:rPr>
                 <w:sz w:val="24"/>
@@ -6106,12 +6302,12 @@
               </w:rPr>
               <w:t xml:space="preserve">Адрес местонахождения: {{ customer_address }}</w:t>
             </w:r>
-            <w:commentRangeEnd w:id="84"/>
+            <w:commentRangeEnd w:id="97"/>
             <w:r>
               <w:rPr>
                 <w:rStyle w:val="CommentReference"/>
               </w:rPr>
-              <w:commentReference w:id="84"/>
+              <w:commentReference w:id="97"/>
             </w:r>
           </w:p>
           <w:p>
@@ -6121,7 +6317,7 @@
                 <w:szCs w:val="24"/>
               </w:rPr>
             </w:pPr>
-            <w:commentRangeStart w:id="85"/>
+            <w:commentRangeStart w:id="98"/>
             <w:r>
               <w:rPr>
                 <w:sz w:val="24"/>
@@ -6129,12 +6325,12 @@
               </w:rPr>
               <w:t xml:space="preserve">Почтовый адрес: {{ customer_address }}</w:t>
             </w:r>
-            <w:commentRangeEnd w:id="85"/>
+            <w:commentRangeEnd w:id="98"/>
             <w:r>
               <w:rPr>
                 <w:rStyle w:val="CommentReference"/>
               </w:rPr>
-              <w:commentReference w:id="85"/>
+              <w:commentReference w:id="98"/>
             </w:r>
           </w:p>
           <w:p>
@@ -6144,8 +6340,8 @@
                 <w:szCs w:val="24"/>
               </w:rPr>
             </w:pPr>
-            <w:commentRangeStart w:id="86"/>
-            <w:commentRangeStart w:id="87"/>
+            <w:commentRangeStart w:id="99"/>
+            <w:commentRangeStart w:id="100"/>
             <w:r>
               <w:rPr>
                 <w:sz w:val="24"/>
@@ -6153,19 +6349,19 @@
               </w:rPr>
               <w:t xml:space="preserve">ИНН/КПП {{ customer_inn }}/{{ customer_kpp }}</w:t>
             </w:r>
-            <w:commentRangeEnd w:id="87"/>
+            <w:commentRangeEnd w:id="100"/>
             <w:r>
               <w:rPr>
                 <w:rStyle w:val="CommentReference"/>
               </w:rPr>
-              <w:commentReference w:id="87"/>
+              <w:commentReference w:id="100"/>
             </w:r>
-            <w:commentRangeEnd w:id="86"/>
+            <w:commentRangeEnd w:id="99"/>
             <w:r>
               <w:rPr>
                 <w:rStyle w:val="CommentReference"/>
               </w:rPr>
-              <w:commentReference w:id="86"/>
+              <w:commentReference w:id="99"/>
             </w:r>
           </w:p>
           <w:p>
@@ -6175,7 +6371,7 @@
                 <w:szCs w:val="24"/>
               </w:rPr>
             </w:pPr>
-            <w:commentRangeStart w:id="88"/>
+            <w:commentRangeStart w:id="101"/>
             <w:r>
               <w:rPr>
                 <w:sz w:val="24"/>
@@ -6183,12 +6379,12 @@
               </w:rPr>
               <w:t xml:space="preserve">ОГРН {{ customer_ogrn }}</w:t>
             </w:r>
-            <w:commentRangeEnd w:id="88"/>
+            <w:commentRangeEnd w:id="101"/>
             <w:r>
               <w:rPr>
                 <w:rStyle w:val="CommentReference"/>
               </w:rPr>
-              <w:commentReference w:id="88"/>
+              <w:commentReference w:id="101"/>
             </w:r>
           </w:p>
           <w:p>
@@ -6213,7 +6409,7 @@
                 <w:szCs w:val="24"/>
               </w:rPr>
             </w:pPr>
-            <w:commentRangeStart w:id="89"/>
+            <w:commentRangeStart w:id="102"/>
             <w:r>
               <w:rPr>
                 <w:sz w:val="24"/>
@@ -6221,12 +6417,12 @@
               </w:rPr>
               <w:t xml:space="preserve">Лицевой счет {{ customer_personal_account }}</w:t>
             </w:r>
-            <w:commentRangeEnd w:id="89"/>
+            <w:commentRangeEnd w:id="102"/>
             <w:r>
               <w:rPr>
                 <w:rStyle w:val="CommentReference"/>
               </w:rPr>
-              <w:commentReference w:id="89"/>
+              <w:commentReference w:id="102"/>
             </w:r>
           </w:p>
           <w:p>
@@ -6236,7 +6432,7 @@
                 <w:szCs w:val="24"/>
               </w:rPr>
             </w:pPr>
-            <w:commentRangeStart w:id="90"/>
+            <w:commentRangeStart w:id="103"/>
             <w:r>
               <w:rPr>
                 <w:sz w:val="24"/>
@@ -6244,12 +6440,12 @@
               </w:rPr>
               <w:t xml:space="preserve">Казначейский счет: {{ customer_settlement_account }}</w:t>
             </w:r>
-            <w:commentRangeEnd w:id="90"/>
+            <w:commentRangeEnd w:id="103"/>
             <w:r>
               <w:rPr>
                 <w:rStyle w:val="CommentReference"/>
               </w:rPr>
-              <w:commentReference w:id="90"/>
+              <w:commentReference w:id="103"/>
             </w:r>
           </w:p>
           <w:p>
@@ -6259,7 +6455,7 @@
                 <w:szCs w:val="24"/>
               </w:rPr>
             </w:pPr>
-            <w:commentRangeStart w:id="91"/>
+            <w:commentRangeStart w:id="104"/>
             <w:r>
               <w:rPr>
                 <w:sz w:val="24"/>
@@ -6267,12 +6463,12 @@
               </w:rPr>
               <w:t xml:space="preserve">{{ customer_bank_name }}</w:t>
             </w:r>
-            <w:commentRangeEnd w:id="91"/>
+            <w:commentRangeEnd w:id="104"/>
             <w:r>
               <w:rPr>
                 <w:rStyle w:val="CommentReference"/>
               </w:rPr>
-              <w:commentReference w:id="91"/>
+              <w:commentReference w:id="104"/>
             </w:r>
           </w:p>
           <w:p>
@@ -6282,7 +6478,7 @@
                 <w:szCs w:val="24"/>
               </w:rPr>
             </w:pPr>
-            <w:commentRangeStart w:id="92"/>
+            <w:commentRangeStart w:id="105"/>
             <w:r>
               <w:rPr>
                 <w:sz w:val="24"/>
@@ -6290,12 +6486,12 @@
               </w:rPr>
               <w:t xml:space="preserve">БИК ТОФК: {{ customer_bik }}</w:t>
             </w:r>
-            <w:commentRangeEnd w:id="92"/>
+            <w:commentRangeEnd w:id="105"/>
             <w:r>
               <w:rPr>
                 <w:rStyle w:val="CommentReference"/>
               </w:rPr>
-              <w:commentReference w:id="92"/>
+              <w:commentReference w:id="105"/>
             </w:r>
           </w:p>
           <w:p>
@@ -6305,7 +6501,7 @@
                 <w:szCs w:val="24"/>
               </w:rPr>
             </w:pPr>
-            <w:commentRangeStart w:id="93"/>
+            <w:commentRangeStart w:id="106"/>
             <w:r>
               <w:rPr>
                 <w:sz w:val="24"/>
@@ -6313,12 +6509,12 @@
               </w:rPr>
               <w:t xml:space="preserve">Единый казначейский счет: {{ customer_correspondent_account }}</w:t>
             </w:r>
-            <w:commentRangeEnd w:id="93"/>
+            <w:commentRangeEnd w:id="106"/>
             <w:r>
               <w:rPr>
                 <w:rStyle w:val="CommentReference"/>
               </w:rPr>
-              <w:commentReference w:id="93"/>
+              <w:commentReference w:id="106"/>
             </w:r>
           </w:p>
           <w:p>
@@ -6328,7 +6524,7 @@
                 <w:szCs w:val="24"/>
               </w:rPr>
             </w:pPr>
-            <w:commentRangeStart w:id="94"/>
+            <w:commentRangeStart w:id="107"/>
             <w:r>
               <w:rPr>
                 <w:sz w:val="24"/>
@@ -6336,12 +6532,12 @@
               </w:rPr>
               <w:t xml:space="preserve">ОКПО __________</w:t>
             </w:r>
-            <w:commentRangeEnd w:id="94"/>
+            <w:commentRangeEnd w:id="107"/>
             <w:r>
               <w:rPr>
                 <w:rStyle w:val="CommentReference"/>
               </w:rPr>
-              <w:commentReference w:id="94"/>
+              <w:commentReference w:id="107"/>
             </w:r>
           </w:p>
           <w:p>
@@ -6351,7 +6547,7 @@
                 <w:szCs w:val="24"/>
               </w:rPr>
             </w:pPr>
-            <w:commentRangeStart w:id="95"/>
+            <w:commentRangeStart w:id="108"/>
             <w:r>
               <w:rPr>
                 <w:sz w:val="24"/>
@@ -6359,12 +6555,12 @@
               </w:rPr>
               <w:t xml:space="preserve">Тел.: {{ customer_phone }}</w:t>
             </w:r>
-            <w:commentRangeEnd w:id="95"/>
+            <w:commentRangeEnd w:id="108"/>
             <w:r>
               <w:rPr>
                 <w:rStyle w:val="CommentReference"/>
               </w:rPr>
-              <w:commentReference w:id="95"/>
+              <w:commentReference w:id="108"/>
             </w:r>
           </w:p>
           <w:p>
@@ -6374,7 +6570,7 @@
                 <w:szCs w:val="24"/>
               </w:rPr>
             </w:pPr>
-            <w:commentRangeStart w:id="96"/>
+            <w:commentRangeStart w:id="109"/>
             <w:r>
               <w:rPr>
                 <w:sz w:val="24"/>
@@ -6382,12 +6578,12 @@
               </w:rPr>
               <w:t xml:space="preserve">Эл.почта: {{ customer_email }}</w:t>
             </w:r>
-            <w:commentRangeEnd w:id="96"/>
+            <w:commentRangeEnd w:id="109"/>
             <w:r>
               <w:rPr>
                 <w:rStyle w:val="CommentReference"/>
               </w:rPr>
-              <w:commentReference w:id="96"/>
+              <w:commentReference w:id="109"/>
             </w:r>
           </w:p>
           <w:p>
@@ -6405,7 +6601,7 @@
                 <w:szCs w:val="24"/>
               </w:rPr>
             </w:pPr>
-            <w:commentRangeStart w:id="97"/>
+            <w:commentRangeStart w:id="110"/>
             <w:r>
               <w:rPr>
                 <w:sz w:val="24"/>
@@ -6413,12 +6609,12 @@
               </w:rPr>
               <w:t xml:space="preserve">{{ customer_signatory_position }}</w:t>
             </w:r>
-            <w:commentRangeEnd w:id="97"/>
+            <w:commentRangeEnd w:id="110"/>
             <w:r>
               <w:rPr>
                 <w:rStyle w:val="CommentReference"/>
               </w:rPr>
-              <w:commentReference w:id="97"/>
+              <w:commentReference w:id="110"/>
             </w:r>
           </w:p>
           <w:p>
@@ -6436,7 +6632,7 @@
                 <w:szCs w:val="24"/>
               </w:rPr>
             </w:pPr>
-            <w:commentRangeStart w:id="98"/>
+            <w:commentRangeStart w:id="111"/>
             <w:r>
               <w:rPr>
                 <w:sz w:val="24"/>
@@ -6444,12 +6640,12 @@
               </w:rPr>
               <w:t xml:space="preserve">_________________ / {{ customer_signatory_name_initials }}</w:t>
             </w:r>
-            <w:commentRangeEnd w:id="98"/>
+            <w:commentRangeEnd w:id="111"/>
             <w:r>
               <w:rPr>
                 <w:rStyle w:val="CommentReference"/>
               </w:rPr>
-              <w:commentReference w:id="98"/>
+              <w:commentReference w:id="111"/>
             </w:r>
           </w:p>
           <w:p>
@@ -6498,7 +6694,7 @@
                 <w:szCs w:val="24"/>
               </w:rPr>
             </w:pPr>
-            <w:commentRangeStart w:id="99"/>
+            <w:commentRangeStart w:id="112"/>
             <w:r>
               <w:rPr>
                 <w:sz w:val="24"/>
@@ -6506,12 +6702,12 @@
               </w:rPr>
               <w:t xml:space="preserve">Наименование: {{ contractor_full_name }}</w:t>
             </w:r>
-            <w:commentRangeEnd w:id="99"/>
+            <w:commentRangeEnd w:id="112"/>
             <w:r>
               <w:rPr>
                 <w:rStyle w:val="CommentReference"/>
               </w:rPr>
-              <w:commentReference w:id="99"/>
+              <w:commentReference w:id="112"/>
             </w:r>
           </w:p>
           <w:p>
@@ -6521,7 +6717,7 @@
                 <w:szCs w:val="24"/>
               </w:rPr>
             </w:pPr>
-            <w:commentRangeStart w:id="100"/>
+            <w:commentRangeStart w:id="113"/>
             <w:r>
               <w:rPr>
                 <w:sz w:val="24"/>
@@ -6529,12 +6725,12 @@
               </w:rPr>
               <w:t xml:space="preserve">Адрес местонахождения: {{ contractor_address }}</w:t>
             </w:r>
-            <w:commentRangeEnd w:id="100"/>
+            <w:commentRangeEnd w:id="113"/>
             <w:r>
               <w:rPr>
                 <w:rStyle w:val="CommentReference"/>
               </w:rPr>
-              <w:commentReference w:id="100"/>
+              <w:commentReference w:id="113"/>
             </w:r>
           </w:p>
           <w:p>
@@ -6544,7 +6740,7 @@
                 <w:szCs w:val="24"/>
               </w:rPr>
             </w:pPr>
-            <w:commentRangeStart w:id="101"/>
+            <w:commentRangeStart w:id="114"/>
             <w:r>
               <w:rPr>
                 <w:sz w:val="24"/>
@@ -6552,12 +6748,12 @@
               </w:rPr>
               <w:t xml:space="preserve">Почтовый адрес: {{ contractor_postal_address }}</w:t>
             </w:r>
-            <w:commentRangeEnd w:id="101"/>
+            <w:commentRangeEnd w:id="114"/>
             <w:r>
               <w:rPr>
                 <w:rStyle w:val="CommentReference"/>
               </w:rPr>
-              <w:commentReference w:id="101"/>
+              <w:commentReference w:id="114"/>
             </w:r>
           </w:p>
           <w:p>
@@ -6570,16 +6766,16 @@
                 <w:highlight w:val="yellow"/>
               </w:rPr>
             </w:pPr>
-            <w:commentRangeStart w:id="102"/>
+            <w:commentRangeStart w:id="115"/>
             <w:r>
               <w:t>{%p if contractor_org_type != 'ИП' %}</w:t>
             </w:r>
-            <w:commentRangeEnd w:id="102"/>
+            <w:commentRangeEnd w:id="115"/>
             <w:r>
               <w:rPr>
                 <w:rStyle w:val="CommentReference"/>
               </w:rPr>
-              <w:commentReference w:id="102"/>
+              <w:commentReference w:id="115"/>
             </w:r>
           </w:p>
           <w:p>
@@ -6592,8 +6788,8 @@
                 <w:highlight w:val="yellow"/>
               </w:rPr>
             </w:pPr>
-            <w:commentRangeStart w:id="103"/>
-            <w:commentRangeStart w:id="104"/>
+            <w:commentRangeStart w:id="116"/>
+            <w:commentRangeStart w:id="117"/>
             <w:r>
               <w:rPr>
                 <w:i/>
@@ -6604,19 +6800,19 @@
               </w:rPr>
               <w:t xml:space="preserve">ИНН/КПП {{ contractor_inn or '__________' }}/{{ contractor_kpp or '__________' }}</w:t>
             </w:r>
-            <w:commentRangeEnd w:id="104"/>
+            <w:commentRangeEnd w:id="117"/>
             <w:r>
               <w:rPr>
                 <w:rStyle w:val="CommentReference"/>
               </w:rPr>
-              <w:commentReference w:id="104"/>
+              <w:commentReference w:id="117"/>
             </w:r>
-            <w:commentRangeEnd w:id="103"/>
+            <w:commentRangeEnd w:id="116"/>
             <w:r>
               <w:rPr>
                 <w:rStyle w:val="CommentReference"/>
               </w:rPr>
-              <w:commentReference w:id="103"/>
+              <w:commentReference w:id="116"/>
             </w:r>
           </w:p>
           <w:p>
@@ -6628,7 +6824,7 @@
                 <w:szCs w:val="24"/>
               </w:rPr>
             </w:pPr>
-            <w:commentRangeStart w:id="105"/>
+            <w:commentRangeStart w:id="118"/>
             <w:r>
               <w:rPr>
                 <w:i/>
@@ -6639,12 +6835,12 @@
               </w:rPr>
               <w:t xml:space="preserve">ОГРН {{ contractor_ogrn or '__________' }}</w:t>
             </w:r>
-            <w:commentRangeEnd w:id="105"/>
+            <w:commentRangeEnd w:id="118"/>
             <w:r>
               <w:rPr>
                 <w:rStyle w:val="CommentReference"/>
               </w:rPr>
-              <w:commentReference w:id="105"/>
+              <w:commentReference w:id="118"/>
             </w:r>
           </w:p>
           <w:p>
@@ -6656,16 +6852,16 @@
                 <w:szCs w:val="24"/>
               </w:rPr>
             </w:pPr>
-            <w:commentRangeStart w:id="106"/>
+            <w:commentRangeStart w:id="119"/>
             <w:r>
               <w:t>{%p else %}</w:t>
             </w:r>
-            <w:commentRangeEnd w:id="106"/>
+            <w:commentRangeEnd w:id="119"/>
             <w:r>
               <w:rPr>
                 <w:rStyle w:val="CommentReference"/>
               </w:rPr>
-              <w:commentReference w:id="106"/>
+              <w:commentReference w:id="119"/>
             </w:r>
           </w:p>
           <w:p>
@@ -6686,7 +6882,7 @@
                 <w:highlight w:val="yellow"/>
               </w:rPr>
             </w:pPr>
-            <w:commentRangeStart w:id="107"/>
+            <w:commentRangeStart w:id="120"/>
             <w:r>
               <w:rPr>
                 <w:i/>
@@ -6697,12 +6893,12 @@
               </w:rPr>
               <w:t xml:space="preserve">ИНН {{ contractor_inn or '__________' }}</w:t>
             </w:r>
-            <w:commentRangeEnd w:id="107"/>
+            <w:commentRangeEnd w:id="120"/>
             <w:r>
               <w:rPr>
                 <w:rStyle w:val="CommentReference"/>
               </w:rPr>
-              <w:commentReference w:id="107"/>
+              <w:commentReference w:id="120"/>
             </w:r>
           </w:p>
           <w:p>
@@ -6714,7 +6910,7 @@
                 <w:szCs w:val="24"/>
               </w:rPr>
             </w:pPr>
-            <w:commentRangeStart w:id="108"/>
+            <w:commentRangeStart w:id="121"/>
             <w:r>
               <w:rPr>
                 <w:i/>
@@ -6725,12 +6921,12 @@
               </w:rPr>
               <w:t xml:space="preserve">ОГРНИП {{ contractor_ogrnip or '__________' }}</w:t>
             </w:r>
-            <w:commentRangeEnd w:id="108"/>
+            <w:commentRangeEnd w:id="121"/>
             <w:r>
               <w:rPr>
                 <w:rStyle w:val="CommentReference"/>
               </w:rPr>
-              <w:commentReference w:id="108"/>
+              <w:commentReference w:id="121"/>
             </w:r>
           </w:p>
           <w:p>
@@ -6742,16 +6938,16 @@
                 <w:szCs w:val="24"/>
               </w:rPr>
             </w:pPr>
-            <w:commentRangeStart w:id="109"/>
+            <w:commentRangeStart w:id="122"/>
             <w:r>
               <w:t>{%p endif %}</w:t>
             </w:r>
-            <w:commentRangeEnd w:id="109"/>
+            <w:commentRangeEnd w:id="122"/>
             <w:r>
               <w:rPr>
                 <w:rStyle w:val="CommentReference"/>
               </w:rPr>
-              <w:commentReference w:id="109"/>
+              <w:commentReference w:id="122"/>
             </w:r>
           </w:p>
           <w:p>
@@ -6784,7 +6980,7 @@
                 <w:szCs w:val="24"/>
               </w:rPr>
             </w:pPr>
-            <w:commentRangeStart w:id="110"/>
+            <w:commentRangeStart w:id="123"/>
             <w:r>
               <w:rPr>
                 <w:sz w:val="24"/>
@@ -6792,12 +6988,12 @@
               </w:rPr>
               <w:t xml:space="preserve">р/с: {{ contractor_settlement_account or '__________' }}</w:t>
             </w:r>
-            <w:commentRangeEnd w:id="110"/>
+            <w:commentRangeEnd w:id="123"/>
             <w:r>
               <w:rPr>
                 <w:rStyle w:val="CommentReference"/>
               </w:rPr>
-              <w:commentReference w:id="110"/>
+              <w:commentReference w:id="123"/>
             </w:r>
           </w:p>
           <w:p>
@@ -6807,7 +7003,7 @@
                 <w:szCs w:val="24"/>
               </w:rPr>
             </w:pPr>
-            <w:commentRangeStart w:id="111"/>
+            <w:commentRangeStart w:id="124"/>
             <w:r>
               <w:rPr>
                 <w:sz w:val="24"/>
@@ -6815,12 +7011,12 @@
               </w:rPr>
               <w:t xml:space="preserve">в {{ contractor_bank_name or '__________' }}</w:t>
             </w:r>
-            <w:commentRangeEnd w:id="111"/>
+            <w:commentRangeEnd w:id="124"/>
             <w:r>
               <w:rPr>
                 <w:rStyle w:val="CommentReference"/>
               </w:rPr>
-              <w:commentReference w:id="111"/>
+              <w:commentReference w:id="124"/>
             </w:r>
           </w:p>
           <w:p>
@@ -6830,7 +7026,7 @@
                 <w:szCs w:val="24"/>
               </w:rPr>
             </w:pPr>
-            <w:commentRangeStart w:id="112"/>
+            <w:commentRangeStart w:id="125"/>
             <w:r>
               <w:rPr>
                 <w:sz w:val="24"/>
@@ -6838,12 +7034,12 @@
               </w:rPr>
               <w:t xml:space="preserve">БИК: {{ contractor_bik or '__________' }}</w:t>
             </w:r>
-            <w:commentRangeEnd w:id="112"/>
+            <w:commentRangeEnd w:id="125"/>
             <w:r>
               <w:rPr>
                 <w:rStyle w:val="CommentReference"/>
               </w:rPr>
-              <w:commentReference w:id="112"/>
+              <w:commentReference w:id="125"/>
             </w:r>
           </w:p>
           <w:p>
@@ -6853,7 +7049,7 @@
                 <w:szCs w:val="24"/>
               </w:rPr>
             </w:pPr>
-            <w:commentRangeStart w:id="113"/>
+            <w:commentRangeStart w:id="126"/>
             <w:r>
               <w:rPr>
                 <w:sz w:val="24"/>
@@ -6861,12 +7057,12 @@
               </w:rPr>
               <w:t xml:space="preserve">к/с: {{ contractor_correspondent_account or '__________' }}</w:t>
             </w:r>
-            <w:commentRangeEnd w:id="113"/>
+            <w:commentRangeEnd w:id="126"/>
             <w:r>
               <w:rPr>
                 <w:rStyle w:val="CommentReference"/>
               </w:rPr>
-              <w:commentReference w:id="113"/>
+              <w:commentReference w:id="126"/>
             </w:r>
           </w:p>
           <w:p>
@@ -6884,7 +7080,7 @@
                 <w:szCs w:val="24"/>
               </w:rPr>
             </w:pPr>
-            <w:commentRangeStart w:id="114"/>
+            <w:commentRangeStart w:id="127"/>
             <w:r>
               <w:rPr>
                 <w:sz w:val="24"/>
@@ -6892,12 +7088,12 @@
               </w:rPr>
               <w:t xml:space="preserve">Тел.: {{ contractor_phone }}</w:t>
             </w:r>
-            <w:commentRangeEnd w:id="114"/>
+            <w:commentRangeEnd w:id="127"/>
             <w:r>
               <w:rPr>
                 <w:rStyle w:val="CommentReference"/>
               </w:rPr>
-              <w:commentReference w:id="114"/>
+              <w:commentReference w:id="127"/>
             </w:r>
           </w:p>
           <w:p>
@@ -6907,7 +7103,7 @@
                 <w:szCs w:val="24"/>
               </w:rPr>
             </w:pPr>
-            <w:commentRangeStart w:id="115"/>
+            <w:commentRangeStart w:id="128"/>
             <w:r>
               <w:rPr>
                 <w:sz w:val="24"/>
@@ -6915,12 +7111,12 @@
               </w:rPr>
               <w:t xml:space="preserve">Эл.почта: {{ contractor_email }}</w:t>
             </w:r>
-            <w:commentRangeEnd w:id="115"/>
+            <w:commentRangeEnd w:id="128"/>
             <w:r>
               <w:rPr>
                 <w:rStyle w:val="CommentReference"/>
               </w:rPr>
-              <w:commentReference w:id="115"/>
+              <w:commentReference w:id="128"/>
             </w:r>
           </w:p>
           <w:p>
@@ -6958,7 +7154,7 @@
                 <w:szCs w:val="24"/>
               </w:rPr>
             </w:pPr>
-            <w:commentRangeStart w:id="116"/>
+            <w:commentRangeStart w:id="129"/>
             <w:r>
               <w:rPr>
                 <w:sz w:val="24"/>
@@ -6966,12 +7162,12 @@
               </w:rPr>
               <w:t xml:space="preserve">____________________ / {{ contractor_signatory_initials }}</w:t>
             </w:r>
-            <w:commentRangeEnd w:id="116"/>
+            <w:commentRangeEnd w:id="129"/>
             <w:r>
               <w:rPr>
                 <w:rStyle w:val="CommentReference"/>
               </w:rPr>
-              <w:commentReference w:id="116"/>
+              <w:commentReference w:id="129"/>
             </w:r>
           </w:p>
           <w:p>
@@ -7039,10 +7235,10 @@
           <w:szCs w:val="24"/>
         </w:rPr>
       </w:pPr>
-      <w:commentRangeStart w:id="75"/>
-      <w:commentRangeStart w:id="76"/>
-      <w:commentRangeStart w:id="77"/>
-      <w:commentRangeStart w:id="78"/>
+      <w:commentRangeStart w:id="88"/>
+      <w:commentRangeStart w:id="89"/>
+      <w:commentRangeStart w:id="90"/>
+      <w:commentRangeStart w:id="91"/>
       <w:r>
         <w:rPr>
           <w:sz w:val="24"/>
@@ -7050,33 +7246,33 @@
         </w:rPr>
         <w:t xml:space="preserve">от «{{ contract_date_day }}» {{ contract_date_month }} {{ contract_date_year }} г. № {{ contract_number }}</w:t>
       </w:r>
-      <w:commentRangeEnd w:id="78"/>
-      <w:r>
-        <w:rPr>
-          <w:rStyle w:val="CommentReference"/>
-        </w:rPr>
-        <w:commentReference w:id="78"/>
-      </w:r>
-      <w:commentRangeEnd w:id="77"/>
-      <w:r>
-        <w:rPr>
-          <w:rStyle w:val="CommentReference"/>
-        </w:rPr>
-        <w:commentReference w:id="77"/>
-      </w:r>
-      <w:commentRangeEnd w:id="76"/>
-      <w:r>
-        <w:rPr>
-          <w:rStyle w:val="CommentReference"/>
-        </w:rPr>
-        <w:commentReference w:id="76"/>
-      </w:r>
-      <w:commentRangeEnd w:id="75"/>
-      <w:r>
-        <w:rPr>
-          <w:rStyle w:val="CommentReference"/>
-        </w:rPr>
-        <w:commentReference w:id="75"/>
+      <w:commentRangeEnd w:id="91"/>
+      <w:r>
+        <w:rPr>
+          <w:rStyle w:val="CommentReference"/>
+        </w:rPr>
+        <w:commentReference w:id="91"/>
+      </w:r>
+      <w:commentRangeEnd w:id="90"/>
+      <w:r>
+        <w:rPr>
+          <w:rStyle w:val="CommentReference"/>
+        </w:rPr>
+        <w:commentReference w:id="90"/>
+      </w:r>
+      <w:commentRangeEnd w:id="89"/>
+      <w:r>
+        <w:rPr>
+          <w:rStyle w:val="CommentReference"/>
+        </w:rPr>
+        <w:commentReference w:id="89"/>
+      </w:r>
+      <w:commentRangeEnd w:id="88"/>
+      <w:r>
+        <w:rPr>
+          <w:rStyle w:val="CommentReference"/>
+        </w:rPr>
+        <w:commentReference w:id="88"/>
       </w:r>
     </w:p>
     <w:p>
@@ -7565,7 +7761,7 @@
                 <w:szCs w:val="24"/>
               </w:rPr>
             </w:pPr>
-            <w:commentRangeStart w:id="117"/>
+            <w:commentRangeStart w:id="130"/>
             <w:r>
               <w:rPr>
                 <w:sz w:val="24"/>
@@ -7573,12 +7769,12 @@
               </w:rPr>
               <w:t xml:space="preserve">{{ customer_short_name }}</w:t>
             </w:r>
-            <w:commentRangeEnd w:id="117"/>
+            <w:commentRangeEnd w:id="130"/>
             <w:r>
               <w:rPr>
                 <w:rStyle w:val="CommentReference"/>
               </w:rPr>
-              <w:commentReference w:id="117"/>
+              <w:commentReference w:id="130"/>
             </w:r>
           </w:p>
           <w:p>
@@ -7596,7 +7792,7 @@
                 <w:szCs w:val="24"/>
               </w:rPr>
             </w:pPr>
-            <w:commentRangeStart w:id="118"/>
+            <w:commentRangeStart w:id="131"/>
             <w:r>
               <w:rPr>
                 <w:sz w:val="24"/>
@@ -7604,12 +7800,12 @@
               </w:rPr>
               <w:t xml:space="preserve">{{ customer_signatory_position }}</w:t>
             </w:r>
-            <w:commentRangeEnd w:id="118"/>
+            <w:commentRangeEnd w:id="131"/>
             <w:r>
               <w:rPr>
                 <w:rStyle w:val="CommentReference"/>
               </w:rPr>
-              <w:commentReference w:id="118"/>
+              <w:commentReference w:id="131"/>
             </w:r>
           </w:p>
           <w:p>
@@ -7635,7 +7831,7 @@
                 <w:szCs w:val="24"/>
               </w:rPr>
             </w:pPr>
-            <w:commentRangeStart w:id="119"/>
+            <w:commentRangeStart w:id="132"/>
             <w:r>
               <w:rPr>
                 <w:sz w:val="24"/>
@@ -7643,12 +7839,12 @@
               </w:rPr>
               <w:t xml:space="preserve">_________________ / {{ customer_signatory_name_initials }}</w:t>
             </w:r>
-            <w:commentRangeEnd w:id="119"/>
+            <w:commentRangeEnd w:id="132"/>
             <w:r>
               <w:rPr>
                 <w:rStyle w:val="CommentReference"/>
               </w:rPr>
-              <w:commentReference w:id="119"/>
+              <w:commentReference w:id="132"/>
             </w:r>
           </w:p>
           <w:p>
@@ -7693,7 +7889,7 @@
                 <w:szCs w:val="24"/>
               </w:rPr>
             </w:pPr>
-            <w:commentRangeStart w:id="120"/>
+            <w:commentRangeStart w:id="133"/>
             <w:r>
               <w:rPr>
                 <w:sz w:val="24"/>
@@ -7701,12 +7897,12 @@
               </w:rPr>
               <w:t xml:space="preserve">Наименование {{ contractor_full_name }}</w:t>
             </w:r>
-            <w:commentRangeEnd w:id="120"/>
+            <w:commentRangeEnd w:id="133"/>
             <w:r>
               <w:rPr>
                 <w:rStyle w:val="CommentReference"/>
               </w:rPr>
-              <w:commentReference w:id="120"/>
+              <w:commentReference w:id="133"/>
             </w:r>
           </w:p>
           <w:p>
@@ -7752,7 +7948,7 @@
                 <w:szCs w:val="24"/>
               </w:rPr>
             </w:pPr>
-            <w:commentRangeStart w:id="121"/>
+            <w:commentRangeStart w:id="134"/>
             <w:r>
               <w:rPr>
                 <w:sz w:val="24"/>
@@ -7760,12 +7956,12 @@
               </w:rPr>
               <w:t xml:space="preserve">_________________ / {{ contractor_signatory_initials }}</w:t>
             </w:r>
-            <w:commentRangeEnd w:id="121"/>
+            <w:commentRangeEnd w:id="134"/>
             <w:r>
               <w:rPr>
                 <w:rStyle w:val="CommentReference"/>
               </w:rPr>
-              <w:commentReference w:id="121"/>
+              <w:commentReference w:id="134"/>
             </w:r>
           </w:p>
           <w:p>
@@ -7888,10 +8084,10 @@
           <w:szCs w:val="24"/>
         </w:rPr>
       </w:pPr>
-      <w:commentRangeStart w:id="79"/>
-      <w:commentRangeStart w:id="80"/>
-      <w:commentRangeStart w:id="81"/>
-      <w:commentRangeStart w:id="82"/>
+      <w:commentRangeStart w:id="92"/>
+      <w:commentRangeStart w:id="93"/>
+      <w:commentRangeStart w:id="94"/>
+      <w:commentRangeStart w:id="95"/>
       <w:r>
         <w:rPr>
           <w:sz w:val="24"/>
@@ -7899,33 +8095,33 @@
         </w:rPr>
         <w:t xml:space="preserve">от «{{ contract_date_day }}» {{ contract_date_month }} {{ contract_date_year }} г. № {{ contract_number }}</w:t>
       </w:r>
-      <w:commentRangeEnd w:id="82"/>
-      <w:r>
-        <w:rPr>
-          <w:rStyle w:val="CommentReference"/>
-        </w:rPr>
-        <w:commentReference w:id="82"/>
-      </w:r>
-      <w:commentRangeEnd w:id="81"/>
-      <w:r>
-        <w:rPr>
-          <w:rStyle w:val="CommentReference"/>
-        </w:rPr>
-        <w:commentReference w:id="81"/>
-      </w:r>
-      <w:commentRangeEnd w:id="80"/>
-      <w:r>
-        <w:rPr>
-          <w:rStyle w:val="CommentReference"/>
-        </w:rPr>
-        <w:commentReference w:id="80"/>
-      </w:r>
-      <w:commentRangeEnd w:id="79"/>
-      <w:r>
-        <w:rPr>
-          <w:rStyle w:val="CommentReference"/>
-        </w:rPr>
-        <w:commentReference w:id="79"/>
+      <w:commentRangeEnd w:id="95"/>
+      <w:r>
+        <w:rPr>
+          <w:rStyle w:val="CommentReference"/>
+        </w:rPr>
+        <w:commentReference w:id="95"/>
+      </w:r>
+      <w:commentRangeEnd w:id="94"/>
+      <w:r>
+        <w:rPr>
+          <w:rStyle w:val="CommentReference"/>
+        </w:rPr>
+        <w:commentReference w:id="94"/>
+      </w:r>
+      <w:commentRangeEnd w:id="93"/>
+      <w:r>
+        <w:rPr>
+          <w:rStyle w:val="CommentReference"/>
+        </w:rPr>
+        <w:commentReference w:id="93"/>
+      </w:r>
+      <w:commentRangeEnd w:id="92"/>
+      <w:r>
+        <w:rPr>
+          <w:rStyle w:val="CommentReference"/>
+        </w:rPr>
+        <w:commentReference w:id="92"/>
       </w:r>
     </w:p>
     <w:p>
@@ -8486,11 +8682,59 @@
         <w:annotationRef/>
       </w:r>
       <w:r>
+        <w:t>Печатается, если в карточке субсидии заполнен текст соглашения. Пустое поле — пункта не будет</w:t>
+      </w:r>
+    </w:p>
+  </w:comment>
+  <w:comment w:id="30" w:author="Подсказка" w:initials="П" w:date="2026-01-01T00:00:00Z">
+    <w:p>
+      <w:pPr>
+        <w:pStyle w:val="CommentText"/>
+      </w:pPr>
+      <w:r>
+        <w:rPr>
+          <w:rStyle w:val="CommentReference"/>
+        </w:rPr>
+        <w:annotationRef/>
+      </w:r>
+      <w:r>
+        <w:t>Большой текст соглашения. Пример: (многострочный текст)</w:t>
+      </w:r>
+    </w:p>
+  </w:comment>
+  <w:comment w:id="31" w:author="Подсказка" w:initials="П" w:date="2026-01-01T00:00:00Z">
+    <w:p>
+      <w:pPr>
+        <w:pStyle w:val="CommentText"/>
+      </w:pPr>
+      <w:r>
+        <w:rPr>
+          <w:rStyle w:val="CommentReference"/>
+        </w:rPr>
+        <w:annotationRef/>
+      </w:r>
+      <w:r>
+        <w:t>Иначе — противоположный случай к условию выше</w:t>
+      </w:r>
+    </w:p>
+  </w:comment>
+  <w:comment w:id="32" w:author="Подсказка" w:initials="П" w:date="2026-01-01T00:00:00Z">
+    <w:p>
+      <w:pPr>
+        <w:pStyle w:val="CommentText"/>
+      </w:pPr>
+      <w:r>
+        <w:rPr>
+          <w:rStyle w:val="CommentReference"/>
+        </w:rPr>
+        <w:annotationRef/>
+      </w:r>
+      <w:r>
         <w:t>Краткое наименование Заказчика (из карточки организации). Пример: АНО «Пример»</w:t>
       </w:r>
     </w:p>
   </w:comment>
-  <w:comment w:id="30" w:author="Подсказка" w:initials="П" w:date="2026-01-01T00:00:00Z">
+  <w:comment w:id="33" w:author="Подсказка" w:initials="П" w:date="2026-01-01T00:00:00Z">
     <w:p>
       <w:pPr>
         <w:pStyle w:val="CommentText"/>
@@ -8506,7 +8750,7 @@
       </w:r>
     </w:p>
   </w:comment>
-  <w:comment w:id="31" w:author="Подсказка" w:initials="П" w:date="2026-01-01T00:00:00Z">
+  <w:comment w:id="34" w:author="Подсказка" w:initials="П" w:date="2026-01-01T00:00:00Z">
     <w:p>
       <w:pPr>
         <w:pStyle w:val="CommentText"/>
@@ -8522,7 +8766,7 @@
       </w:r>
     </w:p>
   </w:comment>
-  <w:comment w:id="32" w:author="Подсказка" w:initials="П" w:date="2026-01-01T00:00:00Z">
+  <w:comment w:id="35" w:author="Подсказка" w:initials="П" w:date="2026-01-01T00:00:00Z">
     <w:p>
       <w:pPr>
         <w:pStyle w:val="CommentText"/>
@@ -8538,7 +8782,23 @@
       </w:r>
     </w:p>
   </w:comment>
-  <w:comment w:id="33" w:author="Подсказка" w:initials="П" w:date="2026-01-01T00:00:00Z">
+  <w:comment w:id="36" w:author="Подсказка" w:initials="П" w:date="2026-01-01T00:00:00Z">
+    <w:p>
+      <w:pPr>
+        <w:pStyle w:val="CommentText"/>
+      </w:pPr>
+      <w:r>
+        <w:rPr>
+          <w:rStyle w:val="CommentReference"/>
+        </w:rPr>
+        <w:annotationRef/>
+      </w:r>
+      <w:r>
+        <w:t>Конец условия</w:t>
+      </w:r>
+    </w:p>
+  </w:comment>
+  <w:comment w:id="37" w:author="Подсказка" w:initials="П" w:date="2026-01-01T00:00:00Z">
     <w:p>
       <w:pPr>
         <w:pStyle w:val="CommentText"/>
@@ -8554,7 +8814,7 @@
       </w:r>
     </w:p>
   </w:comment>
-  <w:comment w:id="34" w:author="Подсказка" w:initials="П" w:date="2026-01-01T00:00:00Z">
+  <w:comment w:id="38" w:author="Подсказка" w:initials="П" w:date="2026-01-01T00:00:00Z">
     <w:p>
       <w:pPr>
         <w:pStyle w:val="CommentText"/>
@@ -8570,7 +8830,7 @@
       </w:r>
     </w:p>
   </w:comment>
-  <w:comment w:id="35" w:author="Подсказка" w:initials="П" w:date="2026-01-01T00:00:00Z">
+  <w:comment w:id="39" w:author="Подсказка" w:initials="П" w:date="2026-01-01T00:00:00Z">
     <w:p>
       <w:pPr>
         <w:pStyle w:val="CommentText"/>
@@ -8586,7 +8846,7 @@
       </w:r>
     </w:p>
   </w:comment>
-  <w:comment w:id="36" w:author="Подсказка" w:initials="П" w:date="2026-01-01T00:00:00Z">
+  <w:comment w:id="40" w:author="Подсказка" w:initials="П" w:date="2026-01-01T00:00:00Z">
     <w:p>
       <w:pPr>
         <w:pStyle w:val="CommentText"/>
@@ -8602,7 +8862,7 @@
       </w:r>
     </w:p>
   </w:comment>
-  <w:comment w:id="37" w:author="Подсказка" w:initials="П" w:date="2026-01-01T00:00:00Z">
+  <w:comment w:id="41" w:author="Подсказка" w:initials="П" w:date="2026-01-01T00:00:00Z">
     <w:p>
       <w:pPr>
         <w:pStyle w:val="CommentText"/>
@@ -8618,7 +8878,7 @@
       </w:r>
     </w:p>
   </w:comment>
-  <w:comment w:id="38" w:author="Подсказка" w:initials="П" w:date="2026-01-01T00:00:00Z">
+  <w:comment w:id="42" w:author="Подсказка" w:initials="П" w:date="2026-01-01T00:00:00Z">
     <w:p>
       <w:pPr>
         <w:pStyle w:val="CommentText"/>
@@ -8634,7 +8894,7 @@
       </w:r>
     </w:p>
   </w:comment>
-  <w:comment w:id="39" w:author="Подсказка" w:initials="П" w:date="2026-01-01T00:00:00Z">
+  <w:comment w:id="43" w:author="Подсказка" w:initials="П" w:date="2026-01-01T00:00:00Z">
     <w:p>
       <w:pPr>
         <w:pStyle w:val="CommentText"/>
@@ -8650,7 +8910,7 @@
       </w:r>
     </w:p>
   </w:comment>
-  <w:comment w:id="40" w:author="Подсказка" w:initials="П" w:date="2026-01-01T00:00:00Z">
+  <w:comment w:id="44" w:author="Подсказка" w:initials="П" w:date="2026-01-01T00:00:00Z">
     <w:p>
       <w:pPr>
         <w:pStyle w:val="CommentText"/>
@@ -8666,7 +8926,7 @@
       </w:r>
     </w:p>
   </w:comment>
-  <w:comment w:id="41" w:author="Подсказка" w:initials="П" w:date="2026-01-01T00:00:00Z">
+  <w:comment w:id="45" w:author="Подсказка" w:initials="П" w:date="2026-01-01T00:00:00Z">
     <w:p>
       <w:pPr>
         <w:pStyle w:val="CommentText"/>
@@ -8682,7 +8942,7 @@
       </w:r>
     </w:p>
   </w:comment>
-  <w:comment w:id="42" w:author="Подсказка" w:initials="П" w:date="2026-01-01T00:00:00Z">
+  <w:comment w:id="46" w:author="Подсказка" w:initials="П" w:date="2026-01-01T00:00:00Z">
     <w:p>
       <w:pPr>
         <w:pStyle w:val="CommentText"/>
@@ -8698,7 +8958,7 @@
       </w:r>
     </w:p>
   </w:comment>
-  <w:comment w:id="43" w:author="Подсказка" w:initials="П" w:date="2026-01-01T00:00:00Z">
+  <w:comment w:id="47" w:author="Подсказка" w:initials="П" w:date="2026-01-01T00:00:00Z">
     <w:p>
       <w:pPr>
         <w:pStyle w:val="CommentText"/>
@@ -8714,7 +8974,7 @@
       </w:r>
     </w:p>
   </w:comment>
-  <w:comment w:id="44" w:author="Подсказка" w:initials="П" w:date="2026-01-01T00:00:00Z">
+  <w:comment w:id="48" w:author="Подсказка" w:initials="П" w:date="2026-01-01T00:00:00Z">
     <w:p>
       <w:pPr>
         <w:pStyle w:val="CommentText"/>
@@ -8730,7 +8990,7 @@
       </w:r>
     </w:p>
   </w:comment>
-  <w:comment w:id="45" w:author="Подсказка" w:initials="П" w:date="2026-01-01T00:00:00Z">
+  <w:comment w:id="49" w:author="Подсказка" w:initials="П" w:date="2026-01-01T00:00:00Z">
     <w:p>
       <w:pPr>
         <w:pStyle w:val="CommentText"/>
@@ -8746,7 +9006,7 @@
       </w:r>
     </w:p>
   </w:comment>
-  <w:comment w:id="46" w:author="Подсказка" w:initials="П" w:date="2026-01-01T00:00:00Z">
+  <w:comment w:id="50" w:author="Подсказка" w:initials="П" w:date="2026-01-01T00:00:00Z">
     <w:p>
       <w:pPr>
         <w:pStyle w:val="CommentText"/>
@@ -8762,7 +9022,7 @@
       </w:r>
     </w:p>
   </w:comment>
-  <w:comment w:id="47" w:author="Подсказка" w:initials="П" w:date="2026-01-01T00:00:00Z">
+  <w:comment w:id="51" w:author="Подсказка" w:initials="П" w:date="2026-01-01T00:00:00Z">
     <w:p>
       <w:pPr>
         <w:pStyle w:val="CommentText"/>
@@ -8778,7 +9038,7 @@
       </w:r>
     </w:p>
   </w:comment>
-  <w:comment w:id="48" w:author="Подсказка" w:initials="П" w:date="2026-01-01T00:00:00Z">
+  <w:comment w:id="52" w:author="Подсказка" w:initials="П" w:date="2026-01-01T00:00:00Z">
     <w:p>
       <w:pPr>
         <w:pStyle w:val="CommentText"/>
@@ -8794,7 +9054,7 @@
       </w:r>
     </w:p>
   </w:comment>
-  <w:comment w:id="49" w:author="Подсказка" w:initials="П" w:date="2026-01-01T00:00:00Z">
+  <w:comment w:id="53" w:author="Подсказка" w:initials="П" w:date="2026-01-01T00:00:00Z">
     <w:p>
       <w:pPr>
         <w:pStyle w:val="CommentText"/>
@@ -8810,7 +9070,7 @@
       </w:r>
     </w:p>
   </w:comment>
-  <w:comment w:id="50" w:author="Подсказка" w:initials="П" w:date="2026-01-01T00:00:00Z">
+  <w:comment w:id="54" w:author="Подсказка" w:initials="П" w:date="2026-01-01T00:00:00Z">
     <w:p>
       <w:pPr>
         <w:pStyle w:val="CommentText"/>
@@ -8826,7 +9086,7 @@
       </w:r>
     </w:p>
   </w:comment>
-  <w:comment w:id="51" w:author="Подсказка" w:initials="П" w:date="2026-01-01T00:00:00Z">
+  <w:comment w:id="55" w:author="Подсказка" w:initials="П" w:date="2026-01-01T00:00:00Z">
     <w:p>
       <w:pPr>
         <w:pStyle w:val="CommentText"/>
@@ -8842,7 +9102,7 @@
       </w:r>
     </w:p>
   </w:comment>
-  <w:comment w:id="52" w:author="Подсказка" w:initials="П" w:date="2026-01-01T00:00:00Z">
+  <w:comment w:id="56" w:author="Подсказка" w:initials="П" w:date="2026-01-01T00:00:00Z">
     <w:p>
       <w:pPr>
         <w:pStyle w:val="CommentText"/>
@@ -8858,7 +9118,7 @@
       </w:r>
     </w:p>
   </w:comment>
-  <w:comment w:id="53" w:author="Подсказка" w:initials="П" w:date="2026-01-01T00:00:00Z">
+  <w:comment w:id="57" w:author="Подсказка" w:initials="П" w:date="2026-01-01T00:00:00Z">
     <w:p>
       <w:pPr>
         <w:pStyle w:val="CommentText"/>
@@ -8874,7 +9134,7 @@
       </w:r>
     </w:p>
   </w:comment>
-  <w:comment w:id="54" w:author="Подсказка" w:initials="П" w:date="2026-01-01T00:00:00Z">
+  <w:comment w:id="58" w:author="Подсказка" w:initials="П" w:date="2026-01-01T00:00:00Z">
     <w:p>
       <w:pPr>
         <w:pStyle w:val="CommentText"/>
@@ -8890,7 +9150,7 @@
       </w:r>
     </w:p>
   </w:comment>
-  <w:comment w:id="55" w:author="Подсказка" w:initials="П" w:date="2026-01-01T00:00:00Z">
+  <w:comment w:id="59" w:author="Подсказка" w:initials="П" w:date="2026-01-01T00:00:00Z">
     <w:p>
       <w:pPr>
         <w:pStyle w:val="CommentText"/>
@@ -8906,7 +9166,7 @@
       </w:r>
     </w:p>
   </w:comment>
-  <w:comment w:id="56" w:author="Подсказка" w:initials="П" w:date="2026-01-01T00:00:00Z">
+  <w:comment w:id="60" w:author="Подсказка" w:initials="П" w:date="2026-01-01T00:00:00Z">
     <w:p>
       <w:pPr>
         <w:pStyle w:val="CommentText"/>
@@ -8922,7 +9182,7 @@
       </w:r>
     </w:p>
   </w:comment>
-  <w:comment w:id="57" w:author="Подсказка" w:initials="П" w:date="2026-01-01T00:00:00Z">
+  <w:comment w:id="61" w:author="Подсказка" w:initials="П" w:date="2026-01-01T00:00:00Z">
     <w:p>
       <w:pPr>
         <w:pStyle w:val="CommentText"/>
@@ -8938,7 +9198,7 @@
       </w:r>
     </w:p>
   </w:comment>
-  <w:comment w:id="58" w:author="Подсказка" w:initials="П" w:date="2026-01-01T00:00:00Z">
+  <w:comment w:id="62" w:author="Подсказка" w:initials="П" w:date="2026-01-01T00:00:00Z">
     <w:p>
       <w:pPr>
         <w:pStyle w:val="CommentText"/>
@@ -8954,7 +9214,7 @@
       </w:r>
     </w:p>
   </w:comment>
-  <w:comment w:id="59" w:author="Подсказка" w:initials="П" w:date="2026-01-01T00:00:00Z">
+  <w:comment w:id="63" w:author="Подсказка" w:initials="П" w:date="2026-01-01T00:00:00Z">
     <w:p>
       <w:pPr>
         <w:pStyle w:val="CommentText"/>
@@ -8970,7 +9230,7 @@
       </w:r>
     </w:p>
   </w:comment>
-  <w:comment w:id="60" w:author="Подсказка" w:initials="П" w:date="2026-01-01T00:00:00Z">
+  <w:comment w:id="64" w:author="Подсказка" w:initials="П" w:date="2026-01-01T00:00:00Z">
     <w:p>
       <w:pPr>
         <w:pStyle w:val="CommentText"/>
@@ -8986,7 +9246,7 @@
       </w:r>
     </w:p>
   </w:comment>
-  <w:comment w:id="61" w:author="Подсказка" w:initials="П" w:date="2026-01-01T00:00:00Z">
+  <w:comment w:id="65" w:author="Подсказка" w:initials="П" w:date="2026-01-01T00:00:00Z">
     <w:p>
       <w:pPr>
         <w:pStyle w:val="CommentText"/>
@@ -9002,7 +9262,7 @@
       </w:r>
     </w:p>
   </w:comment>
-  <w:comment w:id="62" w:author="Подсказка" w:initials="П" w:date="2026-01-01T00:00:00Z">
+  <w:comment w:id="66" w:author="Подсказка" w:initials="П" w:date="2026-01-01T00:00:00Z">
     <w:p>
       <w:pPr>
         <w:pStyle w:val="CommentText"/>
@@ -9018,7 +9278,7 @@
       </w:r>
     </w:p>
   </w:comment>
-  <w:comment w:id="63" w:author="Подсказка" w:initials="П" w:date="2026-01-01T00:00:00Z">
+  <w:comment w:id="67" w:author="Подсказка" w:initials="П" w:date="2026-01-01T00:00:00Z">
     <w:p>
       <w:pPr>
         <w:pStyle w:val="CommentText"/>
@@ -9034,7 +9294,7 @@
       </w:r>
     </w:p>
   </w:comment>
-  <w:comment w:id="64" w:author="Подсказка" w:initials="П" w:date="2026-01-01T00:00:00Z">
+  <w:comment w:id="68" w:author="Подсказка" w:initials="П" w:date="2026-01-01T00:00:00Z">
     <w:p>
       <w:pPr>
         <w:pStyle w:val="CommentText"/>
@@ -9050,7 +9310,7 @@
       </w:r>
     </w:p>
   </w:comment>
-  <w:comment w:id="65" w:author="Подсказка" w:initials="П" w:date="2026-01-01T00:00:00Z">
+  <w:comment w:id="69" w:author="Подсказка" w:initials="П" w:date="2026-01-01T00:00:00Z">
     <w:p>
       <w:pPr>
         <w:pStyle w:val="CommentText"/>
@@ -9066,7 +9326,7 @@
       </w:r>
     </w:p>
   </w:comment>
-  <w:comment w:id="66" w:author="Подсказка" w:initials="П" w:date="2026-01-01T00:00:00Z">
+  <w:comment w:id="70" w:author="Подсказка" w:initials="П" w:date="2026-01-01T00:00:00Z">
     <w:p>
       <w:pPr>
         <w:pStyle w:val="CommentText"/>
@@ -9082,7 +9342,7 @@
       </w:r>
     </w:p>
   </w:comment>
-  <w:comment w:id="67" w:author="Подсказка" w:initials="П" w:date="2026-01-01T00:00:00Z">
+  <w:comment w:id="71" w:author="Подсказка" w:initials="П" w:date="2026-01-01T00:00:00Z">
     <w:p>
       <w:pPr>
         <w:pStyle w:val="CommentText"/>
@@ -9098,7 +9358,7 @@
       </w:r>
     </w:p>
   </w:comment>
-  <w:comment w:id="68" w:author="Подсказка" w:initials="П" w:date="2026-01-01T00:00:00Z">
+  <w:comment w:id="72" w:author="Подсказка" w:initials="П" w:date="2026-01-01T00:00:00Z">
     <w:p>
       <w:pPr>
         <w:pStyle w:val="CommentText"/>
@@ -9114,7 +9374,7 @@
       </w:r>
     </w:p>
   </w:comment>
-  <w:comment w:id="69" w:author="Подсказка" w:initials="П" w:date="2026-01-01T00:00:00Z">
+  <w:comment w:id="73" w:author="Подсказка" w:initials="П" w:date="2026-01-01T00:00:00Z">
     <w:p>
       <w:pPr>
         <w:pStyle w:val="CommentText"/>
@@ -9130,7 +9390,7 @@
       </w:r>
     </w:p>
   </w:comment>
-  <w:comment w:id="70" w:author="Подсказка" w:initials="П" w:date="2026-01-01T00:00:00Z">
+  <w:comment w:id="74" w:author="Подсказка" w:initials="П" w:date="2026-01-01T00:00:00Z">
     <w:p>
       <w:pPr>
         <w:pStyle w:val="CommentText"/>
@@ -9146,7 +9406,7 @@
       </w:r>
     </w:p>
   </w:comment>
-  <w:comment w:id="71" w:author="Подсказка" w:initials="П" w:date="2026-01-01T00:00:00Z">
+  <w:comment w:id="75" w:author="Подсказка" w:initials="П" w:date="2026-01-01T00:00:00Z">
     <w:p>
       <w:pPr>
         <w:pStyle w:val="CommentText"/>
@@ -9162,7 +9422,7 @@
       </w:r>
     </w:p>
   </w:comment>
-  <w:comment w:id="72" w:author="Подсказка" w:initials="П" w:date="2026-01-01T00:00:00Z">
+  <w:comment w:id="76" w:author="Подсказка" w:initials="П" w:date="2026-01-01T00:00:00Z">
     <w:p>
       <w:pPr>
         <w:pStyle w:val="CommentText"/>
@@ -9178,7 +9438,7 @@
       </w:r>
     </w:p>
   </w:comment>
-  <w:comment w:id="73" w:author="Подсказка" w:initials="П" w:date="2026-01-01T00:00:00Z">
+  <w:comment w:id="77" w:author="Подсказка" w:initials="П" w:date="2026-01-01T00:00:00Z">
     <w:p>
       <w:pPr>
         <w:pStyle w:val="CommentText"/>
@@ -9194,7 +9454,151 @@
       </w:r>
     </w:p>
   </w:comment>
-  <w:comment w:id="74" w:author="Подсказка" w:initials="П" w:date="2026-01-01T00:00:00Z">
+  <w:comment w:id="78" w:author="Подсказка" w:initials="П" w:date="2026-01-01T00:00:00Z">
+    <w:p>
+      <w:pPr>
+        <w:pStyle w:val="CommentText"/>
+      </w:pPr>
+      <w:r>
+        <w:rPr>
+          <w:rStyle w:val="CommentReference"/>
+        </w:rPr>
+        <w:annotationRef/>
+      </w:r>
+      <w:r>
+        <w:t>Печатается, если в карточке субсидии заполнен дополнительный пункт №1. Пустое поле — пункта не будет</w:t>
+      </w:r>
+    </w:p>
+  </w:comment>
+  <w:comment w:id="79" w:author="Подсказка" w:initials="П" w:date="2026-01-01T00:00:00Z">
+    <w:p>
+      <w:pPr>
+        <w:pStyle w:val="CommentText"/>
+      </w:pPr>
+      <w:r>
+        <w:rPr>
+          <w:rStyle w:val="CommentReference"/>
+        </w:rPr>
+        <w:annotationRef/>
+      </w:r>
+      <w:r>
+        <w:t>Дополнительный пункт договора №1 из карточки субсидии. Пустое поле — пункта в договоре нет. Пример: Исполнитель обязуется вести раздельный учёт средств, полученных по Договору.</w:t>
+      </w:r>
+    </w:p>
+  </w:comment>
+  <w:comment w:id="80" w:author="Подсказка" w:initials="П" w:date="2026-01-01T00:00:00Z">
+    <w:p>
+      <w:pPr>
+        <w:pStyle w:val="CommentText"/>
+      </w:pPr>
+      <w:r>
+        <w:rPr>
+          <w:rStyle w:val="CommentReference"/>
+        </w:rPr>
+        <w:annotationRef/>
+      </w:r>
+      <w:r>
+        <w:t>Конец условия</w:t>
+      </w:r>
+    </w:p>
+  </w:comment>
+  <w:comment w:id="81" w:author="Подсказка" w:initials="П" w:date="2026-01-01T00:00:00Z">
+    <w:p>
+      <w:pPr>
+        <w:pStyle w:val="CommentText"/>
+      </w:pPr>
+      <w:r>
+        <w:rPr>
+          <w:rStyle w:val="CommentReference"/>
+        </w:rPr>
+        <w:annotationRef/>
+      </w:r>
+      <w:r>
+        <w:t>Печатается, если в карточке субсидии заполнен дополнительный пункт №2. Пустое поле — пункта не будет</w:t>
+      </w:r>
+    </w:p>
+  </w:comment>
+  <w:comment w:id="82" w:author="Подсказка" w:initials="П" w:date="2026-01-01T00:00:00Z">
+    <w:p>
+      <w:pPr>
+        <w:pStyle w:val="CommentText"/>
+      </w:pPr>
+      <w:r>
+        <w:rPr>
+          <w:rStyle w:val="CommentReference"/>
+        </w:rPr>
+        <w:annotationRef/>
+      </w:r>
+      <w:r>
+        <w:t>Печатается, если в карточке субсидии заполнен дополнительный пункт №1. Пустое поле — пункта не будет</w:t>
+      </w:r>
+    </w:p>
+  </w:comment>
+  <w:comment w:id="83" w:author="Подсказка" w:initials="П" w:date="2026-01-01T00:00:00Z">
+    <w:p>
+      <w:pPr>
+        <w:pStyle w:val="CommentText"/>
+      </w:pPr>
+      <w:r>
+        <w:rPr>
+          <w:rStyle w:val="CommentReference"/>
+        </w:rPr>
+        <w:annotationRef/>
+      </w:r>
+      <w:r>
+        <w:t>Иначе — противоположный случай к условию выше</w:t>
+      </w:r>
+    </w:p>
+  </w:comment>
+  <w:comment w:id="84" w:author="Подсказка" w:initials="П" w:date="2026-01-01T00:00:00Z">
+    <w:p>
+      <w:pPr>
+        <w:pStyle w:val="CommentText"/>
+      </w:pPr>
+      <w:r>
+        <w:rPr>
+          <w:rStyle w:val="CommentReference"/>
+        </w:rPr>
+        <w:annotationRef/>
+      </w:r>
+      <w:r>
+        <w:t>Конец условия</w:t>
+      </w:r>
+    </w:p>
+  </w:comment>
+  <w:comment w:id="85" w:author="Подсказка" w:initials="П" w:date="2026-01-01T00:00:00Z">
+    <w:p>
+      <w:pPr>
+        <w:pStyle w:val="CommentText"/>
+      </w:pPr>
+      <w:r>
+        <w:rPr>
+          <w:rStyle w:val="CommentReference"/>
+        </w:rPr>
+        <w:annotationRef/>
+      </w:r>
+      <w:r>
+        <w:t>Дополнительный пункт договора №2 из карточки субсидии. Пустое поле — пункта в договоре нет. Пример: Стороны соглашаются на осуществление проверок соблюдения условий предоставления субсидии.</w:t>
+      </w:r>
+    </w:p>
+  </w:comment>
+  <w:comment w:id="86" w:author="Подсказка" w:initials="П" w:date="2026-01-01T00:00:00Z">
+    <w:p>
+      <w:pPr>
+        <w:pStyle w:val="CommentText"/>
+      </w:pPr>
+      <w:r>
+        <w:rPr>
+          <w:rStyle w:val="CommentReference"/>
+        </w:rPr>
+        <w:annotationRef/>
+      </w:r>
+      <w:r>
+        <w:t>Конец условия</w:t>
+      </w:r>
+    </w:p>
+  </w:comment>
+  <w:comment w:id="87" w:author="Подсказка" w:initials="П" w:date="2026-01-01T00:00:00Z">
     <w:p>
       <w:pPr>
         <w:pStyle w:val="CommentText"/>
@@ -9210,7 +9614,7 @@
       </w:r>
     </w:p>
   </w:comment>
-  <w:comment w:id="75" w:author="Подсказка" w:initials="П" w:date="2026-01-01T00:00:00Z">
+  <w:comment w:id="88" w:author="Подсказка" w:initials="П" w:date="2026-01-01T00:00:00Z">
     <w:p>
       <w:pPr>
         <w:pStyle w:val="CommentText"/>
@@ -9226,7 +9630,7 @@
       </w:r>
     </w:p>
   </w:comment>
-  <w:comment w:id="76" w:author="Подсказка" w:initials="П" w:date="2026-01-01T00:00:00Z">
+  <w:comment w:id="89" w:author="Подсказка" w:initials="П" w:date="2026-01-01T00:00:00Z">
     <w:p>
       <w:pPr>
         <w:pStyle w:val="CommentText"/>
@@ -9242,7 +9646,7 @@
       </w:r>
     </w:p>
   </w:comment>
-  <w:comment w:id="77" w:author="Подсказка" w:initials="П" w:date="2026-01-01T00:00:00Z">
+  <w:comment w:id="90" w:author="Подсказка" w:initials="П" w:date="2026-01-01T00:00:00Z">
     <w:p>
       <w:pPr>
         <w:pStyle w:val="CommentText"/>
@@ -9258,7 +9662,7 @@
       </w:r>
     </w:p>
   </w:comment>
-  <w:comment w:id="78" w:author="Подсказка" w:initials="П" w:date="2026-01-01T00:00:00Z">
+  <w:comment w:id="91" w:author="Подсказка" w:initials="П" w:date="2026-01-01T00:00:00Z">
     <w:p>
       <w:pPr>
         <w:pStyle w:val="CommentText"/>
@@ -9274,7 +9678,7 @@
       </w:r>
     </w:p>
   </w:comment>
-  <w:comment w:id="79" w:author="Подсказка" w:initials="П" w:date="2026-01-01T00:00:00Z">
+  <w:comment w:id="92" w:author="Подсказка" w:initials="П" w:date="2026-01-01T00:00:00Z">
     <w:p>
       <w:pPr>
         <w:pStyle w:val="CommentText"/>
@@ -9290,7 +9694,7 @@
       </w:r>
     </w:p>
   </w:comment>
-  <w:comment w:id="80" w:author="Подсказка" w:initials="П" w:date="2026-01-01T00:00:00Z">
+  <w:comment w:id="93" w:author="Подсказка" w:initials="П" w:date="2026-01-01T00:00:00Z">
     <w:p>
       <w:pPr>
         <w:pStyle w:val="CommentText"/>
@@ -9306,7 +9710,7 @@
       </w:r>
     </w:p>
   </w:comment>
-  <w:comment w:id="81" w:author="Подсказка" w:initials="П" w:date="2026-01-01T00:00:00Z">
+  <w:comment w:id="94" w:author="Подсказка" w:initials="П" w:date="2026-01-01T00:00:00Z">
     <w:p>
       <w:pPr>
         <w:pStyle w:val="CommentText"/>
@@ -9322,7 +9726,7 @@
       </w:r>
     </w:p>
   </w:comment>
-  <w:comment w:id="82" w:author="Подсказка" w:initials="П" w:date="2026-01-01T00:00:00Z">
+  <w:comment w:id="95" w:author="Подсказка" w:initials="П" w:date="2026-01-01T00:00:00Z">
     <w:p>
       <w:pPr>
         <w:pStyle w:val="CommentText"/>
@@ -9338,7 +9742,7 @@
       </w:r>
     </w:p>
   </w:comment>
-  <w:comment w:id="83" w:author="Подсказка" w:initials="П" w:date="2026-01-01T00:00:00Z">
+  <w:comment w:id="96" w:author="Подсказка" w:initials="П" w:date="2026-01-01T00:00:00Z">
     <w:p>
       <w:pPr>
         <w:pStyle w:val="CommentText"/>
@@ -9354,7 +9758,7 @@
       </w:r>
     </w:p>
   </w:comment>
-  <w:comment w:id="84" w:author="Подсказка" w:initials="П" w:date="2026-01-01T00:00:00Z">
+  <w:comment w:id="97" w:author="Подсказка" w:initials="П" w:date="2026-01-01T00:00:00Z">
     <w:p>
       <w:pPr>
         <w:pStyle w:val="CommentText"/>
@@ -9370,7 +9774,7 @@
       </w:r>
     </w:p>
   </w:comment>
-  <w:comment w:id="85" w:author="Подсказка" w:initials="П" w:date="2026-01-01T00:00:00Z">
+  <w:comment w:id="98" w:author="Подсказка" w:initials="П" w:date="2026-01-01T00:00:00Z">
     <w:p>
       <w:pPr>
         <w:pStyle w:val="CommentText"/>
@@ -9386,7 +9790,7 @@
       </w:r>
     </w:p>
   </w:comment>
-  <w:comment w:id="86" w:author="Подсказка" w:initials="П" w:date="2026-01-01T00:00:00Z">
+  <w:comment w:id="99" w:author="Подсказка" w:initials="П" w:date="2026-01-01T00:00:00Z">
     <w:p>
       <w:pPr>
         <w:pStyle w:val="CommentText"/>
@@ -9402,7 +9806,7 @@
       </w:r>
     </w:p>
   </w:comment>
-  <w:comment w:id="87" w:author="Подсказка" w:initials="П" w:date="2026-01-01T00:00:00Z">
+  <w:comment w:id="100" w:author="Подсказка" w:initials="П" w:date="2026-01-01T00:00:00Z">
     <w:p>
       <w:pPr>
         <w:pStyle w:val="CommentText"/>
@@ -9418,7 +9822,7 @@
       </w:r>
     </w:p>
   </w:comment>
-  <w:comment w:id="88" w:author="Подсказка" w:initials="П" w:date="2026-01-01T00:00:00Z">
+  <w:comment w:id="101" w:author="Подсказка" w:initials="П" w:date="2026-01-01T00:00:00Z">
     <w:p>
       <w:pPr>
         <w:pStyle w:val="CommentText"/>
@@ -9434,7 +9838,7 @@
       </w:r>
     </w:p>
   </w:comment>
-  <w:comment w:id="89" w:author="Подсказка" w:initials="П" w:date="2026-01-01T00:00:00Z">
+  <w:comment w:id="102" w:author="Подсказка" w:initials="П" w:date="2026-01-01T00:00:00Z">
     <w:p>
       <w:pPr>
         <w:pStyle w:val="CommentText"/>
@@ -9450,7 +9854,7 @@
       </w:r>
     </w:p>
   </w:comment>
-  <w:comment w:id="90" w:author="Подсказка" w:initials="П" w:date="2026-01-01T00:00:00Z">
+  <w:comment w:id="103" w:author="Подсказка" w:initials="П" w:date="2026-01-01T00:00:00Z">
     <w:p>
       <w:pPr>
         <w:pStyle w:val="CommentText"/>
@@ -9466,7 +9870,7 @@
       </w:r>
     </w:p>
   </w:comment>
-  <w:comment w:id="91" w:author="Подсказка" w:initials="П" w:date="2026-01-01T00:00:00Z">
+  <w:comment w:id="104" w:author="Подсказка" w:initials="П" w:date="2026-01-01T00:00:00Z">
     <w:p>
       <w:pPr>
         <w:pStyle w:val="CommentText"/>
@@ -9482,7 +9886,7 @@
       </w:r>
     </w:p>
   </w:comment>
-  <w:comment w:id="92" w:author="Подсказка" w:initials="П" w:date="2026-01-01T00:00:00Z">
+  <w:comment w:id="105" w:author="Подсказка" w:initials="П" w:date="2026-01-01T00:00:00Z">
     <w:p>
       <w:pPr>
         <w:pStyle w:val="CommentText"/>
@@ -9498,7 +9902,7 @@
       </w:r>
     </w:p>
   </w:comment>
-  <w:comment w:id="93" w:author="Подсказка" w:initials="П" w:date="2026-01-01T00:00:00Z">
+  <w:comment w:id="106" w:author="Подсказка" w:initials="П" w:date="2026-01-01T00:00:00Z">
     <w:p>
       <w:pPr>
         <w:pStyle w:val="CommentText"/>
@@ -9514,7 +9918,7 @@
       </w:r>
     </w:p>
   </w:comment>
-  <w:comment w:id="94" w:author="Подсказка" w:initials="П" w:date="2026-01-01T00:00:00Z">
+  <w:comment w:id="107" w:author="Подсказка" w:initials="П" w:date="2026-01-01T00:00:00Z">
     <w:p>
       <w:pPr>
         <w:pStyle w:val="CommentText"/>
@@ -9530,7 +9934,7 @@
       </w:r>
     </w:p>
   </w:comment>
-  <w:comment w:id="95" w:author="Подсказка" w:initials="П" w:date="2026-01-01T00:00:00Z">
+  <w:comment w:id="108" w:author="Подсказка" w:initials="П" w:date="2026-01-01T00:00:00Z">
     <w:p>
       <w:pPr>
         <w:pStyle w:val="CommentText"/>
@@ -9546,7 +9950,7 @@
       </w:r>
     </w:p>
   </w:comment>
-  <w:comment w:id="96" w:author="Подсказка" w:initials="П" w:date="2026-01-01T00:00:00Z">
+  <w:comment w:id="109" w:author="Подсказка" w:initials="П" w:date="2026-01-01T00:00:00Z">
     <w:p>
       <w:pPr>
         <w:pStyle w:val="CommentText"/>
@@ -9562,7 +9966,7 @@
       </w:r>
     </w:p>
   </w:comment>
-  <w:comment w:id="97" w:author="Подсказка" w:initials="П" w:date="2026-01-01T00:00:00Z">
+  <w:comment w:id="110" w:author="Подсказка" w:initials="П" w:date="2026-01-01T00:00:00Z">
     <w:p>
       <w:pPr>
         <w:pStyle w:val="CommentText"/>
@@ -9578,7 +9982,7 @@
       </w:r>
     </w:p>
   </w:comment>
-  <w:comment w:id="98" w:author="Подсказка" w:initials="П" w:date="2026-01-01T00:00:00Z">
+  <w:comment w:id="111" w:author="Подсказка" w:initials="П" w:date="2026-01-01T00:00:00Z">
     <w:p>
       <w:pPr>
         <w:pStyle w:val="CommentText"/>
@@ -9594,7 +9998,7 @@
       </w:r>
     </w:p>
   </w:comment>
-  <w:comment w:id="99" w:author="Подсказка" w:initials="П" w:date="2026-01-01T00:00:00Z">
+  <w:comment w:id="112" w:author="Подсказка" w:initials="П" w:date="2026-01-01T00:00:00Z">
     <w:p>
       <w:pPr>
         <w:pStyle w:val="CommentText"/>
@@ -9610,7 +10014,7 @@
       </w:r>
     </w:p>
   </w:comment>
-  <w:comment w:id="100" w:author="Подсказка" w:initials="П" w:date="2026-01-01T00:00:00Z">
+  <w:comment w:id="113" w:author="Подсказка" w:initials="П" w:date="2026-01-01T00:00:00Z">
     <w:p>
       <w:pPr>
         <w:pStyle w:val="CommentText"/>
@@ -9626,7 +10030,7 @@
       </w:r>
     </w:p>
   </w:comment>
-  <w:comment w:id="101" w:author="Подсказка" w:initials="П" w:date="2026-01-01T00:00:00Z">
+  <w:comment w:id="114" w:author="Подсказка" w:initials="П" w:date="2026-01-01T00:00:00Z">
     <w:p>
       <w:pPr>
         <w:pStyle w:val="CommentText"/>
@@ -9642,7 +10046,7 @@
       </w:r>
     </w:p>
   </w:comment>
-  <w:comment w:id="102" w:author="Подсказка" w:initials="П" w:date="2026-01-01T00:00:00Z">
+  <w:comment w:id="115" w:author="Подсказка" w:initials="П" w:date="2026-01-01T00:00:00Z">
     <w:p>
       <w:pPr>
         <w:pStyle w:val="CommentText"/>
@@ -9658,7 +10062,7 @@
       </w:r>
     </w:p>
   </w:comment>
-  <w:comment w:id="103" w:author="Подсказка" w:initials="П" w:date="2026-01-01T00:00:00Z">
+  <w:comment w:id="116" w:author="Подсказка" w:initials="П" w:date="2026-01-01T00:00:00Z">
     <w:p>
       <w:pPr>
         <w:pStyle w:val="CommentText"/>
@@ -9674,7 +10078,7 @@
       </w:r>
     </w:p>
   </w:comment>
-  <w:comment w:id="104" w:author="Подсказка" w:initials="П" w:date="2026-01-01T00:00:00Z">
+  <w:comment w:id="117" w:author="Подсказка" w:initials="П" w:date="2026-01-01T00:00:00Z">
     <w:p>
       <w:pPr>
         <w:pStyle w:val="CommentText"/>
@@ -9690,7 +10094,7 @@
       </w:r>
     </w:p>
   </w:comment>
-  <w:comment w:id="105" w:author="Подсказка" w:initials="П" w:date="2026-01-01T00:00:00Z">
+  <w:comment w:id="118" w:author="Подсказка" w:initials="П" w:date="2026-01-01T00:00:00Z">
     <w:p>
       <w:pPr>
         <w:pStyle w:val="CommentText"/>
@@ -9706,7 +10110,7 @@
       </w:r>
     </w:p>
   </w:comment>
-  <w:comment w:id="106" w:author="Подсказка" w:initials="П" w:date="2026-01-01T00:00:00Z">
+  <w:comment w:id="119" w:author="Подсказка" w:initials="П" w:date="2026-01-01T00:00:00Z">
     <w:p>
       <w:pPr>
         <w:pStyle w:val="CommentText"/>
@@ -9722,7 +10126,7 @@
       </w:r>
     </w:p>
   </w:comment>
-  <w:comment w:id="107" w:author="Подсказка" w:initials="П" w:date="2026-01-01T00:00:00Z">
+  <w:comment w:id="120" w:author="Подсказка" w:initials="П" w:date="2026-01-01T00:00:00Z">
     <w:p>
       <w:pPr>
         <w:pStyle w:val="CommentText"/>
@@ -9738,7 +10142,7 @@
       </w:r>
     </w:p>
   </w:comment>
-  <w:comment w:id="108" w:author="Подсказка" w:initials="П" w:date="2026-01-01T00:00:00Z">
+  <w:comment w:id="121" w:author="Подсказка" w:initials="П" w:date="2026-01-01T00:00:00Z">
     <w:p>
       <w:pPr>
         <w:pStyle w:val="CommentText"/>
@@ -9754,7 +10158,7 @@
       </w:r>
     </w:p>
   </w:comment>
-  <w:comment w:id="109" w:author="Подсказка" w:initials="П" w:date="2026-01-01T00:00:00Z">
+  <w:comment w:id="122" w:author="Подсказка" w:initials="П" w:date="2026-01-01T00:00:00Z">
     <w:p>
       <w:pPr>
         <w:pStyle w:val="CommentText"/>
@@ -9770,7 +10174,7 @@
       </w:r>
     </w:p>
   </w:comment>
-  <w:comment w:id="110" w:author="Подсказка" w:initials="П" w:date="2026-01-01T00:00:00Z">
+  <w:comment w:id="123" w:author="Подсказка" w:initials="П" w:date="2026-01-01T00:00:00Z">
     <w:p>
       <w:pPr>
         <w:pStyle w:val="CommentText"/>
@@ -9786,7 +10190,7 @@
       </w:r>
     </w:p>
   </w:comment>
-  <w:comment w:id="111" w:author="Подсказка" w:initials="П" w:date="2026-01-01T00:00:00Z">
+  <w:comment w:id="124" w:author="Подсказка" w:initials="П" w:date="2026-01-01T00:00:00Z">
     <w:p>
       <w:pPr>
         <w:pStyle w:val="CommentText"/>
@@ -9802,7 +10206,7 @@
       </w:r>
     </w:p>
   </w:comment>
-  <w:comment w:id="112" w:author="Подсказка" w:initials="П" w:date="2026-01-01T00:00:00Z">
+  <w:comment w:id="125" w:author="Подсказка" w:initials="П" w:date="2026-01-01T00:00:00Z">
     <w:p>
       <w:pPr>
         <w:pStyle w:val="CommentText"/>
@@ -9818,7 +10222,7 @@
       </w:r>
     </w:p>
   </w:comment>
-  <w:comment w:id="113" w:author="Подсказка" w:initials="П" w:date="2026-01-01T00:00:00Z">
+  <w:comment w:id="126" w:author="Подсказка" w:initials="П" w:date="2026-01-01T00:00:00Z">
     <w:p>
       <w:pPr>
         <w:pStyle w:val="CommentText"/>
@@ -9834,7 +10238,7 @@
       </w:r>
     </w:p>
   </w:comment>
-  <w:comment w:id="114" w:author="Подсказка" w:initials="П" w:date="2026-01-01T00:00:00Z">
+  <w:comment w:id="127" w:author="Подсказка" w:initials="П" w:date="2026-01-01T00:00:00Z">
     <w:p>
       <w:pPr>
         <w:pStyle w:val="CommentText"/>
@@ -9850,7 +10254,7 @@
       </w:r>
     </w:p>
   </w:comment>
-  <w:comment w:id="115" w:author="Подсказка" w:initials="П" w:date="2026-01-01T00:00:00Z">
+  <w:comment w:id="128" w:author="Подсказка" w:initials="П" w:date="2026-01-01T00:00:00Z">
     <w:p>
       <w:pPr>
         <w:pStyle w:val="CommentText"/>
@@ -9866,7 +10270,7 @@
       </w:r>
     </w:p>
   </w:comment>
-  <w:comment w:id="116" w:author="Подсказка" w:initials="П" w:date="2026-01-01T00:00:00Z">
+  <w:comment w:id="129" w:author="Подсказка" w:initials="П" w:date="2026-01-01T00:00:00Z">
     <w:p>
       <w:pPr>
         <w:pStyle w:val="CommentText"/>
@@ -9882,7 +10286,7 @@
       </w:r>
     </w:p>
   </w:comment>
-  <w:comment w:id="117" w:author="Подсказка" w:initials="П" w:date="2026-01-01T00:00:00Z">
+  <w:comment w:id="130" w:author="Подсказка" w:initials="П" w:date="2026-01-01T00:00:00Z">
     <w:p>
       <w:pPr>
         <w:pStyle w:val="CommentText"/>
@@ -9898,7 +10302,7 @@
       </w:r>
     </w:p>
   </w:comment>
-  <w:comment w:id="118" w:author="Подсказка" w:initials="П" w:date="2026-01-01T00:00:00Z">
+  <w:comment w:id="131" w:author="Подсказка" w:initials="П" w:date="2026-01-01T00:00:00Z">
     <w:p>
       <w:pPr>
         <w:pStyle w:val="CommentText"/>
@@ -9914,7 +10318,7 @@
       </w:r>
     </w:p>
   </w:comment>
-  <w:comment w:id="119" w:author="Подсказка" w:initials="П" w:date="2026-01-01T00:00:00Z">
+  <w:comment w:id="132" w:author="Подсказка" w:initials="П" w:date="2026-01-01T00:00:00Z">
     <w:p>
       <w:pPr>
         <w:pStyle w:val="CommentText"/>
@@ -9930,7 +10334,7 @@
       </w:r>
     </w:p>
   </w:comment>
-  <w:comment w:id="120" w:author="Подсказка" w:initials="П" w:date="2026-01-01T00:00:00Z">
+  <w:comment w:id="133" w:author="Подсказка" w:initials="П" w:date="2026-01-01T00:00:00Z">
     <w:p>
       <w:pPr>
         <w:pStyle w:val="CommentText"/>
@@ -9946,7 +10350,7 @@
       </w:r>
     </w:p>
   </w:comment>
-  <w:comment w:id="121" w:author="Подсказка" w:initials="П" w:date="2026-01-01T00:00:00Z">
+  <w:comment w:id="134" w:author="Подсказка" w:initials="П" w:date="2026-01-01T00:00:00Z">
     <w:p>
       <w:pPr>
         <w:pStyle w:val="CommentText"/>

--- a/backend/templates/contract_services.docx
+++ b/backend/templates/contract_services.docx
@@ -3773,6 +3773,164 @@
     <w:p>
       <w:pPr>
         <w:spacing w:after="0"/>
+        <w:jc w:val="both"/>
+        <w:rPr>
+          <w:sz w:val="24"/>
+          <w:szCs w:val="24"/>
+        </w:rPr>
+      </w:pPr>
+      <w:commentRangeStart w:id="72"/>
+      <w:r>
+        <w:t>{%p if subsidy_extra_clause_1 %}</w:t>
+      </w:r>
+      <w:commentRangeEnd w:id="72"/>
+      <w:r>
+        <w:rPr>
+          <w:rStyle w:val="CommentReference"/>
+        </w:rPr>
+        <w:commentReference w:id="72"/>
+      </w:r>
+    </w:p>
+    <w:p>
+      <w:pPr>
+        <w:spacing w:after="0"/>
+        <w:jc w:val="both"/>
+        <w:rPr>
+          <w:sz w:val="24"/>
+          <w:szCs w:val="24"/>
+        </w:rPr>
+      </w:pPr>
+      <w:commentRangeStart w:id="73"/>
+      <w:r>
+        <w:rPr>
+          <w:sz w:val="24"/>
+          <w:szCs w:val="24"/>
+        </w:rPr>
+        <w:t xml:space="preserve">4.7. {{subsidy_extra_clause_1}}</w:t>
+      </w:r>
+      <w:commentRangeEnd w:id="73"/>
+      <w:r>
+        <w:rPr>
+          <w:rStyle w:val="CommentReference"/>
+        </w:rPr>
+        <w:commentReference w:id="73"/>
+      </w:r>
+    </w:p>
+    <w:p>
+      <w:pPr>
+        <w:spacing w:after="0"/>
+        <w:jc w:val="both"/>
+        <w:rPr>
+          <w:sz w:val="24"/>
+          <w:szCs w:val="24"/>
+        </w:rPr>
+      </w:pPr>
+      <w:commentRangeStart w:id="74"/>
+      <w:r>
+        <w:t>{%p endif %}</w:t>
+      </w:r>
+      <w:commentRangeEnd w:id="74"/>
+      <w:r>
+        <w:rPr>
+          <w:rStyle w:val="CommentReference"/>
+        </w:rPr>
+        <w:commentReference w:id="74"/>
+      </w:r>
+    </w:p>
+    <w:p>
+      <w:pPr>
+        <w:spacing w:after="0"/>
+        <w:jc w:val="both"/>
+        <w:rPr>
+          <w:sz w:val="24"/>
+          <w:szCs w:val="24"/>
+        </w:rPr>
+      </w:pPr>
+      <w:commentRangeStart w:id="75"/>
+      <w:r>
+        <w:t>{%p if subsidy_extra_clause_2 %}</w:t>
+      </w:r>
+      <w:commentRangeEnd w:id="75"/>
+      <w:r>
+        <w:rPr>
+          <w:rStyle w:val="CommentReference"/>
+        </w:rPr>
+        <w:commentReference w:id="75"/>
+      </w:r>
+    </w:p>
+    <w:p>
+      <w:pPr>
+        <w:spacing w:after="0"/>
+        <w:jc w:val="both"/>
+        <w:rPr>
+          <w:sz w:val="24"/>
+          <w:szCs w:val="24"/>
+        </w:rPr>
+      </w:pPr>
+      <w:commentRangeStart w:id="76"/>
+      <w:commentRangeStart w:id="77"/>
+      <w:commentRangeStart w:id="78"/>
+      <w:commentRangeStart w:id="79"/>
+      <w:r>
+        <w:rPr>
+          <w:sz w:val="24"/>
+          <w:szCs w:val="24"/>
+        </w:rPr>
+        <w:t xml:space="preserve">{% if subsidy_extra_clause_1 %}4.8{% else %}4.7{% endif %}. {{subsidy_extra_clause_2}}</w:t>
+      </w:r>
+      <w:commentRangeEnd w:id="79"/>
+      <w:r>
+        <w:rPr>
+          <w:rStyle w:val="CommentReference"/>
+        </w:rPr>
+        <w:commentReference w:id="79"/>
+      </w:r>
+      <w:commentRangeEnd w:id="78"/>
+      <w:r>
+        <w:rPr>
+          <w:rStyle w:val="CommentReference"/>
+        </w:rPr>
+        <w:commentReference w:id="78"/>
+      </w:r>
+      <w:commentRangeEnd w:id="77"/>
+      <w:r>
+        <w:rPr>
+          <w:rStyle w:val="CommentReference"/>
+        </w:rPr>
+        <w:commentReference w:id="77"/>
+      </w:r>
+      <w:commentRangeEnd w:id="76"/>
+      <w:r>
+        <w:rPr>
+          <w:rStyle w:val="CommentReference"/>
+        </w:rPr>
+        <w:commentReference w:id="76"/>
+      </w:r>
+    </w:p>
+    <w:p>
+      <w:pPr>
+        <w:spacing w:after="0"/>
+        <w:jc w:val="both"/>
+        <w:rPr>
+          <w:sz w:val="24"/>
+          <w:szCs w:val="24"/>
+        </w:rPr>
+      </w:pPr>
+      <w:commentRangeStart w:id="80"/>
+      <w:r>
+        <w:t>{%p endif %}</w:t>
+      </w:r>
+      <w:commentRangeEnd w:id="80"/>
+      <w:r>
+        <w:rPr>
+          <w:rStyle w:val="CommentReference"/>
+        </w:rPr>
+        <w:commentReference w:id="80"/>
+      </w:r>
+    </w:p>
+    <w:p>
+      <w:pPr>
+        <w:spacing w:after="0"/>
         <w:jc w:val="center"/>
         <w:rPr>
           <w:b/>
@@ -4869,1235 +5027,79 @@
           <w:szCs w:val="24"/>
         </w:rPr>
       </w:pPr>
-      <w:commentRangeStart w:id="72"/>
-      <w:commentRangeStart w:id="73"/>
-      <w:commentRangeStart w:id="74"/>
-      <w:commentRangeStart w:id="75"/>
-      <w:r>
-        <w:rPr>
-          <w:sz w:val="24"/>
-          <w:szCs w:val="24"/>
-        </w:rPr>
-        <w:t xml:space="preserve">8.1. Настоящий Договор вступает в силу с момента заключения и действует {%- if contract_end_date %} по «{{ contract_end_date }}» (включительно){%- else %} до полного исполнения Сторонами принятых на себя обязательств{%- endif %}.</w:t>
-      </w:r>
-      <w:commentRangeEnd w:id="75"/>
-      <w:r>
-        <w:rPr>
-          <w:rStyle w:val="CommentReference"/>
-        </w:rPr>
-        <w:commentReference w:id="75"/>
-      </w:r>
-      <w:commentRangeEnd w:id="74"/>
-      <w:r>
-        <w:rPr>
-          <w:rStyle w:val="CommentReference"/>
-        </w:rPr>
-        <w:commentReference w:id="74"/>
-      </w:r>
-      <w:commentRangeEnd w:id="73"/>
-      <w:r>
-        <w:rPr>
-          <w:rStyle w:val="CommentReference"/>
-        </w:rPr>
-        <w:commentReference w:id="73"/>
-      </w:r>
-      <w:commentRangeEnd w:id="72"/>
-      <w:r>
-        <w:rPr>
-          <w:rStyle w:val="CommentReference"/>
-        </w:rPr>
-        <w:commentReference w:id="72"/>
-      </w:r>
-      <w:r>
-        <w:rPr>
-          <w:i/>
-          <w:iCs/>
-          <w:sz w:val="24"/>
-          <w:szCs w:val="24"/>
-          <w:highlight w:val="yellow"/>
-        </w:rPr>
-        <w:t xml:space="preserve"/>
-      </w:r>
-      <w:r>
-        <w:rPr>
-          <w:sz w:val="24"/>
-          <w:szCs w:val="24"/>
-          <w:highlight w:val="yellow"/>
-        </w:rPr>
-        <w:t xml:space="preserve"/>
-      </w:r>
-    </w:p>
-    <w:p>
-      <w:pPr>
-        <w:spacing w:after="0"/>
-        <w:ind w:firstLine="708"/>
-        <w:jc w:val="both"/>
-        <w:rPr>
-          <w:i/>
-          <w:iCs/>
-          <w:sz w:val="24"/>
-          <w:szCs w:val="24"/>
-        </w:rPr>
-      </w:pPr>
-      <w:commentRangeStart w:id="76"/>
-      <w:r>
-        <w:t>{%p if is_retroactive %}</w:t>
-      </w:r>
-      <w:commentRangeEnd w:id="76"/>
-      <w:r>
-        <w:rPr>
-          <w:rStyle w:val="CommentReference"/>
-        </w:rPr>
-        <w:commentReference w:id="76"/>
-      </w:r>
-    </w:p>
-    <w:p>
-      <w:pPr>
-        <w:spacing w:after="0"/>
-        <w:ind w:firstLine="708"/>
-        <w:jc w:val="both"/>
-        <w:rPr>
-          <w:i/>
-          <w:iCs/>
-          <w:sz w:val="24"/>
-          <w:szCs w:val="24"/>
-        </w:rPr>
-      </w:pPr>
-      <w:r>
-        <w:rPr>
-          <w:i/>
-          <w:iCs/>
-          <w:sz w:val="24"/>
-          <w:szCs w:val="24"/>
-          <w:highlight w:val="yellow"/>
-        </w:rPr>
-        <w:t xml:space="preserve">Стороны, в порядке п. 2 ст. 425 ГК РФ договорились, что условия настоящего Договора применяются к отношениям Сторон, возникшим с даты начала оказания Услуг, указанной в п. 1.2 настоящего Договора</w:t>
-      </w:r>
-      <w:r>
-        <w:rPr>
-          <w:i/>
-          <w:iCs/>
-          <w:sz w:val="24"/>
-          <w:szCs w:val="24"/>
-        </w:rPr>
-        <w:t>.</w:t>
-      </w:r>
-    </w:p>
-    <w:p>
-      <w:pPr>
-        <w:spacing w:after="0"/>
-        <w:ind w:firstLine="708"/>
-        <w:jc w:val="both"/>
-        <w:rPr>
-          <w:i/>
-          <w:iCs/>
-          <w:sz w:val="24"/>
-          <w:szCs w:val="24"/>
-        </w:rPr>
-      </w:pPr>
-      <w:commentRangeStart w:id="77"/>
-      <w:r>
-        <w:t>{%p endif %}</w:t>
-      </w:r>
-      <w:commentRangeEnd w:id="77"/>
-      <w:r>
-        <w:rPr>
-          <w:rStyle w:val="CommentReference"/>
-        </w:rPr>
-        <w:commentReference w:id="77"/>
-      </w:r>
-    </w:p>
-    <w:p>
-      <w:pPr>
-        <w:spacing w:after="0"/>
-        <w:ind w:firstLine="708"/>
-        <w:jc w:val="both"/>
-        <w:rPr>
-          <w:sz w:val="24"/>
-          <w:szCs w:val="24"/>
-        </w:rPr>
-      </w:pPr>
-      <w:r>
-        <w:rPr>
-          <w:sz w:val="24"/>
-          <w:szCs w:val="24"/>
-        </w:rPr>
-        <w:t xml:space="preserve">8.2. Окончание срока действия Договора не освобождает Исполнителя </w:t>
-      </w:r>
-      <w:r>
-        <w:rPr>
-          <w:sz w:val="24"/>
-          <w:szCs w:val="24"/>
-        </w:rPr>
-        <w:br/>
-      </w:r>
-      <w:r>
-        <w:rPr>
-          <w:sz w:val="24"/>
-          <w:szCs w:val="24"/>
-        </w:rPr>
-        <w:t xml:space="preserve">от ответственности за его нарушение (обязательств по возмещению убытков и выплате неустойки).</w:t>
-      </w:r>
-    </w:p>
-    <w:p>
-      <w:pPr>
-        <w:spacing w:after="0"/>
-        <w:ind w:firstLine="708"/>
-        <w:jc w:val="center"/>
-        <w:rPr>
-          <w:b/>
-          <w:bCs/>
-          <w:sz w:val="24"/>
-          <w:szCs w:val="24"/>
-        </w:rPr>
-      </w:pPr>
-      <w:r>
-        <w:rPr>
-          <w:b/>
-          <w:bCs/>
-          <w:sz w:val="24"/>
-          <w:szCs w:val="24"/>
-        </w:rPr>
-        <w:t>9. Порядок изменения и расторжения Договора</w:t>
-      </w:r>
-    </w:p>
-    <w:p>
-      <w:pPr>
-        <w:spacing w:after="0"/>
-        <w:ind w:firstLine="708"/>
-        <w:jc w:val="both"/>
-        <w:rPr>
-          <w:sz w:val="24"/>
-          <w:szCs w:val="24"/>
-        </w:rPr>
-      </w:pPr>
-      <w:r>
-        <w:rPr>
-          <w:sz w:val="24"/>
-          <w:szCs w:val="24"/>
-        </w:rPr>
-        <w:t xml:space="preserve">9.1. По согласованию Сторон условия Договора могут быть изменены. </w:t>
-      </w:r>
-      <w:r>
-        <w:rPr>
-          <w:sz w:val="24"/>
-          <w:szCs w:val="24"/>
-        </w:rPr>
-        <w:br/>
-      </w:r>
-      <w:r>
-        <w:rPr>
-          <w:sz w:val="24"/>
-          <w:szCs w:val="24"/>
-        </w:rPr>
-        <w:t xml:space="preserve">Все изменения по Договору оформляются в письменном виде, подписываются обеими Сторонами и являются неотъемлемой частью Договора.</w:t>
-      </w:r>
-    </w:p>
-    <w:p>
-      <w:pPr>
-        <w:spacing w:after="0"/>
-        <w:ind w:firstLine="708"/>
-        <w:jc w:val="both"/>
-        <w:rPr>
-          <w:sz w:val="24"/>
-          <w:szCs w:val="24"/>
-        </w:rPr>
-      </w:pPr>
-      <w:r>
-        <w:rPr>
-          <w:sz w:val="24"/>
-          <w:szCs w:val="24"/>
-        </w:rPr>
-        <w:t xml:space="preserve">9.2. Расторжение настоящего Договора допускается по соглашению Сторон, </w:t>
-      </w:r>
-      <w:r>
-        <w:rPr>
-          <w:sz w:val="24"/>
-          <w:szCs w:val="24"/>
-        </w:rPr>
-        <w:br/>
-      </w:r>
-      <w:r>
-        <w:rPr>
-          <w:sz w:val="24"/>
-          <w:szCs w:val="24"/>
-        </w:rPr>
-        <w:t xml:space="preserve">по решению суда, в случае одностороннего отказа Стороны Договора от исполнения Договора в соответствии с законодательством и настоящим Договором.</w:t>
-      </w:r>
-    </w:p>
-    <w:p>
-      <w:pPr>
-        <w:spacing w:after="0"/>
-        <w:ind w:firstLine="708"/>
-        <w:jc w:val="both"/>
-        <w:rPr>
-          <w:sz w:val="24"/>
-          <w:szCs w:val="24"/>
-        </w:rPr>
-      </w:pPr>
-      <w:r>
-        <w:rPr>
-          <w:sz w:val="24"/>
-          <w:szCs w:val="24"/>
-        </w:rPr>
-        <w:t xml:space="preserve">9.3. Заказчик вправе в одностороннем порядке отказаться от исполнения обязательств по настоящему Договору силами Исполнителя, в случаях:</w:t>
-      </w:r>
-    </w:p>
-    <w:p>
-      <w:pPr>
-        <w:spacing w:after="0"/>
-        <w:ind w:firstLine="708"/>
-        <w:jc w:val="both"/>
-        <w:rPr>
-          <w:sz w:val="24"/>
-          <w:szCs w:val="24"/>
-        </w:rPr>
-      </w:pPr>
-      <w:r>
-        <w:rPr>
-          <w:sz w:val="24"/>
-          <w:szCs w:val="24"/>
-        </w:rPr>
-        <w:t>-</w:t>
-      </w:r>
-      <w:r>
-        <w:rPr>
-          <w:sz w:val="24"/>
-          <w:szCs w:val="24"/>
-        </w:rPr>
-        <w:tab/>
-        <w:t>если Исполнитель не может оказать Услуги в объеме и сроки, предусмотренные настоящим Договором;</w:t>
-      </w:r>
-    </w:p>
-    <w:p>
-      <w:pPr>
-        <w:spacing w:after="0"/>
-        <w:ind w:firstLine="708"/>
-        <w:jc w:val="both"/>
-        <w:rPr>
-          <w:sz w:val="24"/>
-          <w:szCs w:val="24"/>
-        </w:rPr>
-      </w:pPr>
-      <w:r>
-        <w:rPr>
-          <w:sz w:val="24"/>
-          <w:szCs w:val="24"/>
-        </w:rPr>
-        <w:t>-</w:t>
-      </w:r>
-      <w:r>
-        <w:rPr>
-          <w:sz w:val="24"/>
-          <w:szCs w:val="24"/>
-        </w:rPr>
-        <w:tab/>
-        <w:t>существенного нарушения/неисполнения Исполнителем своих обязательств по Договору, оказания Услуг ненадлежащего качества;</w:t>
-      </w:r>
-    </w:p>
-    <w:p>
-      <w:pPr>
-        <w:spacing w:after="0"/>
-        <w:ind w:firstLine="708"/>
-        <w:jc w:val="both"/>
-        <w:rPr>
-          <w:sz w:val="24"/>
-          <w:szCs w:val="24"/>
-        </w:rPr>
-      </w:pPr>
-      <w:r>
-        <w:rPr>
-          <w:sz w:val="24"/>
-          <w:szCs w:val="24"/>
-        </w:rPr>
-        <w:t>-</w:t>
-      </w:r>
-      <w:r>
-        <w:rPr>
-          <w:sz w:val="24"/>
-          <w:szCs w:val="24"/>
-        </w:rPr>
-        <w:tab/>
-        <w:t xml:space="preserve">если в ходе исполнения Договора будет установлено, что Исполнитель </w:t>
-      </w:r>
-      <w:r>
-        <w:rPr>
-          <w:sz w:val="24"/>
-          <w:szCs w:val="24"/>
-        </w:rPr>
-        <w:br/>
-      </w:r>
-      <w:r>
-        <w:rPr>
-          <w:sz w:val="24"/>
-          <w:szCs w:val="24"/>
-        </w:rPr>
-        <w:t xml:space="preserve">и (или) оказываемые Услуги не соответствуют требованиям к Услуге, установленным законодательством Российской Федерации и (или) условиям настоящего Договора, </w:t>
-      </w:r>
-      <w:r>
-        <w:rPr>
-          <w:sz w:val="24"/>
-          <w:szCs w:val="24"/>
-        </w:rPr>
-        <w:br/>
-      </w:r>
-      <w:r>
-        <w:rPr>
-          <w:sz w:val="24"/>
-          <w:szCs w:val="24"/>
-        </w:rPr>
-        <w:t xml:space="preserve">или Исполнитель представил недостоверную информацию о своем соответствии </w:t>
-      </w:r>
-      <w:r>
-        <w:rPr>
-          <w:sz w:val="24"/>
-          <w:szCs w:val="24"/>
-        </w:rPr>
-        <w:br/>
-      </w:r>
-      <w:r>
-        <w:rPr>
-          <w:sz w:val="24"/>
-          <w:szCs w:val="24"/>
-        </w:rPr>
-        <w:t>и (или) соответствии Услуг таким требованиям;</w:t>
-      </w:r>
-    </w:p>
-    <w:p>
-      <w:pPr>
-        <w:spacing w:after="0"/>
-        <w:ind w:firstLine="708"/>
-        <w:jc w:val="both"/>
-        <w:rPr>
-          <w:sz w:val="24"/>
-          <w:szCs w:val="24"/>
-        </w:rPr>
-      </w:pPr>
-      <w:r>
-        <w:rPr>
-          <w:sz w:val="24"/>
-          <w:szCs w:val="24"/>
-        </w:rPr>
-        <w:t>-</w:t>
-      </w:r>
-      <w:r>
-        <w:rPr>
-          <w:sz w:val="24"/>
-          <w:szCs w:val="24"/>
-        </w:rPr>
-        <w:tab/>
-        <w:t>ликвидации Исполнителя, кроме случаев, когда законом или иными правовыми актами исполнение обязательства Исполнителя возлагается на другое лицо;</w:t>
-      </w:r>
-    </w:p>
-    <w:p>
-      <w:pPr>
-        <w:spacing w:after="0"/>
-        <w:ind w:firstLine="708"/>
-        <w:jc w:val="both"/>
-        <w:rPr>
-          <w:sz w:val="24"/>
-          <w:szCs w:val="24"/>
-        </w:rPr>
-      </w:pPr>
-      <w:r>
-        <w:rPr>
-          <w:sz w:val="24"/>
-          <w:szCs w:val="24"/>
-        </w:rPr>
-        <w:t>-</w:t>
-      </w:r>
-      <w:r>
-        <w:rPr>
-          <w:sz w:val="24"/>
-          <w:szCs w:val="24"/>
-        </w:rPr>
-        <w:tab/>
-        <w:t xml:space="preserve">в иных случаях, предусмотренных действующим законодательством </w:t>
-      </w:r>
-      <w:r>
-        <w:rPr>
-          <w:sz w:val="24"/>
-          <w:szCs w:val="24"/>
-        </w:rPr>
-        <w:br/>
-      </w:r>
-      <w:r>
-        <w:rPr>
-          <w:sz w:val="24"/>
-          <w:szCs w:val="24"/>
-        </w:rPr>
-        <w:t xml:space="preserve">и настоящим Договором.</w:t>
-      </w:r>
-    </w:p>
-    <w:p>
-      <w:pPr>
-        <w:spacing w:after="0"/>
-        <w:ind w:firstLine="708"/>
-        <w:jc w:val="both"/>
-        <w:rPr>
-          <w:sz w:val="24"/>
-          <w:szCs w:val="24"/>
-        </w:rPr>
-      </w:pPr>
-      <w:r>
-        <w:rPr>
-          <w:sz w:val="24"/>
-          <w:szCs w:val="24"/>
-        </w:rPr>
-        <w:t xml:space="preserve">9.3.1. Решение Заказчика об одностороннем отказе от исполнения Договора направляется Исполнителю по почте заказным письмом с уведомлением о вручении </w:t>
-      </w:r>
-      <w:r>
-        <w:rPr>
-          <w:sz w:val="24"/>
-          <w:szCs w:val="24"/>
-        </w:rPr>
-        <w:br/>
-      </w:r>
-      <w:r>
-        <w:rPr>
-          <w:sz w:val="24"/>
-          <w:szCs w:val="24"/>
-        </w:rPr>
-        <w:t xml:space="preserve">по адресу Исполнителя, указанному в Договоре, либо с использованием иных средств связи и доставки, обеспечивающих фиксирование такого уведомления и получение Заказчиком подтверждения о его вручении Исполнителю. Датой надлежащего уведомления Исполнителя признается дата получения Заказчиком подтверждения о вручении Исполнителю указанного уведомления либо дата получения Заказчиком информации </w:t>
-      </w:r>
-      <w:r>
-        <w:rPr>
-          <w:sz w:val="24"/>
-          <w:szCs w:val="24"/>
-        </w:rPr>
-        <w:br/>
-      </w:r>
-      <w:r>
-        <w:rPr>
-          <w:sz w:val="24"/>
-          <w:szCs w:val="24"/>
-        </w:rPr>
-        <w:t xml:space="preserve">об отсутствии Исполнителя по его адресу, указанному в Договоре. При невозможности получения указанных подтверждения либо информации датой такого надлежащего уведомления признается дата по истечении тридцати дней с даты направления Заказчиком уведомления Исполнителю.</w:t>
-      </w:r>
-    </w:p>
-    <w:p>
-      <w:pPr>
-        <w:spacing w:after="0"/>
-        <w:ind w:firstLine="708"/>
-        <w:jc w:val="both"/>
-        <w:rPr>
-          <w:sz w:val="24"/>
-          <w:szCs w:val="24"/>
-        </w:rPr>
-      </w:pPr>
-      <w:r>
-        <w:rPr>
-          <w:sz w:val="24"/>
-          <w:szCs w:val="24"/>
-        </w:rPr>
-        <w:t xml:space="preserve">Договор будет считаться расторгнутым через 10 (десять) календарных дней с даты надлежащего уведомления Заказчиком Исполнителя об одностороннем отказе </w:t>
-      </w:r>
-      <w:r>
-        <w:rPr>
-          <w:sz w:val="24"/>
-          <w:szCs w:val="24"/>
-        </w:rPr>
-        <w:br/>
-      </w:r>
-      <w:r>
-        <w:rPr>
-          <w:sz w:val="24"/>
-          <w:szCs w:val="24"/>
-        </w:rPr>
-        <w:t xml:space="preserve">от исполнения Договора. В этом случае оплате подлежат только уже предоставленные Исполнителем и принятые Заказчиком Услуги, за вычетом причиненных Заказчику убытков (если таковые имели место) и дополнительных расходов (в том числе </w:t>
-      </w:r>
-      <w:r>
-        <w:rPr>
-          <w:sz w:val="24"/>
-          <w:szCs w:val="24"/>
-        </w:rPr>
-        <w:br/>
-      </w:r>
-      <w:r>
-        <w:rPr>
-          <w:sz w:val="24"/>
-          <w:szCs w:val="24"/>
-        </w:rPr>
-        <w:t xml:space="preserve">на устранение недостатков, возникших по вине Исполнителя).</w:t>
-      </w:r>
-    </w:p>
-    <w:p>
-      <w:pPr>
-        <w:spacing w:after="0"/>
-        <w:ind w:firstLine="708"/>
-        <w:jc w:val="both"/>
-        <w:rPr>
-          <w:sz w:val="24"/>
-          <w:szCs w:val="24"/>
-        </w:rPr>
-      </w:pPr>
-      <w:r>
-        <w:rPr>
-          <w:sz w:val="24"/>
-          <w:szCs w:val="24"/>
-        </w:rPr>
-        <w:lastRenderedPageBreak/>
-        <w:t xml:space="preserve">9.3.2. В </w:t>
-      </w:r>
-      <w:r>
-        <w:rPr>
-          <w:sz w:val="24"/>
-          <w:szCs w:val="24"/>
-        </w:rPr>
-        <w:t xml:space="preserve">случае отказа Заказчика от исполнения обязательств по настоящему Договору в результате ликвидации Исполнителя, Договор будет считаться расторгнутым </w:t>
-      </w:r>
-      <w:r>
-        <w:rPr>
-          <w:sz w:val="24"/>
-          <w:szCs w:val="24"/>
-        </w:rPr>
-        <w:br/>
-      </w:r>
-      <w:r>
-        <w:rPr>
-          <w:sz w:val="24"/>
-          <w:szCs w:val="24"/>
-        </w:rPr>
-        <w:t xml:space="preserve">с момента, когда Заказчику стало об этом известно. В этом случае Заказчик оформляет акт о прекращении обязательств по Договору.</w:t>
-      </w:r>
-    </w:p>
-    <w:p>
-      <w:pPr>
-        <w:spacing w:after="0"/>
-        <w:ind w:firstLine="708"/>
-        <w:jc w:val="both"/>
-        <w:rPr>
-          <w:sz w:val="24"/>
-          <w:szCs w:val="24"/>
-        </w:rPr>
-      </w:pPr>
-      <w:r>
-        <w:rPr>
-          <w:sz w:val="24"/>
-          <w:szCs w:val="24"/>
-        </w:rPr>
-        <w:t xml:space="preserve">9.4. Исполнитель вправе в одностороннем порядке отказаться от исполнения обязательств по настоящему Договору в случаях, предусмотренных действующим законодательством. Решение Исполнителя об одностороннем отказе от исполнения Договора направляется Заказчику по почте заказным письмом с уведомлением о вручении по адресу Заказчика, указанному в Договоре, либо с использованием иных средств связи </w:t>
-      </w:r>
-      <w:r>
-        <w:rPr>
-          <w:sz w:val="24"/>
-          <w:szCs w:val="24"/>
-        </w:rPr>
-        <w:br/>
-      </w:r>
-      <w:r>
-        <w:rPr>
-          <w:sz w:val="24"/>
-          <w:szCs w:val="24"/>
-        </w:rPr>
-        <w:t xml:space="preserve">и доставки, обеспечивающих фиксирование такого уведомления и получение Исполнителем подтверждения о его вручении Заказчику. Договор будет считаться расторгнутым через 10 (десять) календарных дней с даты надлежащего уведомления Исполнителем Заказчика об одностороннем отказе от исполнения Договора.</w:t>
-      </w:r>
-    </w:p>
-    <w:p>
-      <w:pPr>
-        <w:spacing w:after="0"/>
-        <w:ind w:firstLine="708"/>
-        <w:jc w:val="center"/>
-        <w:rPr>
-          <w:b/>
-          <w:bCs/>
-          <w:sz w:val="24"/>
-          <w:szCs w:val="24"/>
-        </w:rPr>
-      </w:pPr>
-      <w:r>
-        <w:rPr>
-          <w:b/>
-          <w:bCs/>
-          <w:sz w:val="24"/>
-          <w:szCs w:val="24"/>
-        </w:rPr>
-        <w:t xml:space="preserve">10. Иные условия Договора</w:t>
-      </w:r>
-    </w:p>
-    <w:p>
-      <w:pPr>
-        <w:spacing w:after="0"/>
-        <w:ind w:firstLine="708"/>
-        <w:jc w:val="both"/>
-        <w:rPr>
-          <w:sz w:val="24"/>
-          <w:szCs w:val="24"/>
-        </w:rPr>
-      </w:pPr>
-      <w:r>
-        <w:rPr>
-          <w:sz w:val="24"/>
-          <w:szCs w:val="24"/>
-        </w:rPr>
-        <w:t xml:space="preserve">10.1. Стороны обязуются соблюдать конфиденциальность в отношении информации, полученной ими друг от друга, или ставшей известной им в ходе исполнения настоящего Договора, не открывать и не разглашать в общем или в частности информацию какой-либо третьей стороне без предварительного письменного согласия другой Стороны настоящего Договора.</w:t>
-      </w:r>
-    </w:p>
-    <w:p>
-      <w:pPr>
-        <w:spacing w:after="0"/>
-        <w:ind w:firstLine="708"/>
-        <w:jc w:val="both"/>
-        <w:rPr>
-          <w:sz w:val="24"/>
-          <w:szCs w:val="24"/>
-        </w:rPr>
-      </w:pPr>
-      <w:r>
-        <w:rPr>
-          <w:sz w:val="24"/>
-          <w:szCs w:val="24"/>
-        </w:rPr>
-        <w:t xml:space="preserve">10.2. Каждая из Сторон настоящего Договора принимает на себя обязательства </w:t>
-      </w:r>
-      <w:r>
-        <w:rPr>
-          <w:sz w:val="24"/>
-          <w:szCs w:val="24"/>
-        </w:rPr>
-        <w:br/>
-      </w:r>
-      <w:r>
-        <w:rPr>
-          <w:sz w:val="24"/>
-          <w:szCs w:val="24"/>
-        </w:rPr>
-        <w:t xml:space="preserve">по организации процессов обработки и защиты персональных данных, полученных </w:t>
-      </w:r>
-      <w:r>
-        <w:rPr>
-          <w:sz w:val="24"/>
-          <w:szCs w:val="24"/>
-        </w:rPr>
-        <w:br/>
-      </w:r>
-      <w:r>
-        <w:rPr>
-          <w:sz w:val="24"/>
-          <w:szCs w:val="24"/>
-        </w:rPr>
-        <w:t xml:space="preserve">в рамках исполнения настоящего Договора, в соответствии с требованиями Федерального закона от 27.07.2006 № 152-ФЗ «О персональных данных» и несет ответственность </w:t>
-      </w:r>
-      <w:r>
-        <w:rPr>
-          <w:sz w:val="24"/>
-          <w:szCs w:val="24"/>
-        </w:rPr>
-        <w:br/>
-      </w:r>
-      <w:r>
-        <w:rPr>
-          <w:sz w:val="24"/>
-          <w:szCs w:val="24"/>
-        </w:rPr>
-        <w:t xml:space="preserve">за нарушение норм, регулирующих обработку и защиту персональных данных.</w:t>
-      </w:r>
-    </w:p>
-    <w:p>
-      <w:pPr>
-        <w:spacing w:after="0"/>
-        <w:ind w:firstLine="708"/>
-        <w:jc w:val="both"/>
-        <w:rPr>
-          <w:sz w:val="24"/>
-          <w:szCs w:val="24"/>
-        </w:rPr>
-      </w:pPr>
-      <w:r>
-        <w:rPr>
-          <w:sz w:val="24"/>
-          <w:szCs w:val="24"/>
-        </w:rPr>
-        <w:t xml:space="preserve">10.3. Исполнитель, при заключении настоящего Договора, предоставляет Заказчику копии документов, указанных в п. 2.4.2 Договора.</w:t>
-      </w:r>
-    </w:p>
-    <w:p>
-      <w:pPr>
-        <w:spacing w:after="0"/>
-        <w:ind w:firstLine="708"/>
-        <w:jc w:val="both"/>
-        <w:rPr>
-          <w:sz w:val="24"/>
-          <w:szCs w:val="24"/>
-        </w:rPr>
-      </w:pPr>
-      <w:r>
-        <w:rPr>
-          <w:sz w:val="24"/>
-          <w:szCs w:val="24"/>
-        </w:rPr>
-        <w:t xml:space="preserve">10.4. Разногласия, возникающие в результате выполнения Сторонами своих обязательств по настоящему Договору, разрешаются путем переговоров. В случае недостижения согласия путем переговоров споры разрешаются в Арбитражном суде </w:t>
-      </w:r>
-      <w:r>
-        <w:rPr>
-          <w:sz w:val="24"/>
-          <w:szCs w:val="24"/>
-        </w:rPr>
-        <w:br/>
-      </w:r>
-      <w:r>
-        <w:rPr>
-          <w:sz w:val="24"/>
-          <w:szCs w:val="24"/>
-        </w:rPr>
-        <w:t xml:space="preserve">г. Москвы согласно действующему законодательству. Претензионный порядок для Сторон обязателен. Срок рассмотрения претензии 20 (двадцать) рабочих дней со дня получения претензии.</w:t>
-      </w:r>
-    </w:p>
-    <w:p>
-      <w:pPr>
-        <w:spacing w:after="0"/>
-        <w:ind w:firstLine="708"/>
-        <w:jc w:val="both"/>
-        <w:rPr>
-          <w:sz w:val="24"/>
-          <w:szCs w:val="24"/>
-        </w:rPr>
-      </w:pPr>
-      <w:r>
-        <w:rPr>
-          <w:sz w:val="24"/>
-          <w:szCs w:val="24"/>
-        </w:rPr>
-        <w:t>10.5. Антикоррупционная оговорка.</w:t>
-      </w:r>
-    </w:p>
-    <w:p>
-      <w:pPr>
-        <w:spacing w:after="0"/>
-        <w:ind w:firstLine="708"/>
-        <w:jc w:val="both"/>
-        <w:rPr>
-          <w:sz w:val="24"/>
-          <w:szCs w:val="24"/>
-        </w:rPr>
-      </w:pPr>
-      <w:r>
-        <w:rPr>
-          <w:sz w:val="24"/>
-          <w:szCs w:val="24"/>
-        </w:rPr>
-        <w:t>-</w:t>
-      </w:r>
-      <w:r>
-        <w:rPr>
-          <w:sz w:val="24"/>
-          <w:szCs w:val="24"/>
-        </w:rPr>
-        <w:tab/>
-        <w:t>При исполнении своих обязательств по настоящему Договору Стороны</w:t>
-      </w:r>
-      <w:r>
-        <w:rPr>
-          <w:sz w:val="24"/>
-          <w:szCs w:val="24"/>
-        </w:rPr>
-        <w:t xml:space="preserve">, </w:t>
-      </w:r>
-      <w:r>
-        <w:rPr>
-          <w:sz w:val="24"/>
-          <w:szCs w:val="24"/>
-        </w:rPr>
-        <w:br/>
-      </w:r>
-      <w:r>
-        <w:rPr>
-          <w:sz w:val="24"/>
-          <w:szCs w:val="24"/>
-        </w:rPr>
-        <w:t xml:space="preserve">их аффилированные лица, работники или посредники не выплачивают, не предлагают выплатить и не разрешают выплату каких-либо денежных средств или ценностей, прямо или косвенно, любым лицам для оказания влияния на действия или решения этих лиц </w:t>
-      </w:r>
-      <w:r>
-        <w:rPr>
-          <w:sz w:val="24"/>
-          <w:szCs w:val="24"/>
-        </w:rPr>
-        <w:br/>
-      </w:r>
-      <w:r>
-        <w:rPr>
-          <w:sz w:val="24"/>
-          <w:szCs w:val="24"/>
-        </w:rPr>
-        <w:t>с целью получить какие-либо неправомерные преимущества.</w:t>
-      </w:r>
-    </w:p>
-    <w:p>
-      <w:pPr>
-        <w:spacing w:after="0"/>
-        <w:ind w:firstLine="708"/>
-        <w:jc w:val="both"/>
-        <w:rPr>
-          <w:sz w:val="24"/>
-          <w:szCs w:val="24"/>
-        </w:rPr>
-      </w:pPr>
-      <w:r>
-        <w:rPr>
-          <w:sz w:val="24"/>
-          <w:szCs w:val="24"/>
-        </w:rPr>
-        <w:t>-</w:t>
-      </w:r>
-      <w:r>
-        <w:rPr>
-          <w:sz w:val="24"/>
-          <w:szCs w:val="24"/>
-        </w:rPr>
-        <w:tab/>
-        <w:t xml:space="preserve">При исполнении своих обязательств по настоящему Договору Стороны, </w:t>
-      </w:r>
-      <w:r>
-        <w:rPr>
-          <w:sz w:val="24"/>
-          <w:szCs w:val="24"/>
-        </w:rPr>
-        <w:br/>
-      </w:r>
-      <w:r>
-        <w:rPr>
-          <w:sz w:val="24"/>
-          <w:szCs w:val="24"/>
-        </w:rPr>
-        <w:t xml:space="preserve">их аффилированные лица, работники или посредники не осуществляют действия, квалифицируемые антикоррупционным законодательством, как дача/получение взятки, коммерческий подкуп, а также действия, нарушающие требования законодательства </w:t>
-      </w:r>
-      <w:r>
-        <w:rPr>
-          <w:sz w:val="24"/>
-          <w:szCs w:val="24"/>
-        </w:rPr>
-        <w:br/>
-      </w:r>
-      <w:r>
-        <w:rPr>
-          <w:sz w:val="24"/>
-          <w:szCs w:val="24"/>
-        </w:rPr>
-        <w:t>о противодействии легализации (отмыванию) доходов, полученных преступным путем.</w:t>
-      </w:r>
-    </w:p>
-    <w:p>
-      <w:pPr>
-        <w:spacing w:after="0"/>
-        <w:ind w:firstLine="708"/>
-        <w:jc w:val="both"/>
-        <w:rPr>
-          <w:sz w:val="24"/>
-          <w:szCs w:val="24"/>
-        </w:rPr>
-      </w:pPr>
-      <w:r>
-        <w:rPr>
-          <w:sz w:val="24"/>
-          <w:szCs w:val="24"/>
-        </w:rPr>
-        <w:t>-</w:t>
-      </w:r>
-      <w:r>
-        <w:rPr>
-          <w:sz w:val="24"/>
-          <w:szCs w:val="24"/>
-        </w:rPr>
-        <w:tab/>
-        <w:t>В случае возникновения у Стороны подозрений, что произошло или может произойти нарушение каких-либо положений настоящего пункта, соответствующая Сторона обязуется уведомить другую Сторону в письменной форме. После письменного уведомления</w:t>
-      </w:r>
-      <w:r>
-        <w:rPr>
-          <w:sz w:val="24"/>
-          <w:szCs w:val="24"/>
-        </w:rPr>
-        <w:t xml:space="preserve">, соответствующая Сторона имеет право приостановить исполнение обязательств по настоящему Договору до получения подтверждения. Это подтверждение должно быть направлено в течение 10 (десяти) рабочих дней с даты направления письменного уведомления.</w:t>
-      </w:r>
-    </w:p>
-    <w:p>
-      <w:pPr>
-        <w:spacing w:after="0"/>
-        <w:ind w:firstLine="708"/>
-        <w:jc w:val="both"/>
-        <w:rPr>
-          <w:sz w:val="24"/>
-          <w:szCs w:val="24"/>
-        </w:rPr>
-      </w:pPr>
-      <w:r>
-        <w:rPr>
-          <w:sz w:val="24"/>
-          <w:szCs w:val="24"/>
-        </w:rPr>
-        <w:t>-</w:t>
-      </w:r>
-      <w:r>
-        <w:rPr>
-          <w:sz w:val="24"/>
-          <w:szCs w:val="24"/>
-        </w:rPr>
-        <w:tab/>
-        <w:t xml:space="preserve">В письменном уведомлении Сторона обязана сослаться на факты </w:t>
-      </w:r>
-      <w:r>
-        <w:rPr>
-          <w:sz w:val="24"/>
-          <w:szCs w:val="24"/>
-        </w:rPr>
-        <w:br/>
-      </w:r>
-      <w:r>
-        <w:rPr>
-          <w:sz w:val="24"/>
-          <w:szCs w:val="24"/>
-        </w:rPr>
-        <w:t xml:space="preserve">или предоставить материалы, достоверно подтверждающие или дающие основание предполагать, что произошло или может произойти нарушение антикоррупционного законодательства или законодательства о противодействии легализации доходов, </w:t>
-      </w:r>
-      <w:r>
-        <w:rPr>
-          <w:sz w:val="24"/>
-          <w:szCs w:val="24"/>
-        </w:rPr>
-        <w:lastRenderedPageBreak/>
-        <w:t>полученных преступным путем, контрагентом, его аффилированными лицами, работниками или посредниками</w:t>
-      </w:r>
-      <w:r>
-        <w:rPr>
-          <w:sz w:val="24"/>
-          <w:szCs w:val="24"/>
-        </w:rPr>
-        <w:t>.</w:t>
-      </w:r>
-    </w:p>
-    <w:p>
-      <w:pPr>
-        <w:spacing w:after="0"/>
-        <w:ind w:firstLine="708"/>
-        <w:jc w:val="both"/>
-        <w:rPr>
-          <w:sz w:val="24"/>
-          <w:szCs w:val="24"/>
-        </w:rPr>
-      </w:pPr>
-      <w:r>
-        <w:rPr>
-          <w:sz w:val="24"/>
-          <w:szCs w:val="24"/>
-        </w:rPr>
-        <w:t xml:space="preserve">10.6. Стороны признают действительность сканированных копий документов, сообщений, направляемых сторонами друг другу с использованием адресов электронной почты (e-mail) сторон, указанных в разделе 11 настоящего Договора. Такие копии документов сохраняют свою силу до получения второй стороной подлинника соответствующего документа. Стороны обязуются обмениваться подлинниками документов в течение 10 (десяти) рабочих дней с момента получения сканированных копий таких документов.</w:t>
-      </w:r>
-    </w:p>
-    <w:p>
-      <w:pPr>
-        <w:spacing w:after="0"/>
-        <w:ind w:firstLine="708"/>
-        <w:jc w:val="both"/>
-        <w:rPr>
-          <w:sz w:val="24"/>
-          <w:szCs w:val="24"/>
-        </w:rPr>
-      </w:pPr>
-      <w:r>
-        <w:rPr>
-          <w:sz w:val="24"/>
-          <w:szCs w:val="24"/>
-        </w:rPr>
-        <w:t xml:space="preserve">10.7. Стороны обязаны извещать друг друга об изменении своего юридического адреса, реквизитов или контактного телефона, а также иных сведений не позднее 5 (пяти) календарных дней с момента их изменения.</w:t>
-      </w:r>
-    </w:p>
-    <w:p>
-      <w:pPr>
-        <w:spacing w:after="0"/>
-        <w:ind w:firstLine="708"/>
-        <w:jc w:val="both"/>
-        <w:rPr>
-          <w:sz w:val="24"/>
-          <w:szCs w:val="24"/>
-        </w:rPr>
-      </w:pPr>
-      <w:r>
-        <w:rPr>
-          <w:sz w:val="24"/>
-          <w:szCs w:val="24"/>
-        </w:rPr>
-        <w:t xml:space="preserve">10.8. В случае изменения законодательства Российской Федерации, регулирующего отношения Сторон по настоящему Договору, Стороны заключают дополнительные соглашения, учитывающие такие изменения.</w:t>
-      </w:r>
-    </w:p>
-    <w:p>
-      <w:pPr>
-        <w:spacing w:after="0"/>
-        <w:ind w:firstLine="708"/>
-        <w:jc w:val="both"/>
-        <w:rPr>
-          <w:sz w:val="24"/>
-          <w:szCs w:val="24"/>
-        </w:rPr>
-      </w:pPr>
-      <w:r>
-        <w:rPr>
-          <w:sz w:val="24"/>
-          <w:szCs w:val="24"/>
-        </w:rPr>
-        <w:t xml:space="preserve">10.9. Во всем остальном, что не предусмотрено настоящим Договором, Стороны будут руководствоваться действующим законодательством Российской Федерации.</w:t>
-      </w:r>
-    </w:p>
-    <w:p>
-      <w:pPr>
-        <w:spacing w:after="0"/>
-        <w:ind w:firstLine="708"/>
-        <w:jc w:val="both"/>
-        <w:rPr>
-          <w:sz w:val="24"/>
-          <w:szCs w:val="24"/>
-        </w:rPr>
-      </w:pPr>
-      <w:r>
-        <w:rPr>
-          <w:sz w:val="24"/>
-          <w:szCs w:val="24"/>
-        </w:rPr>
-        <w:t xml:space="preserve">10.10. Настоящий Договор составлен в 2 (двух) экземплярах, имеющих одинаковую юридическую силу, из которых один находится у Заказчика, второй - у Исполнителя, </w:t>
-      </w:r>
-      <w:r>
-        <w:rPr>
-          <w:sz w:val="24"/>
-          <w:szCs w:val="24"/>
-        </w:rPr>
-        <w:br/>
-      </w:r>
-      <w:r>
-        <w:rPr>
-          <w:sz w:val="24"/>
-          <w:szCs w:val="24"/>
-        </w:rPr>
-        <w:t xml:space="preserve">все экземпляры имеют одинаковую юридическую силу.</w:t>
-      </w:r>
-    </w:p>
-    <w:p>
-      <w:pPr>
-        <w:spacing w:after="0"/>
-        <w:ind w:firstLine="708"/>
-        <w:jc w:val="both"/>
-        <w:rPr>
-          <w:sz w:val="24"/>
-          <w:szCs w:val="24"/>
-        </w:rPr>
-      </w:pPr>
-      <w:r>
-        <w:rPr>
-          <w:sz w:val="24"/>
-          <w:szCs w:val="24"/>
-        </w:rPr>
-        <w:t xml:space="preserve">10.11. Все Приложения Договора являются неотъемлемой частью настоящего Договора.</w:t>
-      </w:r>
-    </w:p>
-    <w:p>
-      <w:pPr>
-        <w:spacing w:after="0"/>
-        <w:ind w:firstLine="708"/>
-        <w:jc w:val="both"/>
-        <w:rPr>
-          <w:sz w:val="24"/>
-          <w:szCs w:val="24"/>
-        </w:rPr>
-      </w:pPr>
-      <w:commentRangeStart w:id="78"/>
-      <w:r>
-        <w:t>{%p if subsidy_extra_clause_1 %}</w:t>
-      </w:r>
-      <w:commentRangeEnd w:id="78"/>
-      <w:r>
-        <w:rPr>
-          <w:rStyle w:val="CommentReference"/>
-        </w:rPr>
-        <w:commentReference w:id="78"/>
-      </w:r>
-    </w:p>
-    <w:p>
-      <w:pPr>
-        <w:spacing w:after="0"/>
-        <w:ind w:firstLine="708"/>
-        <w:jc w:val="both"/>
-        <w:rPr>
-          <w:sz w:val="24"/>
-          <w:szCs w:val="24"/>
-        </w:rPr>
-      </w:pPr>
-      <w:commentRangeStart w:id="79"/>
-      <w:r>
-        <w:rPr>
-          <w:sz w:val="24"/>
-          <w:szCs w:val="24"/>
-        </w:rPr>
-        <w:t xml:space="preserve">10.12. {{subsidy_extra_clause_1}}</w:t>
-      </w:r>
-      <w:commentRangeEnd w:id="79"/>
-      <w:r>
-        <w:rPr>
-          <w:rStyle w:val="CommentReference"/>
-        </w:rPr>
-        <w:commentReference w:id="79"/>
-      </w:r>
-    </w:p>
-    <w:p>
-      <w:pPr>
-        <w:spacing w:after="0"/>
-        <w:ind w:firstLine="708"/>
-        <w:jc w:val="both"/>
-        <w:rPr>
-          <w:sz w:val="24"/>
-          <w:szCs w:val="24"/>
-        </w:rPr>
-      </w:pPr>
-      <w:commentRangeStart w:id="80"/>
-      <w:r>
-        <w:t>{%p endif %}</w:t>
-      </w:r>
-      <w:commentRangeEnd w:id="80"/>
-      <w:r>
-        <w:rPr>
-          <w:rStyle w:val="CommentReference"/>
-        </w:rPr>
-        <w:commentReference w:id="80"/>
-      </w:r>
-    </w:p>
-    <w:p>
-      <w:pPr>
-        <w:spacing w:after="0"/>
-        <w:ind w:firstLine="708"/>
-        <w:jc w:val="both"/>
-        <w:rPr>
-          <w:sz w:val="24"/>
-          <w:szCs w:val="24"/>
-        </w:rPr>
-      </w:pPr>
       <w:commentRangeStart w:id="81"/>
-      <w:r>
-        <w:t>{%p if subsidy_extra_clause_2 %}</w:t>
-      </w:r>
-      <w:commentRangeEnd w:id="81"/>
-      <w:r>
-        <w:rPr>
-          <w:rStyle w:val="CommentReference"/>
-        </w:rPr>
-        <w:commentReference w:id="81"/>
-      </w:r>
-    </w:p>
-    <w:p>
-      <w:pPr>
-        <w:spacing w:after="0"/>
-        <w:ind w:firstLine="708"/>
-        <w:jc w:val="both"/>
-        <w:rPr>
-          <w:sz w:val="24"/>
-          <w:szCs w:val="24"/>
-        </w:rPr>
-      </w:pPr>
       <w:commentRangeStart w:id="82"/>
       <w:commentRangeStart w:id="83"/>
       <w:commentRangeStart w:id="84"/>
+      <w:r>
+        <w:rPr>
+          <w:sz w:val="24"/>
+          <w:szCs w:val="24"/>
+        </w:rPr>
+        <w:t xml:space="preserve">8.1. Настоящий Договор вступает в силу с момента заключения и действует {%- if contract_end_date %} по «{{ contract_end_date }}» (включительно){%- else %} до полного исполнения Сторонами принятых на себя обязательств{%- endif %}.</w:t>
+      </w:r>
+      <w:commentRangeEnd w:id="84"/>
+      <w:r>
+        <w:rPr>
+          <w:rStyle w:val="CommentReference"/>
+        </w:rPr>
+        <w:commentReference w:id="84"/>
+      </w:r>
+      <w:commentRangeEnd w:id="83"/>
+      <w:r>
+        <w:rPr>
+          <w:rStyle w:val="CommentReference"/>
+        </w:rPr>
+        <w:commentReference w:id="83"/>
+      </w:r>
+      <w:commentRangeEnd w:id="82"/>
+      <w:r>
+        <w:rPr>
+          <w:rStyle w:val="CommentReference"/>
+        </w:rPr>
+        <w:commentReference w:id="82"/>
+      </w:r>
+      <w:commentRangeEnd w:id="81"/>
+      <w:r>
+        <w:rPr>
+          <w:rStyle w:val="CommentReference"/>
+        </w:rPr>
+        <w:commentReference w:id="81"/>
+      </w:r>
+      <w:r>
+        <w:rPr>
+          <w:i/>
+          <w:iCs/>
+          <w:sz w:val="24"/>
+          <w:szCs w:val="24"/>
+          <w:highlight w:val="yellow"/>
+        </w:rPr>
+        <w:t xml:space="preserve"/>
+      </w:r>
+      <w:r>
+        <w:rPr>
+          <w:sz w:val="24"/>
+          <w:szCs w:val="24"/>
+          <w:highlight w:val="yellow"/>
+        </w:rPr>
+        <w:t xml:space="preserve"/>
+      </w:r>
+    </w:p>
+    <w:p>
+      <w:pPr>
+        <w:spacing w:after="0"/>
+        <w:ind w:firstLine="708"/>
+        <w:jc w:val="both"/>
+        <w:rPr>
+          <w:i/>
+          <w:iCs/>
+          <w:sz w:val="24"/>
+          <w:szCs w:val="24"/>
+        </w:rPr>
+      </w:pPr>
       <w:commentRangeStart w:id="85"/>
       <w:r>
-        <w:rPr>
-          <w:sz w:val="24"/>
-          <w:szCs w:val="24"/>
-        </w:rPr>
-        <w:t xml:space="preserve">{% if subsidy_extra_clause_1 %}10.13{% else %}10.12{% endif %}. {{subsidy_extra_clause_2}}</w:t>
+        <w:t>{%p if is_retroactive %}</w:t>
       </w:r>
       <w:commentRangeEnd w:id="85"/>
       <w:r>
@@ -6106,34 +5108,47 @@
         </w:rPr>
         <w:commentReference w:id="85"/>
       </w:r>
-      <w:commentRangeEnd w:id="84"/>
-      <w:r>
-        <w:rPr>
-          <w:rStyle w:val="CommentReference"/>
-        </w:rPr>
-        <w:commentReference w:id="84"/>
-      </w:r>
-      <w:commentRangeEnd w:id="83"/>
-      <w:r>
-        <w:rPr>
-          <w:rStyle w:val="CommentReference"/>
-        </w:rPr>
-        <w:commentReference w:id="83"/>
-      </w:r>
-      <w:commentRangeEnd w:id="82"/>
-      <w:r>
-        <w:rPr>
-          <w:rStyle w:val="CommentReference"/>
-        </w:rPr>
-        <w:commentReference w:id="82"/>
-      </w:r>
-    </w:p>
-    <w:p>
-      <w:pPr>
-        <w:spacing w:after="0"/>
-        <w:ind w:firstLine="708"/>
-        <w:jc w:val="both"/>
-        <w:rPr>
+    </w:p>
+    <w:p>
+      <w:pPr>
+        <w:spacing w:after="0"/>
+        <w:ind w:firstLine="708"/>
+        <w:jc w:val="both"/>
+        <w:rPr>
+          <w:i/>
+          <w:iCs/>
+          <w:sz w:val="24"/>
+          <w:szCs w:val="24"/>
+        </w:rPr>
+      </w:pPr>
+      <w:r>
+        <w:rPr>
+          <w:i/>
+          <w:iCs/>
+          <w:sz w:val="24"/>
+          <w:szCs w:val="24"/>
+          <w:highlight w:val="yellow"/>
+        </w:rPr>
+        <w:t xml:space="preserve">Стороны, в порядке п. 2 ст. 425 ГК РФ договорились, что условия настоящего Договора применяются к отношениям Сторон, возникшим с даты начала оказания Услуг, указанной в п. 1.2 настоящего Договора</w:t>
+      </w:r>
+      <w:r>
+        <w:rPr>
+          <w:i/>
+          <w:iCs/>
+          <w:sz w:val="24"/>
+          <w:szCs w:val="24"/>
+        </w:rPr>
+        <w:t>.</w:t>
+      </w:r>
+    </w:p>
+    <w:p>
+      <w:pPr>
+        <w:spacing w:after="0"/>
+        <w:ind w:firstLine="708"/>
+        <w:jc w:val="both"/>
+        <w:rPr>
+          <w:i/>
+          <w:iCs/>
           <w:sz w:val="24"/>
           <w:szCs w:val="24"/>
         </w:rPr>
@@ -6165,7 +5180,986 @@
           <w:sz w:val="24"/>
           <w:szCs w:val="24"/>
         </w:rPr>
-        <w:t xml:space="preserve">10.{{ 12 + (1 if subsidy_extra_clause_1 else 0) + (1 if subsidy_extra_clause_2 else 0) }}. Приложения:</w:t>
+        <w:t xml:space="preserve">8.2. Окончание срока действия Договора не освобождает Исполнителя </w:t>
+      </w:r>
+      <w:r>
+        <w:rPr>
+          <w:sz w:val="24"/>
+          <w:szCs w:val="24"/>
+        </w:rPr>
+        <w:br/>
+      </w:r>
+      <w:r>
+        <w:rPr>
+          <w:sz w:val="24"/>
+          <w:szCs w:val="24"/>
+        </w:rPr>
+        <w:t xml:space="preserve">от ответственности за его нарушение (обязательств по возмещению убытков и выплате неустойки).</w:t>
+      </w:r>
+    </w:p>
+    <w:p>
+      <w:pPr>
+        <w:spacing w:after="0"/>
+        <w:ind w:firstLine="708"/>
+        <w:jc w:val="center"/>
+        <w:rPr>
+          <w:b/>
+          <w:bCs/>
+          <w:sz w:val="24"/>
+          <w:szCs w:val="24"/>
+        </w:rPr>
+      </w:pPr>
+      <w:r>
+        <w:rPr>
+          <w:b/>
+          <w:bCs/>
+          <w:sz w:val="24"/>
+          <w:szCs w:val="24"/>
+        </w:rPr>
+        <w:t>9. Порядок изменения и расторжения Договора</w:t>
+      </w:r>
+    </w:p>
+    <w:p>
+      <w:pPr>
+        <w:spacing w:after="0"/>
+        <w:ind w:firstLine="708"/>
+        <w:jc w:val="both"/>
+        <w:rPr>
+          <w:sz w:val="24"/>
+          <w:szCs w:val="24"/>
+        </w:rPr>
+      </w:pPr>
+      <w:r>
+        <w:rPr>
+          <w:sz w:val="24"/>
+          <w:szCs w:val="24"/>
+        </w:rPr>
+        <w:t xml:space="preserve">9.1. По согласованию Сторон условия Договора могут быть изменены. </w:t>
+      </w:r>
+      <w:r>
+        <w:rPr>
+          <w:sz w:val="24"/>
+          <w:szCs w:val="24"/>
+        </w:rPr>
+        <w:br/>
+      </w:r>
+      <w:r>
+        <w:rPr>
+          <w:sz w:val="24"/>
+          <w:szCs w:val="24"/>
+        </w:rPr>
+        <w:t xml:space="preserve">Все изменения по Договору оформляются в письменном виде, подписываются обеими Сторонами и являются неотъемлемой частью Договора.</w:t>
+      </w:r>
+    </w:p>
+    <w:p>
+      <w:pPr>
+        <w:spacing w:after="0"/>
+        <w:ind w:firstLine="708"/>
+        <w:jc w:val="both"/>
+        <w:rPr>
+          <w:sz w:val="24"/>
+          <w:szCs w:val="24"/>
+        </w:rPr>
+      </w:pPr>
+      <w:r>
+        <w:rPr>
+          <w:sz w:val="24"/>
+          <w:szCs w:val="24"/>
+        </w:rPr>
+        <w:t xml:space="preserve">9.2. Расторжение настоящего Договора допускается по соглашению Сторон, </w:t>
+      </w:r>
+      <w:r>
+        <w:rPr>
+          <w:sz w:val="24"/>
+          <w:szCs w:val="24"/>
+        </w:rPr>
+        <w:br/>
+      </w:r>
+      <w:r>
+        <w:rPr>
+          <w:sz w:val="24"/>
+          <w:szCs w:val="24"/>
+        </w:rPr>
+        <w:t xml:space="preserve">по решению суда, в случае одностороннего отказа Стороны Договора от исполнения Договора в соответствии с законодательством и настоящим Договором.</w:t>
+      </w:r>
+    </w:p>
+    <w:p>
+      <w:pPr>
+        <w:spacing w:after="0"/>
+        <w:ind w:firstLine="708"/>
+        <w:jc w:val="both"/>
+        <w:rPr>
+          <w:sz w:val="24"/>
+          <w:szCs w:val="24"/>
+        </w:rPr>
+      </w:pPr>
+      <w:r>
+        <w:rPr>
+          <w:sz w:val="24"/>
+          <w:szCs w:val="24"/>
+        </w:rPr>
+        <w:t xml:space="preserve">9.3. Заказчик вправе в одностороннем порядке отказаться от исполнения обязательств по настоящему Договору силами Исполнителя, в случаях:</w:t>
+      </w:r>
+    </w:p>
+    <w:p>
+      <w:pPr>
+        <w:spacing w:after="0"/>
+        <w:ind w:firstLine="708"/>
+        <w:jc w:val="both"/>
+        <w:rPr>
+          <w:sz w:val="24"/>
+          <w:szCs w:val="24"/>
+        </w:rPr>
+      </w:pPr>
+      <w:r>
+        <w:rPr>
+          <w:sz w:val="24"/>
+          <w:szCs w:val="24"/>
+        </w:rPr>
+        <w:t>-</w:t>
+      </w:r>
+      <w:r>
+        <w:rPr>
+          <w:sz w:val="24"/>
+          <w:szCs w:val="24"/>
+        </w:rPr>
+        <w:tab/>
+        <w:t>если Исполнитель не может оказать Услуги в объеме и сроки, предусмотренные настоящим Договором;</w:t>
+      </w:r>
+    </w:p>
+    <w:p>
+      <w:pPr>
+        <w:spacing w:after="0"/>
+        <w:ind w:firstLine="708"/>
+        <w:jc w:val="both"/>
+        <w:rPr>
+          <w:sz w:val="24"/>
+          <w:szCs w:val="24"/>
+        </w:rPr>
+      </w:pPr>
+      <w:r>
+        <w:rPr>
+          <w:sz w:val="24"/>
+          <w:szCs w:val="24"/>
+        </w:rPr>
+        <w:t>-</w:t>
+      </w:r>
+      <w:r>
+        <w:rPr>
+          <w:sz w:val="24"/>
+          <w:szCs w:val="24"/>
+        </w:rPr>
+        <w:tab/>
+        <w:t>существенного нарушения/неисполнения Исполнителем своих обязательств по Договору, оказания Услуг ненадлежащего качества;</w:t>
+      </w:r>
+    </w:p>
+    <w:p>
+      <w:pPr>
+        <w:spacing w:after="0"/>
+        <w:ind w:firstLine="708"/>
+        <w:jc w:val="both"/>
+        <w:rPr>
+          <w:sz w:val="24"/>
+          <w:szCs w:val="24"/>
+        </w:rPr>
+      </w:pPr>
+      <w:r>
+        <w:rPr>
+          <w:sz w:val="24"/>
+          <w:szCs w:val="24"/>
+        </w:rPr>
+        <w:t>-</w:t>
+      </w:r>
+      <w:r>
+        <w:rPr>
+          <w:sz w:val="24"/>
+          <w:szCs w:val="24"/>
+        </w:rPr>
+        <w:tab/>
+        <w:t xml:space="preserve">если в ходе исполнения Договора будет установлено, что Исполнитель </w:t>
+      </w:r>
+      <w:r>
+        <w:rPr>
+          <w:sz w:val="24"/>
+          <w:szCs w:val="24"/>
+        </w:rPr>
+        <w:br/>
+      </w:r>
+      <w:r>
+        <w:rPr>
+          <w:sz w:val="24"/>
+          <w:szCs w:val="24"/>
+        </w:rPr>
+        <w:t xml:space="preserve">и (или) оказываемые Услуги не соответствуют требованиям к Услуге, установленным законодательством Российской Федерации и (или) условиям настоящего Договора, </w:t>
+      </w:r>
+      <w:r>
+        <w:rPr>
+          <w:sz w:val="24"/>
+          <w:szCs w:val="24"/>
+        </w:rPr>
+        <w:br/>
+      </w:r>
+      <w:r>
+        <w:rPr>
+          <w:sz w:val="24"/>
+          <w:szCs w:val="24"/>
+        </w:rPr>
+        <w:t xml:space="preserve">или Исполнитель представил недостоверную информацию о своем соответствии </w:t>
+      </w:r>
+      <w:r>
+        <w:rPr>
+          <w:sz w:val="24"/>
+          <w:szCs w:val="24"/>
+        </w:rPr>
+        <w:br/>
+      </w:r>
+      <w:r>
+        <w:rPr>
+          <w:sz w:val="24"/>
+          <w:szCs w:val="24"/>
+        </w:rPr>
+        <w:t>и (или) соответствии Услуг таким требованиям;</w:t>
+      </w:r>
+    </w:p>
+    <w:p>
+      <w:pPr>
+        <w:spacing w:after="0"/>
+        <w:ind w:firstLine="708"/>
+        <w:jc w:val="both"/>
+        <w:rPr>
+          <w:sz w:val="24"/>
+          <w:szCs w:val="24"/>
+        </w:rPr>
+      </w:pPr>
+      <w:r>
+        <w:rPr>
+          <w:sz w:val="24"/>
+          <w:szCs w:val="24"/>
+        </w:rPr>
+        <w:t>-</w:t>
+      </w:r>
+      <w:r>
+        <w:rPr>
+          <w:sz w:val="24"/>
+          <w:szCs w:val="24"/>
+        </w:rPr>
+        <w:tab/>
+        <w:t>ликвидации Исполнителя, кроме случаев, когда законом или иными правовыми актами исполнение обязательства Исполнителя возлагается на другое лицо;</w:t>
+      </w:r>
+    </w:p>
+    <w:p>
+      <w:pPr>
+        <w:spacing w:after="0"/>
+        <w:ind w:firstLine="708"/>
+        <w:jc w:val="both"/>
+        <w:rPr>
+          <w:sz w:val="24"/>
+          <w:szCs w:val="24"/>
+        </w:rPr>
+      </w:pPr>
+      <w:r>
+        <w:rPr>
+          <w:sz w:val="24"/>
+          <w:szCs w:val="24"/>
+        </w:rPr>
+        <w:t>-</w:t>
+      </w:r>
+      <w:r>
+        <w:rPr>
+          <w:sz w:val="24"/>
+          <w:szCs w:val="24"/>
+        </w:rPr>
+        <w:tab/>
+        <w:t xml:space="preserve">в иных случаях, предусмотренных действующим законодательством </w:t>
+      </w:r>
+      <w:r>
+        <w:rPr>
+          <w:sz w:val="24"/>
+          <w:szCs w:val="24"/>
+        </w:rPr>
+        <w:br/>
+      </w:r>
+      <w:r>
+        <w:rPr>
+          <w:sz w:val="24"/>
+          <w:szCs w:val="24"/>
+        </w:rPr>
+        <w:t xml:space="preserve">и настоящим Договором.</w:t>
+      </w:r>
+    </w:p>
+    <w:p>
+      <w:pPr>
+        <w:spacing w:after="0"/>
+        <w:ind w:firstLine="708"/>
+        <w:jc w:val="both"/>
+        <w:rPr>
+          <w:sz w:val="24"/>
+          <w:szCs w:val="24"/>
+        </w:rPr>
+      </w:pPr>
+      <w:r>
+        <w:rPr>
+          <w:sz w:val="24"/>
+          <w:szCs w:val="24"/>
+        </w:rPr>
+        <w:t xml:space="preserve">9.3.1. Решение Заказчика об одностороннем отказе от исполнения Договора направляется Исполнителю по почте заказным письмом с уведомлением о вручении </w:t>
+      </w:r>
+      <w:r>
+        <w:rPr>
+          <w:sz w:val="24"/>
+          <w:szCs w:val="24"/>
+        </w:rPr>
+        <w:br/>
+      </w:r>
+      <w:r>
+        <w:rPr>
+          <w:sz w:val="24"/>
+          <w:szCs w:val="24"/>
+        </w:rPr>
+        <w:t xml:space="preserve">по адресу Исполнителя, указанному в Договоре, либо с использованием иных средств связи и доставки, обеспечивающих фиксирование такого уведомления и получение Заказчиком подтверждения о его вручении Исполнителю. Датой надлежащего уведомления Исполнителя признается дата получения Заказчиком подтверждения о вручении Исполнителю указанного уведомления либо дата получения Заказчиком информации </w:t>
+      </w:r>
+      <w:r>
+        <w:rPr>
+          <w:sz w:val="24"/>
+          <w:szCs w:val="24"/>
+        </w:rPr>
+        <w:br/>
+      </w:r>
+      <w:r>
+        <w:rPr>
+          <w:sz w:val="24"/>
+          <w:szCs w:val="24"/>
+        </w:rPr>
+        <w:t xml:space="preserve">об отсутствии Исполнителя по его адресу, указанному в Договоре. При невозможности получения указанных подтверждения либо информации датой такого надлежащего уведомления признается дата по истечении тридцати дней с даты направления Заказчиком уведомления Исполнителю.</w:t>
+      </w:r>
+    </w:p>
+    <w:p>
+      <w:pPr>
+        <w:spacing w:after="0"/>
+        <w:ind w:firstLine="708"/>
+        <w:jc w:val="both"/>
+        <w:rPr>
+          <w:sz w:val="24"/>
+          <w:szCs w:val="24"/>
+        </w:rPr>
+      </w:pPr>
+      <w:r>
+        <w:rPr>
+          <w:sz w:val="24"/>
+          <w:szCs w:val="24"/>
+        </w:rPr>
+        <w:t xml:space="preserve">Договор будет считаться расторгнутым через 10 (десять) календарных дней с даты надлежащего уведомления Заказчиком Исполнителя об одностороннем отказе </w:t>
+      </w:r>
+      <w:r>
+        <w:rPr>
+          <w:sz w:val="24"/>
+          <w:szCs w:val="24"/>
+        </w:rPr>
+        <w:br/>
+      </w:r>
+      <w:r>
+        <w:rPr>
+          <w:sz w:val="24"/>
+          <w:szCs w:val="24"/>
+        </w:rPr>
+        <w:t xml:space="preserve">от исполнения Договора. В этом случае оплате подлежат только уже предоставленные Исполнителем и принятые Заказчиком Услуги, за вычетом причиненных Заказчику убытков (если таковые имели место) и дополнительных расходов (в том числе </w:t>
+      </w:r>
+      <w:r>
+        <w:rPr>
+          <w:sz w:val="24"/>
+          <w:szCs w:val="24"/>
+        </w:rPr>
+        <w:br/>
+      </w:r>
+      <w:r>
+        <w:rPr>
+          <w:sz w:val="24"/>
+          <w:szCs w:val="24"/>
+        </w:rPr>
+        <w:t xml:space="preserve">на устранение недостатков, возникших по вине Исполнителя).</w:t>
+      </w:r>
+    </w:p>
+    <w:p>
+      <w:pPr>
+        <w:spacing w:after="0"/>
+        <w:ind w:firstLine="708"/>
+        <w:jc w:val="both"/>
+        <w:rPr>
+          <w:sz w:val="24"/>
+          <w:szCs w:val="24"/>
+        </w:rPr>
+      </w:pPr>
+      <w:r>
+        <w:rPr>
+          <w:sz w:val="24"/>
+          <w:szCs w:val="24"/>
+        </w:rPr>
+        <w:lastRenderedPageBreak/>
+        <w:t xml:space="preserve">9.3.2. В </w:t>
+      </w:r>
+      <w:r>
+        <w:rPr>
+          <w:sz w:val="24"/>
+          <w:szCs w:val="24"/>
+        </w:rPr>
+        <w:t xml:space="preserve">случае отказа Заказчика от исполнения обязательств по настоящему Договору в результате ликвидации Исполнителя, Договор будет считаться расторгнутым </w:t>
+      </w:r>
+      <w:r>
+        <w:rPr>
+          <w:sz w:val="24"/>
+          <w:szCs w:val="24"/>
+        </w:rPr>
+        <w:br/>
+      </w:r>
+      <w:r>
+        <w:rPr>
+          <w:sz w:val="24"/>
+          <w:szCs w:val="24"/>
+        </w:rPr>
+        <w:t xml:space="preserve">с момента, когда Заказчику стало об этом известно. В этом случае Заказчик оформляет акт о прекращении обязательств по Договору.</w:t>
+      </w:r>
+    </w:p>
+    <w:p>
+      <w:pPr>
+        <w:spacing w:after="0"/>
+        <w:ind w:firstLine="708"/>
+        <w:jc w:val="both"/>
+        <w:rPr>
+          <w:sz w:val="24"/>
+          <w:szCs w:val="24"/>
+        </w:rPr>
+      </w:pPr>
+      <w:r>
+        <w:rPr>
+          <w:sz w:val="24"/>
+          <w:szCs w:val="24"/>
+        </w:rPr>
+        <w:t xml:space="preserve">9.4. Исполнитель вправе в одностороннем порядке отказаться от исполнения обязательств по настоящему Договору в случаях, предусмотренных действующим законодательством. Решение Исполнителя об одностороннем отказе от исполнения Договора направляется Заказчику по почте заказным письмом с уведомлением о вручении по адресу Заказчика, указанному в Договоре, либо с использованием иных средств связи </w:t>
+      </w:r>
+      <w:r>
+        <w:rPr>
+          <w:sz w:val="24"/>
+          <w:szCs w:val="24"/>
+        </w:rPr>
+        <w:br/>
+      </w:r>
+      <w:r>
+        <w:rPr>
+          <w:sz w:val="24"/>
+          <w:szCs w:val="24"/>
+        </w:rPr>
+        <w:t xml:space="preserve">и доставки, обеспечивающих фиксирование такого уведомления и получение Исполнителем подтверждения о его вручении Заказчику. Договор будет считаться расторгнутым через 10 (десять) календарных дней с даты надлежащего уведомления Исполнителем Заказчика об одностороннем отказе от исполнения Договора.</w:t>
+      </w:r>
+    </w:p>
+    <w:p>
+      <w:pPr>
+        <w:spacing w:after="0"/>
+        <w:ind w:firstLine="708"/>
+        <w:jc w:val="center"/>
+        <w:rPr>
+          <w:b/>
+          <w:bCs/>
+          <w:sz w:val="24"/>
+          <w:szCs w:val="24"/>
+        </w:rPr>
+      </w:pPr>
+      <w:r>
+        <w:rPr>
+          <w:b/>
+          <w:bCs/>
+          <w:sz w:val="24"/>
+          <w:szCs w:val="24"/>
+        </w:rPr>
+        <w:t xml:space="preserve">10. Иные условия Договора</w:t>
+      </w:r>
+    </w:p>
+    <w:p>
+      <w:pPr>
+        <w:spacing w:after="0"/>
+        <w:ind w:firstLine="708"/>
+        <w:jc w:val="both"/>
+        <w:rPr>
+          <w:sz w:val="24"/>
+          <w:szCs w:val="24"/>
+        </w:rPr>
+      </w:pPr>
+      <w:r>
+        <w:rPr>
+          <w:sz w:val="24"/>
+          <w:szCs w:val="24"/>
+        </w:rPr>
+        <w:t xml:space="preserve">10.1. Стороны обязуются соблюдать конфиденциальность в отношении информации, полученной ими друг от друга, или ставшей известной им в ходе исполнения настоящего Договора, не открывать и не разглашать в общем или в частности информацию какой-либо третьей стороне без предварительного письменного согласия другой Стороны настоящего Договора.</w:t>
+      </w:r>
+    </w:p>
+    <w:p>
+      <w:pPr>
+        <w:spacing w:after="0"/>
+        <w:ind w:firstLine="708"/>
+        <w:jc w:val="both"/>
+        <w:rPr>
+          <w:sz w:val="24"/>
+          <w:szCs w:val="24"/>
+        </w:rPr>
+      </w:pPr>
+      <w:r>
+        <w:rPr>
+          <w:sz w:val="24"/>
+          <w:szCs w:val="24"/>
+        </w:rPr>
+        <w:t xml:space="preserve">10.2. Каждая из Сторон настоящего Договора принимает на себя обязательства </w:t>
+      </w:r>
+      <w:r>
+        <w:rPr>
+          <w:sz w:val="24"/>
+          <w:szCs w:val="24"/>
+        </w:rPr>
+        <w:br/>
+      </w:r>
+      <w:r>
+        <w:rPr>
+          <w:sz w:val="24"/>
+          <w:szCs w:val="24"/>
+        </w:rPr>
+        <w:t xml:space="preserve">по организации процессов обработки и защиты персональных данных, полученных </w:t>
+      </w:r>
+      <w:r>
+        <w:rPr>
+          <w:sz w:val="24"/>
+          <w:szCs w:val="24"/>
+        </w:rPr>
+        <w:br/>
+      </w:r>
+      <w:r>
+        <w:rPr>
+          <w:sz w:val="24"/>
+          <w:szCs w:val="24"/>
+        </w:rPr>
+        <w:t xml:space="preserve">в рамках исполнения настоящего Договора, в соответствии с требованиями Федерального закона от 27.07.2006 № 152-ФЗ «О персональных данных» и несет ответственность </w:t>
+      </w:r>
+      <w:r>
+        <w:rPr>
+          <w:sz w:val="24"/>
+          <w:szCs w:val="24"/>
+        </w:rPr>
+        <w:br/>
+      </w:r>
+      <w:r>
+        <w:rPr>
+          <w:sz w:val="24"/>
+          <w:szCs w:val="24"/>
+        </w:rPr>
+        <w:t xml:space="preserve">за нарушение норм, регулирующих обработку и защиту персональных данных.</w:t>
+      </w:r>
+    </w:p>
+    <w:p>
+      <w:pPr>
+        <w:spacing w:after="0"/>
+        <w:ind w:firstLine="708"/>
+        <w:jc w:val="both"/>
+        <w:rPr>
+          <w:sz w:val="24"/>
+          <w:szCs w:val="24"/>
+        </w:rPr>
+      </w:pPr>
+      <w:r>
+        <w:rPr>
+          <w:sz w:val="24"/>
+          <w:szCs w:val="24"/>
+        </w:rPr>
+        <w:t xml:space="preserve">10.3. Исполнитель, при заключении настоящего Договора, предоставляет Заказчику копии документов, указанных в п. 2.4.2 Договора.</w:t>
+      </w:r>
+    </w:p>
+    <w:p>
+      <w:pPr>
+        <w:spacing w:after="0"/>
+        <w:ind w:firstLine="708"/>
+        <w:jc w:val="both"/>
+        <w:rPr>
+          <w:sz w:val="24"/>
+          <w:szCs w:val="24"/>
+        </w:rPr>
+      </w:pPr>
+      <w:r>
+        <w:rPr>
+          <w:sz w:val="24"/>
+          <w:szCs w:val="24"/>
+        </w:rPr>
+        <w:t xml:space="preserve">10.4. Разногласия, возникающие в результате выполнения Сторонами своих обязательств по настоящему Договору, разрешаются путем переговоров. В случае недостижения согласия путем переговоров споры разрешаются в Арбитражном суде </w:t>
+      </w:r>
+      <w:r>
+        <w:rPr>
+          <w:sz w:val="24"/>
+          <w:szCs w:val="24"/>
+        </w:rPr>
+        <w:br/>
+      </w:r>
+      <w:r>
+        <w:rPr>
+          <w:sz w:val="24"/>
+          <w:szCs w:val="24"/>
+        </w:rPr>
+        <w:t xml:space="preserve">г. Москвы согласно действующему законодательству. Претензионный порядок для Сторон обязателен. Срок рассмотрения претензии 20 (двадцать) рабочих дней со дня получения претензии.</w:t>
+      </w:r>
+    </w:p>
+    <w:p>
+      <w:pPr>
+        <w:spacing w:after="0"/>
+        <w:ind w:firstLine="708"/>
+        <w:jc w:val="both"/>
+        <w:rPr>
+          <w:sz w:val="24"/>
+          <w:szCs w:val="24"/>
+        </w:rPr>
+      </w:pPr>
+      <w:r>
+        <w:rPr>
+          <w:sz w:val="24"/>
+          <w:szCs w:val="24"/>
+        </w:rPr>
+        <w:t>10.5. Антикоррупционная оговорка.</w:t>
+      </w:r>
+    </w:p>
+    <w:p>
+      <w:pPr>
+        <w:spacing w:after="0"/>
+        <w:ind w:firstLine="708"/>
+        <w:jc w:val="both"/>
+        <w:rPr>
+          <w:sz w:val="24"/>
+          <w:szCs w:val="24"/>
+        </w:rPr>
+      </w:pPr>
+      <w:r>
+        <w:rPr>
+          <w:sz w:val="24"/>
+          <w:szCs w:val="24"/>
+        </w:rPr>
+        <w:t>-</w:t>
+      </w:r>
+      <w:r>
+        <w:rPr>
+          <w:sz w:val="24"/>
+          <w:szCs w:val="24"/>
+        </w:rPr>
+        <w:tab/>
+        <w:t>При исполнении своих обязательств по настоящему Договору Стороны</w:t>
+      </w:r>
+      <w:r>
+        <w:rPr>
+          <w:sz w:val="24"/>
+          <w:szCs w:val="24"/>
+        </w:rPr>
+        <w:t xml:space="preserve">, </w:t>
+      </w:r>
+      <w:r>
+        <w:rPr>
+          <w:sz w:val="24"/>
+          <w:szCs w:val="24"/>
+        </w:rPr>
+        <w:br/>
+      </w:r>
+      <w:r>
+        <w:rPr>
+          <w:sz w:val="24"/>
+          <w:szCs w:val="24"/>
+        </w:rPr>
+        <w:t xml:space="preserve">их аффилированные лица, работники или посредники не выплачивают, не предлагают выплатить и не разрешают выплату каких-либо денежных средств или ценностей, прямо или косвенно, любым лицам для оказания влияния на действия или решения этих лиц </w:t>
+      </w:r>
+      <w:r>
+        <w:rPr>
+          <w:sz w:val="24"/>
+          <w:szCs w:val="24"/>
+        </w:rPr>
+        <w:br/>
+      </w:r>
+      <w:r>
+        <w:rPr>
+          <w:sz w:val="24"/>
+          <w:szCs w:val="24"/>
+        </w:rPr>
+        <w:t>с целью получить какие-либо неправомерные преимущества.</w:t>
+      </w:r>
+    </w:p>
+    <w:p>
+      <w:pPr>
+        <w:spacing w:after="0"/>
+        <w:ind w:firstLine="708"/>
+        <w:jc w:val="both"/>
+        <w:rPr>
+          <w:sz w:val="24"/>
+          <w:szCs w:val="24"/>
+        </w:rPr>
+      </w:pPr>
+      <w:r>
+        <w:rPr>
+          <w:sz w:val="24"/>
+          <w:szCs w:val="24"/>
+        </w:rPr>
+        <w:t>-</w:t>
+      </w:r>
+      <w:r>
+        <w:rPr>
+          <w:sz w:val="24"/>
+          <w:szCs w:val="24"/>
+        </w:rPr>
+        <w:tab/>
+        <w:t xml:space="preserve">При исполнении своих обязательств по настоящему Договору Стороны, </w:t>
+      </w:r>
+      <w:r>
+        <w:rPr>
+          <w:sz w:val="24"/>
+          <w:szCs w:val="24"/>
+        </w:rPr>
+        <w:br/>
+      </w:r>
+      <w:r>
+        <w:rPr>
+          <w:sz w:val="24"/>
+          <w:szCs w:val="24"/>
+        </w:rPr>
+        <w:t xml:space="preserve">их аффилированные лица, работники или посредники не осуществляют действия, квалифицируемые антикоррупционным законодательством, как дача/получение взятки, коммерческий подкуп, а также действия, нарушающие требования законодательства </w:t>
+      </w:r>
+      <w:r>
+        <w:rPr>
+          <w:sz w:val="24"/>
+          <w:szCs w:val="24"/>
+        </w:rPr>
+        <w:br/>
+      </w:r>
+      <w:r>
+        <w:rPr>
+          <w:sz w:val="24"/>
+          <w:szCs w:val="24"/>
+        </w:rPr>
+        <w:t>о противодействии легализации (отмыванию) доходов, полученных преступным путем.</w:t>
+      </w:r>
+    </w:p>
+    <w:p>
+      <w:pPr>
+        <w:spacing w:after="0"/>
+        <w:ind w:firstLine="708"/>
+        <w:jc w:val="both"/>
+        <w:rPr>
+          <w:sz w:val="24"/>
+          <w:szCs w:val="24"/>
+        </w:rPr>
+      </w:pPr>
+      <w:r>
+        <w:rPr>
+          <w:sz w:val="24"/>
+          <w:szCs w:val="24"/>
+        </w:rPr>
+        <w:t>-</w:t>
+      </w:r>
+      <w:r>
+        <w:rPr>
+          <w:sz w:val="24"/>
+          <w:szCs w:val="24"/>
+        </w:rPr>
+        <w:tab/>
+        <w:t>В случае возникновения у Стороны подозрений, что произошло или может произойти нарушение каких-либо положений настоящего пункта, соответствующая Сторона обязуется уведомить другую Сторону в письменной форме. После письменного уведомления</w:t>
+      </w:r>
+      <w:r>
+        <w:rPr>
+          <w:sz w:val="24"/>
+          <w:szCs w:val="24"/>
+        </w:rPr>
+        <w:t xml:space="preserve">, соответствующая Сторона имеет право приостановить исполнение обязательств по настоящему Договору до получения подтверждения. Это подтверждение должно быть направлено в течение 10 (десяти) рабочих дней с даты направления письменного уведомления.</w:t>
+      </w:r>
+    </w:p>
+    <w:p>
+      <w:pPr>
+        <w:spacing w:after="0"/>
+        <w:ind w:firstLine="708"/>
+        <w:jc w:val="both"/>
+        <w:rPr>
+          <w:sz w:val="24"/>
+          <w:szCs w:val="24"/>
+        </w:rPr>
+      </w:pPr>
+      <w:r>
+        <w:rPr>
+          <w:sz w:val="24"/>
+          <w:szCs w:val="24"/>
+        </w:rPr>
+        <w:t>-</w:t>
+      </w:r>
+      <w:r>
+        <w:rPr>
+          <w:sz w:val="24"/>
+          <w:szCs w:val="24"/>
+        </w:rPr>
+        <w:tab/>
+        <w:t xml:space="preserve">В письменном уведомлении Сторона обязана сослаться на факты </w:t>
+      </w:r>
+      <w:r>
+        <w:rPr>
+          <w:sz w:val="24"/>
+          <w:szCs w:val="24"/>
+        </w:rPr>
+        <w:br/>
+      </w:r>
+      <w:r>
+        <w:rPr>
+          <w:sz w:val="24"/>
+          <w:szCs w:val="24"/>
+        </w:rPr>
+        <w:t xml:space="preserve">или предоставить материалы, достоверно подтверждающие или дающие основание предполагать, что произошло или может произойти нарушение антикоррупционного законодательства или законодательства о противодействии легализации доходов, </w:t>
+      </w:r>
+      <w:r>
+        <w:rPr>
+          <w:sz w:val="24"/>
+          <w:szCs w:val="24"/>
+        </w:rPr>
+        <w:lastRenderedPageBreak/>
+        <w:t>полученных преступным путем, контрагентом, его аффилированными лицами, работниками или посредниками</w:t>
+      </w:r>
+      <w:r>
+        <w:rPr>
+          <w:sz w:val="24"/>
+          <w:szCs w:val="24"/>
+        </w:rPr>
+        <w:t>.</w:t>
+      </w:r>
+    </w:p>
+    <w:p>
+      <w:pPr>
+        <w:spacing w:after="0"/>
+        <w:ind w:firstLine="708"/>
+        <w:jc w:val="both"/>
+        <w:rPr>
+          <w:sz w:val="24"/>
+          <w:szCs w:val="24"/>
+        </w:rPr>
+      </w:pPr>
+      <w:r>
+        <w:rPr>
+          <w:sz w:val="24"/>
+          <w:szCs w:val="24"/>
+        </w:rPr>
+        <w:t xml:space="preserve">10.6. Стороны признают действительность сканированных копий документов, сообщений, направляемых сторонами друг другу с использованием адресов электронной почты (e-mail) сторон, указанных в разделе 11 настоящего Договора. Такие копии документов сохраняют свою силу до получения второй стороной подлинника соответствующего документа. Стороны обязуются обмениваться подлинниками документов в течение 10 (десяти) рабочих дней с момента получения сканированных копий таких документов.</w:t>
+      </w:r>
+    </w:p>
+    <w:p>
+      <w:pPr>
+        <w:spacing w:after="0"/>
+        <w:ind w:firstLine="708"/>
+        <w:jc w:val="both"/>
+        <w:rPr>
+          <w:sz w:val="24"/>
+          <w:szCs w:val="24"/>
+        </w:rPr>
+      </w:pPr>
+      <w:r>
+        <w:rPr>
+          <w:sz w:val="24"/>
+          <w:szCs w:val="24"/>
+        </w:rPr>
+        <w:t xml:space="preserve">10.7. Стороны обязаны извещать друг друга об изменении своего юридического адреса, реквизитов или контактного телефона, а также иных сведений не позднее 5 (пяти) календарных дней с момента их изменения.</w:t>
+      </w:r>
+    </w:p>
+    <w:p>
+      <w:pPr>
+        <w:spacing w:after="0"/>
+        <w:ind w:firstLine="708"/>
+        <w:jc w:val="both"/>
+        <w:rPr>
+          <w:sz w:val="24"/>
+          <w:szCs w:val="24"/>
+        </w:rPr>
+      </w:pPr>
+      <w:r>
+        <w:rPr>
+          <w:sz w:val="24"/>
+          <w:szCs w:val="24"/>
+        </w:rPr>
+        <w:t xml:space="preserve">10.8. В случае изменения законодательства Российской Федерации, регулирующего отношения Сторон по настоящему Договору, Стороны заключают дополнительные соглашения, учитывающие такие изменения.</w:t>
+      </w:r>
+    </w:p>
+    <w:p>
+      <w:pPr>
+        <w:spacing w:after="0"/>
+        <w:ind w:firstLine="708"/>
+        <w:jc w:val="both"/>
+        <w:rPr>
+          <w:sz w:val="24"/>
+          <w:szCs w:val="24"/>
+        </w:rPr>
+      </w:pPr>
+      <w:r>
+        <w:rPr>
+          <w:sz w:val="24"/>
+          <w:szCs w:val="24"/>
+        </w:rPr>
+        <w:t xml:space="preserve">10.9. Во всем остальном, что не предусмотрено настоящим Договором, Стороны будут руководствоваться действующим законодательством Российской Федерации.</w:t>
+      </w:r>
+    </w:p>
+    <w:p>
+      <w:pPr>
+        <w:spacing w:after="0"/>
+        <w:ind w:firstLine="708"/>
+        <w:jc w:val="both"/>
+        <w:rPr>
+          <w:sz w:val="24"/>
+          <w:szCs w:val="24"/>
+        </w:rPr>
+      </w:pPr>
+      <w:r>
+        <w:rPr>
+          <w:sz w:val="24"/>
+          <w:szCs w:val="24"/>
+        </w:rPr>
+        <w:t xml:space="preserve">10.10. Настоящий Договор составлен в 2 (двух) экземплярах, имеющих одинаковую юридическую силу, из которых один находится у Заказчика, второй - у Исполнителя, </w:t>
+      </w:r>
+      <w:r>
+        <w:rPr>
+          <w:sz w:val="24"/>
+          <w:szCs w:val="24"/>
+        </w:rPr>
+        <w:br/>
+      </w:r>
+      <w:r>
+        <w:rPr>
+          <w:sz w:val="24"/>
+          <w:szCs w:val="24"/>
+        </w:rPr>
+        <w:t xml:space="preserve">все экземпляры имеют одинаковую юридическую силу.</w:t>
+      </w:r>
+    </w:p>
+    <w:p>
+      <w:pPr>
+        <w:spacing w:after="0"/>
+        <w:ind w:firstLine="708"/>
+        <w:jc w:val="both"/>
+        <w:rPr>
+          <w:sz w:val="24"/>
+          <w:szCs w:val="24"/>
+        </w:rPr>
+      </w:pPr>
+      <w:r>
+        <w:rPr>
+          <w:sz w:val="24"/>
+          <w:szCs w:val="24"/>
+        </w:rPr>
+        <w:t xml:space="preserve">10.11. Все Приложения Договора являются неотъемлемой частью настоящего Договора.</w:t>
+      </w:r>
+    </w:p>
+    <w:p>
+      <w:pPr>
+        <w:spacing w:after="0"/>
+        <w:ind w:firstLine="708"/>
+        <w:jc w:val="both"/>
+        <w:rPr>
+          <w:sz w:val="24"/>
+          <w:szCs w:val="24"/>
+        </w:rPr>
+      </w:pPr>
+      <w:r>
+        <w:rPr>
+          <w:sz w:val="24"/>
+          <w:szCs w:val="24"/>
+        </w:rPr>
+        <w:t xml:space="preserve">10.12. Приложения:</w:t>
       </w:r>
     </w:p>
     <w:p>
@@ -8698,7 +8692,7 @@
         <w:annotationRef/>
       </w:r>
       <w:r>
-        <w:t>Большой текст соглашения. Пример: (многострочный текст)</w:t>
+        <w:t>Текст соглашения о предоставлении субсидии — из карточки субсидии (поле «Текст соглашения»). Печатается ВНУТРИ существующего пункта 1.3 (не отдельным пунктом): если поле заполнено — пункт 1.3 печатает короткую форму с этой переменной; если поле пустое — пункт 1.3 печатается в прежней формулировке (через {{ customer_short_name }} и номер/дату соглашения из карточки субсидии).</w:t>
       </w:r>
     </w:p>
   </w:comment>
@@ -9370,11 +9364,155 @@
         <w:annotationRef/>
       </w:r>
       <w:r>
+        <w:t>Печатается, если в карточке субсидии заполнен дополнительный пункт №1. Пустое поле — пункта не будет</w:t>
+      </w:r>
+    </w:p>
+  </w:comment>
+  <w:comment w:id="73" w:author="Подсказка" w:initials="П" w:date="2026-01-01T00:00:00Z">
+    <w:p>
+      <w:pPr>
+        <w:pStyle w:val="CommentText"/>
+      </w:pPr>
+      <w:r>
+        <w:rPr>
+          <w:rStyle w:val="CommentReference"/>
+        </w:rPr>
+        <w:annotationRef/>
+      </w:r>
+      <w:r>
+        <w:t>Пункт из карточки субсидии («Дополнительный пункт договора №1»). Если в карточке пусто — пункта в договоре нет. Перенести в другой раздел: выделите три строки — {%p if subsidy_extra_clause_1 %}, сам пункт и {%p endif %} — вырежьте и вставьте в КОНЕЦ нужного раздела, затем замените номер «4.7» на следующий после последнего пункта этого раздела. Для пункта №2 номер записан двумя числами: {% if subsidy_extra_clause_1 %}4.8{% else %}4.7{% endif %} — первое число на 2 больше последнего пункта раздела, второе на 1 больше. Строки с {%p ... %} не удалять и не разрывать. Вставлять лучше в конец раздела: если вставить в середину, номера следующих пунктов придётся сдвигать вручную, и они останутся сдвинутыми, даже когда поле в карточке пустое.</w:t>
+      </w:r>
+    </w:p>
+  </w:comment>
+  <w:comment w:id="74" w:author="Подсказка" w:initials="П" w:date="2026-01-01T00:00:00Z">
+    <w:p>
+      <w:pPr>
+        <w:pStyle w:val="CommentText"/>
+      </w:pPr>
+      <w:r>
+        <w:rPr>
+          <w:rStyle w:val="CommentReference"/>
+        </w:rPr>
+        <w:annotationRef/>
+      </w:r>
+      <w:r>
+        <w:t>Конец условия</w:t>
+      </w:r>
+    </w:p>
+  </w:comment>
+  <w:comment w:id="75" w:author="Подсказка" w:initials="П" w:date="2026-01-01T00:00:00Z">
+    <w:p>
+      <w:pPr>
+        <w:pStyle w:val="CommentText"/>
+      </w:pPr>
+      <w:r>
+        <w:rPr>
+          <w:rStyle w:val="CommentReference"/>
+        </w:rPr>
+        <w:annotationRef/>
+      </w:r>
+      <w:r>
+        <w:t>Печатается, если в карточке субсидии заполнен дополнительный пункт №2. Пустое поле — пункта не будет</w:t>
+      </w:r>
+    </w:p>
+  </w:comment>
+  <w:comment w:id="76" w:author="Подсказка" w:initials="П" w:date="2026-01-01T00:00:00Z">
+    <w:p>
+      <w:pPr>
+        <w:pStyle w:val="CommentText"/>
+      </w:pPr>
+      <w:r>
+        <w:rPr>
+          <w:rStyle w:val="CommentReference"/>
+        </w:rPr>
+        <w:annotationRef/>
+      </w:r>
+      <w:r>
+        <w:t>Печатается, если в карточке субсидии заполнен дополнительный пункт №1. Пустое поле — пункта не будет</w:t>
+      </w:r>
+    </w:p>
+  </w:comment>
+  <w:comment w:id="77" w:author="Подсказка" w:initials="П" w:date="2026-01-01T00:00:00Z">
+    <w:p>
+      <w:pPr>
+        <w:pStyle w:val="CommentText"/>
+      </w:pPr>
+      <w:r>
+        <w:rPr>
+          <w:rStyle w:val="CommentReference"/>
+        </w:rPr>
+        <w:annotationRef/>
+      </w:r>
+      <w:r>
+        <w:t>Иначе — противоположный случай к условию выше</w:t>
+      </w:r>
+    </w:p>
+  </w:comment>
+  <w:comment w:id="78" w:author="Подсказка" w:initials="П" w:date="2026-01-01T00:00:00Z">
+    <w:p>
+      <w:pPr>
+        <w:pStyle w:val="CommentText"/>
+      </w:pPr>
+      <w:r>
+        <w:rPr>
+          <w:rStyle w:val="CommentReference"/>
+        </w:rPr>
+        <w:annotationRef/>
+      </w:r>
+      <w:r>
+        <w:t>Конец условия</w:t>
+      </w:r>
+    </w:p>
+  </w:comment>
+  <w:comment w:id="79" w:author="Подсказка" w:initials="П" w:date="2026-01-01T00:00:00Z">
+    <w:p>
+      <w:pPr>
+        <w:pStyle w:val="CommentText"/>
+      </w:pPr>
+      <w:r>
+        <w:rPr>
+          <w:rStyle w:val="CommentReference"/>
+        </w:rPr>
+        <w:annotationRef/>
+      </w:r>
+      <w:r>
+        <w:t>Пункт из карточки субсидии («Дополнительный пункт договора №2»). Если в карточке пусто — пункта в договоре нет. Перенести в другой раздел: выделите три строки — {%p if subsidy_extra_clause_2 %}, сам пункт и {%p endif %} — вырежьте и вставьте в КОНЕЦ нужного раздела, затем замените номер «4.7» на следующий после последнего пункта этого раздела. Для пункта №2 номер записан двумя числами: {% if subsidy_extra_clause_1 %}4.8{% else %}4.7{% endif %} — первое число на 2 больше последнего пункта раздела, второе на 1 больше. Строки с {%p ... %} не удалять и не разрывать. Вставлять лучше в конец раздела: если вставить в середину, номера следующих пунктов придётся сдвигать вручную, и они останутся сдвинутыми, даже когда поле в карточке пустое.</w:t>
+      </w:r>
+    </w:p>
+  </w:comment>
+  <w:comment w:id="80" w:author="Подсказка" w:initials="П" w:date="2026-01-01T00:00:00Z">
+    <w:p>
+      <w:pPr>
+        <w:pStyle w:val="CommentText"/>
+      </w:pPr>
+      <w:r>
+        <w:rPr>
+          <w:rStyle w:val="CommentReference"/>
+        </w:rPr>
+        <w:annotationRef/>
+      </w:r>
+      <w:r>
+        <w:t>Конец условия</w:t>
+      </w:r>
+    </w:p>
+  </w:comment>
+  <w:comment w:id="81" w:author="Подсказка" w:initials="П" w:date="2026-01-01T00:00:00Z">
+    <w:p>
+      <w:pPr>
+        <w:pStyle w:val="CommentText"/>
+      </w:pPr>
+      <w:r>
+        <w:rPr>
+          <w:rStyle w:val="CommentReference"/>
+        </w:rPr>
+        <w:annotationRef/>
+      </w:r>
+      <w:r>
         <w:t>Печатается, если у договора задана дата окончания. Иначе договор действует до полного исполнения обязательств</w:t>
       </w:r>
     </w:p>
   </w:comment>
-  <w:comment w:id="73" w:author="Подсказка" w:initials="П" w:date="2026-01-01T00:00:00Z">
+  <w:comment w:id="82" w:author="Подсказка" w:initials="П" w:date="2026-01-01T00:00:00Z">
     <w:p>
       <w:pPr>
         <w:pStyle w:val="CommentText"/>
@@ -9390,7 +9528,7 @@
       </w:r>
     </w:p>
   </w:comment>
-  <w:comment w:id="74" w:author="Подсказка" w:initials="П" w:date="2026-01-01T00:00:00Z">
+  <w:comment w:id="83" w:author="Подсказка" w:initials="П" w:date="2026-01-01T00:00:00Z">
     <w:p>
       <w:pPr>
         <w:pStyle w:val="CommentText"/>
@@ -9406,7 +9544,7 @@
       </w:r>
     </w:p>
   </w:comment>
-  <w:comment w:id="75" w:author="Подсказка" w:initials="П" w:date="2026-01-01T00:00:00Z">
+  <w:comment w:id="84" w:author="Подсказка" w:initials="П" w:date="2026-01-01T00:00:00Z">
     <w:p>
       <w:pPr>
         <w:pStyle w:val="CommentText"/>
@@ -9422,7 +9560,7 @@
       </w:r>
     </w:p>
   </w:comment>
-  <w:comment w:id="76" w:author="Подсказка" w:initials="П" w:date="2026-01-01T00:00:00Z">
+  <w:comment w:id="85" w:author="Подсказка" w:initials="П" w:date="2026-01-01T00:00:00Z">
     <w:p>
       <w:pPr>
         <w:pStyle w:val="CommentText"/>
@@ -9435,150 +9573,6 @@
       </w:r>
       <w:r>
         <w:t>Печатается, если договор заключается «задним числом» — условия применяются с даты начала работ (ст. 425 ГК РФ)</w:t>
-      </w:r>
-    </w:p>
-  </w:comment>
-  <w:comment w:id="77" w:author="Подсказка" w:initials="П" w:date="2026-01-01T00:00:00Z">
-    <w:p>
-      <w:pPr>
-        <w:pStyle w:val="CommentText"/>
-      </w:pPr>
-      <w:r>
-        <w:rPr>
-          <w:rStyle w:val="CommentReference"/>
-        </w:rPr>
-        <w:annotationRef/>
-      </w:r>
-      <w:r>
-        <w:t>Конец условия</w:t>
-      </w:r>
-    </w:p>
-  </w:comment>
-  <w:comment w:id="78" w:author="Подсказка" w:initials="П" w:date="2026-01-01T00:00:00Z">
-    <w:p>
-      <w:pPr>
-        <w:pStyle w:val="CommentText"/>
-      </w:pPr>
-      <w:r>
-        <w:rPr>
-          <w:rStyle w:val="CommentReference"/>
-        </w:rPr>
-        <w:annotationRef/>
-      </w:r>
-      <w:r>
-        <w:t>Печатается, если в карточке субсидии заполнен дополнительный пункт №1. Пустое поле — пункта не будет</w:t>
-      </w:r>
-    </w:p>
-  </w:comment>
-  <w:comment w:id="79" w:author="Подсказка" w:initials="П" w:date="2026-01-01T00:00:00Z">
-    <w:p>
-      <w:pPr>
-        <w:pStyle w:val="CommentText"/>
-      </w:pPr>
-      <w:r>
-        <w:rPr>
-          <w:rStyle w:val="CommentReference"/>
-        </w:rPr>
-        <w:annotationRef/>
-      </w:r>
-      <w:r>
-        <w:t>Дополнительный пункт договора №1 из карточки субсидии. Пустое поле — пункта в договоре нет. Пример: Исполнитель обязуется вести раздельный учёт средств, полученных по Договору.</w:t>
-      </w:r>
-    </w:p>
-  </w:comment>
-  <w:comment w:id="80" w:author="Подсказка" w:initials="П" w:date="2026-01-01T00:00:00Z">
-    <w:p>
-      <w:pPr>
-        <w:pStyle w:val="CommentText"/>
-      </w:pPr>
-      <w:r>
-        <w:rPr>
-          <w:rStyle w:val="CommentReference"/>
-        </w:rPr>
-        <w:annotationRef/>
-      </w:r>
-      <w:r>
-        <w:t>Конец условия</w:t>
-      </w:r>
-    </w:p>
-  </w:comment>
-  <w:comment w:id="81" w:author="Подсказка" w:initials="П" w:date="2026-01-01T00:00:00Z">
-    <w:p>
-      <w:pPr>
-        <w:pStyle w:val="CommentText"/>
-      </w:pPr>
-      <w:r>
-        <w:rPr>
-          <w:rStyle w:val="CommentReference"/>
-        </w:rPr>
-        <w:annotationRef/>
-      </w:r>
-      <w:r>
-        <w:t>Печатается, если в карточке субсидии заполнен дополнительный пункт №2. Пустое поле — пункта не будет</w:t>
-      </w:r>
-    </w:p>
-  </w:comment>
-  <w:comment w:id="82" w:author="Подсказка" w:initials="П" w:date="2026-01-01T00:00:00Z">
-    <w:p>
-      <w:pPr>
-        <w:pStyle w:val="CommentText"/>
-      </w:pPr>
-      <w:r>
-        <w:rPr>
-          <w:rStyle w:val="CommentReference"/>
-        </w:rPr>
-        <w:annotationRef/>
-      </w:r>
-      <w:r>
-        <w:t>Печатается, если в карточке субсидии заполнен дополнительный пункт №1. Пустое поле — пункта не будет</w:t>
-      </w:r>
-    </w:p>
-  </w:comment>
-  <w:comment w:id="83" w:author="Подсказка" w:initials="П" w:date="2026-01-01T00:00:00Z">
-    <w:p>
-      <w:pPr>
-        <w:pStyle w:val="CommentText"/>
-      </w:pPr>
-      <w:r>
-        <w:rPr>
-          <w:rStyle w:val="CommentReference"/>
-        </w:rPr>
-        <w:annotationRef/>
-      </w:r>
-      <w:r>
-        <w:t>Иначе — противоположный случай к условию выше</w:t>
-      </w:r>
-    </w:p>
-  </w:comment>
-  <w:comment w:id="84" w:author="Подсказка" w:initials="П" w:date="2026-01-01T00:00:00Z">
-    <w:p>
-      <w:pPr>
-        <w:pStyle w:val="CommentText"/>
-      </w:pPr>
-      <w:r>
-        <w:rPr>
-          <w:rStyle w:val="CommentReference"/>
-        </w:rPr>
-        <w:annotationRef/>
-      </w:r>
-      <w:r>
-        <w:t>Конец условия</w:t>
-      </w:r>
-    </w:p>
-  </w:comment>
-  <w:comment w:id="85" w:author="Подсказка" w:initials="П" w:date="2026-01-01T00:00:00Z">
-    <w:p>
-      <w:pPr>
-        <w:pStyle w:val="CommentText"/>
-      </w:pPr>
-      <w:r>
-        <w:rPr>
-          <w:rStyle w:val="CommentReference"/>
-        </w:rPr>
-        <w:annotationRef/>
-      </w:r>
-      <w:r>
-        <w:t>Дополнительный пункт договора №2 из карточки субсидии. Пустое поле — пункта в договоре нет. Пример: Стороны соглашаются на осуществление проверок соблюдения условий предоставления субсидии.</w:t>
       </w:r>
     </w:p>
   </w:comment>
